--- a/fuentes/123103_CF10_DU.docx
+++ b/fuentes/123103_CF10_DU.docx
@@ -1,14 +1,10 @@
 
 <file path=word/document.xml><?xml version="1.0" encoding="utf-8"?>
-<w:document xmlns:wpc="http://schemas.microsoft.com/office/word/2010/wordprocessingCanvas" xmlns:cx="http://schemas.microsoft.com/office/drawing/2014/chartex" xmlns:cx1="http://schemas.microsoft.com/office/drawing/2015/9/8/chartex" xmlns:cx2="http://schemas.microsoft.com/office/drawing/2015/10/21/chartex" xmlns:cx3="http://schemas.microsoft.com/office/drawing/2016/5/9/chartex" xmlns:cx4="http://schemas.microsoft.com/office/drawing/2016/5/10/chartex" xmlns:cx5="http://schemas.microsoft.com/office/drawing/2016/5/11/chartex" xmlns:cx6="http://schemas.microsoft.com/office/drawing/2016/5/12/chartex" xmlns:cx7="http://schemas.microsoft.com/office/drawing/2016/5/13/chartex" xmlns:cx8="http://schemas.microsoft.com/office/drawing/2016/5/14/chartex" xmlns:mc="http://schemas.openxmlformats.org/markup-compatibility/2006" xmlns:aink="http://schemas.microsoft.com/office/drawing/2016/ink" xmlns:am3d="http://schemas.microsoft.com/office/drawing/2017/model3d" xmlns:o="urn:schemas-microsoft-com:office:office" xmlns:r="http://schemas.openxmlformats.org/officeDocument/2006/relationships" xmlns:m="http://schemas.openxmlformats.org/officeDocument/2006/math" xmlns:v="urn:schemas-microsoft-com:vml" xmlns:wp14="http://schemas.microsoft.com/office/word/2010/wordprocessingDrawing" xmlns:wp="http://schemas.openxmlformats.org/drawingml/2006/wordprocessingDrawing" xmlns:w10="urn:schemas-microsoft-com:office:word" xmlns:w="http://schemas.openxmlformats.org/wordprocessingml/2006/main" xmlns:w14="http://schemas.microsoft.com/office/word/2010/wordml" xmlns:w15="http://schemas.microsoft.com/office/word/2012/wordml" xmlns:w16cex="http://schemas.microsoft.com/office/word/2018/wordml/cex" xmlns:w16cid="http://schemas.microsoft.com/office/word/2016/wordml/cid" xmlns:w16="http://schemas.microsoft.com/office/word/2018/wordml" xmlns:w16sdtdh="http://schemas.microsoft.com/office/word/2020/wordml/sdtdatahash" xmlns:w16se="http://schemas.microsoft.com/office/word/2015/wordml/symex" xmlns:wpg="http://schemas.microsoft.com/office/word/2010/wordprocessingGroup" xmlns:wpi="http://schemas.microsoft.com/office/word/2010/wordprocessingInk" xmlns:wne="http://schemas.microsoft.com/office/word/2006/wordml" xmlns:wps="http://schemas.microsoft.com/office/word/2010/wordprocessingShape" xmlns:a="http://schemas.openxmlformats.org/drawingml/2006/main" xmlns:adec="http://schemas.microsoft.com/office/drawing/2017/decorative" xmlns:pic="http://schemas.openxmlformats.org/drawingml/2006/picture" xmlns:a14="http://schemas.microsoft.com/office/drawing/2010/main" xmlns:asvg="http://schemas.microsoft.com/office/drawing/2016/SVG/main" mc:Ignorable="w14 w15 w16se w16cid w16 w16cex w16sdtdh wp14">
+<w:document xmlns:wpc="http://schemas.microsoft.com/office/word/2010/wordprocessingCanvas" xmlns:cx="http://schemas.microsoft.com/office/drawing/2014/chartex" xmlns:cx1="http://schemas.microsoft.com/office/drawing/2015/9/8/chartex" xmlns:cx2="http://schemas.microsoft.com/office/drawing/2015/10/21/chartex" xmlns:cx3="http://schemas.microsoft.com/office/drawing/2016/5/9/chartex" xmlns:cx4="http://schemas.microsoft.com/office/drawing/2016/5/10/chartex" xmlns:cx5="http://schemas.microsoft.com/office/drawing/2016/5/11/chartex" xmlns:cx6="http://schemas.microsoft.com/office/drawing/2016/5/12/chartex" xmlns:cx7="http://schemas.microsoft.com/office/drawing/2016/5/13/chartex" xmlns:cx8="http://schemas.microsoft.com/office/drawing/2016/5/14/chartex" xmlns:mc="http://schemas.openxmlformats.org/markup-compatibility/2006" xmlns:aink="http://schemas.microsoft.com/office/drawing/2016/ink" xmlns:am3d="http://schemas.microsoft.com/office/drawing/2017/model3d" xmlns:o="urn:schemas-microsoft-com:office:office" xmlns:oel="http://schemas.microsoft.com/office/2019/extlst" xmlns:r="http://schemas.openxmlformats.org/officeDocument/2006/relationships" xmlns:m="http://schemas.openxmlformats.org/officeDocument/2006/math" xmlns:v="urn:schemas-microsoft-com:vml" xmlns:wp14="http://schemas.microsoft.com/office/word/2010/wordprocessingDrawing" xmlns:wp="http://schemas.openxmlformats.org/drawingml/2006/wordprocessingDrawing" xmlns:w10="urn:schemas-microsoft-com:office:word" xmlns:w="http://schemas.openxmlformats.org/wordprocessingml/2006/main" xmlns:w14="http://schemas.microsoft.com/office/word/2010/wordml" xmlns:w15="http://schemas.microsoft.com/office/word/2012/wordml" xmlns:w16cex="http://schemas.microsoft.com/office/word/2018/wordml/cex" xmlns:w16cid="http://schemas.microsoft.com/office/word/2016/wordml/cid" xmlns:w16="http://schemas.microsoft.com/office/word/2018/wordml" xmlns:w16du="http://schemas.microsoft.com/office/word/2023/wordml/word16du" xmlns:w16sdtdh="http://schemas.microsoft.com/office/word/2020/wordml/sdtdatahash" xmlns:w16sdtfl="http://schemas.microsoft.com/office/word/2024/wordml/sdtformatlock" xmlns:w16se="http://schemas.microsoft.com/office/word/2015/wordml/symex" xmlns:wpg="http://schemas.microsoft.com/office/word/2010/wordprocessingGroup" xmlns:wpi="http://schemas.microsoft.com/office/word/2010/wordprocessingInk" xmlns:wne="http://schemas.microsoft.com/office/word/2006/wordml" xmlns:wps="http://schemas.microsoft.com/office/word/2010/wordprocessingShape" xmlns:a="http://schemas.openxmlformats.org/drawingml/2006/main" xmlns:adec="http://schemas.microsoft.com/office/drawing/2017/decorative" xmlns:pic="http://schemas.openxmlformats.org/drawingml/2006/picture" xmlns:a14="http://schemas.microsoft.com/office/drawing/2010/main" xmlns:asvg="http://schemas.microsoft.com/office/drawing/2016/SVG/main" mc:Ignorable="w14 w15 w16se w16cid w16 w16cex w16sdtdh w16sdtfl w16du wp14">
   <w:body>
     <w:p>
       <w:pPr>
         <w:ind w:firstLine="1"/>
-        <w:rPr>
-          <w:b w:val="0"/>
-          <w:bCs w:val="0"/>
-        </w:rPr>
       </w:pPr>
       <w:r>
         <w:rPr>
@@ -209,7 +205,7 @@
               </wp:anchor>
             </w:drawing>
           </mc:Choice>
-          <mc:Fallback xmlns:oel="http://schemas.microsoft.com/office/2019/extlst">
+          <mc:Fallback xmlns:asvg="http://schemas.microsoft.com/office/drawing/2016/SVG/main" xmlns:a14="http://schemas.microsoft.com/office/drawing/2010/main" xmlns:pic="http://schemas.openxmlformats.org/drawingml/2006/picture" xmlns:adec="http://schemas.microsoft.com/office/drawing/2017/decorative" xmlns:a="http://schemas.openxmlformats.org/drawingml/2006/main">
             <w:pict>
               <v:rect id="Rectángulo 3" style="position:absolute;margin-left:-55.95pt;margin-top:26.4pt;width:613.85pt;height:164.25pt;z-index:-251655168;visibility:visible;mso-wrap-style:square;mso-height-percent:0;mso-wrap-distance-left:9pt;mso-wrap-distance-top:0;mso-wrap-distance-right:9pt;mso-wrap-distance-bottom:0;mso-position-horizontal:absolute;mso-position-horizontal-relative:text;mso-position-vertical:absolute;mso-position-vertical-relative:text;mso-height-percent:0;mso-height-relative:margin;v-text-anchor:middle" alt="&quot;&quot;" o:spid="_x0000_s1026" fillcolor="#00314d" stroked="f" strokeweight="1pt" w14:anchorId="4C256C62" o:gfxdata="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"/>
             </w:pict>
@@ -322,7 +318,7 @@
                 <v:stroke joinstyle="miter"/>
                 <v:path gradientshapeok="t" o:connecttype="rect"/>
               </v:shapetype>
-              <v:shape id="Cuadro de texto 2" style="position:absolute;left:0;text-align:left;margin-left:-25.2pt;margin-top:21.9pt;width:549pt;height:102.95pt;z-index:251663360;visibility:visible;mso-wrap-style:square;mso-width-percent:0;mso-height-percent:0;mso-wrap-distance-left:9pt;mso-wrap-distance-top:3.6pt;mso-wrap-distance-right:9pt;mso-wrap-distance-bottom:3.6pt;mso-position-horizontal:absolute;mso-position-horizontal-relative:margin;mso-position-vertical:absolute;mso-position-vertical-relative:text;mso-width-percent:0;mso-height-percent:0;mso-width-relative:margin;mso-height-relative:margin;v-text-anchor:top" alt="&quot;&quot;" o:spid="_x0000_s1026" filled="f" stroked="f" type="#_x0000_t202" o:gfxdata="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">
+              <v:shape id="Cuadro de texto 2" style="position:absolute;left:0;text-align:left;margin-left:-25.2pt;margin-top:21.9pt;width:549pt;height:102.95pt;z-index:251663360;visibility:visible;mso-wrap-style:square;mso-width-percent:0;mso-height-percent:0;mso-wrap-distance-left:9pt;mso-wrap-distance-top:3.6pt;mso-wrap-distance-right:9pt;mso-wrap-distance-bottom:3.6pt;mso-position-horizontal:absolute;mso-position-horizontal-relative:margin;mso-position-vertical:absolute;mso-position-vertical-relative:text;mso-width-percent:0;mso-height-percent:0;mso-width-relative:margin;mso-height-relative:margin;v-text-anchor:top" alt="&quot;&quot;" o:spid="_x0000_s1026" filled="f" stroked="f" type="#_x0000_t202" o:gfxdata="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">
                 <v:textbox>
                   <w:txbxContent>
                     <w:p>
@@ -555,17 +551,6 @@
           <w14:ligatures w14:val="standardContextual"/>
         </w:rPr>
       </w:sdtPr>
-      <w:sdtEndPr>
-        <w:rPr>
-          <w:rFonts w:ascii="Calibri" w:hAnsi="Calibri" w:eastAsia="游明朝" w:cs="Arial" w:asciiTheme="minorAscii" w:hAnsiTheme="minorAscii" w:eastAsiaTheme="minorEastAsia" w:cstheme="minorBidi"/>
-          <w:b w:val="0"/>
-          <w:bCs w:val="0"/>
-          <w:color w:val="auto"/>
-          <w:sz w:val="28"/>
-          <w:szCs w:val="28"/>
-          <w:lang w:eastAsia="en-US"/>
-        </w:rPr>
-      </w:sdtEndPr>
       <w:sdtContent>
         <w:p>
           <w:pPr>
@@ -1160,7 +1145,7 @@
                 <w:noProof/>
                 <w:webHidden/>
               </w:rPr>
-              <w:t>22</w:t>
+              <w:t>21</w:t>
             </w:r>
             <w:r>
               <w:rPr>
@@ -3173,6 +3158,17 @@
           </w:r>
         </w:p>
       </w:sdtContent>
+      <w:sdtEndPr>
+        <w:rPr>
+          <w:rFonts w:ascii="Calibri" w:hAnsi="Calibri" w:eastAsia="游明朝" w:cs="Arial" w:asciiTheme="minorAscii" w:hAnsiTheme="minorAscii" w:eastAsiaTheme="minorEastAsia" w:cstheme="minorBidi"/>
+          <w:b w:val="0"/>
+          <w:bCs w:val="0"/>
+          <w:color w:val="auto"/>
+          <w:sz w:val="28"/>
+          <w:szCs w:val="28"/>
+          <w:lang w:eastAsia="en-US"/>
+        </w:rPr>
+      </w:sdtEndPr>
     </w:sdt>
     <w:p>
       <w:pPr>
@@ -6663,7 +6659,6 @@
         <w:tc>
           <w:tcPr>
             <w:tcW w:w="9962" w:type="dxa"/>
-            <w:tcMar/>
           </w:tcPr>
           <w:p>
             <w:pPr>
@@ -6695,7 +6690,6 @@
         <w:tc>
           <w:tcPr>
             <w:tcW w:w="9962" w:type="dxa"/>
-            <w:tcMar/>
           </w:tcPr>
           <w:p>
             <w:r>
@@ -6824,18 +6818,13 @@
           <w:p>
             <w:r>
               <w:rPr>
-                <w:b w:val="1"/>
-                <w:bCs w:val="1"/>
+                <w:b/>
+                <w:bCs/>
               </w:rPr>
               <w:t>Mujer:</w:t>
             </w:r>
             <w:r>
-              <w:rPr/>
-              <w:t xml:space="preserve"> p</w:t>
-            </w:r>
-            <w:r>
-              <w:rPr/>
-              <w:t>or eso también es importante ir dejando registro de lo que se encuentra durante esa revisión. Porque muchas veces esos datos ayudan después a entender mejor cómo evolucionó el problema y qué decisiones se tomaron.</w:t>
+              <w:t xml:space="preserve"> por eso también es importante ir dejando registro de lo que se encuentra durante esa revisión. Porque muchas veces esos datos ayudan después a entender mejor cómo evolucionó el problema y qué decisiones se tomaron.</w:t>
             </w:r>
           </w:p>
         </w:tc>
@@ -7035,7 +7024,6 @@
           <w:rStyle w:val="Ttulo5Car"/>
           <w:lang w:val="es-ES"/>
         </w:rPr>
-        <w:lastRenderedPageBreak/>
         <w:t>Evidencia revisada</w:t>
       </w:r>
       <w:r>
@@ -7068,6 +7056,7 @@
           <w:rStyle w:val="Ttulo5Car"/>
           <w:lang w:val="es-ES"/>
         </w:rPr>
+        <w:lastRenderedPageBreak/>
         <w:t>Recomendación preliminar</w:t>
       </w:r>
       <w:r>
@@ -7190,21 +7179,21 @@
       </w:pPr>
       <w:bookmarkStart w:name="_Toc233021569" w:id="7"/>
       <w:r>
+        <w:t>Verificación de criterios de clasificación y asignación de costos</w:t>
+      </w:r>
+      <w:bookmarkEnd w:id="7"/>
+    </w:p>
+    <w:p>
+      <w:pPr>
+        <w:rPr>
+          <w:lang w:val="es-419" w:eastAsia="es-CO"/>
+        </w:rPr>
+      </w:pPr>
+      <w:r>
+        <w:rPr>
+          <w:lang w:val="es-419" w:eastAsia="es-CO"/>
+        </w:rPr>
         <w:lastRenderedPageBreak/>
-        <w:t>Verificación de criterios de clasificación y asignación de costos</w:t>
-      </w:r>
-      <w:bookmarkEnd w:id="7"/>
-    </w:p>
-    <w:p>
-      <w:pPr>
-        <w:rPr>
-          <w:lang w:val="es-419" w:eastAsia="es-CO"/>
-        </w:rPr>
-      </w:pPr>
-      <w:r>
-        <w:rPr>
-          <w:lang w:val="es-419" w:eastAsia="es-CO"/>
-        </w:rPr>
         <w:t>Verificar la clasificación y asignación de costos implica revisar si los valores calculados en la empresa fueron tratados con criterios consistentes, si las bases de reparto utilizadas son razonables y si la distribución de materiales, mano de obra y costos indirectos responde a la realidad operativa del proceso.</w:t>
       </w:r>
     </w:p>
@@ -7360,7 +7349,6 @@
         <w:rPr>
           <w:rStyle w:val="VideoCar"/>
         </w:rPr>
-        <w:lastRenderedPageBreak/>
         <w:t>Verificación y clasificación de los costos</w:t>
       </w:r>
     </w:p>
@@ -7373,8 +7361,9 @@
         <w:rPr>
           <w:noProof/>
         </w:rPr>
+        <w:lastRenderedPageBreak/>
         <w:drawing>
-          <wp:inline distT="0" distB="0" distL="0" distR="0" wp14:anchorId="1D1564AD" wp14:editId="67B8B48D">
+          <wp:inline distT="0" distB="0" distL="0" distR="0" wp14:anchorId="1D1564AD" wp14:editId="2B3B5000">
             <wp:extent cx="4680000" cy="2632500"/>
             <wp:effectExtent l="0" t="0" r="6350" b="0"/>
             <wp:docPr id="6" name="Imagen 6">
@@ -12098,21 +12087,7 @@
         <w:rPr>
           <w:lang w:val="es-419" w:eastAsia="es-CO"/>
         </w:rPr>
-        <w:t xml:space="preserve"> Una empresa de bebidas detecta una variación desfavorable de $ 1.200.000 en materiales durante el mes. La descomposición de variaciones permite identificar </w:t>
-      </w:r>
-      <w:proofErr w:type="spellStart"/>
-      <w:r>
-        <w:rPr>
-          <w:lang w:val="es-419" w:eastAsia="es-CO"/>
-        </w:rPr>
-        <w:t>que</w:t>
-      </w:r>
-      <w:proofErr w:type="spellEnd"/>
-      <w:r>
-        <w:rPr>
-          <w:lang w:val="es-419" w:eastAsia="es-CO"/>
-        </w:rPr>
-        <w:t xml:space="preserve"> $ 850.000 provienen del aumento en el precio del azúcar y $ 350.000 del mayor consumo. Posteriormente, el análisis de causa raíz establece que el incremento de consumo se relaciona con fallas de calibración en el sistema de dosificación. El análisis de Pareto mensual, </w:t>
+        <w:t xml:space="preserve"> Una empresa de bebidas detecta una variación desfavorable de $ 1.200.000 en materiales durante el mes. La descomposición de variaciones permite identificar que $ 850.000 provienen del aumento en el precio del azúcar y $ 350.000 del mayor consumo. Posteriormente, el análisis de causa raíz establece que el incremento de consumo se relaciona con fallas de calibración en el sistema de dosificación. El análisis de Pareto mensual, </w:t>
       </w:r>
       <w:r>
         <w:rPr>
@@ -16616,7 +16591,7 @@
           <w:lang w:eastAsia="es-CO"/>
         </w:rPr>
         <w:drawing>
-          <wp:inline distT="0" distB="0" distL="0" distR="0" wp14:anchorId="4DA62749" wp14:editId="15C39277">
+          <wp:inline distT="0" distB="0" distL="0" distR="0" wp14:anchorId="4DA62749" wp14:editId="22684A79">
             <wp:extent cx="6103620" cy="4130900"/>
             <wp:effectExtent l="0" t="0" r="0" b="3175"/>
             <wp:docPr id="9" name="Gráfico 9" descr="Síntesis sobre análisis, control y mejora continua de costos de operación que organiza procesos de comparación, verificación, registro de hallazgos y optimización de costos, junto con elementos como costos históricos, identificación de desviaciones, clasificación de costos, reportes, seguimiento de correcciones, análisis de variaciones y priorización de acciones. "/>
@@ -16895,12 +16870,32 @@
     </w:p>
     <w:p>
       <w:r>
-        <w:t>Cuevas Villegas, C. F. (2010). Contabilidad de costos. Pearson Educación de Colombia.</w:t>
-      </w:r>
-    </w:p>
-    <w:p>
-      <w:r>
-        <w:t>García Colín, J. (2014). Contabilidad de costos (4.ª ed.). McGraw-Hill Interamericana.</w:t>
+        <w:t xml:space="preserve">Cuevas Villegas, C. F. (2010). </w:t>
+      </w:r>
+      <w:r>
+        <w:rPr>
+          <w:i/>
+          <w:iCs/>
+        </w:rPr>
+        <w:t>Contabilidad de costos</w:t>
+      </w:r>
+      <w:r>
+        <w:t>. Pearson Educación de Colombia.</w:t>
+      </w:r>
+    </w:p>
+    <w:p>
+      <w:r>
+        <w:t xml:space="preserve">García Colín, J. (2014). </w:t>
+      </w:r>
+      <w:r>
+        <w:rPr>
+          <w:i/>
+          <w:iCs/>
+        </w:rPr>
+        <w:t>Contabilidad de costos</w:t>
+      </w:r>
+      <w:r>
+        <w:t xml:space="preserve"> (4.ª ed.). McGraw-Hill Interamericana.</w:t>
       </w:r>
     </w:p>
     <w:p>
@@ -16910,15 +16905,17 @@
         </w:rPr>
       </w:pPr>
       <w:r>
-        <w:t xml:space="preserve">Hansen, D. R., y </w:t>
-      </w:r>
-      <w:proofErr w:type="spellStart"/>
-      <w:r>
-        <w:t>Mowen</w:t>
-      </w:r>
-      <w:proofErr w:type="spellEnd"/>
-      <w:r>
-        <w:t xml:space="preserve">, M. M. (2007). Administración de costos: contabilidad y control. </w:t>
+        <w:t xml:space="preserve">Hansen, D. R., y Mowen, M. M. (2007). </w:t>
+      </w:r>
+      <w:r>
+        <w:rPr>
+          <w:i/>
+          <w:iCs/>
+        </w:rPr>
+        <w:t>Administración de costos: contabilidad y control</w:t>
+      </w:r>
+      <w:r>
+        <w:t xml:space="preserve">. </w:t>
       </w:r>
       <w:r>
         <w:rPr>
@@ -16935,12 +16932,29 @@
         <w:t xml:space="preserve">Horngren, C. T., Datar, S. M., y Rajan, M. V. (2012). </w:t>
       </w:r>
       <w:r>
-        <w:t>Contabilidad de costos: un enfoque gerencial (14.ª ed.). Pearson Educación.</w:t>
-      </w:r>
-    </w:p>
-    <w:p>
-      <w:r>
-        <w:t>Silveira, Y. P. (2010). Benchmarking: gestionando el desempeño empresarial a través de las mejores prácticas. Observatorio de la Economía Latinoamericana.</w:t>
+        <w:rPr>
+          <w:i/>
+          <w:iCs/>
+        </w:rPr>
+        <w:t xml:space="preserve">Contabilidad de costos: un enfoque gerencial </w:t>
+      </w:r>
+      <w:r>
+        <w:t>(14.ª ed.). Pearson Educación.</w:t>
+      </w:r>
+    </w:p>
+    <w:p>
+      <w:r>
+        <w:t xml:space="preserve">Silveira, Y. P. (2010). </w:t>
+      </w:r>
+      <w:r>
+        <w:rPr>
+          <w:i/>
+          <w:iCs/>
+        </w:rPr>
+        <w:t>Benchmarking: gestionando el desempeño empresarial a través de las mejores prácticas</w:t>
+      </w:r>
+      <w:r>
+        <w:t>. Observatorio de la Economía Latinoamericana.</w:t>
       </w:r>
     </w:p>
     <w:p>
@@ -17058,7 +17072,6 @@
         </w:trPr>
         <w:tc>
           <w:tcPr>
-            <w:cnfStyle w:val="000000000000" w:firstRow="0" w:lastRow="0" w:firstColumn="0" w:lastColumn="0" w:oddVBand="0" w:evenVBand="0" w:oddHBand="0" w:evenHBand="0" w:firstRowFirstColumn="0" w:firstRowLastColumn="0" w:lastRowFirstColumn="0" w:lastRowLastColumn="0"/>
             <w:tcW w:w="2830" w:type="dxa"/>
             <w:tcMar>
               <w:top w:w="60" w:type="dxa"/>
@@ -17093,7 +17106,6 @@
         </w:tc>
         <w:tc>
           <w:tcPr>
-            <w:cnfStyle w:val="000000000000" w:firstRow="0" w:lastRow="0" w:firstColumn="0" w:lastColumn="0" w:oddVBand="0" w:evenVBand="0" w:oddHBand="0" w:evenHBand="0" w:firstRowFirstColumn="0" w:firstRowLastColumn="0" w:lastRowFirstColumn="0" w:lastRowLastColumn="0"/>
             <w:tcW w:w="3261" w:type="dxa"/>
             <w:tcMar>
               <w:top w:w="60" w:type="dxa"/>
@@ -17128,7 +17140,6 @@
         </w:tc>
         <w:tc>
           <w:tcPr>
-            <w:cnfStyle w:val="000000000000" w:firstRow="0" w:lastRow="0" w:firstColumn="0" w:lastColumn="0" w:oddVBand="0" w:evenVBand="0" w:oddHBand="0" w:evenHBand="0" w:firstRowFirstColumn="0" w:firstRowLastColumn="0" w:lastRowFirstColumn="0" w:lastRowLastColumn="0"/>
             <w:tcW w:w="3969" w:type="dxa"/>
             <w:tcMar>
               <w:top w:w="60" w:type="dxa"/>
@@ -17168,7 +17179,6 @@
         </w:trPr>
         <w:tc>
           <w:tcPr>
-            <w:cnfStyle w:val="000000000000" w:firstRow="0" w:lastRow="0" w:firstColumn="0" w:lastColumn="0" w:oddVBand="0" w:evenVBand="0" w:oddHBand="0" w:evenHBand="0" w:firstRowFirstColumn="0" w:firstRowLastColumn="0" w:lastRowFirstColumn="0" w:lastRowLastColumn="0"/>
             <w:tcW w:w="2830" w:type="dxa"/>
             <w:tcMar>
               <w:top w:w="60" w:type="dxa"/>
@@ -17197,7 +17207,6 @@
         </w:tc>
         <w:tc>
           <w:tcPr>
-            <w:cnfStyle w:val="000000000000" w:firstRow="0" w:lastRow="0" w:firstColumn="0" w:lastColumn="0" w:oddVBand="0" w:evenVBand="0" w:oddHBand="0" w:evenHBand="0" w:firstRowFirstColumn="0" w:firstRowLastColumn="0" w:lastRowFirstColumn="0" w:lastRowLastColumn="0"/>
             <w:tcW w:w="3261" w:type="dxa"/>
             <w:tcMar>
               <w:top w:w="60" w:type="dxa"/>
@@ -17267,7 +17276,6 @@
         </w:tc>
         <w:tc>
           <w:tcPr>
-            <w:cnfStyle w:val="000000000000" w:firstRow="0" w:lastRow="0" w:firstColumn="0" w:lastColumn="0" w:oddVBand="0" w:evenVBand="0" w:oddHBand="0" w:evenHBand="0" w:firstRowFirstColumn="0" w:firstRowLastColumn="0" w:lastRowFirstColumn="0" w:lastRowLastColumn="0"/>
             <w:tcW w:w="3969" w:type="dxa"/>
             <w:tcMar>
               <w:top w:w="60" w:type="dxa"/>
@@ -17298,7 +17306,6 @@
       <w:tr>
         <w:tc>
           <w:tcPr>
-            <w:cnfStyle w:val="000000000000" w:firstRow="0" w:lastRow="0" w:firstColumn="0" w:lastColumn="0" w:oddVBand="0" w:evenVBand="0" w:oddHBand="0" w:evenHBand="0" w:firstRowFirstColumn="0" w:firstRowLastColumn="0" w:lastRowFirstColumn="0" w:lastRowLastColumn="0"/>
             <w:tcW w:w="2830" w:type="dxa"/>
             <w:tcMar>
               <w:top w:w="60" w:type="dxa"/>
@@ -17336,7 +17343,6 @@
         </w:tc>
         <w:tc>
           <w:tcPr>
-            <w:cnfStyle w:val="000000000000" w:firstRow="0" w:lastRow="0" w:firstColumn="0" w:lastColumn="0" w:oddVBand="0" w:evenVBand="0" w:oddHBand="0" w:evenHBand="0" w:firstRowFirstColumn="0" w:firstRowLastColumn="0" w:lastRowFirstColumn="0" w:lastRowLastColumn="0"/>
             <w:tcW w:w="3261" w:type="dxa"/>
             <w:tcMar>
               <w:top w:w="60" w:type="dxa"/>
@@ -17365,7 +17371,6 @@
         </w:tc>
         <w:tc>
           <w:tcPr>
-            <w:cnfStyle w:val="000000000000" w:firstRow="0" w:lastRow="0" w:firstColumn="0" w:lastColumn="0" w:oddVBand="0" w:evenVBand="0" w:oddHBand="0" w:evenHBand="0" w:firstRowFirstColumn="0" w:firstRowLastColumn="0" w:lastRowFirstColumn="0" w:lastRowLastColumn="0"/>
             <w:tcW w:w="3969" w:type="dxa"/>
             <w:tcMar>
               <w:top w:w="60" w:type="dxa"/>
@@ -17399,7 +17404,6 @@
         </w:trPr>
         <w:tc>
           <w:tcPr>
-            <w:cnfStyle w:val="000000000000" w:firstRow="0" w:lastRow="0" w:firstColumn="0" w:lastColumn="0" w:oddVBand="0" w:evenVBand="0" w:oddHBand="0" w:evenHBand="0" w:firstRowFirstColumn="0" w:firstRowLastColumn="0" w:lastRowFirstColumn="0" w:lastRowLastColumn="0"/>
             <w:tcW w:w="2830" w:type="dxa"/>
             <w:tcMar>
               <w:top w:w="60" w:type="dxa"/>
@@ -17428,7 +17432,6 @@
         </w:tc>
         <w:tc>
           <w:tcPr>
-            <w:cnfStyle w:val="000000000000" w:firstRow="0" w:lastRow="0" w:firstColumn="0" w:lastColumn="0" w:oddVBand="0" w:evenVBand="0" w:oddHBand="0" w:evenHBand="0" w:firstRowFirstColumn="0" w:firstRowLastColumn="0" w:lastRowFirstColumn="0" w:lastRowLastColumn="0"/>
             <w:tcW w:w="3261" w:type="dxa"/>
             <w:tcMar>
               <w:top w:w="60" w:type="dxa"/>
@@ -17478,7 +17481,6 @@
         </w:tc>
         <w:tc>
           <w:tcPr>
-            <w:cnfStyle w:val="000000000000" w:firstRow="0" w:lastRow="0" w:firstColumn="0" w:lastColumn="0" w:oddVBand="0" w:evenVBand="0" w:oddHBand="0" w:evenHBand="0" w:firstRowFirstColumn="0" w:firstRowLastColumn="0" w:lastRowFirstColumn="0" w:lastRowLastColumn="0"/>
             <w:tcW w:w="3969" w:type="dxa"/>
             <w:tcMar>
               <w:top w:w="60" w:type="dxa"/>
@@ -17509,7 +17511,6 @@
       <w:tr>
         <w:tc>
           <w:tcPr>
-            <w:cnfStyle w:val="000000000000" w:firstRow="0" w:lastRow="0" w:firstColumn="0" w:lastColumn="0" w:oddVBand="0" w:evenVBand="0" w:oddHBand="0" w:evenHBand="0" w:firstRowFirstColumn="0" w:firstRowLastColumn="0" w:lastRowFirstColumn="0" w:lastRowLastColumn="0"/>
             <w:tcW w:w="2830" w:type="dxa"/>
             <w:tcMar>
               <w:top w:w="60" w:type="dxa"/>
@@ -17538,7 +17539,6 @@
         </w:tc>
         <w:tc>
           <w:tcPr>
-            <w:cnfStyle w:val="000000000000" w:firstRow="0" w:lastRow="0" w:firstColumn="0" w:lastColumn="0" w:oddVBand="0" w:evenVBand="0" w:oddHBand="0" w:evenHBand="0" w:firstRowFirstColumn="0" w:firstRowLastColumn="0" w:lastRowFirstColumn="0" w:lastRowLastColumn="0"/>
             <w:tcW w:w="3261" w:type="dxa"/>
             <w:tcMar>
               <w:top w:w="60" w:type="dxa"/>
@@ -17567,7 +17567,6 @@
         </w:tc>
         <w:tc>
           <w:tcPr>
-            <w:cnfStyle w:val="000000000000" w:firstRow="0" w:lastRow="0" w:firstColumn="0" w:lastColumn="0" w:oddVBand="0" w:evenVBand="0" w:oddHBand="0" w:evenHBand="0" w:firstRowFirstColumn="0" w:firstRowLastColumn="0" w:lastRowFirstColumn="0" w:lastRowLastColumn="0"/>
             <w:tcW w:w="3969" w:type="dxa"/>
             <w:tcMar>
               <w:top w:w="60" w:type="dxa"/>
@@ -17601,7 +17600,6 @@
         </w:trPr>
         <w:tc>
           <w:tcPr>
-            <w:cnfStyle w:val="000000000000" w:firstRow="0" w:lastRow="0" w:firstColumn="0" w:lastColumn="0" w:oddVBand="0" w:evenVBand="0" w:oddHBand="0" w:evenHBand="0" w:firstRowFirstColumn="0" w:firstRowLastColumn="0" w:lastRowFirstColumn="0" w:lastRowLastColumn="0"/>
             <w:tcW w:w="2830" w:type="dxa"/>
             <w:tcMar>
               <w:top w:w="60" w:type="dxa"/>
@@ -17626,15 +17624,7 @@
                 <w:szCs w:val="24"/>
                 <w:lang w:eastAsia="es-CO"/>
               </w:rPr>
-              <w:t xml:space="preserve">Juan José Calderón </w:t>
-            </w:r>
-            <w:r>
-              <w:rPr>
-                <w:sz w:val="24"/>
-                <w:szCs w:val="24"/>
-                <w:lang w:eastAsia="es-CO"/>
-              </w:rPr>
-              <w:t>Gut</w:t>
+              <w:t>Juan José Calderón Gut</w:t>
             </w:r>
             <w:r>
               <w:rPr>
@@ -17656,7 +17646,6 @@
         </w:tc>
         <w:tc>
           <w:tcPr>
-            <w:cnfStyle w:val="000000000000" w:firstRow="0" w:lastRow="0" w:firstColumn="0" w:lastColumn="0" w:oddVBand="0" w:evenVBand="0" w:oddHBand="0" w:evenHBand="0" w:firstRowFirstColumn="0" w:firstRowLastColumn="0" w:lastRowFirstColumn="0" w:lastRowLastColumn="0"/>
             <w:tcW w:w="3261" w:type="dxa"/>
             <w:tcMar>
               <w:top w:w="60" w:type="dxa"/>
@@ -17685,7 +17674,6 @@
         </w:tc>
         <w:tc>
           <w:tcPr>
-            <w:cnfStyle w:val="000000000000" w:firstRow="0" w:lastRow="0" w:firstColumn="0" w:lastColumn="0" w:oddVBand="0" w:evenVBand="0" w:oddHBand="0" w:evenHBand="0" w:firstRowFirstColumn="0" w:firstRowLastColumn="0" w:lastRowFirstColumn="0" w:lastRowLastColumn="0"/>
             <w:tcW w:w="3969" w:type="dxa"/>
             <w:tcMar>
               <w:top w:w="60" w:type="dxa"/>
@@ -17716,7 +17704,6 @@
       <w:tr>
         <w:tc>
           <w:tcPr>
-            <w:cnfStyle w:val="000000000000" w:firstRow="0" w:lastRow="0" w:firstColumn="0" w:lastColumn="0" w:oddVBand="0" w:evenVBand="0" w:oddHBand="0" w:evenHBand="0" w:firstRowFirstColumn="0" w:firstRowLastColumn="0" w:lastRowFirstColumn="0" w:lastRowLastColumn="0"/>
             <w:tcW w:w="2830" w:type="dxa"/>
             <w:tcMar>
               <w:top w:w="60" w:type="dxa"/>
@@ -17761,7 +17748,6 @@
         </w:tc>
         <w:tc>
           <w:tcPr>
-            <w:cnfStyle w:val="000000000000" w:firstRow="0" w:lastRow="0" w:firstColumn="0" w:lastColumn="0" w:oddVBand="0" w:evenVBand="0" w:oddHBand="0" w:evenHBand="0" w:firstRowFirstColumn="0" w:firstRowLastColumn="0" w:lastRowFirstColumn="0" w:lastRowLastColumn="0"/>
             <w:tcW w:w="3261" w:type="dxa"/>
             <w:tcMar>
               <w:top w:w="60" w:type="dxa"/>
@@ -17815,7 +17801,6 @@
         </w:tc>
         <w:tc>
           <w:tcPr>
-            <w:cnfStyle w:val="000000000000" w:firstRow="0" w:lastRow="0" w:firstColumn="0" w:lastColumn="0" w:oddVBand="0" w:evenVBand="0" w:oddHBand="0" w:evenHBand="0" w:firstRowFirstColumn="0" w:firstRowLastColumn="0" w:lastRowFirstColumn="0" w:lastRowLastColumn="0"/>
             <w:tcW w:w="3969" w:type="dxa"/>
             <w:tcMar>
               <w:top w:w="60" w:type="dxa"/>
@@ -17849,7 +17834,6 @@
         </w:trPr>
         <w:tc>
           <w:tcPr>
-            <w:cnfStyle w:val="000000000000" w:firstRow="0" w:lastRow="0" w:firstColumn="0" w:lastColumn="0" w:oddVBand="0" w:evenVBand="0" w:oddHBand="0" w:evenHBand="0" w:firstRowFirstColumn="0" w:firstRowLastColumn="0" w:lastRowFirstColumn="0" w:lastRowLastColumn="0"/>
             <w:tcW w:w="2830" w:type="dxa"/>
             <w:tcMar>
               <w:top w:w="60" w:type="dxa"/>
@@ -17878,7 +17862,6 @@
         </w:tc>
         <w:tc>
           <w:tcPr>
-            <w:cnfStyle w:val="000000000000" w:firstRow="0" w:lastRow="0" w:firstColumn="0" w:lastColumn="0" w:oddVBand="0" w:evenVBand="0" w:oddHBand="0" w:evenHBand="0" w:firstRowFirstColumn="0" w:firstRowLastColumn="0" w:lastRowFirstColumn="0" w:lastRowLastColumn="0"/>
             <w:tcW w:w="3261" w:type="dxa"/>
             <w:tcMar>
               <w:top w:w="60" w:type="dxa"/>
@@ -17907,7 +17890,6 @@
         </w:tc>
         <w:tc>
           <w:tcPr>
-            <w:cnfStyle w:val="000000000000" w:firstRow="0" w:lastRow="0" w:firstColumn="0" w:lastColumn="0" w:oddVBand="0" w:evenVBand="0" w:oddHBand="0" w:evenHBand="0" w:firstRowFirstColumn="0" w:firstRowLastColumn="0" w:lastRowFirstColumn="0" w:lastRowLastColumn="0"/>
             <w:tcW w:w="3969" w:type="dxa"/>
             <w:tcMar>
               <w:top w:w="60" w:type="dxa"/>
@@ -17938,7 +17920,6 @@
       <w:tr>
         <w:tc>
           <w:tcPr>
-            <w:cnfStyle w:val="000000000000" w:firstRow="0" w:lastRow="0" w:firstColumn="0" w:lastColumn="0" w:oddVBand="0" w:evenVBand="0" w:oddHBand="0" w:evenHBand="0" w:firstRowFirstColumn="0" w:firstRowLastColumn="0" w:lastRowFirstColumn="0" w:lastRowLastColumn="0"/>
             <w:tcW w:w="2830" w:type="dxa"/>
             <w:tcMar>
               <w:top w:w="60" w:type="dxa"/>
@@ -17967,7 +17948,6 @@
         </w:tc>
         <w:tc>
           <w:tcPr>
-            <w:cnfStyle w:val="000000000000" w:firstRow="0" w:lastRow="0" w:firstColumn="0" w:lastColumn="0" w:oddVBand="0" w:evenVBand="0" w:oddHBand="0" w:evenHBand="0" w:firstRowFirstColumn="0" w:firstRowLastColumn="0" w:lastRowFirstColumn="0" w:lastRowLastColumn="0"/>
             <w:tcW w:w="3261" w:type="dxa"/>
             <w:tcMar>
               <w:top w:w="60" w:type="dxa"/>
@@ -17996,7 +17976,6 @@
         </w:tc>
         <w:tc>
           <w:tcPr>
-            <w:cnfStyle w:val="000000000000" w:firstRow="0" w:lastRow="0" w:firstColumn="0" w:lastColumn="0" w:oddVBand="0" w:evenVBand="0" w:oddHBand="0" w:evenHBand="0" w:firstRowFirstColumn="0" w:firstRowLastColumn="0" w:lastRowFirstColumn="0" w:lastRowLastColumn="0"/>
             <w:tcW w:w="3969" w:type="dxa"/>
             <w:tcMar>
               <w:top w:w="60" w:type="dxa"/>
@@ -18030,7 +18009,6 @@
         </w:trPr>
         <w:tc>
           <w:tcPr>
-            <w:cnfStyle w:val="000000000000" w:firstRow="0" w:lastRow="0" w:firstColumn="0" w:lastColumn="0" w:oddVBand="0" w:evenVBand="0" w:oddHBand="0" w:evenHBand="0" w:firstRowFirstColumn="0" w:firstRowLastColumn="0" w:lastRowFirstColumn="0" w:lastRowLastColumn="0"/>
             <w:tcW w:w="2830" w:type="dxa"/>
             <w:tcMar>
               <w:top w:w="60" w:type="dxa"/>
@@ -18059,7 +18037,6 @@
         </w:tc>
         <w:tc>
           <w:tcPr>
-            <w:cnfStyle w:val="000000000000" w:firstRow="0" w:lastRow="0" w:firstColumn="0" w:lastColumn="0" w:oddVBand="0" w:evenVBand="0" w:oddHBand="0" w:evenHBand="0" w:firstRowFirstColumn="0" w:firstRowLastColumn="0" w:lastRowFirstColumn="0" w:lastRowLastColumn="0"/>
             <w:tcW w:w="3261" w:type="dxa"/>
             <w:tcMar>
               <w:top w:w="60" w:type="dxa"/>
@@ -18088,7 +18065,6 @@
         </w:tc>
         <w:tc>
           <w:tcPr>
-            <w:cnfStyle w:val="000000000000" w:firstRow="0" w:lastRow="0" w:firstColumn="0" w:lastColumn="0" w:oddVBand="0" w:evenVBand="0" w:oddHBand="0" w:evenHBand="0" w:firstRowFirstColumn="0" w:firstRowLastColumn="0" w:lastRowFirstColumn="0" w:lastRowLastColumn="0"/>
             <w:tcW w:w="3969" w:type="dxa"/>
             <w:tcMar>
               <w:top w:w="60" w:type="dxa"/>
@@ -18119,7 +18095,6 @@
       <w:tr>
         <w:tc>
           <w:tcPr>
-            <w:cnfStyle w:val="000000000000" w:firstRow="0" w:lastRow="0" w:firstColumn="0" w:lastColumn="0" w:oddVBand="0" w:evenVBand="0" w:oddHBand="0" w:evenHBand="0" w:firstRowFirstColumn="0" w:firstRowLastColumn="0" w:lastRowFirstColumn="0" w:lastRowLastColumn="0"/>
             <w:tcW w:w="2830" w:type="dxa"/>
             <w:tcMar>
               <w:top w:w="60" w:type="dxa"/>
@@ -18148,7 +18123,6 @@
         </w:tc>
         <w:tc>
           <w:tcPr>
-            <w:cnfStyle w:val="000000000000" w:firstRow="0" w:lastRow="0" w:firstColumn="0" w:lastColumn="0" w:oddVBand="0" w:evenVBand="0" w:oddHBand="0" w:evenHBand="0" w:firstRowFirstColumn="0" w:firstRowLastColumn="0" w:lastRowFirstColumn="0" w:lastRowLastColumn="0"/>
             <w:tcW w:w="3261" w:type="dxa"/>
             <w:tcMar>
               <w:top w:w="60" w:type="dxa"/>
@@ -18177,7 +18151,6 @@
         </w:tc>
         <w:tc>
           <w:tcPr>
-            <w:cnfStyle w:val="000000000000" w:firstRow="0" w:lastRow="0" w:firstColumn="0" w:lastColumn="0" w:oddVBand="0" w:evenVBand="0" w:oddHBand="0" w:evenHBand="0" w:firstRowFirstColumn="0" w:firstRowLastColumn="0" w:lastRowFirstColumn="0" w:lastRowLastColumn="0"/>
             <w:tcW w:w="3969" w:type="dxa"/>
             <w:tcMar>
               <w:top w:w="60" w:type="dxa"/>
@@ -18211,7 +18184,6 @@
         </w:trPr>
         <w:tc>
           <w:tcPr>
-            <w:cnfStyle w:val="000000000000" w:firstRow="0" w:lastRow="0" w:firstColumn="0" w:lastColumn="0" w:oddVBand="0" w:evenVBand="0" w:oddHBand="0" w:evenHBand="0" w:firstRowFirstColumn="0" w:firstRowLastColumn="0" w:lastRowFirstColumn="0" w:lastRowLastColumn="0"/>
             <w:tcW w:w="2830" w:type="dxa"/>
             <w:tcMar>
               <w:top w:w="60" w:type="dxa"/>
@@ -18258,7 +18230,6 @@
         </w:tc>
         <w:tc>
           <w:tcPr>
-            <w:cnfStyle w:val="000000000000" w:firstRow="0" w:lastRow="0" w:firstColumn="0" w:lastColumn="0" w:oddVBand="0" w:evenVBand="0" w:oddHBand="0" w:evenHBand="0" w:firstRowFirstColumn="0" w:firstRowLastColumn="0" w:lastRowFirstColumn="0" w:lastRowLastColumn="0"/>
             <w:tcW w:w="3261" w:type="dxa"/>
             <w:tcMar>
               <w:top w:w="60" w:type="dxa"/>
@@ -18287,7 +18258,6 @@
         </w:tc>
         <w:tc>
           <w:tcPr>
-            <w:cnfStyle w:val="000000000000" w:firstRow="0" w:lastRow="0" w:firstColumn="0" w:lastColumn="0" w:oddVBand="0" w:evenVBand="0" w:oddHBand="0" w:evenHBand="0" w:firstRowFirstColumn="0" w:firstRowLastColumn="0" w:lastRowFirstColumn="0" w:lastRowLastColumn="0"/>
             <w:tcW w:w="3969" w:type="dxa"/>
             <w:tcMar>
               <w:top w:w="60" w:type="dxa"/>
@@ -18318,7 +18288,6 @@
       <w:tr>
         <w:tc>
           <w:tcPr>
-            <w:cnfStyle w:val="000000000000" w:firstRow="0" w:lastRow="0" w:firstColumn="0" w:lastColumn="0" w:oddVBand="0" w:evenVBand="0" w:oddHBand="0" w:evenHBand="0" w:firstRowFirstColumn="0" w:firstRowLastColumn="0" w:lastRowFirstColumn="0" w:lastRowLastColumn="0"/>
             <w:tcW w:w="2830" w:type="dxa"/>
             <w:tcMar>
               <w:top w:w="60" w:type="dxa"/>
@@ -18347,7 +18316,6 @@
         </w:tc>
         <w:tc>
           <w:tcPr>
-            <w:cnfStyle w:val="000000000000" w:firstRow="0" w:lastRow="0" w:firstColumn="0" w:lastColumn="0" w:oddVBand="0" w:evenVBand="0" w:oddHBand="0" w:evenHBand="0" w:firstRowFirstColumn="0" w:firstRowLastColumn="0" w:lastRowFirstColumn="0" w:lastRowLastColumn="0"/>
             <w:tcW w:w="3261" w:type="dxa"/>
             <w:tcMar>
               <w:top w:w="60" w:type="dxa"/>
@@ -18376,7 +18344,6 @@
         </w:tc>
         <w:tc>
           <w:tcPr>
-            <w:cnfStyle w:val="000000000000" w:firstRow="0" w:lastRow="0" w:firstColumn="0" w:lastColumn="0" w:oddVBand="0" w:evenVBand="0" w:oddHBand="0" w:evenHBand="0" w:firstRowFirstColumn="0" w:firstRowLastColumn="0" w:lastRowFirstColumn="0" w:lastRowLastColumn="0"/>
             <w:tcW w:w="3969" w:type="dxa"/>
             <w:tcMar>
               <w:top w:w="60" w:type="dxa"/>
@@ -18410,7 +18377,6 @@
         </w:trPr>
         <w:tc>
           <w:tcPr>
-            <w:cnfStyle w:val="000000000000" w:firstRow="0" w:lastRow="0" w:firstColumn="0" w:lastColumn="0" w:oddVBand="0" w:evenVBand="0" w:oddHBand="0" w:evenHBand="0" w:firstRowFirstColumn="0" w:firstRowLastColumn="0" w:lastRowFirstColumn="0" w:lastRowLastColumn="0"/>
             <w:tcW w:w="2830" w:type="dxa"/>
             <w:tcMar>
               <w:top w:w="60" w:type="dxa"/>
@@ -18439,7 +18405,6 @@
         </w:tc>
         <w:tc>
           <w:tcPr>
-            <w:cnfStyle w:val="000000000000" w:firstRow="0" w:lastRow="0" w:firstColumn="0" w:lastColumn="0" w:oddVBand="0" w:evenVBand="0" w:oddHBand="0" w:evenHBand="0" w:firstRowFirstColumn="0" w:firstRowLastColumn="0" w:lastRowFirstColumn="0" w:lastRowLastColumn="0"/>
             <w:tcW w:w="3261" w:type="dxa"/>
             <w:tcMar>
               <w:top w:w="60" w:type="dxa"/>
@@ -18468,7 +18433,6 @@
         </w:tc>
         <w:tc>
           <w:tcPr>
-            <w:cnfStyle w:val="000000000000" w:firstRow="0" w:lastRow="0" w:firstColumn="0" w:lastColumn="0" w:oddVBand="0" w:evenVBand="0" w:oddHBand="0" w:evenHBand="0" w:firstRowFirstColumn="0" w:firstRowLastColumn="0" w:lastRowFirstColumn="0" w:lastRowLastColumn="0"/>
             <w:tcW w:w="3969" w:type="dxa"/>
             <w:tcMar>
               <w:top w:w="60" w:type="dxa"/>
@@ -18499,7 +18463,6 @@
       <w:tr>
         <w:tc>
           <w:tcPr>
-            <w:cnfStyle w:val="000000000000" w:firstRow="0" w:lastRow="0" w:firstColumn="0" w:lastColumn="0" w:oddVBand="0" w:evenVBand="0" w:oddHBand="0" w:evenHBand="0" w:firstRowFirstColumn="0" w:firstRowLastColumn="0" w:lastRowFirstColumn="0" w:lastRowLastColumn="0"/>
             <w:tcW w:w="2830" w:type="dxa"/>
             <w:tcMar>
               <w:top w:w="60" w:type="dxa"/>
@@ -18528,7 +18491,6 @@
         </w:tc>
         <w:tc>
           <w:tcPr>
-            <w:cnfStyle w:val="000000000000" w:firstRow="0" w:lastRow="0" w:firstColumn="0" w:lastColumn="0" w:oddVBand="0" w:evenVBand="0" w:oddHBand="0" w:evenHBand="0" w:firstRowFirstColumn="0" w:firstRowLastColumn="0" w:lastRowFirstColumn="0" w:lastRowLastColumn="0"/>
             <w:tcW w:w="3261" w:type="dxa"/>
             <w:tcMar>
               <w:top w:w="60" w:type="dxa"/>
@@ -18557,7 +18519,6 @@
         </w:tc>
         <w:tc>
           <w:tcPr>
-            <w:cnfStyle w:val="000000000000" w:firstRow="0" w:lastRow="0" w:firstColumn="0" w:lastColumn="0" w:oddVBand="0" w:evenVBand="0" w:oddHBand="0" w:evenHBand="0" w:firstRowFirstColumn="0" w:firstRowLastColumn="0" w:lastRowFirstColumn="0" w:lastRowLastColumn="0"/>
             <w:tcW w:w="3969" w:type="dxa"/>
             <w:tcMar>
               <w:top w:w="60" w:type="dxa"/>
@@ -18591,7 +18552,6 @@
         </w:trPr>
         <w:tc>
           <w:tcPr>
-            <w:cnfStyle w:val="000000000000" w:firstRow="0" w:lastRow="0" w:firstColumn="0" w:lastColumn="0" w:oddVBand="0" w:evenVBand="0" w:oddHBand="0" w:evenHBand="0" w:firstRowFirstColumn="0" w:firstRowLastColumn="0" w:lastRowFirstColumn="0" w:lastRowLastColumn="0"/>
             <w:tcW w:w="2830" w:type="dxa"/>
             <w:tcMar>
               <w:top w:w="60" w:type="dxa"/>
@@ -18621,7 +18581,6 @@
         </w:tc>
         <w:tc>
           <w:tcPr>
-            <w:cnfStyle w:val="000000000000" w:firstRow="0" w:lastRow="0" w:firstColumn="0" w:lastColumn="0" w:oddVBand="0" w:evenVBand="0" w:oddHBand="0" w:evenHBand="0" w:firstRowFirstColumn="0" w:firstRowLastColumn="0" w:lastRowFirstColumn="0" w:lastRowLastColumn="0"/>
             <w:tcW w:w="3261" w:type="dxa"/>
             <w:tcMar>
               <w:top w:w="60" w:type="dxa"/>
@@ -18650,7 +18609,6 @@
         </w:tc>
         <w:tc>
           <w:tcPr>
-            <w:cnfStyle w:val="000000000000" w:firstRow="0" w:lastRow="0" w:firstColumn="0" w:lastColumn="0" w:oddVBand="0" w:evenVBand="0" w:oddHBand="0" w:evenHBand="0" w:firstRowFirstColumn="0" w:firstRowLastColumn="0" w:lastRowFirstColumn="0" w:lastRowLastColumn="0"/>
             <w:tcW w:w="3969" w:type="dxa"/>
             <w:tcMar>
               <w:top w:w="60" w:type="dxa"/>
@@ -18681,7 +18639,6 @@
       <w:tr>
         <w:tc>
           <w:tcPr>
-            <w:cnfStyle w:val="000000000000" w:firstRow="0" w:lastRow="0" w:firstColumn="0" w:lastColumn="0" w:oddVBand="0" w:evenVBand="0" w:oddHBand="0" w:evenHBand="0" w:firstRowFirstColumn="0" w:firstRowLastColumn="0" w:lastRowFirstColumn="0" w:lastRowLastColumn="0"/>
             <w:tcW w:w="2830" w:type="dxa"/>
             <w:tcMar>
               <w:top w:w="60" w:type="dxa"/>
@@ -18713,29 +18670,12 @@
                 <w:sz w:val="24"/>
                 <w:lang w:eastAsia="es-CO"/>
               </w:rPr>
-              <w:t xml:space="preserve"> Wilfredo </w:t>
-            </w:r>
-            <w:proofErr w:type="spellStart"/>
-            <w:r>
-              <w:rPr>
-                <w:sz w:val="24"/>
-                <w:lang w:eastAsia="es-CO"/>
-              </w:rPr>
-              <w:t>Pizo</w:t>
-            </w:r>
-            <w:proofErr w:type="spellEnd"/>
-            <w:r>
-              <w:rPr>
-                <w:sz w:val="24"/>
-                <w:lang w:eastAsia="es-CO"/>
-              </w:rPr>
-              <w:t xml:space="preserve"> Ossa</w:t>
+              <w:t xml:space="preserve"> Wilfredo Pizo Ossa</w:t>
             </w:r>
           </w:p>
         </w:tc>
         <w:tc>
           <w:tcPr>
-            <w:cnfStyle w:val="000000000000" w:firstRow="0" w:lastRow="0" w:firstColumn="0" w:lastColumn="0" w:oddVBand="0" w:evenVBand="0" w:oddHBand="0" w:evenHBand="0" w:firstRowFirstColumn="0" w:firstRowLastColumn="0" w:lastRowFirstColumn="0" w:lastRowLastColumn="0"/>
             <w:tcW w:w="3261" w:type="dxa"/>
             <w:tcMar>
               <w:top w:w="60" w:type="dxa"/>
@@ -18764,7 +18704,6 @@
         </w:tc>
         <w:tc>
           <w:tcPr>
-            <w:cnfStyle w:val="000000000000" w:firstRow="0" w:lastRow="0" w:firstColumn="0" w:lastColumn="0" w:oddVBand="0" w:evenVBand="0" w:oddHBand="0" w:evenHBand="0" w:firstRowFirstColumn="0" w:firstRowLastColumn="0" w:lastRowFirstColumn="0" w:lastRowLastColumn="0"/>
             <w:tcW w:w="3969" w:type="dxa"/>
             <w:tcMar>
               <w:top w:w="60" w:type="dxa"/>
@@ -18836,7 +18775,7 @@
 </file>
 
 <file path=word/endnotes.xml><?xml version="1.0" encoding="utf-8"?>
-<w:endnotes xmlns:wpc="http://schemas.microsoft.com/office/word/2010/wordprocessingCanvas" xmlns:cx="http://schemas.microsoft.com/office/drawing/2014/chartex" xmlns:cx1="http://schemas.microsoft.com/office/drawing/2015/9/8/chartex" xmlns:cx2="http://schemas.microsoft.com/office/drawing/2015/10/21/chartex" xmlns:cx3="http://schemas.microsoft.com/office/drawing/2016/5/9/chartex" xmlns:cx4="http://schemas.microsoft.com/office/drawing/2016/5/10/chartex" xmlns:cx5="http://schemas.microsoft.com/office/drawing/2016/5/11/chartex" xmlns:cx6="http://schemas.microsoft.com/office/drawing/2016/5/12/chartex" xmlns:cx7="http://schemas.microsoft.com/office/drawing/2016/5/13/chartex" xmlns:cx8="http://schemas.microsoft.com/office/drawing/2016/5/14/chartex" xmlns:mc="http://schemas.openxmlformats.org/markup-compatibility/2006" xmlns:aink="http://schemas.microsoft.com/office/drawing/2016/ink" xmlns:am3d="http://schemas.microsoft.com/office/drawing/2017/model3d" xmlns:o="urn:schemas-microsoft-com:office:office" xmlns:r="http://schemas.openxmlformats.org/officeDocument/2006/relationships" xmlns:m="http://schemas.openxmlformats.org/officeDocument/2006/math" xmlns:v="urn:schemas-microsoft-com:vml" xmlns:wp14="http://schemas.microsoft.com/office/word/2010/wordprocessingDrawing" xmlns:wp="http://schemas.openxmlformats.org/drawingml/2006/wordprocessingDrawing" xmlns:w10="urn:schemas-microsoft-com:office:word" xmlns:w="http://schemas.openxmlformats.org/wordprocessingml/2006/main" xmlns:w14="http://schemas.microsoft.com/office/word/2010/wordml" xmlns:w15="http://schemas.microsoft.com/office/word/2012/wordml" xmlns:w16cex="http://schemas.microsoft.com/office/word/2018/wordml/cex" xmlns:w16cid="http://schemas.microsoft.com/office/word/2016/wordml/cid" xmlns:w16="http://schemas.microsoft.com/office/word/2018/wordml" xmlns:w16sdtdh="http://schemas.microsoft.com/office/word/2020/wordml/sdtdatahash" xmlns:w16se="http://schemas.microsoft.com/office/word/2015/wordml/symex" xmlns:wpg="http://schemas.microsoft.com/office/word/2010/wordprocessingGroup" xmlns:wpi="http://schemas.microsoft.com/office/word/2010/wordprocessingInk" xmlns:wne="http://schemas.microsoft.com/office/word/2006/wordml" xmlns:wps="http://schemas.microsoft.com/office/word/2010/wordprocessingShape" mc:Ignorable="w14 w15 w16se w16cid w16 w16cex w16sdtdh wp14">
+<w:endnotes xmlns:wpc="http://schemas.microsoft.com/office/word/2010/wordprocessingCanvas" xmlns:cx="http://schemas.microsoft.com/office/drawing/2014/chartex" xmlns:cx1="http://schemas.microsoft.com/office/drawing/2015/9/8/chartex" xmlns:cx2="http://schemas.microsoft.com/office/drawing/2015/10/21/chartex" xmlns:cx3="http://schemas.microsoft.com/office/drawing/2016/5/9/chartex" xmlns:cx4="http://schemas.microsoft.com/office/drawing/2016/5/10/chartex" xmlns:cx5="http://schemas.microsoft.com/office/drawing/2016/5/11/chartex" xmlns:cx6="http://schemas.microsoft.com/office/drawing/2016/5/12/chartex" xmlns:cx7="http://schemas.microsoft.com/office/drawing/2016/5/13/chartex" xmlns:cx8="http://schemas.microsoft.com/office/drawing/2016/5/14/chartex" xmlns:mc="http://schemas.openxmlformats.org/markup-compatibility/2006" xmlns:aink="http://schemas.microsoft.com/office/drawing/2016/ink" xmlns:am3d="http://schemas.microsoft.com/office/drawing/2017/model3d" xmlns:o="urn:schemas-microsoft-com:office:office" xmlns:oel="http://schemas.microsoft.com/office/2019/extlst" xmlns:r="http://schemas.openxmlformats.org/officeDocument/2006/relationships" xmlns:m="http://schemas.openxmlformats.org/officeDocument/2006/math" xmlns:v="urn:schemas-microsoft-com:vml" xmlns:wp14="http://schemas.microsoft.com/office/word/2010/wordprocessingDrawing" xmlns:wp="http://schemas.openxmlformats.org/drawingml/2006/wordprocessingDrawing" xmlns:w10="urn:schemas-microsoft-com:office:word" xmlns:w="http://schemas.openxmlformats.org/wordprocessingml/2006/main" xmlns:w14="http://schemas.microsoft.com/office/word/2010/wordml" xmlns:w15="http://schemas.microsoft.com/office/word/2012/wordml" xmlns:w16cex="http://schemas.microsoft.com/office/word/2018/wordml/cex" xmlns:w16cid="http://schemas.microsoft.com/office/word/2016/wordml/cid" xmlns:w16="http://schemas.microsoft.com/office/word/2018/wordml" xmlns:w16du="http://schemas.microsoft.com/office/word/2023/wordml/word16du" xmlns:w16sdtdh="http://schemas.microsoft.com/office/word/2020/wordml/sdtdatahash" xmlns:w16sdtfl="http://schemas.microsoft.com/office/word/2024/wordml/sdtformatlock" xmlns:w16se="http://schemas.microsoft.com/office/word/2015/wordml/symex" xmlns:wpg="http://schemas.microsoft.com/office/word/2010/wordprocessingGroup" xmlns:wpi="http://schemas.microsoft.com/office/word/2010/wordprocessingInk" xmlns:wne="http://schemas.microsoft.com/office/word/2006/wordml" xmlns:wps="http://schemas.microsoft.com/office/word/2010/wordprocessingShape" mc:Ignorable="w14 w15 w16se w16cid w16 w16cex w16sdtdh w16sdtfl w16du wp14">
   <w:endnote w:type="separator" w:id="-1">
     <w:p>
       <w:pPr>
@@ -18861,7 +18800,7 @@
 </file>
 
 <file path=word/footer1.xml><?xml version="1.0" encoding="utf-8"?>
-<w:ftr xmlns:wpc="http://schemas.microsoft.com/office/word/2010/wordprocessingCanvas" xmlns:cx="http://schemas.microsoft.com/office/drawing/2014/chartex" xmlns:cx1="http://schemas.microsoft.com/office/drawing/2015/9/8/chartex" xmlns:cx2="http://schemas.microsoft.com/office/drawing/2015/10/21/chartex" xmlns:cx3="http://schemas.microsoft.com/office/drawing/2016/5/9/chartex" xmlns:cx4="http://schemas.microsoft.com/office/drawing/2016/5/10/chartex" xmlns:cx5="http://schemas.microsoft.com/office/drawing/2016/5/11/chartex" xmlns:cx6="http://schemas.microsoft.com/office/drawing/2016/5/12/chartex" xmlns:cx7="http://schemas.microsoft.com/office/drawing/2016/5/13/chartex" xmlns:cx8="http://schemas.microsoft.com/office/drawing/2016/5/14/chartex" xmlns:mc="http://schemas.openxmlformats.org/markup-compatibility/2006" xmlns:aink="http://schemas.microsoft.com/office/drawing/2016/ink" xmlns:am3d="http://schemas.microsoft.com/office/drawing/2017/model3d" xmlns:o="urn:schemas-microsoft-com:office:office" xmlns:r="http://schemas.openxmlformats.org/officeDocument/2006/relationships" xmlns:m="http://schemas.openxmlformats.org/officeDocument/2006/math" xmlns:v="urn:schemas-microsoft-com:vml" xmlns:wp14="http://schemas.microsoft.com/office/word/2010/wordprocessingDrawing" xmlns:wp="http://schemas.openxmlformats.org/drawingml/2006/wordprocessingDrawing" xmlns:w10="urn:schemas-microsoft-com:office:word" xmlns:w="http://schemas.openxmlformats.org/wordprocessingml/2006/main" xmlns:w14="http://schemas.microsoft.com/office/word/2010/wordml" xmlns:w15="http://schemas.microsoft.com/office/word/2012/wordml" xmlns:w16cex="http://schemas.microsoft.com/office/word/2018/wordml/cex" xmlns:w16cid="http://schemas.microsoft.com/office/word/2016/wordml/cid" xmlns:w16="http://schemas.microsoft.com/office/word/2018/wordml" xmlns:w16sdtdh="http://schemas.microsoft.com/office/word/2020/wordml/sdtdatahash" xmlns:w16se="http://schemas.microsoft.com/office/word/2015/wordml/symex" xmlns:wpg="http://schemas.microsoft.com/office/word/2010/wordprocessingGroup" xmlns:wpi="http://schemas.microsoft.com/office/word/2010/wordprocessingInk" xmlns:wne="http://schemas.microsoft.com/office/word/2006/wordml" xmlns:wps="http://schemas.microsoft.com/office/word/2010/wordprocessingShape" mc:Ignorable="w14 w15 w16se w16cid w16 w16cex w16sdtdh wp14">
+<w:ftr xmlns:wpc="http://schemas.microsoft.com/office/word/2010/wordprocessingCanvas" xmlns:cx="http://schemas.microsoft.com/office/drawing/2014/chartex" xmlns:cx1="http://schemas.microsoft.com/office/drawing/2015/9/8/chartex" xmlns:cx2="http://schemas.microsoft.com/office/drawing/2015/10/21/chartex" xmlns:cx3="http://schemas.microsoft.com/office/drawing/2016/5/9/chartex" xmlns:cx4="http://schemas.microsoft.com/office/drawing/2016/5/10/chartex" xmlns:cx5="http://schemas.microsoft.com/office/drawing/2016/5/11/chartex" xmlns:cx6="http://schemas.microsoft.com/office/drawing/2016/5/12/chartex" xmlns:cx7="http://schemas.microsoft.com/office/drawing/2016/5/13/chartex" xmlns:cx8="http://schemas.microsoft.com/office/drawing/2016/5/14/chartex" xmlns:mc="http://schemas.openxmlformats.org/markup-compatibility/2006" xmlns:aink="http://schemas.microsoft.com/office/drawing/2016/ink" xmlns:am3d="http://schemas.microsoft.com/office/drawing/2017/model3d" xmlns:o="urn:schemas-microsoft-com:office:office" xmlns:oel="http://schemas.microsoft.com/office/2019/extlst" xmlns:r="http://schemas.openxmlformats.org/officeDocument/2006/relationships" xmlns:m="http://schemas.openxmlformats.org/officeDocument/2006/math" xmlns:v="urn:schemas-microsoft-com:vml" xmlns:wp14="http://schemas.microsoft.com/office/word/2010/wordprocessingDrawing" xmlns:wp="http://schemas.openxmlformats.org/drawingml/2006/wordprocessingDrawing" xmlns:w10="urn:schemas-microsoft-com:office:word" xmlns:w="http://schemas.openxmlformats.org/wordprocessingml/2006/main" xmlns:w14="http://schemas.microsoft.com/office/word/2010/wordml" xmlns:w15="http://schemas.microsoft.com/office/word/2012/wordml" xmlns:w16cex="http://schemas.microsoft.com/office/word/2018/wordml/cex" xmlns:w16cid="http://schemas.microsoft.com/office/word/2016/wordml/cid" xmlns:w16="http://schemas.microsoft.com/office/word/2018/wordml" xmlns:w16du="http://schemas.microsoft.com/office/word/2023/wordml/word16du" xmlns:w16sdtdh="http://schemas.microsoft.com/office/word/2020/wordml/sdtdatahash" xmlns:w16sdtfl="http://schemas.microsoft.com/office/word/2024/wordml/sdtformatlock" xmlns:w16se="http://schemas.microsoft.com/office/word/2015/wordml/symex" xmlns:wpg="http://schemas.microsoft.com/office/word/2010/wordprocessingGroup" xmlns:wpi="http://schemas.microsoft.com/office/word/2010/wordprocessingInk" xmlns:wne="http://schemas.microsoft.com/office/word/2006/wordml" xmlns:wps="http://schemas.microsoft.com/office/word/2010/wordprocessingShape" mc:Ignorable="w14 w15 w16se w16cid w16 w16cex w16sdtdh w16sdtfl w16du wp14">
   <w:sdt>
     <w:sdtPr>
       <w:id w:val="-1465197936"/>
@@ -18870,7 +18809,6 @@
         <w:docPartUnique/>
       </w:docPartObj>
     </w:sdtPr>
-    <w:sdtEndPr/>
     <w:sdtContent>
       <w:p>
         <w:pPr>
@@ -18907,7 +18845,7 @@
 </file>
 
 <file path=word/footnotes.xml><?xml version="1.0" encoding="utf-8"?>
-<w:footnotes xmlns:wpc="http://schemas.microsoft.com/office/word/2010/wordprocessingCanvas" xmlns:cx="http://schemas.microsoft.com/office/drawing/2014/chartex" xmlns:cx1="http://schemas.microsoft.com/office/drawing/2015/9/8/chartex" xmlns:cx2="http://schemas.microsoft.com/office/drawing/2015/10/21/chartex" xmlns:cx3="http://schemas.microsoft.com/office/drawing/2016/5/9/chartex" xmlns:cx4="http://schemas.microsoft.com/office/drawing/2016/5/10/chartex" xmlns:cx5="http://schemas.microsoft.com/office/drawing/2016/5/11/chartex" xmlns:cx6="http://schemas.microsoft.com/office/drawing/2016/5/12/chartex" xmlns:cx7="http://schemas.microsoft.com/office/drawing/2016/5/13/chartex" xmlns:cx8="http://schemas.microsoft.com/office/drawing/2016/5/14/chartex" xmlns:mc="http://schemas.openxmlformats.org/markup-compatibility/2006" xmlns:aink="http://schemas.microsoft.com/office/drawing/2016/ink" xmlns:am3d="http://schemas.microsoft.com/office/drawing/2017/model3d" xmlns:o="urn:schemas-microsoft-com:office:office" xmlns:r="http://schemas.openxmlformats.org/officeDocument/2006/relationships" xmlns:m="http://schemas.openxmlformats.org/officeDocument/2006/math" xmlns:v="urn:schemas-microsoft-com:vml" xmlns:wp14="http://schemas.microsoft.com/office/word/2010/wordprocessingDrawing" xmlns:wp="http://schemas.openxmlformats.org/drawingml/2006/wordprocessingDrawing" xmlns:w10="urn:schemas-microsoft-com:office:word" xmlns:w="http://schemas.openxmlformats.org/wordprocessingml/2006/main" xmlns:w14="http://schemas.microsoft.com/office/word/2010/wordml" xmlns:w15="http://schemas.microsoft.com/office/word/2012/wordml" xmlns:w16cex="http://schemas.microsoft.com/office/word/2018/wordml/cex" xmlns:w16cid="http://schemas.microsoft.com/office/word/2016/wordml/cid" xmlns:w16="http://schemas.microsoft.com/office/word/2018/wordml" xmlns:w16sdtdh="http://schemas.microsoft.com/office/word/2020/wordml/sdtdatahash" xmlns:w16se="http://schemas.microsoft.com/office/word/2015/wordml/symex" xmlns:wpg="http://schemas.microsoft.com/office/word/2010/wordprocessingGroup" xmlns:wpi="http://schemas.microsoft.com/office/word/2010/wordprocessingInk" xmlns:wne="http://schemas.microsoft.com/office/word/2006/wordml" xmlns:wps="http://schemas.microsoft.com/office/word/2010/wordprocessingShape" mc:Ignorable="w14 w15 w16se w16cid w16 w16cex w16sdtdh wp14">
+<w:footnotes xmlns:wpc="http://schemas.microsoft.com/office/word/2010/wordprocessingCanvas" xmlns:cx="http://schemas.microsoft.com/office/drawing/2014/chartex" xmlns:cx1="http://schemas.microsoft.com/office/drawing/2015/9/8/chartex" xmlns:cx2="http://schemas.microsoft.com/office/drawing/2015/10/21/chartex" xmlns:cx3="http://schemas.microsoft.com/office/drawing/2016/5/9/chartex" xmlns:cx4="http://schemas.microsoft.com/office/drawing/2016/5/10/chartex" xmlns:cx5="http://schemas.microsoft.com/office/drawing/2016/5/11/chartex" xmlns:cx6="http://schemas.microsoft.com/office/drawing/2016/5/12/chartex" xmlns:cx7="http://schemas.microsoft.com/office/drawing/2016/5/13/chartex" xmlns:cx8="http://schemas.microsoft.com/office/drawing/2016/5/14/chartex" xmlns:mc="http://schemas.openxmlformats.org/markup-compatibility/2006" xmlns:aink="http://schemas.microsoft.com/office/drawing/2016/ink" xmlns:am3d="http://schemas.microsoft.com/office/drawing/2017/model3d" xmlns:o="urn:schemas-microsoft-com:office:office" xmlns:oel="http://schemas.microsoft.com/office/2019/extlst" xmlns:r="http://schemas.openxmlformats.org/officeDocument/2006/relationships" xmlns:m="http://schemas.openxmlformats.org/officeDocument/2006/math" xmlns:v="urn:schemas-microsoft-com:vml" xmlns:wp14="http://schemas.microsoft.com/office/word/2010/wordprocessingDrawing" xmlns:wp="http://schemas.openxmlformats.org/drawingml/2006/wordprocessingDrawing" xmlns:w10="urn:schemas-microsoft-com:office:word" xmlns:w="http://schemas.openxmlformats.org/wordprocessingml/2006/main" xmlns:w14="http://schemas.microsoft.com/office/word/2010/wordml" xmlns:w15="http://schemas.microsoft.com/office/word/2012/wordml" xmlns:w16cex="http://schemas.microsoft.com/office/word/2018/wordml/cex" xmlns:w16cid="http://schemas.microsoft.com/office/word/2016/wordml/cid" xmlns:w16="http://schemas.microsoft.com/office/word/2018/wordml" xmlns:w16du="http://schemas.microsoft.com/office/word/2023/wordml/word16du" xmlns:w16sdtdh="http://schemas.microsoft.com/office/word/2020/wordml/sdtdatahash" xmlns:w16sdtfl="http://schemas.microsoft.com/office/word/2024/wordml/sdtformatlock" xmlns:w16se="http://schemas.microsoft.com/office/word/2015/wordml/symex" xmlns:wpg="http://schemas.microsoft.com/office/word/2010/wordprocessingGroup" xmlns:wpi="http://schemas.microsoft.com/office/word/2010/wordprocessingInk" xmlns:wne="http://schemas.microsoft.com/office/word/2006/wordml" xmlns:wps="http://schemas.microsoft.com/office/word/2010/wordprocessingShape" mc:Ignorable="w14 w15 w16se w16cid w16 w16cex w16sdtdh w16sdtfl w16du wp14">
   <w:footnote w:type="separator" w:id="-1">
     <w:p>
       <w:pPr>
@@ -18932,7 +18870,7 @@
 </file>
 
 <file path=word/header1.xml><?xml version="1.0" encoding="utf-8"?>
-<w:hdr xmlns:wpc="http://schemas.microsoft.com/office/word/2010/wordprocessingCanvas" xmlns:cx="http://schemas.microsoft.com/office/drawing/2014/chartex" xmlns:cx1="http://schemas.microsoft.com/office/drawing/2015/9/8/chartex" xmlns:cx2="http://schemas.microsoft.com/office/drawing/2015/10/21/chartex" xmlns:cx3="http://schemas.microsoft.com/office/drawing/2016/5/9/chartex" xmlns:cx4="http://schemas.microsoft.com/office/drawing/2016/5/10/chartex" xmlns:cx5="http://schemas.microsoft.com/office/drawing/2016/5/11/chartex" xmlns:cx6="http://schemas.microsoft.com/office/drawing/2016/5/12/chartex" xmlns:cx7="http://schemas.microsoft.com/office/drawing/2016/5/13/chartex" xmlns:cx8="http://schemas.microsoft.com/office/drawing/2016/5/14/chartex" xmlns:mc="http://schemas.openxmlformats.org/markup-compatibility/2006" xmlns:aink="http://schemas.microsoft.com/office/drawing/2016/ink" xmlns:am3d="http://schemas.microsoft.com/office/drawing/2017/model3d" xmlns:o="urn:schemas-microsoft-com:office:office" xmlns:r="http://schemas.openxmlformats.org/officeDocument/2006/relationships" xmlns:m="http://schemas.openxmlformats.org/officeDocument/2006/math" xmlns:v="urn:schemas-microsoft-com:vml" xmlns:wp14="http://schemas.microsoft.com/office/word/2010/wordprocessingDrawing" xmlns:wp="http://schemas.openxmlformats.org/drawingml/2006/wordprocessingDrawing" xmlns:w10="urn:schemas-microsoft-com:office:word" xmlns:w="http://schemas.openxmlformats.org/wordprocessingml/2006/main" xmlns:w14="http://schemas.microsoft.com/office/word/2010/wordml" xmlns:w15="http://schemas.microsoft.com/office/word/2012/wordml" xmlns:w16cex="http://schemas.microsoft.com/office/word/2018/wordml/cex" xmlns:w16cid="http://schemas.microsoft.com/office/word/2016/wordml/cid" xmlns:w16="http://schemas.microsoft.com/office/word/2018/wordml" xmlns:w16sdtdh="http://schemas.microsoft.com/office/word/2020/wordml/sdtdatahash" xmlns:w16se="http://schemas.microsoft.com/office/word/2015/wordml/symex" xmlns:wpg="http://schemas.microsoft.com/office/word/2010/wordprocessingGroup" xmlns:wpi="http://schemas.microsoft.com/office/word/2010/wordprocessingInk" xmlns:wne="http://schemas.microsoft.com/office/word/2006/wordml" xmlns:wps="http://schemas.microsoft.com/office/word/2010/wordprocessingShape" xmlns:a="http://schemas.openxmlformats.org/drawingml/2006/main" xmlns:adec="http://schemas.microsoft.com/office/drawing/2017/decorative" xmlns:pic="http://schemas.openxmlformats.org/drawingml/2006/picture" xmlns:a14="http://schemas.microsoft.com/office/drawing/2010/main" xmlns:asvg="http://schemas.microsoft.com/office/drawing/2016/SVG/main" mc:Ignorable="w14 w15 w16se w16cid w16 w16cex w16sdtdh wp14">
+<w:hdr xmlns:wpc="http://schemas.microsoft.com/office/word/2010/wordprocessingCanvas" xmlns:cx="http://schemas.microsoft.com/office/drawing/2014/chartex" xmlns:cx1="http://schemas.microsoft.com/office/drawing/2015/9/8/chartex" xmlns:cx2="http://schemas.microsoft.com/office/drawing/2015/10/21/chartex" xmlns:cx3="http://schemas.microsoft.com/office/drawing/2016/5/9/chartex" xmlns:cx4="http://schemas.microsoft.com/office/drawing/2016/5/10/chartex" xmlns:cx5="http://schemas.microsoft.com/office/drawing/2016/5/11/chartex" xmlns:cx6="http://schemas.microsoft.com/office/drawing/2016/5/12/chartex" xmlns:cx7="http://schemas.microsoft.com/office/drawing/2016/5/13/chartex" xmlns:cx8="http://schemas.microsoft.com/office/drawing/2016/5/14/chartex" xmlns:mc="http://schemas.openxmlformats.org/markup-compatibility/2006" xmlns:aink="http://schemas.microsoft.com/office/drawing/2016/ink" xmlns:am3d="http://schemas.microsoft.com/office/drawing/2017/model3d" xmlns:o="urn:schemas-microsoft-com:office:office" xmlns:oel="http://schemas.microsoft.com/office/2019/extlst" xmlns:r="http://schemas.openxmlformats.org/officeDocument/2006/relationships" xmlns:m="http://schemas.openxmlformats.org/officeDocument/2006/math" xmlns:v="urn:schemas-microsoft-com:vml" xmlns:wp14="http://schemas.microsoft.com/office/word/2010/wordprocessingDrawing" xmlns:wp="http://schemas.openxmlformats.org/drawingml/2006/wordprocessingDrawing" xmlns:w10="urn:schemas-microsoft-com:office:word" xmlns:w="http://schemas.openxmlformats.org/wordprocessingml/2006/main" xmlns:w14="http://schemas.microsoft.com/office/word/2010/wordml" xmlns:w15="http://schemas.microsoft.com/office/word/2012/wordml" xmlns:w16cex="http://schemas.microsoft.com/office/word/2018/wordml/cex" xmlns:w16cid="http://schemas.microsoft.com/office/word/2016/wordml/cid" xmlns:w16="http://schemas.microsoft.com/office/word/2018/wordml" xmlns:w16du="http://schemas.microsoft.com/office/word/2023/wordml/word16du" xmlns:w16sdtdh="http://schemas.microsoft.com/office/word/2020/wordml/sdtdatahash" xmlns:w16sdtfl="http://schemas.microsoft.com/office/word/2024/wordml/sdtformatlock" xmlns:w16se="http://schemas.microsoft.com/office/word/2015/wordml/symex" xmlns:wpg="http://schemas.microsoft.com/office/word/2010/wordprocessingGroup" xmlns:wpi="http://schemas.microsoft.com/office/word/2010/wordprocessingInk" xmlns:wne="http://schemas.microsoft.com/office/word/2006/wordml" xmlns:wps="http://schemas.microsoft.com/office/word/2010/wordprocessingShape" xmlns:a="http://schemas.openxmlformats.org/drawingml/2006/main" xmlns:adec="http://schemas.microsoft.com/office/drawing/2017/decorative" xmlns:pic="http://schemas.openxmlformats.org/drawingml/2006/picture" xmlns:a14="http://schemas.microsoft.com/office/drawing/2010/main" xmlns:asvg="http://schemas.microsoft.com/office/drawing/2016/SVG/main" mc:Ignorable="w14 w15 w16se w16cid w16 w16cex w16sdtdh w16sdtfl w16du wp14">
   <w:p>
     <w:pPr>
       <w:pStyle w:val="Encabezado"/>
@@ -19018,7 +18956,7 @@
 </file>
 
 <file path=word/numbering.xml><?xml version="1.0" encoding="utf-8"?>
-<w:numbering xmlns:wpc="http://schemas.microsoft.com/office/word/2010/wordprocessingCanvas" xmlns:cx="http://schemas.microsoft.com/office/drawing/2014/chartex" xmlns:cx1="http://schemas.microsoft.com/office/drawing/2015/9/8/chartex" xmlns:cx2="http://schemas.microsoft.com/office/drawing/2015/10/21/chartex" xmlns:cx3="http://schemas.microsoft.com/office/drawing/2016/5/9/chartex" xmlns:cx4="http://schemas.microsoft.com/office/drawing/2016/5/10/chartex" xmlns:cx5="http://schemas.microsoft.com/office/drawing/2016/5/11/chartex" xmlns:cx6="http://schemas.microsoft.com/office/drawing/2016/5/12/chartex" xmlns:cx7="http://schemas.microsoft.com/office/drawing/2016/5/13/chartex" xmlns:cx8="http://schemas.microsoft.com/office/drawing/2016/5/14/chartex" xmlns:mc="http://schemas.openxmlformats.org/markup-compatibility/2006" xmlns:aink="http://schemas.microsoft.com/office/drawing/2016/ink" xmlns:am3d="http://schemas.microsoft.com/office/drawing/2017/model3d" xmlns:o="urn:schemas-microsoft-com:office:office" xmlns:r="http://schemas.openxmlformats.org/officeDocument/2006/relationships" xmlns:m="http://schemas.openxmlformats.org/officeDocument/2006/math" xmlns:v="urn:schemas-microsoft-com:vml" xmlns:wp14="http://schemas.microsoft.com/office/word/2010/wordprocessingDrawing" xmlns:wp="http://schemas.openxmlformats.org/drawingml/2006/wordprocessingDrawing" xmlns:w10="urn:schemas-microsoft-com:office:word" xmlns:w="http://schemas.openxmlformats.org/wordprocessingml/2006/main" xmlns:w14="http://schemas.microsoft.com/office/word/2010/wordml" xmlns:w15="http://schemas.microsoft.com/office/word/2012/wordml" xmlns:w16cex="http://schemas.microsoft.com/office/word/2018/wordml/cex" xmlns:w16cid="http://schemas.microsoft.com/office/word/2016/wordml/cid" xmlns:w16="http://schemas.microsoft.com/office/word/2018/wordml" xmlns:w16sdtdh="http://schemas.microsoft.com/office/word/2020/wordml/sdtdatahash" xmlns:w16se="http://schemas.microsoft.com/office/word/2015/wordml/symex" xmlns:wpg="http://schemas.microsoft.com/office/word/2010/wordprocessingGroup" xmlns:wpi="http://schemas.microsoft.com/office/word/2010/wordprocessingInk" xmlns:wne="http://schemas.microsoft.com/office/word/2006/wordml" xmlns:wps="http://schemas.microsoft.com/office/word/2010/wordprocessingShape" mc:Ignorable="w14 w15 w16se w16cid w16 w16cex w16sdtdh wp14">
+<w:numbering xmlns:wpc="http://schemas.microsoft.com/office/word/2010/wordprocessingCanvas" xmlns:cx="http://schemas.microsoft.com/office/drawing/2014/chartex" xmlns:cx1="http://schemas.microsoft.com/office/drawing/2015/9/8/chartex" xmlns:cx2="http://schemas.microsoft.com/office/drawing/2015/10/21/chartex" xmlns:cx3="http://schemas.microsoft.com/office/drawing/2016/5/9/chartex" xmlns:cx4="http://schemas.microsoft.com/office/drawing/2016/5/10/chartex" xmlns:cx5="http://schemas.microsoft.com/office/drawing/2016/5/11/chartex" xmlns:cx6="http://schemas.microsoft.com/office/drawing/2016/5/12/chartex" xmlns:cx7="http://schemas.microsoft.com/office/drawing/2016/5/13/chartex" xmlns:cx8="http://schemas.microsoft.com/office/drawing/2016/5/14/chartex" xmlns:mc="http://schemas.openxmlformats.org/markup-compatibility/2006" xmlns:aink="http://schemas.microsoft.com/office/drawing/2016/ink" xmlns:am3d="http://schemas.microsoft.com/office/drawing/2017/model3d" xmlns:o="urn:schemas-microsoft-com:office:office" xmlns:oel="http://schemas.microsoft.com/office/2019/extlst" xmlns:r="http://schemas.openxmlformats.org/officeDocument/2006/relationships" xmlns:m="http://schemas.openxmlformats.org/officeDocument/2006/math" xmlns:v="urn:schemas-microsoft-com:vml" xmlns:wp14="http://schemas.microsoft.com/office/word/2010/wordprocessingDrawing" xmlns:wp="http://schemas.openxmlformats.org/drawingml/2006/wordprocessingDrawing" xmlns:w10="urn:schemas-microsoft-com:office:word" xmlns:w="http://schemas.openxmlformats.org/wordprocessingml/2006/main" xmlns:w14="http://schemas.microsoft.com/office/word/2010/wordml" xmlns:w15="http://schemas.microsoft.com/office/word/2012/wordml" xmlns:w16cex="http://schemas.microsoft.com/office/word/2018/wordml/cex" xmlns:w16cid="http://schemas.microsoft.com/office/word/2016/wordml/cid" xmlns:w16="http://schemas.microsoft.com/office/word/2018/wordml" xmlns:w16du="http://schemas.microsoft.com/office/word/2023/wordml/word16du" xmlns:w16sdtdh="http://schemas.microsoft.com/office/word/2020/wordml/sdtdatahash" xmlns:w16sdtfl="http://schemas.microsoft.com/office/word/2024/wordml/sdtformatlock" xmlns:w16se="http://schemas.microsoft.com/office/word/2015/wordml/symex" xmlns:wpg="http://schemas.microsoft.com/office/word/2010/wordprocessingGroup" xmlns:wpi="http://schemas.microsoft.com/office/word/2010/wordprocessingInk" xmlns:wne="http://schemas.microsoft.com/office/word/2006/wordml" xmlns:wps="http://schemas.microsoft.com/office/word/2010/wordprocessingShape" mc:Ignorable="w14 w15 w16se w16cid w16 w16cex w16sdtdh w16sdtfl w16du wp14">
   <w:abstractNum w:abstractNumId="0" w15:restartNumberingAfterBreak="0">
     <w:nsid w:val="FFFFFF89"/>
     <w:multiLevelType w:val="singleLevel"/>
@@ -25878,190 +25816,190 @@
       </w:rPr>
     </w:lvl>
   </w:abstractNum>
-  <w:num w:numId="1">
+  <w:num w:numId="1" w16cid:durableId="2020353829">
     <w:abstractNumId w:val="0"/>
   </w:num>
-  <w:num w:numId="2">
+  <w:num w:numId="2" w16cid:durableId="1539858621">
     <w:abstractNumId w:val="22"/>
   </w:num>
-  <w:num w:numId="3">
+  <w:num w:numId="3" w16cid:durableId="1505322053">
     <w:abstractNumId w:val="41"/>
   </w:num>
-  <w:num w:numId="4">
+  <w:num w:numId="4" w16cid:durableId="1168011682">
     <w:abstractNumId w:val="32"/>
   </w:num>
-  <w:num w:numId="5">
+  <w:num w:numId="5" w16cid:durableId="1784224407">
     <w:abstractNumId w:val="35"/>
   </w:num>
-  <w:num w:numId="6">
+  <w:num w:numId="6" w16cid:durableId="1042024769">
     <w:abstractNumId w:val="55"/>
   </w:num>
-  <w:num w:numId="7">
+  <w:num w:numId="7" w16cid:durableId="1500657711">
     <w:abstractNumId w:val="46"/>
   </w:num>
-  <w:num w:numId="8">
+  <w:num w:numId="8" w16cid:durableId="140464979">
     <w:abstractNumId w:val="26"/>
   </w:num>
-  <w:num w:numId="9">
+  <w:num w:numId="9" w16cid:durableId="1571116514">
     <w:abstractNumId w:val="59"/>
   </w:num>
-  <w:num w:numId="10">
+  <w:num w:numId="10" w16cid:durableId="2101489942">
     <w:abstractNumId w:val="45"/>
   </w:num>
-  <w:num w:numId="11">
+  <w:num w:numId="11" w16cid:durableId="1059281438">
     <w:abstractNumId w:val="58"/>
   </w:num>
-  <w:num w:numId="12">
+  <w:num w:numId="12" w16cid:durableId="1926301811">
     <w:abstractNumId w:val="13"/>
   </w:num>
-  <w:num w:numId="13">
+  <w:num w:numId="13" w16cid:durableId="1592467506">
     <w:abstractNumId w:val="20"/>
   </w:num>
-  <w:num w:numId="14">
+  <w:num w:numId="14" w16cid:durableId="409238206">
     <w:abstractNumId w:val="11"/>
   </w:num>
-  <w:num w:numId="15">
+  <w:num w:numId="15" w16cid:durableId="1270549803">
     <w:abstractNumId w:val="56"/>
   </w:num>
-  <w:num w:numId="16">
+  <w:num w:numId="16" w16cid:durableId="185413818">
     <w:abstractNumId w:val="18"/>
   </w:num>
-  <w:num w:numId="17">
+  <w:num w:numId="17" w16cid:durableId="1771926046">
     <w:abstractNumId w:val="52"/>
   </w:num>
-  <w:num w:numId="18">
+  <w:num w:numId="18" w16cid:durableId="1919973167">
     <w:abstractNumId w:val="27"/>
   </w:num>
-  <w:num w:numId="19">
+  <w:num w:numId="19" w16cid:durableId="1102803192">
     <w:abstractNumId w:val="21"/>
   </w:num>
-  <w:num w:numId="20">
+  <w:num w:numId="20" w16cid:durableId="1808432455">
     <w:abstractNumId w:val="57"/>
   </w:num>
-  <w:num w:numId="21">
+  <w:num w:numId="21" w16cid:durableId="109515374">
     <w:abstractNumId w:val="29"/>
   </w:num>
-  <w:num w:numId="22">
+  <w:num w:numId="22" w16cid:durableId="2055689607">
     <w:abstractNumId w:val="61"/>
   </w:num>
-  <w:num w:numId="23">
+  <w:num w:numId="23" w16cid:durableId="1705015345">
     <w:abstractNumId w:val="39"/>
   </w:num>
-  <w:num w:numId="24">
+  <w:num w:numId="24" w16cid:durableId="2014843774">
     <w:abstractNumId w:val="38"/>
   </w:num>
-  <w:num w:numId="25">
+  <w:num w:numId="25" w16cid:durableId="980502895">
     <w:abstractNumId w:val="17"/>
   </w:num>
-  <w:num w:numId="26">
+  <w:num w:numId="26" w16cid:durableId="742096150">
     <w:abstractNumId w:val="28"/>
   </w:num>
-  <w:num w:numId="27">
+  <w:num w:numId="27" w16cid:durableId="1923756756">
     <w:abstractNumId w:val="5"/>
   </w:num>
-  <w:num w:numId="28">
+  <w:num w:numId="28" w16cid:durableId="1458838877">
     <w:abstractNumId w:val="24"/>
   </w:num>
-  <w:num w:numId="29">
+  <w:num w:numId="29" w16cid:durableId="2105371606">
     <w:abstractNumId w:val="12"/>
   </w:num>
-  <w:num w:numId="30">
+  <w:num w:numId="30" w16cid:durableId="858616550">
     <w:abstractNumId w:val="47"/>
   </w:num>
-  <w:num w:numId="31">
+  <w:num w:numId="31" w16cid:durableId="1928803117">
     <w:abstractNumId w:val="51"/>
   </w:num>
-  <w:num w:numId="32">
+  <w:num w:numId="32" w16cid:durableId="2000696846">
     <w:abstractNumId w:val="19"/>
   </w:num>
-  <w:num w:numId="33">
+  <w:num w:numId="33" w16cid:durableId="759719343">
     <w:abstractNumId w:val="1"/>
   </w:num>
-  <w:num w:numId="34">
+  <w:num w:numId="34" w16cid:durableId="412044103">
     <w:abstractNumId w:val="9"/>
   </w:num>
-  <w:num w:numId="35">
+  <w:num w:numId="35" w16cid:durableId="1470630852">
     <w:abstractNumId w:val="23"/>
   </w:num>
-  <w:num w:numId="36">
+  <w:num w:numId="36" w16cid:durableId="1995719226">
     <w:abstractNumId w:val="31"/>
   </w:num>
-  <w:num w:numId="37">
+  <w:num w:numId="37" w16cid:durableId="1455754868">
     <w:abstractNumId w:val="7"/>
   </w:num>
-  <w:num w:numId="38">
+  <w:num w:numId="38" w16cid:durableId="1891530346">
     <w:abstractNumId w:val="53"/>
   </w:num>
-  <w:num w:numId="39">
+  <w:num w:numId="39" w16cid:durableId="1079789791">
     <w:abstractNumId w:val="36"/>
   </w:num>
-  <w:num w:numId="40">
+  <w:num w:numId="40" w16cid:durableId="2142723017">
     <w:abstractNumId w:val="48"/>
   </w:num>
-  <w:num w:numId="41">
+  <w:num w:numId="41" w16cid:durableId="1437680020">
     <w:abstractNumId w:val="2"/>
   </w:num>
-  <w:num w:numId="42">
+  <w:num w:numId="42" w16cid:durableId="496112065">
     <w:abstractNumId w:val="37"/>
   </w:num>
-  <w:num w:numId="43">
+  <w:num w:numId="43" w16cid:durableId="1893418073">
     <w:abstractNumId w:val="15"/>
   </w:num>
-  <w:num w:numId="44">
+  <w:num w:numId="44" w16cid:durableId="1600989614">
     <w:abstractNumId w:val="60"/>
   </w:num>
-  <w:num w:numId="45">
+  <w:num w:numId="45" w16cid:durableId="1664698652">
     <w:abstractNumId w:val="34"/>
   </w:num>
-  <w:num w:numId="46">
+  <w:num w:numId="46" w16cid:durableId="351273209">
     <w:abstractNumId w:val="8"/>
   </w:num>
-  <w:num w:numId="47">
+  <w:num w:numId="47" w16cid:durableId="788936868">
     <w:abstractNumId w:val="50"/>
   </w:num>
-  <w:num w:numId="48">
+  <w:num w:numId="48" w16cid:durableId="1777863876">
     <w:abstractNumId w:val="33"/>
   </w:num>
-  <w:num w:numId="49">
+  <w:num w:numId="49" w16cid:durableId="524052202">
     <w:abstractNumId w:val="6"/>
   </w:num>
-  <w:num w:numId="50">
+  <w:num w:numId="50" w16cid:durableId="1206718102">
     <w:abstractNumId w:val="4"/>
   </w:num>
-  <w:num w:numId="51">
+  <w:num w:numId="51" w16cid:durableId="1463307447">
     <w:abstractNumId w:val="44"/>
   </w:num>
-  <w:num w:numId="52">
+  <w:num w:numId="52" w16cid:durableId="1126697070">
     <w:abstractNumId w:val="49"/>
   </w:num>
-  <w:num w:numId="53">
+  <w:num w:numId="53" w16cid:durableId="1040205608">
     <w:abstractNumId w:val="25"/>
   </w:num>
-  <w:num w:numId="54">
+  <w:num w:numId="54" w16cid:durableId="1644039846">
     <w:abstractNumId w:val="10"/>
   </w:num>
-  <w:num w:numId="55">
+  <w:num w:numId="55" w16cid:durableId="929196129">
     <w:abstractNumId w:val="3"/>
   </w:num>
-  <w:num w:numId="56">
+  <w:num w:numId="56" w16cid:durableId="368142328">
     <w:abstractNumId w:val="16"/>
   </w:num>
-  <w:num w:numId="57">
+  <w:num w:numId="57" w16cid:durableId="185757148">
     <w:abstractNumId w:val="54"/>
   </w:num>
-  <w:num w:numId="58">
+  <w:num w:numId="58" w16cid:durableId="683441345">
     <w:abstractNumId w:val="30"/>
   </w:num>
-  <w:num w:numId="59">
+  <w:num w:numId="59" w16cid:durableId="674845890">
     <w:abstractNumId w:val="42"/>
   </w:num>
-  <w:num w:numId="60">
+  <w:num w:numId="60" w16cid:durableId="1054739255">
     <w:abstractNumId w:val="14"/>
   </w:num>
-  <w:num w:numId="61">
+  <w:num w:numId="61" w16cid:durableId="396368499">
     <w:abstractNumId w:val="43"/>
   </w:num>
-  <w:num w:numId="62">
+  <w:num w:numId="62" w16cid:durableId="183711736">
     <w:abstractNumId w:val="40"/>
   </w:num>
   <w:numIdMacAtCleanup w:val="62"/>
@@ -26069,7 +26007,7 @@
 </file>
 
 <file path=word/styles.xml><?xml version="1.0" encoding="utf-8"?>
-<w:styles xmlns:mc="http://schemas.openxmlformats.org/markup-compatibility/2006" xmlns:r="http://schemas.openxmlformats.org/officeDocument/2006/relationships" xmlns:w="http://schemas.openxmlformats.org/wordprocessingml/2006/main" xmlns:w14="http://schemas.microsoft.com/office/word/2010/wordml" xmlns:w15="http://schemas.microsoft.com/office/word/2012/wordml" xmlns:w16cex="http://schemas.microsoft.com/office/word/2018/wordml/cex" xmlns:w16cid="http://schemas.microsoft.com/office/word/2016/wordml/cid" xmlns:w16="http://schemas.microsoft.com/office/word/2018/wordml" xmlns:w16sdtdh="http://schemas.microsoft.com/office/word/2020/wordml/sdtdatahash" xmlns:w16se="http://schemas.microsoft.com/office/word/2015/wordml/symex" mc:Ignorable="w14 w15 w16se w16cid w16 w16cex w16sdtdh">
+<w:styles xmlns:mc="http://schemas.openxmlformats.org/markup-compatibility/2006" xmlns:r="http://schemas.openxmlformats.org/officeDocument/2006/relationships" xmlns:w="http://schemas.openxmlformats.org/wordprocessingml/2006/main" xmlns:w14="http://schemas.microsoft.com/office/word/2010/wordml" xmlns:w15="http://schemas.microsoft.com/office/word/2012/wordml" xmlns:w16cex="http://schemas.microsoft.com/office/word/2018/wordml/cex" xmlns:w16cid="http://schemas.microsoft.com/office/word/2016/wordml/cid" xmlns:w16="http://schemas.microsoft.com/office/word/2018/wordml" xmlns:w16du="http://schemas.microsoft.com/office/word/2023/wordml/word16du" xmlns:w16sdtdh="http://schemas.microsoft.com/office/word/2020/wordml/sdtdatahash" xmlns:w16sdtfl="http://schemas.microsoft.com/office/word/2024/wordml/sdtformatlock" xmlns:w16se="http://schemas.microsoft.com/office/word/2015/wordml/symex" mc:Ignorable="w14 w15 w16se w16cid w16 w16cex w16sdtdh w16sdtfl w16du">
   <w:docDefaults>
     <w:rPrDefault>
       <w:rPr>
@@ -27417,7 +27355,7 @@
       </w:rPr>
     </w:tblStylePr>
   </w:style>
-  <w:style w:type="character" w:styleId="Textoennegrita">
+  <w:style w:type="character" w:styleId="Fuerte">
     <w:name w:val="Strong"/>
     <w:basedOn w:val="Fuentedeprrafopredeter"/>
     <w:uiPriority w:val="22"/>
@@ -27855,6 +27793,30 @@
 </file>
 
 <file path=customXml/item1.xml><?xml version="1.0" encoding="utf-8"?>
+<b:Sources xmlns:b="http://schemas.openxmlformats.org/officeDocument/2006/bibliography" xmlns="http://schemas.openxmlformats.org/officeDocument/2006/bibliography" SelectedStyle="\APASixthEditionOfficeOnline.xsl" StyleName="APA" Version="6"/>
+</file>
+
+<file path=customXml/item2.xml><?xml version="1.0" encoding="utf-8"?>
+<?mso-contentType ?>
+<FormTemplates xmlns="http://schemas.microsoft.com/sharepoint/v3/contenttype/forms">
+  <Display>DocumentLibraryForm</Display>
+  <Edit>DocumentLibraryForm</Edit>
+  <New>DocumentLibraryForm</New>
+</FormTemplates>
+</file>
+
+<file path=customXml/item3.xml><?xml version="1.0" encoding="utf-8"?>
+<p:properties xmlns:p="http://schemas.microsoft.com/office/2006/metadata/properties" xmlns:xsi="http://www.w3.org/2001/XMLSchema-instance" xmlns:pc="http://schemas.microsoft.com/office/infopath/2007/PartnerControls">
+  <documentManagement>
+    <TaxCatchAll xmlns="13c90a0b-73bc-4dc0-be5f-28d77b615beb" xsi:nil="true"/>
+    <lcf76f155ced4ddcb4097134ff3c332f xmlns="13c93bba-48ce-428c-bfe5-88b42c19b028">
+      <Terms xmlns="http://schemas.microsoft.com/office/infopath/2007/PartnerControls"/>
+    </lcf76f155ced4ddcb4097134ff3c332f>
+  </documentManagement>
+</p:properties>
+</file>
+
+<file path=customXml/item4.xml><?xml version="1.0" encoding="utf-8"?>
 <ct:contentTypeSchema xmlns:ct="http://schemas.microsoft.com/office/2006/metadata/contentType" xmlns:ma="http://schemas.microsoft.com/office/2006/metadata/properties/metaAttributes" ct:_="" ma:_="" ma:contentTypeName="Documento" ma:contentTypeID="0x0101006A81D6BD42E8DF4C91013959704817E1" ma:contentTypeVersion="15" ma:contentTypeDescription="Crear nuevo documento." ma:contentTypeScope="" ma:versionID="bf4f72ffd194f0963ff564daca6869f7">
   <xsd:schema xmlns:xsd="http://www.w3.org/2001/XMLSchema" xmlns:xs="http://www.w3.org/2001/XMLSchema" xmlns:p="http://schemas.microsoft.com/office/2006/metadata/properties" xmlns:ns2="13c90a0b-73bc-4dc0-be5f-28d77b615beb" xmlns:ns3="13c93bba-48ce-428c-bfe5-88b42c19b028" targetNamespace="http://schemas.microsoft.com/office/2006/metadata/properties" ma:root="true" ma:fieldsID="8718d6f4873a5b1392a45044efa78385" ns2:_="" ns3:_="">
     <xsd:import namespace="13c90a0b-73bc-4dc0-be5f-28d77b615beb"/>
@@ -28089,31 +28051,34 @@
 </ct:contentTypeSchema>
 </file>
 
-<file path=customXml/item2.xml><?xml version="1.0" encoding="utf-8"?>
-<p:properties xmlns:p="http://schemas.microsoft.com/office/2006/metadata/properties" xmlns:xsi="http://www.w3.org/2001/XMLSchema-instance" xmlns:pc="http://schemas.microsoft.com/office/infopath/2007/PartnerControls">
-  <documentManagement>
-    <TaxCatchAll xmlns="13c90a0b-73bc-4dc0-be5f-28d77b615beb" xsi:nil="true"/>
-    <lcf76f155ced4ddcb4097134ff3c332f xmlns="13c93bba-48ce-428c-bfe5-88b42c19b028">
-      <Terms xmlns="http://schemas.microsoft.com/office/infopath/2007/PartnerControls"/>
-    </lcf76f155ced4ddcb4097134ff3c332f>
-  </documentManagement>
-</p:properties>
+<file path=customXml/itemProps1.xml><?xml version="1.0" encoding="utf-8"?>
+<ds:datastoreItem xmlns:ds="http://schemas.openxmlformats.org/officeDocument/2006/customXml" ds:itemID="{EAE431FD-7059-4C09-804B-C9D69EB7B213}">
+  <ds:schemaRefs>
+    <ds:schemaRef ds:uri="http://schemas.openxmlformats.org/officeDocument/2006/bibliography"/>
+  </ds:schemaRefs>
+</ds:datastoreItem>
 </file>
 
-<file path=customXml/item3.xml><?xml version="1.0" encoding="utf-8"?>
-<?mso-contentType ?>
-<FormTemplates xmlns="http://schemas.microsoft.com/sharepoint/v3/contenttype/forms">
-  <Display>DocumentLibraryForm</Display>
-  <Edit>DocumentLibraryForm</Edit>
-  <New>DocumentLibraryForm</New>
-</FormTemplates>
+<file path=customXml/itemProps2.xml><?xml version="1.0" encoding="utf-8"?>
+<ds:datastoreItem xmlns:ds="http://schemas.openxmlformats.org/officeDocument/2006/customXml" ds:itemID="{10663269-2064-4804-8290-36D4A57F5557}">
+  <ds:schemaRefs>
+    <ds:schemaRef ds:uri="http://schemas.microsoft.com/sharepoint/v3/contenttype/forms"/>
+  </ds:schemaRefs>
+</ds:datastoreItem>
 </file>
 
-<file path=customXml/item4.xml><?xml version="1.0" encoding="utf-8"?>
-<b:Sources xmlns:b="http://schemas.openxmlformats.org/officeDocument/2006/bibliography" xmlns="http://schemas.openxmlformats.org/officeDocument/2006/bibliography" SelectedStyle="\APASixthEditionOfficeOnline.xsl" StyleName="APA" Version="6"/>
+<file path=customXml/itemProps3.xml><?xml version="1.0" encoding="utf-8"?>
+<ds:datastoreItem xmlns:ds="http://schemas.openxmlformats.org/officeDocument/2006/customXml" ds:itemID="{1279454D-02BE-4A9C-A117-DCD1573E2608}">
+  <ds:schemaRefs>
+    <ds:schemaRef ds:uri="http://schemas.microsoft.com/office/2006/metadata/properties"/>
+    <ds:schemaRef ds:uri="http://schemas.microsoft.com/office/infopath/2007/PartnerControls"/>
+    <ds:schemaRef ds:uri="13c90a0b-73bc-4dc0-be5f-28d77b615beb"/>
+    <ds:schemaRef ds:uri="13c93bba-48ce-428c-bfe5-88b42c19b028"/>
+  </ds:schemaRefs>
+</ds:datastoreItem>
 </file>
 
-<file path=customXml/itemProps1.xml><?xml version="1.0" encoding="utf-8"?>
+<file path=customXml/itemProps4.xml><?xml version="1.0" encoding="utf-8"?>
 <ds:datastoreItem xmlns:ds="http://schemas.openxmlformats.org/officeDocument/2006/customXml" ds:itemID="{05DA2001-5BC2-4198-92EF-06CAC2A6CF62}">
   <ds:schemaRefs>
     <ds:schemaRef ds:uri="http://schemas.microsoft.com/office/2006/metadata/contentType"/>
@@ -28130,31 +28095,4 @@
     <ds:schemaRef ds:uri="http://schemas.microsoft.com/internal/obd"/>
   </ds:schemaRefs>
 </ds:datastoreItem>
-</file>
-
-<file path=customXml/itemProps2.xml><?xml version="1.0" encoding="utf-8"?>
-<ds:datastoreItem xmlns:ds="http://schemas.openxmlformats.org/officeDocument/2006/customXml" ds:itemID="{1279454D-02BE-4A9C-A117-DCD1573E2608}">
-  <ds:schemaRefs>
-    <ds:schemaRef ds:uri="http://schemas.microsoft.com/office/2006/metadata/properties"/>
-    <ds:schemaRef ds:uri="http://schemas.microsoft.com/office/infopath/2007/PartnerControls"/>
-    <ds:schemaRef ds:uri="13c90a0b-73bc-4dc0-be5f-28d77b615beb"/>
-    <ds:schemaRef ds:uri="13c93bba-48ce-428c-bfe5-88b42c19b028"/>
-  </ds:schemaRefs>
-</ds:datastoreItem>
-</file>
-
-<file path=customXml/itemProps3.xml><?xml version="1.0" encoding="utf-8"?>
-<ds:datastoreItem xmlns:ds="http://schemas.openxmlformats.org/officeDocument/2006/customXml" ds:itemID="{10663269-2064-4804-8290-36D4A57F5557}">
-  <ds:schemaRefs>
-    <ds:schemaRef ds:uri="http://schemas.microsoft.com/sharepoint/v3/contenttype/forms"/>
-  </ds:schemaRefs>
-</ds:datastoreItem>
-</file>
-
-<file path=customXml/itemProps4.xml><?xml version="1.0" encoding="utf-8"?>
-<ds:datastoreItem xmlns:ds="http://schemas.openxmlformats.org/officeDocument/2006/customXml" ds:itemID="{EAE431FD-7059-4C09-804B-C9D69EB7B213}">
-  <ds:schemaRefs>
-    <ds:schemaRef ds:uri="http://schemas.openxmlformats.org/officeDocument/2006/bibliography"/>
-  </ds:schemaRefs>
-</ds:datastoreItem>
 </file>
--- a/fuentes/123103_CF10_DU.docx
+++ b/fuentes/123103_CF10_DU.docx
@@ -1,6 +1,6 @@
 
 <file path=word/document.xml><?xml version="1.0" encoding="utf-8"?>
-<w:document xmlns:wpc="http://schemas.microsoft.com/office/word/2010/wordprocessingCanvas" xmlns:cx="http://schemas.microsoft.com/office/drawing/2014/chartex" xmlns:cx1="http://schemas.microsoft.com/office/drawing/2015/9/8/chartex" xmlns:cx2="http://schemas.microsoft.com/office/drawing/2015/10/21/chartex" xmlns:cx3="http://schemas.microsoft.com/office/drawing/2016/5/9/chartex" xmlns:cx4="http://schemas.microsoft.com/office/drawing/2016/5/10/chartex" xmlns:cx5="http://schemas.microsoft.com/office/drawing/2016/5/11/chartex" xmlns:cx6="http://schemas.microsoft.com/office/drawing/2016/5/12/chartex" xmlns:cx7="http://schemas.microsoft.com/office/drawing/2016/5/13/chartex" xmlns:cx8="http://schemas.microsoft.com/office/drawing/2016/5/14/chartex" xmlns:mc="http://schemas.openxmlformats.org/markup-compatibility/2006" xmlns:aink="http://schemas.microsoft.com/office/drawing/2016/ink" xmlns:am3d="http://schemas.microsoft.com/office/drawing/2017/model3d" xmlns:o="urn:schemas-microsoft-com:office:office" xmlns:oel="http://schemas.microsoft.com/office/2019/extlst" xmlns:r="http://schemas.openxmlformats.org/officeDocument/2006/relationships" xmlns:m="http://schemas.openxmlformats.org/officeDocument/2006/math" xmlns:v="urn:schemas-microsoft-com:vml" xmlns:wp14="http://schemas.microsoft.com/office/word/2010/wordprocessingDrawing" xmlns:wp="http://schemas.openxmlformats.org/drawingml/2006/wordprocessingDrawing" xmlns:w10="urn:schemas-microsoft-com:office:word" xmlns:w="http://schemas.openxmlformats.org/wordprocessingml/2006/main" xmlns:w14="http://schemas.microsoft.com/office/word/2010/wordml" xmlns:w15="http://schemas.microsoft.com/office/word/2012/wordml" xmlns:w16cex="http://schemas.microsoft.com/office/word/2018/wordml/cex" xmlns:w16cid="http://schemas.microsoft.com/office/word/2016/wordml/cid" xmlns:w16="http://schemas.microsoft.com/office/word/2018/wordml" xmlns:w16du="http://schemas.microsoft.com/office/word/2023/wordml/word16du" xmlns:w16sdtdh="http://schemas.microsoft.com/office/word/2020/wordml/sdtdatahash" xmlns:w16sdtfl="http://schemas.microsoft.com/office/word/2024/wordml/sdtformatlock" xmlns:w16se="http://schemas.microsoft.com/office/word/2015/wordml/symex" xmlns:wpg="http://schemas.microsoft.com/office/word/2010/wordprocessingGroup" xmlns:wpi="http://schemas.microsoft.com/office/word/2010/wordprocessingInk" xmlns:wne="http://schemas.microsoft.com/office/word/2006/wordml" xmlns:wps="http://schemas.microsoft.com/office/word/2010/wordprocessingShape" xmlns:a="http://schemas.openxmlformats.org/drawingml/2006/main" xmlns:adec="http://schemas.microsoft.com/office/drawing/2017/decorative" xmlns:pic="http://schemas.openxmlformats.org/drawingml/2006/picture" xmlns:a14="http://schemas.microsoft.com/office/drawing/2010/main" xmlns:asvg="http://schemas.microsoft.com/office/drawing/2016/SVG/main" mc:Ignorable="w14 w15 w16se w16cid w16 w16cex w16sdtdh w16sdtfl w16du wp14">
+<w:document xmlns:wpc="http://schemas.microsoft.com/office/word/2010/wordprocessingCanvas" xmlns:cx="http://schemas.microsoft.com/office/drawing/2014/chartex" xmlns:cx1="http://schemas.microsoft.com/office/drawing/2015/9/8/chartex" xmlns:cx2="http://schemas.microsoft.com/office/drawing/2015/10/21/chartex" xmlns:cx3="http://schemas.microsoft.com/office/drawing/2016/5/9/chartex" xmlns:cx4="http://schemas.microsoft.com/office/drawing/2016/5/10/chartex" xmlns:cx5="http://schemas.microsoft.com/office/drawing/2016/5/11/chartex" xmlns:cx6="http://schemas.microsoft.com/office/drawing/2016/5/12/chartex" xmlns:cx7="http://schemas.microsoft.com/office/drawing/2016/5/13/chartex" xmlns:cx8="http://schemas.microsoft.com/office/drawing/2016/5/14/chartex" xmlns:mc="http://schemas.openxmlformats.org/markup-compatibility/2006" xmlns:aink="http://schemas.microsoft.com/office/drawing/2016/ink" xmlns:am3d="http://schemas.microsoft.com/office/drawing/2017/model3d" xmlns:o="urn:schemas-microsoft-com:office:office" xmlns:r="http://schemas.openxmlformats.org/officeDocument/2006/relationships" xmlns:m="http://schemas.openxmlformats.org/officeDocument/2006/math" xmlns:v="urn:schemas-microsoft-com:vml" xmlns:wp14="http://schemas.microsoft.com/office/word/2010/wordprocessingDrawing" xmlns:wp="http://schemas.openxmlformats.org/drawingml/2006/wordprocessingDrawing" xmlns:w10="urn:schemas-microsoft-com:office:word" xmlns:w="http://schemas.openxmlformats.org/wordprocessingml/2006/main" xmlns:w14="http://schemas.microsoft.com/office/word/2010/wordml" xmlns:w15="http://schemas.microsoft.com/office/word/2012/wordml" xmlns:w16cex="http://schemas.microsoft.com/office/word/2018/wordml/cex" xmlns:w16cid="http://schemas.microsoft.com/office/word/2016/wordml/cid" xmlns:w16="http://schemas.microsoft.com/office/word/2018/wordml" xmlns:w16sdtdh="http://schemas.microsoft.com/office/word/2020/wordml/sdtdatahash" xmlns:w16se="http://schemas.microsoft.com/office/word/2015/wordml/symex" xmlns:wpg="http://schemas.microsoft.com/office/word/2010/wordprocessingGroup" xmlns:wpi="http://schemas.microsoft.com/office/word/2010/wordprocessingInk" xmlns:wne="http://schemas.microsoft.com/office/word/2006/wordml" xmlns:wps="http://schemas.microsoft.com/office/word/2010/wordprocessingShape" mc:Ignorable="w14 w15 w16se w16cid w16 w16cex w16sdtdh wp14">
   <w:body>
     <w:p>
       <w:pPr>
@@ -205,7 +205,7 @@
               </wp:anchor>
             </w:drawing>
           </mc:Choice>
-          <mc:Fallback xmlns:asvg="http://schemas.microsoft.com/office/drawing/2016/SVG/main" xmlns:a14="http://schemas.microsoft.com/office/drawing/2010/main" xmlns:pic="http://schemas.openxmlformats.org/drawingml/2006/picture" xmlns:adec="http://schemas.microsoft.com/office/drawing/2017/decorative" xmlns:a="http://schemas.openxmlformats.org/drawingml/2006/main">
+          <mc:Fallback xmlns:a="http://schemas.openxmlformats.org/drawingml/2006/main" xmlns:adec="http://schemas.microsoft.com/office/drawing/2017/decorative" xmlns:pic="http://schemas.openxmlformats.org/drawingml/2006/picture" xmlns:a14="http://schemas.microsoft.com/office/drawing/2010/main" xmlns:asvg="http://schemas.microsoft.com/office/drawing/2016/SVG/main" xmlns:w16sdtfl="http://schemas.microsoft.com/office/word/2024/wordml/sdtformatlock" xmlns:w16du="http://schemas.microsoft.com/office/word/2023/wordml/word16du" xmlns:oel="http://schemas.microsoft.com/office/2019/extlst">
             <w:pict>
               <v:rect id="Rectángulo 3" style="position:absolute;margin-left:-55.95pt;margin-top:26.4pt;width:613.85pt;height:164.25pt;z-index:-251655168;visibility:visible;mso-wrap-style:square;mso-height-percent:0;mso-wrap-distance-left:9pt;mso-wrap-distance-top:0;mso-wrap-distance-right:9pt;mso-wrap-distance-bottom:0;mso-position-horizontal:absolute;mso-position-horizontal-relative:text;mso-position-vertical:absolute;mso-position-vertical-relative:text;mso-height-percent:0;mso-height-relative:margin;v-text-anchor:middle" alt="&quot;&quot;" o:spid="_x0000_s1026" fillcolor="#00314d" stroked="f" strokeweight="1pt" w14:anchorId="4C256C62" o:gfxdata="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"/>
             </w:pict>
@@ -314,11 +314,11 @@
           </mc:Choice>
           <mc:Fallback>
             <w:pict>
-              <v:shapetype id="_x0000_t202" coordsize="21600,21600" o:spt="202" path="m,l,21600r21600,l21600,xe" w14:anchorId="2E2DABF6">
+              <v:shapetype w14:anchorId="2E2DABF6" id="_x0000_t202" coordsize="21600,21600" o:spt="202" path="m,l,21600r21600,l21600,xe">
                 <v:stroke joinstyle="miter"/>
                 <v:path gradientshapeok="t" o:connecttype="rect"/>
               </v:shapetype>
-              <v:shape id="Cuadro de texto 2" style="position:absolute;left:0;text-align:left;margin-left:-25.2pt;margin-top:21.9pt;width:549pt;height:102.95pt;z-index:251663360;visibility:visible;mso-wrap-style:square;mso-width-percent:0;mso-height-percent:0;mso-wrap-distance-left:9pt;mso-wrap-distance-top:3.6pt;mso-wrap-distance-right:9pt;mso-wrap-distance-bottom:3.6pt;mso-position-horizontal:absolute;mso-position-horizontal-relative:margin;mso-position-vertical:absolute;mso-position-vertical-relative:text;mso-width-percent:0;mso-height-percent:0;mso-width-relative:margin;mso-height-relative:margin;v-text-anchor:top" alt="&quot;&quot;" o:spid="_x0000_s1026" filled="f" stroked="f" type="#_x0000_t202" o:gfxdata="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">
+              <v:shape id="Cuadro de texto 2" o:spid="_x0000_s1026" type="#_x0000_t202" alt="&quot;&quot;" style="position:absolute;left:0;text-align:left;margin-left:-25.2pt;margin-top:21.9pt;width:549pt;height:102.95pt;z-index:251663360;visibility:visible;mso-wrap-style:square;mso-width-percent:0;mso-height-percent:0;mso-wrap-distance-left:9pt;mso-wrap-distance-top:3.6pt;mso-wrap-distance-right:9pt;mso-wrap-distance-bottom:3.6pt;mso-position-horizontal:absolute;mso-position-horizontal-relative:margin;mso-position-vertical:absolute;mso-position-vertical-relative:text;mso-width-percent:0;mso-height-percent:0;mso-width-relative:margin;mso-height-relative:margin;v-text-anchor:top" o:gfxdata="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" filled="f" stroked="f">
                 <v:textbox>
                   <w:txbxContent>
                     <w:p>
@@ -444,7 +444,7 @@
     <w:p>
       <w:pPr>
         <w:pBdr>
-          <w:bottom w:val="single" w:color="auto" w:sz="12" w:space="1"/>
+          <w:bottom w:val="single" w:sz="12" w:space="1" w:color="auto"/>
         </w:pBdr>
         <w:ind w:firstLine="1"/>
         <w:rPr>
@@ -458,7 +458,7 @@
     <w:p>
       <w:pPr>
         <w:pBdr>
-          <w:bottom w:val="single" w:color="auto" w:sz="12" w:space="1"/>
+          <w:bottom w:val="single" w:sz="12" w:space="1" w:color="auto"/>
         </w:pBdr>
         <w:ind w:firstLine="1"/>
         <w:rPr>
@@ -534,15 +534,9 @@
     </w:p>
     <w:sdt>
       <w:sdtPr>
-        <w:id w:val="-1852639233"/>
-        <w:docPartObj>
-          <w:docPartGallery w:val="Table of Contents"/>
-          <w:docPartUnique/>
-        </w:docPartObj>
-        <w:rPr>
-          <w:rFonts w:ascii="Calibri" w:hAnsi="Calibri" w:eastAsia="游明朝" w:cs="Arial" w:asciiTheme="minorAscii" w:hAnsiTheme="minorAscii" w:eastAsiaTheme="minorEastAsia" w:cstheme="minorBidi"/>
+        <w:rPr>
+          <w:rFonts w:asciiTheme="minorHAnsi" w:eastAsiaTheme="minorEastAsia" w:hAnsiTheme="minorHAnsi" w:cstheme="minorBidi"/>
           <w:b w:val="0"/>
-          <w:bCs w:val="0"/>
           <w:color w:val="auto"/>
           <w:kern w:val="2"/>
           <w:sz w:val="28"/>
@@ -550,7 +544,13 @@
           <w:lang w:eastAsia="en-US"/>
           <w14:ligatures w14:val="standardContextual"/>
         </w:rPr>
+        <w:id w:val="-1852639233"/>
+        <w:docPartObj>
+          <w:docPartGallery w:val="Table of Contents"/>
+          <w:docPartUnique/>
+        </w:docPartObj>
       </w:sdtPr>
+      <w:sdtEndPr/>
       <w:sdtContent>
         <w:p>
           <w:pPr>
@@ -587,7 +587,7 @@
           <w:r>
             <w:fldChar w:fldCharType="separate"/>
           </w:r>
-          <w:hyperlink w:history="1" w:anchor="_Toc233021562">
+          <w:hyperlink w:anchor="_Toc233021562" w:history="1">
             <w:r>
               <w:rPr>
                 <w:rStyle w:val="Hipervnculo"/>
@@ -660,7 +660,7 @@
               <w14:ligatures w14:val="none"/>
             </w:rPr>
           </w:pPr>
-          <w:hyperlink w:history="1" w:anchor="_Toc233021563">
+          <w:hyperlink w:anchor="_Toc233021563" w:history="1">
             <w:r>
               <w:rPr>
                 <w:rStyle w:val="Hipervnculo"/>
@@ -733,7 +733,7 @@
               <w14:ligatures w14:val="none"/>
             </w:rPr>
           </w:pPr>
-          <w:hyperlink w:history="1" w:anchor="_Toc233021564">
+          <w:hyperlink w:anchor="_Toc233021564" w:history="1">
             <w:r>
               <w:rPr>
                 <w:rStyle w:val="Hipervnculo"/>
@@ -806,7 +806,7 @@
               <w14:ligatures w14:val="none"/>
             </w:rPr>
           </w:pPr>
-          <w:hyperlink w:history="1" w:anchor="_Toc233021565">
+          <w:hyperlink w:anchor="_Toc233021565" w:history="1">
             <w:r>
               <w:rPr>
                 <w:rStyle w:val="Hipervnculo"/>
@@ -879,7 +879,7 @@
               <w14:ligatures w14:val="none"/>
             </w:rPr>
           </w:pPr>
-          <w:hyperlink w:history="1" w:anchor="_Toc233021566">
+          <w:hyperlink w:anchor="_Toc233021566" w:history="1">
             <w:r>
               <w:rPr>
                 <w:rStyle w:val="Hipervnculo"/>
@@ -952,7 +952,7 @@
               <w14:ligatures w14:val="none"/>
             </w:rPr>
           </w:pPr>
-          <w:hyperlink w:history="1" w:anchor="_Toc233021567">
+          <w:hyperlink w:anchor="_Toc233021567" w:history="1">
             <w:r>
               <w:rPr>
                 <w:rStyle w:val="Hipervnculo"/>
@@ -1025,7 +1025,7 @@
               <w14:ligatures w14:val="none"/>
             </w:rPr>
           </w:pPr>
-          <w:hyperlink w:history="1" w:anchor="_Toc233021568">
+          <w:hyperlink w:anchor="_Toc233021568" w:history="1">
             <w:r>
               <w:rPr>
                 <w:rStyle w:val="Hipervnculo"/>
@@ -1098,7 +1098,7 @@
               <w14:ligatures w14:val="none"/>
             </w:rPr>
           </w:pPr>
-          <w:hyperlink w:history="1" w:anchor="_Toc233021569">
+          <w:hyperlink w:anchor="_Toc233021569" w:history="1">
             <w:r>
               <w:rPr>
                 <w:rStyle w:val="Hipervnculo"/>
@@ -1145,7 +1145,7 @@
                 <w:noProof/>
                 <w:webHidden/>
               </w:rPr>
-              <w:t>21</w:t>
+              <w:t>22</w:t>
             </w:r>
             <w:r>
               <w:rPr>
@@ -1171,7 +1171,7 @@
               <w14:ligatures w14:val="none"/>
             </w:rPr>
           </w:pPr>
-          <w:hyperlink w:history="1" w:anchor="_Toc233021570">
+          <w:hyperlink w:anchor="_Toc233021570" w:history="1">
             <w:r>
               <w:rPr>
                 <w:rStyle w:val="Hipervnculo"/>
@@ -1244,7 +1244,7 @@
               <w14:ligatures w14:val="none"/>
             </w:rPr>
           </w:pPr>
-          <w:hyperlink w:history="1" w:anchor="_Toc233021571">
+          <w:hyperlink w:anchor="_Toc233021571" w:history="1">
             <w:r>
               <w:rPr>
                 <w:rStyle w:val="Hipervnculo"/>
@@ -1317,7 +1317,7 @@
               <w14:ligatures w14:val="none"/>
             </w:rPr>
           </w:pPr>
-          <w:hyperlink w:history="1" w:anchor="_Toc233021572">
+          <w:hyperlink w:anchor="_Toc233021572" w:history="1">
             <w:r>
               <w:rPr>
                 <w:rStyle w:val="Hipervnculo"/>
@@ -1390,7 +1390,7 @@
               <w14:ligatures w14:val="none"/>
             </w:rPr>
           </w:pPr>
-          <w:hyperlink w:history="1" w:anchor="_Toc233021573">
+          <w:hyperlink w:anchor="_Toc233021573" w:history="1">
             <w:r>
               <w:rPr>
                 <w:rStyle w:val="Hipervnculo"/>
@@ -1463,7 +1463,7 @@
               <w14:ligatures w14:val="none"/>
             </w:rPr>
           </w:pPr>
-          <w:hyperlink w:history="1" w:anchor="_Toc233021574">
+          <w:hyperlink w:anchor="_Toc233021574" w:history="1">
             <w:r>
               <w:rPr>
                 <w:rStyle w:val="Hipervnculo"/>
@@ -1536,7 +1536,7 @@
               <w14:ligatures w14:val="none"/>
             </w:rPr>
           </w:pPr>
-          <w:hyperlink w:history="1" w:anchor="_Toc233021575">
+          <w:hyperlink w:anchor="_Toc233021575" w:history="1">
             <w:r>
               <w:rPr>
                 <w:rStyle w:val="Hipervnculo"/>
@@ -1609,7 +1609,7 @@
               <w14:ligatures w14:val="none"/>
             </w:rPr>
           </w:pPr>
-          <w:hyperlink w:history="1" w:anchor="_Toc233021576">
+          <w:hyperlink w:anchor="_Toc233021576" w:history="1">
             <w:r>
               <w:rPr>
                 <w:rStyle w:val="Hipervnculo"/>
@@ -1682,7 +1682,7 @@
               <w14:ligatures w14:val="none"/>
             </w:rPr>
           </w:pPr>
-          <w:hyperlink w:history="1" w:anchor="_Toc233021577">
+          <w:hyperlink w:anchor="_Toc233021577" w:history="1">
             <w:r>
               <w:rPr>
                 <w:rStyle w:val="Hipervnculo"/>
@@ -1755,7 +1755,7 @@
               <w14:ligatures w14:val="none"/>
             </w:rPr>
           </w:pPr>
-          <w:hyperlink w:history="1" w:anchor="_Toc233021578">
+          <w:hyperlink w:anchor="_Toc233021578" w:history="1">
             <w:r>
               <w:rPr>
                 <w:rStyle w:val="Hipervnculo"/>
@@ -1828,7 +1828,7 @@
               <w14:ligatures w14:val="none"/>
             </w:rPr>
           </w:pPr>
-          <w:hyperlink w:history="1" w:anchor="_Toc233021579">
+          <w:hyperlink w:anchor="_Toc233021579" w:history="1">
             <w:r>
               <w:rPr>
                 <w:rStyle w:val="Hipervnculo"/>
@@ -1901,7 +1901,7 @@
               <w14:ligatures w14:val="none"/>
             </w:rPr>
           </w:pPr>
-          <w:hyperlink w:history="1" w:anchor="_Toc233021580">
+          <w:hyperlink w:anchor="_Toc233021580" w:history="1">
             <w:r>
               <w:rPr>
                 <w:rStyle w:val="Hipervnculo"/>
@@ -1974,7 +1974,7 @@
               <w14:ligatures w14:val="none"/>
             </w:rPr>
           </w:pPr>
-          <w:hyperlink w:history="1" w:anchor="_Toc233021581">
+          <w:hyperlink w:anchor="_Toc233021581" w:history="1">
             <w:r>
               <w:rPr>
                 <w:rStyle w:val="Hipervnculo"/>
@@ -2047,7 +2047,7 @@
               <w14:ligatures w14:val="none"/>
             </w:rPr>
           </w:pPr>
-          <w:hyperlink w:history="1" w:anchor="_Toc233021582">
+          <w:hyperlink w:anchor="_Toc233021582" w:history="1">
             <w:r>
               <w:rPr>
                 <w:rStyle w:val="Hipervnculo"/>
@@ -2120,7 +2120,7 @@
               <w14:ligatures w14:val="none"/>
             </w:rPr>
           </w:pPr>
-          <w:hyperlink w:history="1" w:anchor="_Toc233021583">
+          <w:hyperlink w:anchor="_Toc233021583" w:history="1">
             <w:r>
               <w:rPr>
                 <w:rStyle w:val="Hipervnculo"/>
@@ -2193,7 +2193,7 @@
               <w14:ligatures w14:val="none"/>
             </w:rPr>
           </w:pPr>
-          <w:hyperlink w:history="1" w:anchor="_Toc233021584">
+          <w:hyperlink w:anchor="_Toc233021584" w:history="1">
             <w:r>
               <w:rPr>
                 <w:rStyle w:val="Hipervnculo"/>
@@ -2266,7 +2266,7 @@
               <w14:ligatures w14:val="none"/>
             </w:rPr>
           </w:pPr>
-          <w:hyperlink w:history="1" w:anchor="_Toc233021585">
+          <w:hyperlink w:anchor="_Toc233021585" w:history="1">
             <w:r>
               <w:rPr>
                 <w:rStyle w:val="Hipervnculo"/>
@@ -2339,7 +2339,7 @@
               <w14:ligatures w14:val="none"/>
             </w:rPr>
           </w:pPr>
-          <w:hyperlink w:history="1" w:anchor="_Toc233021586">
+          <w:hyperlink w:anchor="_Toc233021586" w:history="1">
             <w:r>
               <w:rPr>
                 <w:rStyle w:val="Hipervnculo"/>
@@ -2428,7 +2428,7 @@
               <w14:ligatures w14:val="none"/>
             </w:rPr>
           </w:pPr>
-          <w:hyperlink w:history="1" w:anchor="_Toc233021587">
+          <w:hyperlink w:anchor="_Toc233021587" w:history="1">
             <w:r>
               <w:rPr>
                 <w:rStyle w:val="Hipervnculo"/>
@@ -2501,7 +2501,7 @@
               <w14:ligatures w14:val="none"/>
             </w:rPr>
           </w:pPr>
-          <w:hyperlink w:history="1" w:anchor="_Toc233021588">
+          <w:hyperlink w:anchor="_Toc233021588" w:history="1">
             <w:r>
               <w:rPr>
                 <w:rStyle w:val="Hipervnculo"/>
@@ -2574,7 +2574,7 @@
               <w14:ligatures w14:val="none"/>
             </w:rPr>
           </w:pPr>
-          <w:hyperlink w:history="1" w:anchor="_Toc233021589">
+          <w:hyperlink w:anchor="_Toc233021589" w:history="1">
             <w:r>
               <w:rPr>
                 <w:rStyle w:val="Hipervnculo"/>
@@ -2647,7 +2647,7 @@
               <w14:ligatures w14:val="none"/>
             </w:rPr>
           </w:pPr>
-          <w:hyperlink w:history="1" w:anchor="_Toc233021590">
+          <w:hyperlink w:anchor="_Toc233021590" w:history="1">
             <w:r>
               <w:rPr>
                 <w:rStyle w:val="Hipervnculo"/>
@@ -2720,7 +2720,7 @@
               <w14:ligatures w14:val="none"/>
             </w:rPr>
           </w:pPr>
-          <w:hyperlink w:history="1" w:anchor="_Toc233021591">
+          <w:hyperlink w:anchor="_Toc233021591" w:history="1">
             <w:r>
               <w:rPr>
                 <w:rStyle w:val="Hipervnculo"/>
@@ -2793,7 +2793,7 @@
               <w14:ligatures w14:val="none"/>
             </w:rPr>
           </w:pPr>
-          <w:hyperlink w:history="1" w:anchor="_Toc233021592">
+          <w:hyperlink w:anchor="_Toc233021592" w:history="1">
             <w:r>
               <w:rPr>
                 <w:rStyle w:val="Hipervnculo"/>
@@ -2866,7 +2866,7 @@
               <w14:ligatures w14:val="none"/>
             </w:rPr>
           </w:pPr>
-          <w:hyperlink w:history="1" w:anchor="_Toc233021593">
+          <w:hyperlink w:anchor="_Toc233021593" w:history="1">
             <w:r>
               <w:rPr>
                 <w:rStyle w:val="Hipervnculo"/>
@@ -2939,7 +2939,7 @@
               <w14:ligatures w14:val="none"/>
             </w:rPr>
           </w:pPr>
-          <w:hyperlink w:history="1" w:anchor="_Toc233021594">
+          <w:hyperlink w:anchor="_Toc233021594" w:history="1">
             <w:r>
               <w:rPr>
                 <w:rStyle w:val="Hipervnculo"/>
@@ -3012,7 +3012,7 @@
               <w14:ligatures w14:val="none"/>
             </w:rPr>
           </w:pPr>
-          <w:hyperlink w:history="1" w:anchor="_Toc233021595">
+          <w:hyperlink w:anchor="_Toc233021595" w:history="1">
             <w:r>
               <w:rPr>
                 <w:rStyle w:val="Hipervnculo"/>
@@ -3085,11 +3085,11 @@
               <w14:ligatures w14:val="none"/>
             </w:rPr>
           </w:pPr>
-          <w:hyperlink w:history="1" w:anchor="_Toc233021596">
+          <w:hyperlink w:anchor="_Toc233021596" w:history="1">
             <w:r>
               <w:rPr>
                 <w:rStyle w:val="Hipervnculo"/>
-                <w:rFonts w:ascii="Calibri" w:hAnsi="Calibri" w:eastAsia="Times New Roman" w:cs="Times New Roman (Títulos en alf"/>
+                <w:rFonts w:ascii="Calibri" w:eastAsia="Times New Roman" w:hAnsi="Calibri" w:cs="Times New Roman (Títulos en alf"/>
                 <w:bCs/>
                 <w:noProof/>
                 <w:lang w:val="es-419" w:eastAsia="es-CO"/>
@@ -3158,23 +3158,12 @@
           </w:r>
         </w:p>
       </w:sdtContent>
-      <w:sdtEndPr>
-        <w:rPr>
-          <w:rFonts w:ascii="Calibri" w:hAnsi="Calibri" w:eastAsia="游明朝" w:cs="Arial" w:asciiTheme="minorAscii" w:hAnsiTheme="minorAscii" w:eastAsiaTheme="minorEastAsia" w:cstheme="minorBidi"/>
-          <w:b w:val="0"/>
-          <w:bCs w:val="0"/>
-          <w:color w:val="auto"/>
-          <w:sz w:val="28"/>
-          <w:szCs w:val="28"/>
-          <w:lang w:eastAsia="en-US"/>
-        </w:rPr>
-      </w:sdtEndPr>
     </w:sdt>
     <w:p>
       <w:pPr>
         <w:pStyle w:val="Titulosgenerales"/>
       </w:pPr>
-      <w:bookmarkStart w:name="_Toc233021562" w:id="0"/>
+      <w:bookmarkStart w:id="0" w:name="_Toc233021562"/>
       <w:r>
         <w:lastRenderedPageBreak/>
         <w:t>Introducción</w:t>
@@ -3350,7 +3339,7 @@
       <w:pPr>
         <w:pStyle w:val="Ttulo1"/>
       </w:pPr>
-      <w:bookmarkStart w:name="_Toc233021563" w:id="1"/>
+      <w:bookmarkStart w:id="1" w:name="_Toc233021563"/>
       <w:r>
         <w:lastRenderedPageBreak/>
         <w:t>Comparación y análisis inicial de costos de operación</w:t>
@@ -3400,7 +3389,7 @@
       <w:pPr>
         <w:pStyle w:val="Ttulo2"/>
       </w:pPr>
-      <w:bookmarkStart w:name="_Toc233021564" w:id="2"/>
+      <w:bookmarkStart w:id="2" w:name="_Toc233021564"/>
       <w:r>
         <w:t>Costos históricos y presupuestos de operación</w:t>
       </w:r>
@@ -4112,7 +4101,7 @@
       <w:pPr>
         <w:pStyle w:val="Ttulo2"/>
       </w:pPr>
-      <w:bookmarkStart w:name="_Toc233021565" w:id="3"/>
+      <w:bookmarkStart w:id="3" w:name="_Toc233021565"/>
       <w:r>
         <w:t>Costos estándar y márgenes esperados</w:t>
       </w:r>
@@ -5056,7 +5045,7 @@
       <w:pPr>
         <w:pStyle w:val="Ttulo2"/>
       </w:pPr>
-      <w:bookmarkStart w:name="_Toc233021566" w:id="4"/>
+      <w:bookmarkStart w:id="4" w:name="_Toc233021566"/>
       <w:r>
         <w:lastRenderedPageBreak/>
         <w:t>Indicadores básicos de variación de costos</w:t>
@@ -5835,7 +5824,7 @@
       <w:pPr>
         <w:pStyle w:val="Ttulo2"/>
       </w:pPr>
-      <w:bookmarkStart w:name="_Toc233021567" w:id="5"/>
+      <w:bookmarkStart w:id="5" w:name="_Toc233021567"/>
       <w:r>
         <w:t>Comparación de períodos, tendencias y desviaciones</w:t>
       </w:r>
@@ -6626,7 +6615,7 @@
       <w:pPr>
         <w:pStyle w:val="Ttulo2"/>
       </w:pPr>
-      <w:bookmarkStart w:name="_Toc233021568" w:id="6"/>
+      <w:bookmarkStart w:id="6" w:name="_Toc233021568"/>
       <w:r>
         <w:lastRenderedPageBreak/>
         <w:t>Análisis inicial de causas y documentación de resultados</w:t>
@@ -7175,10 +7164,25 @@
     </w:p>
     <w:p>
       <w:pPr>
+        <w:rPr>
+          <w:lang w:val="es-ES" w:eastAsia="es-CO"/>
+        </w:rPr>
+      </w:pPr>
+    </w:p>
+    <w:p>
+      <w:pPr>
+        <w:rPr>
+          <w:lang w:val="es-ES" w:eastAsia="es-CO"/>
+        </w:rPr>
+      </w:pPr>
+    </w:p>
+    <w:p>
+      <w:pPr>
         <w:pStyle w:val="Ttulo1"/>
       </w:pPr>
-      <w:bookmarkStart w:name="_Toc233021569" w:id="7"/>
-      <w:r>
+      <w:bookmarkStart w:id="7" w:name="_Toc233021569"/>
+      <w:r>
+        <w:lastRenderedPageBreak/>
         <w:t>Verificación de criterios de clasificación y asignación de costos</w:t>
       </w:r>
       <w:bookmarkEnd w:id="7"/>
@@ -7193,7 +7197,6 @@
         <w:rPr>
           <w:lang w:val="es-419" w:eastAsia="es-CO"/>
         </w:rPr>
-        <w:lastRenderedPageBreak/>
         <w:t>Verificar la clasificación y asignación de costos implica revisar si los valores calculados en la empresa fueron tratados con criterios consistentes, si las bases de reparto utilizadas son razonables y si la distribución de materiales, mano de obra y costos indirectos responde a la realidad operativa del proceso.</w:t>
       </w:r>
     </w:p>
@@ -7271,7 +7274,7 @@
       <w:pPr>
         <w:pStyle w:val="Ttulo2"/>
       </w:pPr>
-      <w:bookmarkStart w:name="_Toc233021570" w:id="8"/>
+      <w:bookmarkStart w:id="8" w:name="_Toc233021570"/>
       <w:r>
         <w:t>Criterios de clasificación y asignación de costos</w:t>
       </w:r>
@@ -7349,6 +7352,7 @@
         <w:rPr>
           <w:rStyle w:val="VideoCar"/>
         </w:rPr>
+        <w:lastRenderedPageBreak/>
         <w:t>Verificación y clasificación de los costos</w:t>
       </w:r>
     </w:p>
@@ -7361,7 +7365,6 @@
         <w:rPr>
           <w:noProof/>
         </w:rPr>
-        <w:lastRenderedPageBreak/>
         <w:drawing>
           <wp:inline distT="0" distB="0" distL="0" distR="0" wp14:anchorId="1D1564AD" wp14:editId="2B3B5000">
             <wp:extent cx="4680000" cy="2632500"/>
@@ -7663,7 +7666,7 @@
       <w:pPr>
         <w:pStyle w:val="Ttulo2"/>
       </w:pPr>
-      <w:bookmarkStart w:name="_Toc233021571" w:id="9"/>
+      <w:bookmarkStart w:id="9" w:name="_Toc233021571"/>
       <w:r>
         <w:t>Revisión de costos directos e indirectos</w:t>
       </w:r>
@@ -8068,7 +8071,7 @@
       <w:pPr>
         <w:pStyle w:val="Ttulo2"/>
       </w:pPr>
-      <w:bookmarkStart w:name="_Toc233021572" w:id="10"/>
+      <w:bookmarkStart w:id="10" w:name="_Toc233021572"/>
       <w:r>
         <w:t>Verificación de centros de costo y validación de tasas</w:t>
       </w:r>
@@ -8354,7 +8357,7 @@
       <w:pPr>
         <w:pStyle w:val="Ttulo2"/>
       </w:pPr>
-      <w:bookmarkStart w:name="_Toc233021573" w:id="11"/>
+      <w:bookmarkStart w:id="11" w:name="_Toc233021573"/>
       <w:r>
         <w:t>Consistencia del método, aplicación normativa y documentación de criterios</w:t>
       </w:r>
@@ -8722,7 +8725,7 @@
       <w:pPr>
         <w:pStyle w:val="Ttulo2"/>
       </w:pPr>
-      <w:bookmarkStart w:name="_Toc233021574" w:id="12"/>
+      <w:bookmarkStart w:id="12" w:name="_Toc233021574"/>
       <w:r>
         <w:t>Verificación integral de la asignación de costos según políticas organizacionales</w:t>
       </w:r>
@@ -9175,7 +9178,7 @@
       <w:pPr>
         <w:pStyle w:val="Ttulo1"/>
       </w:pPr>
-      <w:bookmarkStart w:name="_Toc233021575" w:id="13"/>
+      <w:bookmarkStart w:id="13" w:name="_Toc233021575"/>
       <w:r>
         <w:lastRenderedPageBreak/>
         <w:t>Reporte y registro de hallazgos en la verificación de costos</w:t>
@@ -9225,7 +9228,7 @@
       <w:pPr>
         <w:pStyle w:val="Ttulo2"/>
       </w:pPr>
-      <w:bookmarkStart w:name="_Toc233021576" w:id="14"/>
+      <w:bookmarkStart w:id="14" w:name="_Toc233021576"/>
       <w:r>
         <w:t>Formatos de reporte de verificación de costos</w:t>
       </w:r>
@@ -9724,7 +9727,7 @@
       <w:pPr>
         <w:pStyle w:val="Ttulo2"/>
       </w:pPr>
-      <w:bookmarkStart w:name="_Toc233021577" w:id="15"/>
+      <w:bookmarkStart w:id="15" w:name="_Toc233021577"/>
       <w:r>
         <w:t>Procedimientos internos de registro de hallazgos</w:t>
       </w:r>
@@ -10100,7 +10103,7 @@
       <w:r>
         <w:tab/>
       </w:r>
-      <w:bookmarkStart w:name="_Toc233021578" w:id="16"/>
+      <w:bookmarkStart w:id="16" w:name="_Toc233021578"/>
       <w:r>
         <w:t>Documentación de evidencias, archivo de reportes y trazabilidad</w:t>
       </w:r>
@@ -10531,7 +10534,7 @@
       <w:pPr>
         <w:pStyle w:val="Ttulo2"/>
       </w:pPr>
-      <w:bookmarkStart w:name="_Toc233021579" w:id="17"/>
+      <w:bookmarkStart w:id="17" w:name="_Toc233021579"/>
       <w:r>
         <w:lastRenderedPageBreak/>
         <w:t>Seguimiento de correcciones, auditoría interna y políticas de retención</w:t>
@@ -10934,7 +10937,7 @@
       <w:r>
         <w:tab/>
       </w:r>
-      <w:bookmarkStart w:name="_Toc233021580" w:id="18"/>
+      <w:bookmarkStart w:id="18" w:name="_Toc233021580"/>
       <w:r>
         <w:t>Consolidación de hallazgos, conclusiones y presentación ejecutiva</w:t>
       </w:r>
@@ -11410,7 +11413,7 @@
       <w:pPr>
         <w:pStyle w:val="Ttulo1"/>
       </w:pPr>
-      <w:bookmarkStart w:name="_Toc233021581" w:id="19"/>
+      <w:bookmarkStart w:id="19" w:name="_Toc233021581"/>
       <w:r>
         <w:lastRenderedPageBreak/>
         <w:t>Técnicas de análisis y alternativas de optimización de costos</w:t>
@@ -11460,7 +11463,7 @@
       <w:pPr>
         <w:pStyle w:val="Ttulo2"/>
       </w:pPr>
-      <w:bookmarkStart w:name="_Toc233021582" w:id="20"/>
+      <w:bookmarkStart w:id="20" w:name="_Toc233021582"/>
       <w:r>
         <w:t>Técnicas de análisis de desviaciones y variaciones</w:t>
       </w:r>
@@ -12115,7 +12118,7 @@
       <w:pPr>
         <w:pStyle w:val="Ttulo2"/>
       </w:pPr>
-      <w:bookmarkStart w:name="_Toc233021583" w:id="21"/>
+      <w:bookmarkStart w:id="21" w:name="_Toc233021583"/>
       <w:r>
         <w:t>Alternativas de optimización de costos</w:t>
       </w:r>
@@ -12590,7 +12593,7 @@
       <w:pPr>
         <w:pStyle w:val="Ttulo2"/>
       </w:pPr>
-      <w:bookmarkStart w:name="_Toc233021584" w:id="22"/>
+      <w:bookmarkStart w:id="22" w:name="_Toc233021584"/>
       <w:r>
         <w:lastRenderedPageBreak/>
         <w:t>Análisis de escenarios de costos y beneficios</w:t>
@@ -12931,7 +12934,7 @@
       <w:r>
         <w:tab/>
       </w:r>
-      <w:bookmarkStart w:name="_Toc233021585" w:id="23"/>
+      <w:bookmarkStart w:id="23" w:name="_Toc233021585"/>
       <w:r>
         <w:t>Criterios de priorización de acciones de mejora</w:t>
       </w:r>
@@ -13436,7 +13439,7 @@
       <w:pPr>
         <w:pStyle w:val="Ttulo2"/>
       </w:pPr>
-      <w:bookmarkStart w:name="_Toc233021586" w:id="24"/>
+      <w:bookmarkStart w:id="24" w:name="_Toc233021586"/>
       <w:r>
         <w:rPr>
           <w:rStyle w:val="Extranjerismo"/>
@@ -14020,7 +14023,7 @@
       <w:pPr>
         <w:pStyle w:val="Ttulo1"/>
       </w:pPr>
-      <w:bookmarkStart w:name="_Toc233021587" w:id="25"/>
+      <w:bookmarkStart w:id="25" w:name="_Toc233021587"/>
       <w:r>
         <w:lastRenderedPageBreak/>
         <w:t>Propuestas, socialización e implementación de mejoras de costos</w:t>
@@ -14184,7 +14187,7 @@
       <w:pPr>
         <w:pStyle w:val="Ttulo2"/>
       </w:pPr>
-      <w:bookmarkStart w:name="_Toc233021588" w:id="26"/>
+      <w:bookmarkStart w:id="26" w:name="_Toc233021588"/>
       <w:r>
         <w:lastRenderedPageBreak/>
         <w:t>Formatos de propuesta de mejora de costos</w:t>
@@ -14645,7 +14648,7 @@
       <w:pPr>
         <w:pStyle w:val="Ttulo2"/>
       </w:pPr>
-      <w:bookmarkStart w:name="_Toc233021589" w:id="27"/>
+      <w:bookmarkStart w:id="27" w:name="_Toc233021589"/>
       <w:r>
         <w:t>Indicadores de seguimiento de acciones de mejora</w:t>
       </w:r>
@@ -15256,7 +15259,7 @@
       <w:pPr>
         <w:pStyle w:val="Ttulo2"/>
       </w:pPr>
-      <w:bookmarkStart w:name="_Toc233021590" w:id="28"/>
+      <w:bookmarkStart w:id="28" w:name="_Toc233021590"/>
       <w:r>
         <w:t>Protocolos de socialización de resultados</w:t>
       </w:r>
@@ -15949,7 +15952,7 @@
       <w:pPr>
         <w:pStyle w:val="Ttulo2"/>
       </w:pPr>
-      <w:bookmarkStart w:name="_Toc233021591" w:id="29"/>
+      <w:bookmarkStart w:id="29" w:name="_Toc233021591"/>
       <w:r>
         <w:t>Implementación de mejoras</w:t>
       </w:r>
@@ -16252,7 +16255,7 @@
       <w:pPr>
         <w:pStyle w:val="Ttulo2"/>
       </w:pPr>
-      <w:bookmarkStart w:name="_Toc233021592" w:id="30"/>
+      <w:bookmarkStart w:id="30" w:name="_Toc233021592"/>
       <w:r>
         <w:t>Evaluación de resultados, acuerdos de mejora y lecciones aprendidas</w:t>
       </w:r>
@@ -16552,7 +16555,7 @@
           <w:u w:val="single"/>
         </w:rPr>
       </w:pPr>
-      <w:bookmarkStart w:name="_Toc233021593" w:id="31"/>
+      <w:bookmarkStart w:id="31" w:name="_Toc233021593"/>
       <w:r>
         <w:lastRenderedPageBreak/>
         <w:t>Síntesis</w:t>
@@ -16640,7 +16643,7 @@
       <w:pPr>
         <w:pStyle w:val="Titulosgenerales"/>
       </w:pPr>
-      <w:bookmarkStart w:name="_Toc233021594" w:id="32"/>
+      <w:bookmarkStart w:id="32" w:name="_Toc233021594"/>
       <w:r>
         <w:lastRenderedPageBreak/>
         <w:t>Glosario</w:t>
@@ -16858,7 +16861,7 @@
       <w:pPr>
         <w:pStyle w:val="Titulosgenerales"/>
       </w:pPr>
-      <w:bookmarkStart w:name="_Toc233021595" w:id="33"/>
+      <w:bookmarkStart w:id="33" w:name="_Toc233021595"/>
       <w:r>
         <w:lastRenderedPageBreak/>
         <w:t>Referencias bibliográficas</w:t>
@@ -16958,7 +16961,7 @@
       </w:r>
     </w:p>
     <w:p>
-      <w:hyperlink w:history="1" r:id="rId16">
+      <w:hyperlink r:id="rId16" w:history="1">
         <w:r>
           <w:rPr>
             <w:rStyle w:val="Hipervnculo"/>
@@ -17023,7 +17026,7 @@
         <w:contextualSpacing/>
         <w:outlineLvl w:val="0"/>
         <w:rPr>
-          <w:rFonts w:ascii="Calibri" w:hAnsi="Calibri" w:eastAsia="Times New Roman" w:cs="Times New Roman (Títulos en alf"/>
+          <w:rFonts w:ascii="Calibri" w:eastAsia="Times New Roman" w:hAnsi="Calibri" w:cs="Times New Roman (Títulos en alf"/>
           <w:b/>
           <w:color w:val="000000" w:themeColor="text1"/>
           <w:kern w:val="0"/>
@@ -17033,11 +17036,11 @@
           <w14:ligatures w14:val="none"/>
         </w:rPr>
       </w:pPr>
-      <w:bookmarkStart w:name="_Toc229728698" w:id="34"/>
-      <w:bookmarkStart w:name="_Toc233021596" w:id="35"/>
-      <w:r>
-        <w:rPr>
-          <w:rFonts w:ascii="Calibri" w:hAnsi="Calibri" w:eastAsia="Times New Roman" w:cs="Times New Roman (Títulos en alf"/>
+      <w:bookmarkStart w:id="34" w:name="_Toc229728698"/>
+      <w:bookmarkStart w:id="35" w:name="_Toc233021596"/>
+      <w:r>
+        <w:rPr>
+          <w:rFonts w:ascii="Calibri" w:eastAsia="Times New Roman" w:hAnsi="Calibri" w:cs="Times New Roman (Títulos en alf"/>
           <w:b/>
           <w:color w:val="000000" w:themeColor="text1"/>
           <w:kern w:val="0"/>
@@ -17726,23 +17729,7 @@
                 <w:sz w:val="24"/>
                 <w:lang w:val="es-419" w:eastAsia="es-CO"/>
               </w:rPr>
-              <w:t xml:space="preserve">Henry </w:t>
-            </w:r>
-            <w:proofErr w:type="spellStart"/>
-            <w:r>
-              <w:rPr>
-                <w:sz w:val="24"/>
-                <w:lang w:val="es-419" w:eastAsia="es-CO"/>
-              </w:rPr>
-              <w:t>Alvarez</w:t>
-            </w:r>
-            <w:proofErr w:type="spellEnd"/>
-            <w:r>
-              <w:rPr>
-                <w:sz w:val="24"/>
-                <w:lang w:val="es-419" w:eastAsia="es-CO"/>
-              </w:rPr>
-              <w:t xml:space="preserve"> Astudillo</w:t>
+              <w:t>Henry Alvarez Astudillo</w:t>
             </w:r>
           </w:p>
         </w:tc>
@@ -18670,7 +18657,23 @@
                 <w:sz w:val="24"/>
                 <w:lang w:eastAsia="es-CO"/>
               </w:rPr>
-              <w:t xml:space="preserve"> Wilfredo Pizo Ossa</w:t>
+              <w:t xml:space="preserve"> Wilfredo </w:t>
+            </w:r>
+            <w:proofErr w:type="spellStart"/>
+            <w:r>
+              <w:rPr>
+                <w:sz w:val="24"/>
+                <w:lang w:eastAsia="es-CO"/>
+              </w:rPr>
+              <w:t>Pizo</w:t>
+            </w:r>
+            <w:proofErr w:type="spellEnd"/>
+            <w:r>
+              <w:rPr>
+                <w:sz w:val="24"/>
+                <w:lang w:eastAsia="es-CO"/>
+              </w:rPr>
+              <w:t xml:space="preserve"> Ossa</w:t>
             </w:r>
           </w:p>
         </w:tc>
@@ -18763,7 +18766,7 @@
     <w:sectPr>
       <w:headerReference w:type="default" r:id="rId17"/>
       <w:footerReference w:type="default" r:id="rId18"/>
-      <w:pgSz w:w="12240" w:h="15840" w:orient="portrait"/>
+      <w:pgSz w:w="12240" w:h="15840"/>
       <w:pgMar w:top="1701" w:right="1134" w:bottom="1134" w:left="1134" w:header="709" w:footer="737" w:gutter="0"/>
       <w:pgNumType w:start="1"/>
       <w:cols w:space="708"/>
@@ -18775,7 +18778,7 @@
 </file>
 
 <file path=word/endnotes.xml><?xml version="1.0" encoding="utf-8"?>
-<w:endnotes xmlns:wpc="http://schemas.microsoft.com/office/word/2010/wordprocessingCanvas" xmlns:cx="http://schemas.microsoft.com/office/drawing/2014/chartex" xmlns:cx1="http://schemas.microsoft.com/office/drawing/2015/9/8/chartex" xmlns:cx2="http://schemas.microsoft.com/office/drawing/2015/10/21/chartex" xmlns:cx3="http://schemas.microsoft.com/office/drawing/2016/5/9/chartex" xmlns:cx4="http://schemas.microsoft.com/office/drawing/2016/5/10/chartex" xmlns:cx5="http://schemas.microsoft.com/office/drawing/2016/5/11/chartex" xmlns:cx6="http://schemas.microsoft.com/office/drawing/2016/5/12/chartex" xmlns:cx7="http://schemas.microsoft.com/office/drawing/2016/5/13/chartex" xmlns:cx8="http://schemas.microsoft.com/office/drawing/2016/5/14/chartex" xmlns:mc="http://schemas.openxmlformats.org/markup-compatibility/2006" xmlns:aink="http://schemas.microsoft.com/office/drawing/2016/ink" xmlns:am3d="http://schemas.microsoft.com/office/drawing/2017/model3d" xmlns:o="urn:schemas-microsoft-com:office:office" xmlns:oel="http://schemas.microsoft.com/office/2019/extlst" xmlns:r="http://schemas.openxmlformats.org/officeDocument/2006/relationships" xmlns:m="http://schemas.openxmlformats.org/officeDocument/2006/math" xmlns:v="urn:schemas-microsoft-com:vml" xmlns:wp14="http://schemas.microsoft.com/office/word/2010/wordprocessingDrawing" xmlns:wp="http://schemas.openxmlformats.org/drawingml/2006/wordprocessingDrawing" xmlns:w10="urn:schemas-microsoft-com:office:word" xmlns:w="http://schemas.openxmlformats.org/wordprocessingml/2006/main" xmlns:w14="http://schemas.microsoft.com/office/word/2010/wordml" xmlns:w15="http://schemas.microsoft.com/office/word/2012/wordml" xmlns:w16cex="http://schemas.microsoft.com/office/word/2018/wordml/cex" xmlns:w16cid="http://schemas.microsoft.com/office/word/2016/wordml/cid" xmlns:w16="http://schemas.microsoft.com/office/word/2018/wordml" xmlns:w16du="http://schemas.microsoft.com/office/word/2023/wordml/word16du" xmlns:w16sdtdh="http://schemas.microsoft.com/office/word/2020/wordml/sdtdatahash" xmlns:w16sdtfl="http://schemas.microsoft.com/office/word/2024/wordml/sdtformatlock" xmlns:w16se="http://schemas.microsoft.com/office/word/2015/wordml/symex" xmlns:wpg="http://schemas.microsoft.com/office/word/2010/wordprocessingGroup" xmlns:wpi="http://schemas.microsoft.com/office/word/2010/wordprocessingInk" xmlns:wne="http://schemas.microsoft.com/office/word/2006/wordml" xmlns:wps="http://schemas.microsoft.com/office/word/2010/wordprocessingShape" mc:Ignorable="w14 w15 w16se w16cid w16 w16cex w16sdtdh w16sdtfl w16du wp14">
+<w:endnotes xmlns:wpc="http://schemas.microsoft.com/office/word/2010/wordprocessingCanvas" xmlns:cx="http://schemas.microsoft.com/office/drawing/2014/chartex" xmlns:cx1="http://schemas.microsoft.com/office/drawing/2015/9/8/chartex" xmlns:cx2="http://schemas.microsoft.com/office/drawing/2015/10/21/chartex" xmlns:cx3="http://schemas.microsoft.com/office/drawing/2016/5/9/chartex" xmlns:cx4="http://schemas.microsoft.com/office/drawing/2016/5/10/chartex" xmlns:cx5="http://schemas.microsoft.com/office/drawing/2016/5/11/chartex" xmlns:cx6="http://schemas.microsoft.com/office/drawing/2016/5/12/chartex" xmlns:cx7="http://schemas.microsoft.com/office/drawing/2016/5/13/chartex" xmlns:cx8="http://schemas.microsoft.com/office/drawing/2016/5/14/chartex" xmlns:mc="http://schemas.openxmlformats.org/markup-compatibility/2006" xmlns:aink="http://schemas.microsoft.com/office/drawing/2016/ink" xmlns:am3d="http://schemas.microsoft.com/office/drawing/2017/model3d" xmlns:o="urn:schemas-microsoft-com:office:office" xmlns:r="http://schemas.openxmlformats.org/officeDocument/2006/relationships" xmlns:m="http://schemas.openxmlformats.org/officeDocument/2006/math" xmlns:v="urn:schemas-microsoft-com:vml" xmlns:wp14="http://schemas.microsoft.com/office/word/2010/wordprocessingDrawing" xmlns:wp="http://schemas.openxmlformats.org/drawingml/2006/wordprocessingDrawing" xmlns:w10="urn:schemas-microsoft-com:office:word" xmlns:w="http://schemas.openxmlformats.org/wordprocessingml/2006/main" xmlns:w14="http://schemas.microsoft.com/office/word/2010/wordml" xmlns:w15="http://schemas.microsoft.com/office/word/2012/wordml" xmlns:w16cex="http://schemas.microsoft.com/office/word/2018/wordml/cex" xmlns:w16cid="http://schemas.microsoft.com/office/word/2016/wordml/cid" xmlns:w16="http://schemas.microsoft.com/office/word/2018/wordml" xmlns:w16sdtdh="http://schemas.microsoft.com/office/word/2020/wordml/sdtdatahash" xmlns:w16se="http://schemas.microsoft.com/office/word/2015/wordml/symex" xmlns:wpg="http://schemas.microsoft.com/office/word/2010/wordprocessingGroup" xmlns:wpi="http://schemas.microsoft.com/office/word/2010/wordprocessingInk" xmlns:wne="http://schemas.microsoft.com/office/word/2006/wordml" xmlns:wps="http://schemas.microsoft.com/office/word/2010/wordprocessingShape" mc:Ignorable="w14 w15 w16se w16cid w16 w16cex w16sdtdh wp14">
   <w:endnote w:type="separator" w:id="-1">
     <w:p>
       <w:pPr>
@@ -18800,7 +18803,7 @@
 </file>
 
 <file path=word/footer1.xml><?xml version="1.0" encoding="utf-8"?>
-<w:ftr xmlns:wpc="http://schemas.microsoft.com/office/word/2010/wordprocessingCanvas" xmlns:cx="http://schemas.microsoft.com/office/drawing/2014/chartex" xmlns:cx1="http://schemas.microsoft.com/office/drawing/2015/9/8/chartex" xmlns:cx2="http://schemas.microsoft.com/office/drawing/2015/10/21/chartex" xmlns:cx3="http://schemas.microsoft.com/office/drawing/2016/5/9/chartex" xmlns:cx4="http://schemas.microsoft.com/office/drawing/2016/5/10/chartex" xmlns:cx5="http://schemas.microsoft.com/office/drawing/2016/5/11/chartex" xmlns:cx6="http://schemas.microsoft.com/office/drawing/2016/5/12/chartex" xmlns:cx7="http://schemas.microsoft.com/office/drawing/2016/5/13/chartex" xmlns:cx8="http://schemas.microsoft.com/office/drawing/2016/5/14/chartex" xmlns:mc="http://schemas.openxmlformats.org/markup-compatibility/2006" xmlns:aink="http://schemas.microsoft.com/office/drawing/2016/ink" xmlns:am3d="http://schemas.microsoft.com/office/drawing/2017/model3d" xmlns:o="urn:schemas-microsoft-com:office:office" xmlns:oel="http://schemas.microsoft.com/office/2019/extlst" xmlns:r="http://schemas.openxmlformats.org/officeDocument/2006/relationships" xmlns:m="http://schemas.openxmlformats.org/officeDocument/2006/math" xmlns:v="urn:schemas-microsoft-com:vml" xmlns:wp14="http://schemas.microsoft.com/office/word/2010/wordprocessingDrawing" xmlns:wp="http://schemas.openxmlformats.org/drawingml/2006/wordprocessingDrawing" xmlns:w10="urn:schemas-microsoft-com:office:word" xmlns:w="http://schemas.openxmlformats.org/wordprocessingml/2006/main" xmlns:w14="http://schemas.microsoft.com/office/word/2010/wordml" xmlns:w15="http://schemas.microsoft.com/office/word/2012/wordml" xmlns:w16cex="http://schemas.microsoft.com/office/word/2018/wordml/cex" xmlns:w16cid="http://schemas.microsoft.com/office/word/2016/wordml/cid" xmlns:w16="http://schemas.microsoft.com/office/word/2018/wordml" xmlns:w16du="http://schemas.microsoft.com/office/word/2023/wordml/word16du" xmlns:w16sdtdh="http://schemas.microsoft.com/office/word/2020/wordml/sdtdatahash" xmlns:w16sdtfl="http://schemas.microsoft.com/office/word/2024/wordml/sdtformatlock" xmlns:w16se="http://schemas.microsoft.com/office/word/2015/wordml/symex" xmlns:wpg="http://schemas.microsoft.com/office/word/2010/wordprocessingGroup" xmlns:wpi="http://schemas.microsoft.com/office/word/2010/wordprocessingInk" xmlns:wne="http://schemas.microsoft.com/office/word/2006/wordml" xmlns:wps="http://schemas.microsoft.com/office/word/2010/wordprocessingShape" mc:Ignorable="w14 w15 w16se w16cid w16 w16cex w16sdtdh w16sdtfl w16du wp14">
+<w:ftr xmlns:wpc="http://schemas.microsoft.com/office/word/2010/wordprocessingCanvas" xmlns:cx="http://schemas.microsoft.com/office/drawing/2014/chartex" xmlns:cx1="http://schemas.microsoft.com/office/drawing/2015/9/8/chartex" xmlns:cx2="http://schemas.microsoft.com/office/drawing/2015/10/21/chartex" xmlns:cx3="http://schemas.microsoft.com/office/drawing/2016/5/9/chartex" xmlns:cx4="http://schemas.microsoft.com/office/drawing/2016/5/10/chartex" xmlns:cx5="http://schemas.microsoft.com/office/drawing/2016/5/11/chartex" xmlns:cx6="http://schemas.microsoft.com/office/drawing/2016/5/12/chartex" xmlns:cx7="http://schemas.microsoft.com/office/drawing/2016/5/13/chartex" xmlns:cx8="http://schemas.microsoft.com/office/drawing/2016/5/14/chartex" xmlns:mc="http://schemas.openxmlformats.org/markup-compatibility/2006" xmlns:aink="http://schemas.microsoft.com/office/drawing/2016/ink" xmlns:am3d="http://schemas.microsoft.com/office/drawing/2017/model3d" xmlns:o="urn:schemas-microsoft-com:office:office" xmlns:r="http://schemas.openxmlformats.org/officeDocument/2006/relationships" xmlns:m="http://schemas.openxmlformats.org/officeDocument/2006/math" xmlns:v="urn:schemas-microsoft-com:vml" xmlns:wp14="http://schemas.microsoft.com/office/word/2010/wordprocessingDrawing" xmlns:wp="http://schemas.openxmlformats.org/drawingml/2006/wordprocessingDrawing" xmlns:w10="urn:schemas-microsoft-com:office:word" xmlns:w="http://schemas.openxmlformats.org/wordprocessingml/2006/main" xmlns:w14="http://schemas.microsoft.com/office/word/2010/wordml" xmlns:w15="http://schemas.microsoft.com/office/word/2012/wordml" xmlns:w16cex="http://schemas.microsoft.com/office/word/2018/wordml/cex" xmlns:w16cid="http://schemas.microsoft.com/office/word/2016/wordml/cid" xmlns:w16="http://schemas.microsoft.com/office/word/2018/wordml" xmlns:w16sdtdh="http://schemas.microsoft.com/office/word/2020/wordml/sdtdatahash" xmlns:w16se="http://schemas.microsoft.com/office/word/2015/wordml/symex" xmlns:wpg="http://schemas.microsoft.com/office/word/2010/wordprocessingGroup" xmlns:wpi="http://schemas.microsoft.com/office/word/2010/wordprocessingInk" xmlns:wne="http://schemas.microsoft.com/office/word/2006/wordml" xmlns:wps="http://schemas.microsoft.com/office/word/2010/wordprocessingShape" mc:Ignorable="w14 w15 w16se w16cid w16 w16cex w16sdtdh wp14">
   <w:sdt>
     <w:sdtPr>
       <w:id w:val="-1465197936"/>
@@ -18809,6 +18812,7 @@
         <w:docPartUnique/>
       </w:docPartObj>
     </w:sdtPr>
+    <w:sdtEndPr/>
     <w:sdtContent>
       <w:p>
         <w:pPr>
@@ -18845,7 +18849,7 @@
 </file>
 
 <file path=word/footnotes.xml><?xml version="1.0" encoding="utf-8"?>
-<w:footnotes xmlns:wpc="http://schemas.microsoft.com/office/word/2010/wordprocessingCanvas" xmlns:cx="http://schemas.microsoft.com/office/drawing/2014/chartex" xmlns:cx1="http://schemas.microsoft.com/office/drawing/2015/9/8/chartex" xmlns:cx2="http://schemas.microsoft.com/office/drawing/2015/10/21/chartex" xmlns:cx3="http://schemas.microsoft.com/office/drawing/2016/5/9/chartex" xmlns:cx4="http://schemas.microsoft.com/office/drawing/2016/5/10/chartex" xmlns:cx5="http://schemas.microsoft.com/office/drawing/2016/5/11/chartex" xmlns:cx6="http://schemas.microsoft.com/office/drawing/2016/5/12/chartex" xmlns:cx7="http://schemas.microsoft.com/office/drawing/2016/5/13/chartex" xmlns:cx8="http://schemas.microsoft.com/office/drawing/2016/5/14/chartex" xmlns:mc="http://schemas.openxmlformats.org/markup-compatibility/2006" xmlns:aink="http://schemas.microsoft.com/office/drawing/2016/ink" xmlns:am3d="http://schemas.microsoft.com/office/drawing/2017/model3d" xmlns:o="urn:schemas-microsoft-com:office:office" xmlns:oel="http://schemas.microsoft.com/office/2019/extlst" xmlns:r="http://schemas.openxmlformats.org/officeDocument/2006/relationships" xmlns:m="http://schemas.openxmlformats.org/officeDocument/2006/math" xmlns:v="urn:schemas-microsoft-com:vml" xmlns:wp14="http://schemas.microsoft.com/office/word/2010/wordprocessingDrawing" xmlns:wp="http://schemas.openxmlformats.org/drawingml/2006/wordprocessingDrawing" xmlns:w10="urn:schemas-microsoft-com:office:word" xmlns:w="http://schemas.openxmlformats.org/wordprocessingml/2006/main" xmlns:w14="http://schemas.microsoft.com/office/word/2010/wordml" xmlns:w15="http://schemas.microsoft.com/office/word/2012/wordml" xmlns:w16cex="http://schemas.microsoft.com/office/word/2018/wordml/cex" xmlns:w16cid="http://schemas.microsoft.com/office/word/2016/wordml/cid" xmlns:w16="http://schemas.microsoft.com/office/word/2018/wordml" xmlns:w16du="http://schemas.microsoft.com/office/word/2023/wordml/word16du" xmlns:w16sdtdh="http://schemas.microsoft.com/office/word/2020/wordml/sdtdatahash" xmlns:w16sdtfl="http://schemas.microsoft.com/office/word/2024/wordml/sdtformatlock" xmlns:w16se="http://schemas.microsoft.com/office/word/2015/wordml/symex" xmlns:wpg="http://schemas.microsoft.com/office/word/2010/wordprocessingGroup" xmlns:wpi="http://schemas.microsoft.com/office/word/2010/wordprocessingInk" xmlns:wne="http://schemas.microsoft.com/office/word/2006/wordml" xmlns:wps="http://schemas.microsoft.com/office/word/2010/wordprocessingShape" mc:Ignorable="w14 w15 w16se w16cid w16 w16cex w16sdtdh w16sdtfl w16du wp14">
+<w:footnotes xmlns:wpc="http://schemas.microsoft.com/office/word/2010/wordprocessingCanvas" xmlns:cx="http://schemas.microsoft.com/office/drawing/2014/chartex" xmlns:cx1="http://schemas.microsoft.com/office/drawing/2015/9/8/chartex" xmlns:cx2="http://schemas.microsoft.com/office/drawing/2015/10/21/chartex" xmlns:cx3="http://schemas.microsoft.com/office/drawing/2016/5/9/chartex" xmlns:cx4="http://schemas.microsoft.com/office/drawing/2016/5/10/chartex" xmlns:cx5="http://schemas.microsoft.com/office/drawing/2016/5/11/chartex" xmlns:cx6="http://schemas.microsoft.com/office/drawing/2016/5/12/chartex" xmlns:cx7="http://schemas.microsoft.com/office/drawing/2016/5/13/chartex" xmlns:cx8="http://schemas.microsoft.com/office/drawing/2016/5/14/chartex" xmlns:mc="http://schemas.openxmlformats.org/markup-compatibility/2006" xmlns:aink="http://schemas.microsoft.com/office/drawing/2016/ink" xmlns:am3d="http://schemas.microsoft.com/office/drawing/2017/model3d" xmlns:o="urn:schemas-microsoft-com:office:office" xmlns:r="http://schemas.openxmlformats.org/officeDocument/2006/relationships" xmlns:m="http://schemas.openxmlformats.org/officeDocument/2006/math" xmlns:v="urn:schemas-microsoft-com:vml" xmlns:wp14="http://schemas.microsoft.com/office/word/2010/wordprocessingDrawing" xmlns:wp="http://schemas.openxmlformats.org/drawingml/2006/wordprocessingDrawing" xmlns:w10="urn:schemas-microsoft-com:office:word" xmlns:w="http://schemas.openxmlformats.org/wordprocessingml/2006/main" xmlns:w14="http://schemas.microsoft.com/office/word/2010/wordml" xmlns:w15="http://schemas.microsoft.com/office/word/2012/wordml" xmlns:w16cex="http://schemas.microsoft.com/office/word/2018/wordml/cex" xmlns:w16cid="http://schemas.microsoft.com/office/word/2016/wordml/cid" xmlns:w16="http://schemas.microsoft.com/office/word/2018/wordml" xmlns:w16sdtdh="http://schemas.microsoft.com/office/word/2020/wordml/sdtdatahash" xmlns:w16se="http://schemas.microsoft.com/office/word/2015/wordml/symex" xmlns:wpg="http://schemas.microsoft.com/office/word/2010/wordprocessingGroup" xmlns:wpi="http://schemas.microsoft.com/office/word/2010/wordprocessingInk" xmlns:wne="http://schemas.microsoft.com/office/word/2006/wordml" xmlns:wps="http://schemas.microsoft.com/office/word/2010/wordprocessingShape" mc:Ignorable="w14 w15 w16se w16cid w16 w16cex w16sdtdh wp14">
   <w:footnote w:type="separator" w:id="-1">
     <w:p>
       <w:pPr>
@@ -18870,7 +18874,7 @@
 </file>
 
 <file path=word/header1.xml><?xml version="1.0" encoding="utf-8"?>
-<w:hdr xmlns:wpc="http://schemas.microsoft.com/office/word/2010/wordprocessingCanvas" xmlns:cx="http://schemas.microsoft.com/office/drawing/2014/chartex" xmlns:cx1="http://schemas.microsoft.com/office/drawing/2015/9/8/chartex" xmlns:cx2="http://schemas.microsoft.com/office/drawing/2015/10/21/chartex" xmlns:cx3="http://schemas.microsoft.com/office/drawing/2016/5/9/chartex" xmlns:cx4="http://schemas.microsoft.com/office/drawing/2016/5/10/chartex" xmlns:cx5="http://schemas.microsoft.com/office/drawing/2016/5/11/chartex" xmlns:cx6="http://schemas.microsoft.com/office/drawing/2016/5/12/chartex" xmlns:cx7="http://schemas.microsoft.com/office/drawing/2016/5/13/chartex" xmlns:cx8="http://schemas.microsoft.com/office/drawing/2016/5/14/chartex" xmlns:mc="http://schemas.openxmlformats.org/markup-compatibility/2006" xmlns:aink="http://schemas.microsoft.com/office/drawing/2016/ink" xmlns:am3d="http://schemas.microsoft.com/office/drawing/2017/model3d" xmlns:o="urn:schemas-microsoft-com:office:office" xmlns:oel="http://schemas.microsoft.com/office/2019/extlst" xmlns:r="http://schemas.openxmlformats.org/officeDocument/2006/relationships" xmlns:m="http://schemas.openxmlformats.org/officeDocument/2006/math" xmlns:v="urn:schemas-microsoft-com:vml" xmlns:wp14="http://schemas.microsoft.com/office/word/2010/wordprocessingDrawing" xmlns:wp="http://schemas.openxmlformats.org/drawingml/2006/wordprocessingDrawing" xmlns:w10="urn:schemas-microsoft-com:office:word" xmlns:w="http://schemas.openxmlformats.org/wordprocessingml/2006/main" xmlns:w14="http://schemas.microsoft.com/office/word/2010/wordml" xmlns:w15="http://schemas.microsoft.com/office/word/2012/wordml" xmlns:w16cex="http://schemas.microsoft.com/office/word/2018/wordml/cex" xmlns:w16cid="http://schemas.microsoft.com/office/word/2016/wordml/cid" xmlns:w16="http://schemas.microsoft.com/office/word/2018/wordml" xmlns:w16du="http://schemas.microsoft.com/office/word/2023/wordml/word16du" xmlns:w16sdtdh="http://schemas.microsoft.com/office/word/2020/wordml/sdtdatahash" xmlns:w16sdtfl="http://schemas.microsoft.com/office/word/2024/wordml/sdtformatlock" xmlns:w16se="http://schemas.microsoft.com/office/word/2015/wordml/symex" xmlns:wpg="http://schemas.microsoft.com/office/word/2010/wordprocessingGroup" xmlns:wpi="http://schemas.microsoft.com/office/word/2010/wordprocessingInk" xmlns:wne="http://schemas.microsoft.com/office/word/2006/wordml" xmlns:wps="http://schemas.microsoft.com/office/word/2010/wordprocessingShape" xmlns:a="http://schemas.openxmlformats.org/drawingml/2006/main" xmlns:adec="http://schemas.microsoft.com/office/drawing/2017/decorative" xmlns:pic="http://schemas.openxmlformats.org/drawingml/2006/picture" xmlns:a14="http://schemas.microsoft.com/office/drawing/2010/main" xmlns:asvg="http://schemas.microsoft.com/office/drawing/2016/SVG/main" mc:Ignorable="w14 w15 w16se w16cid w16 w16cex w16sdtdh w16sdtfl w16du wp14">
+<w:hdr xmlns:wpc="http://schemas.microsoft.com/office/word/2010/wordprocessingCanvas" xmlns:cx="http://schemas.microsoft.com/office/drawing/2014/chartex" xmlns:cx1="http://schemas.microsoft.com/office/drawing/2015/9/8/chartex" xmlns:cx2="http://schemas.microsoft.com/office/drawing/2015/10/21/chartex" xmlns:cx3="http://schemas.microsoft.com/office/drawing/2016/5/9/chartex" xmlns:cx4="http://schemas.microsoft.com/office/drawing/2016/5/10/chartex" xmlns:cx5="http://schemas.microsoft.com/office/drawing/2016/5/11/chartex" xmlns:cx6="http://schemas.microsoft.com/office/drawing/2016/5/12/chartex" xmlns:cx7="http://schemas.microsoft.com/office/drawing/2016/5/13/chartex" xmlns:cx8="http://schemas.microsoft.com/office/drawing/2016/5/14/chartex" xmlns:mc="http://schemas.openxmlformats.org/markup-compatibility/2006" xmlns:aink="http://schemas.microsoft.com/office/drawing/2016/ink" xmlns:am3d="http://schemas.microsoft.com/office/drawing/2017/model3d" xmlns:o="urn:schemas-microsoft-com:office:office" xmlns:r="http://schemas.openxmlformats.org/officeDocument/2006/relationships" xmlns:m="http://schemas.openxmlformats.org/officeDocument/2006/math" xmlns:v="urn:schemas-microsoft-com:vml" xmlns:wp14="http://schemas.microsoft.com/office/word/2010/wordprocessingDrawing" xmlns:wp="http://schemas.openxmlformats.org/drawingml/2006/wordprocessingDrawing" xmlns:w10="urn:schemas-microsoft-com:office:word" xmlns:w="http://schemas.openxmlformats.org/wordprocessingml/2006/main" xmlns:w14="http://schemas.microsoft.com/office/word/2010/wordml" xmlns:w15="http://schemas.microsoft.com/office/word/2012/wordml" xmlns:w16cex="http://schemas.microsoft.com/office/word/2018/wordml/cex" xmlns:w16cid="http://schemas.microsoft.com/office/word/2016/wordml/cid" xmlns:w16="http://schemas.microsoft.com/office/word/2018/wordml" xmlns:w16sdtdh="http://schemas.microsoft.com/office/word/2020/wordml/sdtdatahash" xmlns:w16se="http://schemas.microsoft.com/office/word/2015/wordml/symex" xmlns:wpg="http://schemas.microsoft.com/office/word/2010/wordprocessingGroup" xmlns:wpi="http://schemas.microsoft.com/office/word/2010/wordprocessingInk" xmlns:wne="http://schemas.microsoft.com/office/word/2006/wordml" xmlns:wps="http://schemas.microsoft.com/office/word/2010/wordprocessingShape" mc:Ignorable="w14 w15 w16se w16cid w16 w16cex w16sdtdh wp14">
   <w:p>
     <w:pPr>
       <w:pStyle w:val="Encabezado"/>
@@ -18956,7 +18960,7 @@
 </file>
 
 <file path=word/numbering.xml><?xml version="1.0" encoding="utf-8"?>
-<w:numbering xmlns:wpc="http://schemas.microsoft.com/office/word/2010/wordprocessingCanvas" xmlns:cx="http://schemas.microsoft.com/office/drawing/2014/chartex" xmlns:cx1="http://schemas.microsoft.com/office/drawing/2015/9/8/chartex" xmlns:cx2="http://schemas.microsoft.com/office/drawing/2015/10/21/chartex" xmlns:cx3="http://schemas.microsoft.com/office/drawing/2016/5/9/chartex" xmlns:cx4="http://schemas.microsoft.com/office/drawing/2016/5/10/chartex" xmlns:cx5="http://schemas.microsoft.com/office/drawing/2016/5/11/chartex" xmlns:cx6="http://schemas.microsoft.com/office/drawing/2016/5/12/chartex" xmlns:cx7="http://schemas.microsoft.com/office/drawing/2016/5/13/chartex" xmlns:cx8="http://schemas.microsoft.com/office/drawing/2016/5/14/chartex" xmlns:mc="http://schemas.openxmlformats.org/markup-compatibility/2006" xmlns:aink="http://schemas.microsoft.com/office/drawing/2016/ink" xmlns:am3d="http://schemas.microsoft.com/office/drawing/2017/model3d" xmlns:o="urn:schemas-microsoft-com:office:office" xmlns:oel="http://schemas.microsoft.com/office/2019/extlst" xmlns:r="http://schemas.openxmlformats.org/officeDocument/2006/relationships" xmlns:m="http://schemas.openxmlformats.org/officeDocument/2006/math" xmlns:v="urn:schemas-microsoft-com:vml" xmlns:wp14="http://schemas.microsoft.com/office/word/2010/wordprocessingDrawing" xmlns:wp="http://schemas.openxmlformats.org/drawingml/2006/wordprocessingDrawing" xmlns:w10="urn:schemas-microsoft-com:office:word" xmlns:w="http://schemas.openxmlformats.org/wordprocessingml/2006/main" xmlns:w14="http://schemas.microsoft.com/office/word/2010/wordml" xmlns:w15="http://schemas.microsoft.com/office/word/2012/wordml" xmlns:w16cex="http://schemas.microsoft.com/office/word/2018/wordml/cex" xmlns:w16cid="http://schemas.microsoft.com/office/word/2016/wordml/cid" xmlns:w16="http://schemas.microsoft.com/office/word/2018/wordml" xmlns:w16du="http://schemas.microsoft.com/office/word/2023/wordml/word16du" xmlns:w16sdtdh="http://schemas.microsoft.com/office/word/2020/wordml/sdtdatahash" xmlns:w16sdtfl="http://schemas.microsoft.com/office/word/2024/wordml/sdtformatlock" xmlns:w16se="http://schemas.microsoft.com/office/word/2015/wordml/symex" xmlns:wpg="http://schemas.microsoft.com/office/word/2010/wordprocessingGroup" xmlns:wpi="http://schemas.microsoft.com/office/word/2010/wordprocessingInk" xmlns:wne="http://schemas.microsoft.com/office/word/2006/wordml" xmlns:wps="http://schemas.microsoft.com/office/word/2010/wordprocessingShape" mc:Ignorable="w14 w15 w16se w16cid w16 w16cex w16sdtdh w16sdtfl w16du wp14">
+<w:numbering xmlns:wpc="http://schemas.microsoft.com/office/word/2010/wordprocessingCanvas" xmlns:cx="http://schemas.microsoft.com/office/drawing/2014/chartex" xmlns:cx1="http://schemas.microsoft.com/office/drawing/2015/9/8/chartex" xmlns:cx2="http://schemas.microsoft.com/office/drawing/2015/10/21/chartex" xmlns:cx3="http://schemas.microsoft.com/office/drawing/2016/5/9/chartex" xmlns:cx4="http://schemas.microsoft.com/office/drawing/2016/5/10/chartex" xmlns:cx5="http://schemas.microsoft.com/office/drawing/2016/5/11/chartex" xmlns:cx6="http://schemas.microsoft.com/office/drawing/2016/5/12/chartex" xmlns:cx7="http://schemas.microsoft.com/office/drawing/2016/5/13/chartex" xmlns:cx8="http://schemas.microsoft.com/office/drawing/2016/5/14/chartex" xmlns:mc="http://schemas.openxmlformats.org/markup-compatibility/2006" xmlns:aink="http://schemas.microsoft.com/office/drawing/2016/ink" xmlns:am3d="http://schemas.microsoft.com/office/drawing/2017/model3d" xmlns:o="urn:schemas-microsoft-com:office:office" xmlns:r="http://schemas.openxmlformats.org/officeDocument/2006/relationships" xmlns:m="http://schemas.openxmlformats.org/officeDocument/2006/math" xmlns:v="urn:schemas-microsoft-com:vml" xmlns:wp14="http://schemas.microsoft.com/office/word/2010/wordprocessingDrawing" xmlns:wp="http://schemas.openxmlformats.org/drawingml/2006/wordprocessingDrawing" xmlns:w10="urn:schemas-microsoft-com:office:word" xmlns:w="http://schemas.openxmlformats.org/wordprocessingml/2006/main" xmlns:w14="http://schemas.microsoft.com/office/word/2010/wordml" xmlns:w15="http://schemas.microsoft.com/office/word/2012/wordml" xmlns:w16cex="http://schemas.microsoft.com/office/word/2018/wordml/cex" xmlns:w16cid="http://schemas.microsoft.com/office/word/2016/wordml/cid" xmlns:w16="http://schemas.microsoft.com/office/word/2018/wordml" xmlns:w16sdtdh="http://schemas.microsoft.com/office/word/2020/wordml/sdtdatahash" xmlns:w16se="http://schemas.microsoft.com/office/word/2015/wordml/symex" xmlns:wpg="http://schemas.microsoft.com/office/word/2010/wordprocessingGroup" xmlns:wpi="http://schemas.microsoft.com/office/word/2010/wordprocessingInk" xmlns:wne="http://schemas.microsoft.com/office/word/2006/wordml" xmlns:wps="http://schemas.microsoft.com/office/word/2010/wordprocessingShape" mc:Ignorable="w14 w15 w16se w16cid w16 w16cex w16sdtdh wp14">
   <w:abstractNum w:abstractNumId="0" w15:restartNumberingAfterBreak="0">
     <w:nsid w:val="FFFFFF89"/>
     <w:multiLevelType w:val="singleLevel"/>
@@ -18974,7 +18978,7 @@
         <w:ind w:left="360" w:hanging="360"/>
       </w:pPr>
       <w:rPr>
-        <w:rFonts w:hint="default" w:ascii="Symbol" w:hAnsi="Symbol"/>
+        <w:rFonts w:ascii="Symbol" w:hAnsi="Symbol" w:hint="default"/>
       </w:rPr>
     </w:lvl>
   </w:abstractNum>
@@ -18991,7 +18995,7 @@
         <w:ind w:left="1429" w:hanging="360"/>
       </w:pPr>
       <w:rPr>
-        <w:rFonts w:hint="default" w:ascii="Symbol" w:hAnsi="Symbol"/>
+        <w:rFonts w:ascii="Symbol" w:hAnsi="Symbol" w:hint="default"/>
       </w:rPr>
     </w:lvl>
     <w:lvl w:ilvl="1" w:tplc="04090003" w:tentative="1">
@@ -19003,7 +19007,7 @@
         <w:ind w:left="2149" w:hanging="360"/>
       </w:pPr>
       <w:rPr>
-        <w:rFonts w:hint="default" w:ascii="Courier New" w:hAnsi="Courier New" w:cs="Courier New"/>
+        <w:rFonts w:ascii="Courier New" w:hAnsi="Courier New" w:cs="Courier New" w:hint="default"/>
       </w:rPr>
     </w:lvl>
     <w:lvl w:ilvl="2" w:tplc="04090005" w:tentative="1">
@@ -19015,7 +19019,7 @@
         <w:ind w:left="2869" w:hanging="360"/>
       </w:pPr>
       <w:rPr>
-        <w:rFonts w:hint="default" w:ascii="Wingdings" w:hAnsi="Wingdings"/>
+        <w:rFonts w:ascii="Wingdings" w:hAnsi="Wingdings" w:hint="default"/>
       </w:rPr>
     </w:lvl>
     <w:lvl w:ilvl="3" w:tplc="04090001" w:tentative="1">
@@ -19027,7 +19031,7 @@
         <w:ind w:left="3589" w:hanging="360"/>
       </w:pPr>
       <w:rPr>
-        <w:rFonts w:hint="default" w:ascii="Symbol" w:hAnsi="Symbol"/>
+        <w:rFonts w:ascii="Symbol" w:hAnsi="Symbol" w:hint="default"/>
       </w:rPr>
     </w:lvl>
     <w:lvl w:ilvl="4" w:tplc="04090003" w:tentative="1">
@@ -19039,7 +19043,7 @@
         <w:ind w:left="4309" w:hanging="360"/>
       </w:pPr>
       <w:rPr>
-        <w:rFonts w:hint="default" w:ascii="Courier New" w:hAnsi="Courier New" w:cs="Courier New"/>
+        <w:rFonts w:ascii="Courier New" w:hAnsi="Courier New" w:cs="Courier New" w:hint="default"/>
       </w:rPr>
     </w:lvl>
     <w:lvl w:ilvl="5" w:tplc="04090005" w:tentative="1">
@@ -19051,7 +19055,7 @@
         <w:ind w:left="5029" w:hanging="360"/>
       </w:pPr>
       <w:rPr>
-        <w:rFonts w:hint="default" w:ascii="Wingdings" w:hAnsi="Wingdings"/>
+        <w:rFonts w:ascii="Wingdings" w:hAnsi="Wingdings" w:hint="default"/>
       </w:rPr>
     </w:lvl>
     <w:lvl w:ilvl="6" w:tplc="04090001" w:tentative="1">
@@ -19063,7 +19067,7 @@
         <w:ind w:left="5749" w:hanging="360"/>
       </w:pPr>
       <w:rPr>
-        <w:rFonts w:hint="default" w:ascii="Symbol" w:hAnsi="Symbol"/>
+        <w:rFonts w:ascii="Symbol" w:hAnsi="Symbol" w:hint="default"/>
       </w:rPr>
     </w:lvl>
     <w:lvl w:ilvl="7" w:tplc="04090003" w:tentative="1">
@@ -19075,7 +19079,7 @@
         <w:ind w:left="6469" w:hanging="360"/>
       </w:pPr>
       <w:rPr>
-        <w:rFonts w:hint="default" w:ascii="Courier New" w:hAnsi="Courier New" w:cs="Courier New"/>
+        <w:rFonts w:ascii="Courier New" w:hAnsi="Courier New" w:cs="Courier New" w:hint="default"/>
       </w:rPr>
     </w:lvl>
     <w:lvl w:ilvl="8" w:tplc="04090005" w:tentative="1">
@@ -19087,7 +19091,7 @@
         <w:ind w:left="7189" w:hanging="360"/>
       </w:pPr>
       <w:rPr>
-        <w:rFonts w:hint="default" w:ascii="Wingdings" w:hAnsi="Wingdings"/>
+        <w:rFonts w:ascii="Wingdings" w:hAnsi="Wingdings" w:hint="default"/>
       </w:rPr>
     </w:lvl>
   </w:abstractNum>
@@ -19104,7 +19108,7 @@
         <w:ind w:left="720" w:hanging="360"/>
       </w:pPr>
       <w:rPr>
-        <w:rFonts w:hint="default" w:ascii="Symbol" w:hAnsi="Symbol"/>
+        <w:rFonts w:ascii="Symbol" w:hAnsi="Symbol" w:hint="default"/>
       </w:rPr>
     </w:lvl>
     <w:lvl w:ilvl="1" w:tplc="04090003" w:tentative="1">
@@ -19116,7 +19120,7 @@
         <w:ind w:left="1440" w:hanging="360"/>
       </w:pPr>
       <w:rPr>
-        <w:rFonts w:hint="default" w:ascii="Courier New" w:hAnsi="Courier New" w:cs="Courier New"/>
+        <w:rFonts w:ascii="Courier New" w:hAnsi="Courier New" w:cs="Courier New" w:hint="default"/>
       </w:rPr>
     </w:lvl>
     <w:lvl w:ilvl="2" w:tplc="04090005" w:tentative="1">
@@ -19128,7 +19132,7 @@
         <w:ind w:left="2160" w:hanging="360"/>
       </w:pPr>
       <w:rPr>
-        <w:rFonts w:hint="default" w:ascii="Wingdings" w:hAnsi="Wingdings"/>
+        <w:rFonts w:ascii="Wingdings" w:hAnsi="Wingdings" w:hint="default"/>
       </w:rPr>
     </w:lvl>
     <w:lvl w:ilvl="3" w:tplc="04090001" w:tentative="1">
@@ -19140,7 +19144,7 @@
         <w:ind w:left="2880" w:hanging="360"/>
       </w:pPr>
       <w:rPr>
-        <w:rFonts w:hint="default" w:ascii="Symbol" w:hAnsi="Symbol"/>
+        <w:rFonts w:ascii="Symbol" w:hAnsi="Symbol" w:hint="default"/>
       </w:rPr>
     </w:lvl>
     <w:lvl w:ilvl="4" w:tplc="04090003" w:tentative="1">
@@ -19152,7 +19156,7 @@
         <w:ind w:left="3600" w:hanging="360"/>
       </w:pPr>
       <w:rPr>
-        <w:rFonts w:hint="default" w:ascii="Courier New" w:hAnsi="Courier New" w:cs="Courier New"/>
+        <w:rFonts w:ascii="Courier New" w:hAnsi="Courier New" w:cs="Courier New" w:hint="default"/>
       </w:rPr>
     </w:lvl>
     <w:lvl w:ilvl="5" w:tplc="04090005" w:tentative="1">
@@ -19164,7 +19168,7 @@
         <w:ind w:left="4320" w:hanging="360"/>
       </w:pPr>
       <w:rPr>
-        <w:rFonts w:hint="default" w:ascii="Wingdings" w:hAnsi="Wingdings"/>
+        <w:rFonts w:ascii="Wingdings" w:hAnsi="Wingdings" w:hint="default"/>
       </w:rPr>
     </w:lvl>
     <w:lvl w:ilvl="6" w:tplc="04090001" w:tentative="1">
@@ -19176,7 +19180,7 @@
         <w:ind w:left="5040" w:hanging="360"/>
       </w:pPr>
       <w:rPr>
-        <w:rFonts w:hint="default" w:ascii="Symbol" w:hAnsi="Symbol"/>
+        <w:rFonts w:ascii="Symbol" w:hAnsi="Symbol" w:hint="default"/>
       </w:rPr>
     </w:lvl>
     <w:lvl w:ilvl="7" w:tplc="04090003" w:tentative="1">
@@ -19188,7 +19192,7 @@
         <w:ind w:left="5760" w:hanging="360"/>
       </w:pPr>
       <w:rPr>
-        <w:rFonts w:hint="default" w:ascii="Courier New" w:hAnsi="Courier New" w:cs="Courier New"/>
+        <w:rFonts w:ascii="Courier New" w:hAnsi="Courier New" w:cs="Courier New" w:hint="default"/>
       </w:rPr>
     </w:lvl>
     <w:lvl w:ilvl="8" w:tplc="04090005" w:tentative="1">
@@ -19200,7 +19204,7 @@
         <w:ind w:left="6480" w:hanging="360"/>
       </w:pPr>
       <w:rPr>
-        <w:rFonts w:hint="default" w:ascii="Wingdings" w:hAnsi="Wingdings"/>
+        <w:rFonts w:ascii="Wingdings" w:hAnsi="Wingdings" w:hint="default"/>
       </w:rPr>
     </w:lvl>
   </w:abstractNum>
@@ -19217,7 +19221,7 @@
         <w:ind w:left="1429" w:hanging="360"/>
       </w:pPr>
       <w:rPr>
-        <w:rFonts w:hint="default" w:ascii="Symbol" w:hAnsi="Symbol"/>
+        <w:rFonts w:ascii="Symbol" w:hAnsi="Symbol" w:hint="default"/>
       </w:rPr>
     </w:lvl>
     <w:lvl w:ilvl="1" w:tplc="04090003" w:tentative="1">
@@ -19229,7 +19233,7 @@
         <w:ind w:left="2149" w:hanging="360"/>
       </w:pPr>
       <w:rPr>
-        <w:rFonts w:hint="default" w:ascii="Courier New" w:hAnsi="Courier New" w:cs="Courier New"/>
+        <w:rFonts w:ascii="Courier New" w:hAnsi="Courier New" w:cs="Courier New" w:hint="default"/>
       </w:rPr>
     </w:lvl>
     <w:lvl w:ilvl="2" w:tplc="04090005" w:tentative="1">
@@ -19241,7 +19245,7 @@
         <w:ind w:left="2869" w:hanging="360"/>
       </w:pPr>
       <w:rPr>
-        <w:rFonts w:hint="default" w:ascii="Wingdings" w:hAnsi="Wingdings"/>
+        <w:rFonts w:ascii="Wingdings" w:hAnsi="Wingdings" w:hint="default"/>
       </w:rPr>
     </w:lvl>
     <w:lvl w:ilvl="3" w:tplc="04090001" w:tentative="1">
@@ -19253,7 +19257,7 @@
         <w:ind w:left="3589" w:hanging="360"/>
       </w:pPr>
       <w:rPr>
-        <w:rFonts w:hint="default" w:ascii="Symbol" w:hAnsi="Symbol"/>
+        <w:rFonts w:ascii="Symbol" w:hAnsi="Symbol" w:hint="default"/>
       </w:rPr>
     </w:lvl>
     <w:lvl w:ilvl="4" w:tplc="04090003" w:tentative="1">
@@ -19265,7 +19269,7 @@
         <w:ind w:left="4309" w:hanging="360"/>
       </w:pPr>
       <w:rPr>
-        <w:rFonts w:hint="default" w:ascii="Courier New" w:hAnsi="Courier New" w:cs="Courier New"/>
+        <w:rFonts w:ascii="Courier New" w:hAnsi="Courier New" w:cs="Courier New" w:hint="default"/>
       </w:rPr>
     </w:lvl>
     <w:lvl w:ilvl="5" w:tplc="04090005" w:tentative="1">
@@ -19277,7 +19281,7 @@
         <w:ind w:left="5029" w:hanging="360"/>
       </w:pPr>
       <w:rPr>
-        <w:rFonts w:hint="default" w:ascii="Wingdings" w:hAnsi="Wingdings"/>
+        <w:rFonts w:ascii="Wingdings" w:hAnsi="Wingdings" w:hint="default"/>
       </w:rPr>
     </w:lvl>
     <w:lvl w:ilvl="6" w:tplc="04090001" w:tentative="1">
@@ -19289,7 +19293,7 @@
         <w:ind w:left="5749" w:hanging="360"/>
       </w:pPr>
       <w:rPr>
-        <w:rFonts w:hint="default" w:ascii="Symbol" w:hAnsi="Symbol"/>
+        <w:rFonts w:ascii="Symbol" w:hAnsi="Symbol" w:hint="default"/>
       </w:rPr>
     </w:lvl>
     <w:lvl w:ilvl="7" w:tplc="04090003" w:tentative="1">
@@ -19301,7 +19305,7 @@
         <w:ind w:left="6469" w:hanging="360"/>
       </w:pPr>
       <w:rPr>
-        <w:rFonts w:hint="default" w:ascii="Courier New" w:hAnsi="Courier New" w:cs="Courier New"/>
+        <w:rFonts w:ascii="Courier New" w:hAnsi="Courier New" w:cs="Courier New" w:hint="default"/>
       </w:rPr>
     </w:lvl>
     <w:lvl w:ilvl="8" w:tplc="04090005" w:tentative="1">
@@ -19313,7 +19317,7 @@
         <w:ind w:left="7189" w:hanging="360"/>
       </w:pPr>
       <w:rPr>
-        <w:rFonts w:hint="default" w:ascii="Wingdings" w:hAnsi="Wingdings"/>
+        <w:rFonts w:ascii="Wingdings" w:hAnsi="Wingdings" w:hint="default"/>
       </w:rPr>
     </w:lvl>
   </w:abstractNum>
@@ -19330,7 +19334,7 @@
         <w:ind w:left="1429" w:hanging="360"/>
       </w:pPr>
       <w:rPr>
-        <w:rFonts w:hint="default" w:ascii="Symbol" w:hAnsi="Symbol"/>
+        <w:rFonts w:ascii="Symbol" w:hAnsi="Symbol" w:hint="default"/>
       </w:rPr>
     </w:lvl>
     <w:lvl w:ilvl="1" w:tplc="04090003" w:tentative="1">
@@ -19342,7 +19346,7 @@
         <w:ind w:left="2149" w:hanging="360"/>
       </w:pPr>
       <w:rPr>
-        <w:rFonts w:hint="default" w:ascii="Courier New" w:hAnsi="Courier New" w:cs="Courier New"/>
+        <w:rFonts w:ascii="Courier New" w:hAnsi="Courier New" w:cs="Courier New" w:hint="default"/>
       </w:rPr>
     </w:lvl>
     <w:lvl w:ilvl="2" w:tplc="04090005" w:tentative="1">
@@ -19354,7 +19358,7 @@
         <w:ind w:left="2869" w:hanging="360"/>
       </w:pPr>
       <w:rPr>
-        <w:rFonts w:hint="default" w:ascii="Wingdings" w:hAnsi="Wingdings"/>
+        <w:rFonts w:ascii="Wingdings" w:hAnsi="Wingdings" w:hint="default"/>
       </w:rPr>
     </w:lvl>
     <w:lvl w:ilvl="3" w:tplc="04090001" w:tentative="1">
@@ -19366,7 +19370,7 @@
         <w:ind w:left="3589" w:hanging="360"/>
       </w:pPr>
       <w:rPr>
-        <w:rFonts w:hint="default" w:ascii="Symbol" w:hAnsi="Symbol"/>
+        <w:rFonts w:ascii="Symbol" w:hAnsi="Symbol" w:hint="default"/>
       </w:rPr>
     </w:lvl>
     <w:lvl w:ilvl="4" w:tplc="04090003" w:tentative="1">
@@ -19378,7 +19382,7 @@
         <w:ind w:left="4309" w:hanging="360"/>
       </w:pPr>
       <w:rPr>
-        <w:rFonts w:hint="default" w:ascii="Courier New" w:hAnsi="Courier New" w:cs="Courier New"/>
+        <w:rFonts w:ascii="Courier New" w:hAnsi="Courier New" w:cs="Courier New" w:hint="default"/>
       </w:rPr>
     </w:lvl>
     <w:lvl w:ilvl="5" w:tplc="04090005" w:tentative="1">
@@ -19390,7 +19394,7 @@
         <w:ind w:left="5029" w:hanging="360"/>
       </w:pPr>
       <w:rPr>
-        <w:rFonts w:hint="default" w:ascii="Wingdings" w:hAnsi="Wingdings"/>
+        <w:rFonts w:ascii="Wingdings" w:hAnsi="Wingdings" w:hint="default"/>
       </w:rPr>
     </w:lvl>
     <w:lvl w:ilvl="6" w:tplc="04090001" w:tentative="1">
@@ -19402,7 +19406,7 @@
         <w:ind w:left="5749" w:hanging="360"/>
       </w:pPr>
       <w:rPr>
-        <w:rFonts w:hint="default" w:ascii="Symbol" w:hAnsi="Symbol"/>
+        <w:rFonts w:ascii="Symbol" w:hAnsi="Symbol" w:hint="default"/>
       </w:rPr>
     </w:lvl>
     <w:lvl w:ilvl="7" w:tplc="04090003" w:tentative="1">
@@ -19414,7 +19418,7 @@
         <w:ind w:left="6469" w:hanging="360"/>
       </w:pPr>
       <w:rPr>
-        <w:rFonts w:hint="default" w:ascii="Courier New" w:hAnsi="Courier New" w:cs="Courier New"/>
+        <w:rFonts w:ascii="Courier New" w:hAnsi="Courier New" w:cs="Courier New" w:hint="default"/>
       </w:rPr>
     </w:lvl>
     <w:lvl w:ilvl="8" w:tplc="04090005" w:tentative="1">
@@ -19426,7 +19430,7 @@
         <w:ind w:left="7189" w:hanging="360"/>
       </w:pPr>
       <w:rPr>
-        <w:rFonts w:hint="default" w:ascii="Wingdings" w:hAnsi="Wingdings"/>
+        <w:rFonts w:ascii="Wingdings" w:hAnsi="Wingdings" w:hint="default"/>
       </w:rPr>
     </w:lvl>
   </w:abstractNum>
@@ -19443,7 +19447,7 @@
         <w:ind w:left="1429" w:hanging="360"/>
       </w:pPr>
       <w:rPr>
-        <w:rFonts w:hint="default" w:ascii="Symbol" w:hAnsi="Symbol"/>
+        <w:rFonts w:ascii="Symbol" w:hAnsi="Symbol" w:hint="default"/>
       </w:rPr>
     </w:lvl>
     <w:lvl w:ilvl="1" w:tplc="04090003" w:tentative="1">
@@ -19455,7 +19459,7 @@
         <w:ind w:left="2149" w:hanging="360"/>
       </w:pPr>
       <w:rPr>
-        <w:rFonts w:hint="default" w:ascii="Courier New" w:hAnsi="Courier New" w:cs="Courier New"/>
+        <w:rFonts w:ascii="Courier New" w:hAnsi="Courier New" w:cs="Courier New" w:hint="default"/>
       </w:rPr>
     </w:lvl>
     <w:lvl w:ilvl="2" w:tplc="04090005" w:tentative="1">
@@ -19467,7 +19471,7 @@
         <w:ind w:left="2869" w:hanging="360"/>
       </w:pPr>
       <w:rPr>
-        <w:rFonts w:hint="default" w:ascii="Wingdings" w:hAnsi="Wingdings"/>
+        <w:rFonts w:ascii="Wingdings" w:hAnsi="Wingdings" w:hint="default"/>
       </w:rPr>
     </w:lvl>
     <w:lvl w:ilvl="3" w:tplc="04090001" w:tentative="1">
@@ -19479,7 +19483,7 @@
         <w:ind w:left="3589" w:hanging="360"/>
       </w:pPr>
       <w:rPr>
-        <w:rFonts w:hint="default" w:ascii="Symbol" w:hAnsi="Symbol"/>
+        <w:rFonts w:ascii="Symbol" w:hAnsi="Symbol" w:hint="default"/>
       </w:rPr>
     </w:lvl>
     <w:lvl w:ilvl="4" w:tplc="04090003" w:tentative="1">
@@ -19491,7 +19495,7 @@
         <w:ind w:left="4309" w:hanging="360"/>
       </w:pPr>
       <w:rPr>
-        <w:rFonts w:hint="default" w:ascii="Courier New" w:hAnsi="Courier New" w:cs="Courier New"/>
+        <w:rFonts w:ascii="Courier New" w:hAnsi="Courier New" w:cs="Courier New" w:hint="default"/>
       </w:rPr>
     </w:lvl>
     <w:lvl w:ilvl="5" w:tplc="04090005" w:tentative="1">
@@ -19503,7 +19507,7 @@
         <w:ind w:left="5029" w:hanging="360"/>
       </w:pPr>
       <w:rPr>
-        <w:rFonts w:hint="default" w:ascii="Wingdings" w:hAnsi="Wingdings"/>
+        <w:rFonts w:ascii="Wingdings" w:hAnsi="Wingdings" w:hint="default"/>
       </w:rPr>
     </w:lvl>
     <w:lvl w:ilvl="6" w:tplc="04090001" w:tentative="1">
@@ -19515,7 +19519,7 @@
         <w:ind w:left="5749" w:hanging="360"/>
       </w:pPr>
       <w:rPr>
-        <w:rFonts w:hint="default" w:ascii="Symbol" w:hAnsi="Symbol"/>
+        <w:rFonts w:ascii="Symbol" w:hAnsi="Symbol" w:hint="default"/>
       </w:rPr>
     </w:lvl>
     <w:lvl w:ilvl="7" w:tplc="04090003" w:tentative="1">
@@ -19527,7 +19531,7 @@
         <w:ind w:left="6469" w:hanging="360"/>
       </w:pPr>
       <w:rPr>
-        <w:rFonts w:hint="default" w:ascii="Courier New" w:hAnsi="Courier New" w:cs="Courier New"/>
+        <w:rFonts w:ascii="Courier New" w:hAnsi="Courier New" w:cs="Courier New" w:hint="default"/>
       </w:rPr>
     </w:lvl>
     <w:lvl w:ilvl="8" w:tplc="04090005" w:tentative="1">
@@ -19539,7 +19543,7 @@
         <w:ind w:left="7189" w:hanging="360"/>
       </w:pPr>
       <w:rPr>
-        <w:rFonts w:hint="default" w:ascii="Wingdings" w:hAnsi="Wingdings"/>
+        <w:rFonts w:ascii="Wingdings" w:hAnsi="Wingdings" w:hint="default"/>
       </w:rPr>
     </w:lvl>
   </w:abstractNum>
@@ -19556,7 +19560,7 @@
         <w:ind w:left="1429" w:hanging="360"/>
       </w:pPr>
       <w:rPr>
-        <w:rFonts w:hint="default" w:ascii="Symbol" w:hAnsi="Symbol"/>
+        <w:rFonts w:ascii="Symbol" w:hAnsi="Symbol" w:hint="default"/>
       </w:rPr>
     </w:lvl>
     <w:lvl w:ilvl="1" w:tplc="04090003" w:tentative="1">
@@ -19568,7 +19572,7 @@
         <w:ind w:left="2149" w:hanging="360"/>
       </w:pPr>
       <w:rPr>
-        <w:rFonts w:hint="default" w:ascii="Courier New" w:hAnsi="Courier New" w:cs="Courier New"/>
+        <w:rFonts w:ascii="Courier New" w:hAnsi="Courier New" w:cs="Courier New" w:hint="default"/>
       </w:rPr>
     </w:lvl>
     <w:lvl w:ilvl="2" w:tplc="04090005" w:tentative="1">
@@ -19580,7 +19584,7 @@
         <w:ind w:left="2869" w:hanging="360"/>
       </w:pPr>
       <w:rPr>
-        <w:rFonts w:hint="default" w:ascii="Wingdings" w:hAnsi="Wingdings"/>
+        <w:rFonts w:ascii="Wingdings" w:hAnsi="Wingdings" w:hint="default"/>
       </w:rPr>
     </w:lvl>
     <w:lvl w:ilvl="3" w:tplc="04090001" w:tentative="1">
@@ -19592,7 +19596,7 @@
         <w:ind w:left="3589" w:hanging="360"/>
       </w:pPr>
       <w:rPr>
-        <w:rFonts w:hint="default" w:ascii="Symbol" w:hAnsi="Symbol"/>
+        <w:rFonts w:ascii="Symbol" w:hAnsi="Symbol" w:hint="default"/>
       </w:rPr>
     </w:lvl>
     <w:lvl w:ilvl="4" w:tplc="04090003" w:tentative="1">
@@ -19604,7 +19608,7 @@
         <w:ind w:left="4309" w:hanging="360"/>
       </w:pPr>
       <w:rPr>
-        <w:rFonts w:hint="default" w:ascii="Courier New" w:hAnsi="Courier New" w:cs="Courier New"/>
+        <w:rFonts w:ascii="Courier New" w:hAnsi="Courier New" w:cs="Courier New" w:hint="default"/>
       </w:rPr>
     </w:lvl>
     <w:lvl w:ilvl="5" w:tplc="04090005" w:tentative="1">
@@ -19616,7 +19620,7 @@
         <w:ind w:left="5029" w:hanging="360"/>
       </w:pPr>
       <w:rPr>
-        <w:rFonts w:hint="default" w:ascii="Wingdings" w:hAnsi="Wingdings"/>
+        <w:rFonts w:ascii="Wingdings" w:hAnsi="Wingdings" w:hint="default"/>
       </w:rPr>
     </w:lvl>
     <w:lvl w:ilvl="6" w:tplc="04090001" w:tentative="1">
@@ -19628,7 +19632,7 @@
         <w:ind w:left="5749" w:hanging="360"/>
       </w:pPr>
       <w:rPr>
-        <w:rFonts w:hint="default" w:ascii="Symbol" w:hAnsi="Symbol"/>
+        <w:rFonts w:ascii="Symbol" w:hAnsi="Symbol" w:hint="default"/>
       </w:rPr>
     </w:lvl>
     <w:lvl w:ilvl="7" w:tplc="04090003" w:tentative="1">
@@ -19640,7 +19644,7 @@
         <w:ind w:left="6469" w:hanging="360"/>
       </w:pPr>
       <w:rPr>
-        <w:rFonts w:hint="default" w:ascii="Courier New" w:hAnsi="Courier New" w:cs="Courier New"/>
+        <w:rFonts w:ascii="Courier New" w:hAnsi="Courier New" w:cs="Courier New" w:hint="default"/>
       </w:rPr>
     </w:lvl>
     <w:lvl w:ilvl="8" w:tplc="04090005" w:tentative="1">
@@ -19652,7 +19656,7 @@
         <w:ind w:left="7189" w:hanging="360"/>
       </w:pPr>
       <w:rPr>
-        <w:rFonts w:hint="default" w:ascii="Wingdings" w:hAnsi="Wingdings"/>
+        <w:rFonts w:ascii="Wingdings" w:hAnsi="Wingdings" w:hint="default"/>
       </w:rPr>
     </w:lvl>
   </w:abstractNum>
@@ -19669,7 +19673,7 @@
         <w:ind w:left="1429" w:hanging="360"/>
       </w:pPr>
       <w:rPr>
-        <w:rFonts w:hint="default" w:ascii="Symbol" w:hAnsi="Symbol"/>
+        <w:rFonts w:ascii="Symbol" w:hAnsi="Symbol" w:hint="default"/>
       </w:rPr>
     </w:lvl>
     <w:lvl w:ilvl="1" w:tplc="04090003" w:tentative="1">
@@ -19681,7 +19685,7 @@
         <w:ind w:left="2149" w:hanging="360"/>
       </w:pPr>
       <w:rPr>
-        <w:rFonts w:hint="default" w:ascii="Courier New" w:hAnsi="Courier New" w:cs="Courier New"/>
+        <w:rFonts w:ascii="Courier New" w:hAnsi="Courier New" w:cs="Courier New" w:hint="default"/>
       </w:rPr>
     </w:lvl>
     <w:lvl w:ilvl="2" w:tplc="04090005" w:tentative="1">
@@ -19693,7 +19697,7 @@
         <w:ind w:left="2869" w:hanging="360"/>
       </w:pPr>
       <w:rPr>
-        <w:rFonts w:hint="default" w:ascii="Wingdings" w:hAnsi="Wingdings"/>
+        <w:rFonts w:ascii="Wingdings" w:hAnsi="Wingdings" w:hint="default"/>
       </w:rPr>
     </w:lvl>
     <w:lvl w:ilvl="3" w:tplc="04090001" w:tentative="1">
@@ -19705,7 +19709,7 @@
         <w:ind w:left="3589" w:hanging="360"/>
       </w:pPr>
       <w:rPr>
-        <w:rFonts w:hint="default" w:ascii="Symbol" w:hAnsi="Symbol"/>
+        <w:rFonts w:ascii="Symbol" w:hAnsi="Symbol" w:hint="default"/>
       </w:rPr>
     </w:lvl>
     <w:lvl w:ilvl="4" w:tplc="04090003" w:tentative="1">
@@ -19717,7 +19721,7 @@
         <w:ind w:left="4309" w:hanging="360"/>
       </w:pPr>
       <w:rPr>
-        <w:rFonts w:hint="default" w:ascii="Courier New" w:hAnsi="Courier New" w:cs="Courier New"/>
+        <w:rFonts w:ascii="Courier New" w:hAnsi="Courier New" w:cs="Courier New" w:hint="default"/>
       </w:rPr>
     </w:lvl>
     <w:lvl w:ilvl="5" w:tplc="04090005" w:tentative="1">
@@ -19729,7 +19733,7 @@
         <w:ind w:left="5029" w:hanging="360"/>
       </w:pPr>
       <w:rPr>
-        <w:rFonts w:hint="default" w:ascii="Wingdings" w:hAnsi="Wingdings"/>
+        <w:rFonts w:ascii="Wingdings" w:hAnsi="Wingdings" w:hint="default"/>
       </w:rPr>
     </w:lvl>
     <w:lvl w:ilvl="6" w:tplc="04090001" w:tentative="1">
@@ -19741,7 +19745,7 @@
         <w:ind w:left="5749" w:hanging="360"/>
       </w:pPr>
       <w:rPr>
-        <w:rFonts w:hint="default" w:ascii="Symbol" w:hAnsi="Symbol"/>
+        <w:rFonts w:ascii="Symbol" w:hAnsi="Symbol" w:hint="default"/>
       </w:rPr>
     </w:lvl>
     <w:lvl w:ilvl="7" w:tplc="04090003" w:tentative="1">
@@ -19753,7 +19757,7 @@
         <w:ind w:left="6469" w:hanging="360"/>
       </w:pPr>
       <w:rPr>
-        <w:rFonts w:hint="default" w:ascii="Courier New" w:hAnsi="Courier New" w:cs="Courier New"/>
+        <w:rFonts w:ascii="Courier New" w:hAnsi="Courier New" w:cs="Courier New" w:hint="default"/>
       </w:rPr>
     </w:lvl>
     <w:lvl w:ilvl="8" w:tplc="04090005" w:tentative="1">
@@ -19765,7 +19769,7 @@
         <w:ind w:left="7189" w:hanging="360"/>
       </w:pPr>
       <w:rPr>
-        <w:rFonts w:hint="default" w:ascii="Wingdings" w:hAnsi="Wingdings"/>
+        <w:rFonts w:ascii="Wingdings" w:hAnsi="Wingdings" w:hint="default"/>
       </w:rPr>
     </w:lvl>
   </w:abstractNum>
@@ -19782,7 +19786,7 @@
         <w:ind w:left="1429" w:hanging="360"/>
       </w:pPr>
       <w:rPr>
-        <w:rFonts w:hint="default" w:ascii="Symbol" w:hAnsi="Symbol"/>
+        <w:rFonts w:ascii="Symbol" w:hAnsi="Symbol" w:hint="default"/>
       </w:rPr>
     </w:lvl>
     <w:lvl w:ilvl="1" w:tplc="04090003" w:tentative="1">
@@ -19794,7 +19798,7 @@
         <w:ind w:left="2149" w:hanging="360"/>
       </w:pPr>
       <w:rPr>
-        <w:rFonts w:hint="default" w:ascii="Courier New" w:hAnsi="Courier New" w:cs="Courier New"/>
+        <w:rFonts w:ascii="Courier New" w:hAnsi="Courier New" w:cs="Courier New" w:hint="default"/>
       </w:rPr>
     </w:lvl>
     <w:lvl w:ilvl="2" w:tplc="04090005" w:tentative="1">
@@ -19806,7 +19810,7 @@
         <w:ind w:left="2869" w:hanging="360"/>
       </w:pPr>
       <w:rPr>
-        <w:rFonts w:hint="default" w:ascii="Wingdings" w:hAnsi="Wingdings"/>
+        <w:rFonts w:ascii="Wingdings" w:hAnsi="Wingdings" w:hint="default"/>
       </w:rPr>
     </w:lvl>
     <w:lvl w:ilvl="3" w:tplc="04090001" w:tentative="1">
@@ -19818,7 +19822,7 @@
         <w:ind w:left="3589" w:hanging="360"/>
       </w:pPr>
       <w:rPr>
-        <w:rFonts w:hint="default" w:ascii="Symbol" w:hAnsi="Symbol"/>
+        <w:rFonts w:ascii="Symbol" w:hAnsi="Symbol" w:hint="default"/>
       </w:rPr>
     </w:lvl>
     <w:lvl w:ilvl="4" w:tplc="04090003" w:tentative="1">
@@ -19830,7 +19834,7 @@
         <w:ind w:left="4309" w:hanging="360"/>
       </w:pPr>
       <w:rPr>
-        <w:rFonts w:hint="default" w:ascii="Courier New" w:hAnsi="Courier New" w:cs="Courier New"/>
+        <w:rFonts w:ascii="Courier New" w:hAnsi="Courier New" w:cs="Courier New" w:hint="default"/>
       </w:rPr>
     </w:lvl>
     <w:lvl w:ilvl="5" w:tplc="04090005" w:tentative="1">
@@ -19842,7 +19846,7 @@
         <w:ind w:left="5029" w:hanging="360"/>
       </w:pPr>
       <w:rPr>
-        <w:rFonts w:hint="default" w:ascii="Wingdings" w:hAnsi="Wingdings"/>
+        <w:rFonts w:ascii="Wingdings" w:hAnsi="Wingdings" w:hint="default"/>
       </w:rPr>
     </w:lvl>
     <w:lvl w:ilvl="6" w:tplc="04090001" w:tentative="1">
@@ -19854,7 +19858,7 @@
         <w:ind w:left="5749" w:hanging="360"/>
       </w:pPr>
       <w:rPr>
-        <w:rFonts w:hint="default" w:ascii="Symbol" w:hAnsi="Symbol"/>
+        <w:rFonts w:ascii="Symbol" w:hAnsi="Symbol" w:hint="default"/>
       </w:rPr>
     </w:lvl>
     <w:lvl w:ilvl="7" w:tplc="04090003" w:tentative="1">
@@ -19866,7 +19870,7 @@
         <w:ind w:left="6469" w:hanging="360"/>
       </w:pPr>
       <w:rPr>
-        <w:rFonts w:hint="default" w:ascii="Courier New" w:hAnsi="Courier New" w:cs="Courier New"/>
+        <w:rFonts w:ascii="Courier New" w:hAnsi="Courier New" w:cs="Courier New" w:hint="default"/>
       </w:rPr>
     </w:lvl>
     <w:lvl w:ilvl="8" w:tplc="04090005" w:tentative="1">
@@ -19878,7 +19882,7 @@
         <w:ind w:left="7189" w:hanging="360"/>
       </w:pPr>
       <w:rPr>
-        <w:rFonts w:hint="default" w:ascii="Wingdings" w:hAnsi="Wingdings"/>
+        <w:rFonts w:ascii="Wingdings" w:hAnsi="Wingdings" w:hint="default"/>
       </w:rPr>
     </w:lvl>
   </w:abstractNum>
@@ -19895,7 +19899,7 @@
         <w:ind w:left="1429" w:hanging="360"/>
       </w:pPr>
       <w:rPr>
-        <w:rFonts w:hint="default" w:ascii="Symbol" w:hAnsi="Symbol"/>
+        <w:rFonts w:ascii="Symbol" w:hAnsi="Symbol" w:hint="default"/>
       </w:rPr>
     </w:lvl>
     <w:lvl w:ilvl="1" w:tplc="04090003" w:tentative="1">
@@ -19907,7 +19911,7 @@
         <w:ind w:left="2149" w:hanging="360"/>
       </w:pPr>
       <w:rPr>
-        <w:rFonts w:hint="default" w:ascii="Courier New" w:hAnsi="Courier New" w:cs="Courier New"/>
+        <w:rFonts w:ascii="Courier New" w:hAnsi="Courier New" w:cs="Courier New" w:hint="default"/>
       </w:rPr>
     </w:lvl>
     <w:lvl w:ilvl="2" w:tplc="04090005" w:tentative="1">
@@ -19919,7 +19923,7 @@
         <w:ind w:left="2869" w:hanging="360"/>
       </w:pPr>
       <w:rPr>
-        <w:rFonts w:hint="default" w:ascii="Wingdings" w:hAnsi="Wingdings"/>
+        <w:rFonts w:ascii="Wingdings" w:hAnsi="Wingdings" w:hint="default"/>
       </w:rPr>
     </w:lvl>
     <w:lvl w:ilvl="3" w:tplc="04090001" w:tentative="1">
@@ -19931,7 +19935,7 @@
         <w:ind w:left="3589" w:hanging="360"/>
       </w:pPr>
       <w:rPr>
-        <w:rFonts w:hint="default" w:ascii="Symbol" w:hAnsi="Symbol"/>
+        <w:rFonts w:ascii="Symbol" w:hAnsi="Symbol" w:hint="default"/>
       </w:rPr>
     </w:lvl>
     <w:lvl w:ilvl="4" w:tplc="04090003" w:tentative="1">
@@ -19943,7 +19947,7 @@
         <w:ind w:left="4309" w:hanging="360"/>
       </w:pPr>
       <w:rPr>
-        <w:rFonts w:hint="default" w:ascii="Courier New" w:hAnsi="Courier New" w:cs="Courier New"/>
+        <w:rFonts w:ascii="Courier New" w:hAnsi="Courier New" w:cs="Courier New" w:hint="default"/>
       </w:rPr>
     </w:lvl>
     <w:lvl w:ilvl="5" w:tplc="04090005" w:tentative="1">
@@ -19955,7 +19959,7 @@
         <w:ind w:left="5029" w:hanging="360"/>
       </w:pPr>
       <w:rPr>
-        <w:rFonts w:hint="default" w:ascii="Wingdings" w:hAnsi="Wingdings"/>
+        <w:rFonts w:ascii="Wingdings" w:hAnsi="Wingdings" w:hint="default"/>
       </w:rPr>
     </w:lvl>
     <w:lvl w:ilvl="6" w:tplc="04090001" w:tentative="1">
@@ -19967,7 +19971,7 @@
         <w:ind w:left="5749" w:hanging="360"/>
       </w:pPr>
       <w:rPr>
-        <w:rFonts w:hint="default" w:ascii="Symbol" w:hAnsi="Symbol"/>
+        <w:rFonts w:ascii="Symbol" w:hAnsi="Symbol" w:hint="default"/>
       </w:rPr>
     </w:lvl>
     <w:lvl w:ilvl="7" w:tplc="04090003" w:tentative="1">
@@ -19979,7 +19983,7 @@
         <w:ind w:left="6469" w:hanging="360"/>
       </w:pPr>
       <w:rPr>
-        <w:rFonts w:hint="default" w:ascii="Courier New" w:hAnsi="Courier New" w:cs="Courier New"/>
+        <w:rFonts w:ascii="Courier New" w:hAnsi="Courier New" w:cs="Courier New" w:hint="default"/>
       </w:rPr>
     </w:lvl>
     <w:lvl w:ilvl="8" w:tplc="04090005" w:tentative="1">
@@ -19991,7 +19995,7 @@
         <w:ind w:left="7189" w:hanging="360"/>
       </w:pPr>
       <w:rPr>
-        <w:rFonts w:hint="default" w:ascii="Wingdings" w:hAnsi="Wingdings"/>
+        <w:rFonts w:ascii="Wingdings" w:hAnsi="Wingdings" w:hint="default"/>
       </w:rPr>
     </w:lvl>
   </w:abstractNum>
@@ -20008,7 +20012,7 @@
         <w:ind w:left="1429" w:hanging="360"/>
       </w:pPr>
       <w:rPr>
-        <w:rFonts w:hint="default" w:ascii="Symbol" w:hAnsi="Symbol"/>
+        <w:rFonts w:ascii="Symbol" w:hAnsi="Symbol" w:hint="default"/>
       </w:rPr>
     </w:lvl>
     <w:lvl w:ilvl="1" w:tplc="04090003" w:tentative="1">
@@ -20020,7 +20024,7 @@
         <w:ind w:left="2149" w:hanging="360"/>
       </w:pPr>
       <w:rPr>
-        <w:rFonts w:hint="default" w:ascii="Courier New" w:hAnsi="Courier New" w:cs="Courier New"/>
+        <w:rFonts w:ascii="Courier New" w:hAnsi="Courier New" w:cs="Courier New" w:hint="default"/>
       </w:rPr>
     </w:lvl>
     <w:lvl w:ilvl="2" w:tplc="04090005" w:tentative="1">
@@ -20032,7 +20036,7 @@
         <w:ind w:left="2869" w:hanging="360"/>
       </w:pPr>
       <w:rPr>
-        <w:rFonts w:hint="default" w:ascii="Wingdings" w:hAnsi="Wingdings"/>
+        <w:rFonts w:ascii="Wingdings" w:hAnsi="Wingdings" w:hint="default"/>
       </w:rPr>
     </w:lvl>
     <w:lvl w:ilvl="3" w:tplc="04090001" w:tentative="1">
@@ -20044,7 +20048,7 @@
         <w:ind w:left="3589" w:hanging="360"/>
       </w:pPr>
       <w:rPr>
-        <w:rFonts w:hint="default" w:ascii="Symbol" w:hAnsi="Symbol"/>
+        <w:rFonts w:ascii="Symbol" w:hAnsi="Symbol" w:hint="default"/>
       </w:rPr>
     </w:lvl>
     <w:lvl w:ilvl="4" w:tplc="04090003" w:tentative="1">
@@ -20056,7 +20060,7 @@
         <w:ind w:left="4309" w:hanging="360"/>
       </w:pPr>
       <w:rPr>
-        <w:rFonts w:hint="default" w:ascii="Courier New" w:hAnsi="Courier New" w:cs="Courier New"/>
+        <w:rFonts w:ascii="Courier New" w:hAnsi="Courier New" w:cs="Courier New" w:hint="default"/>
       </w:rPr>
     </w:lvl>
     <w:lvl w:ilvl="5" w:tplc="04090005" w:tentative="1">
@@ -20068,7 +20072,7 @@
         <w:ind w:left="5029" w:hanging="360"/>
       </w:pPr>
       <w:rPr>
-        <w:rFonts w:hint="default" w:ascii="Wingdings" w:hAnsi="Wingdings"/>
+        <w:rFonts w:ascii="Wingdings" w:hAnsi="Wingdings" w:hint="default"/>
       </w:rPr>
     </w:lvl>
     <w:lvl w:ilvl="6" w:tplc="04090001" w:tentative="1">
@@ -20080,7 +20084,7 @@
         <w:ind w:left="5749" w:hanging="360"/>
       </w:pPr>
       <w:rPr>
-        <w:rFonts w:hint="default" w:ascii="Symbol" w:hAnsi="Symbol"/>
+        <w:rFonts w:ascii="Symbol" w:hAnsi="Symbol" w:hint="default"/>
       </w:rPr>
     </w:lvl>
     <w:lvl w:ilvl="7" w:tplc="04090003" w:tentative="1">
@@ -20092,7 +20096,7 @@
         <w:ind w:left="6469" w:hanging="360"/>
       </w:pPr>
       <w:rPr>
-        <w:rFonts w:hint="default" w:ascii="Courier New" w:hAnsi="Courier New" w:cs="Courier New"/>
+        <w:rFonts w:ascii="Courier New" w:hAnsi="Courier New" w:cs="Courier New" w:hint="default"/>
       </w:rPr>
     </w:lvl>
     <w:lvl w:ilvl="8" w:tplc="04090005" w:tentative="1">
@@ -20104,7 +20108,7 @@
         <w:ind w:left="7189" w:hanging="360"/>
       </w:pPr>
       <w:rPr>
-        <w:rFonts w:hint="default" w:ascii="Wingdings" w:hAnsi="Wingdings"/>
+        <w:rFonts w:ascii="Wingdings" w:hAnsi="Wingdings" w:hint="default"/>
       </w:rPr>
     </w:lvl>
   </w:abstractNum>
@@ -20121,7 +20125,7 @@
         <w:ind w:left="1429" w:hanging="360"/>
       </w:pPr>
       <w:rPr>
-        <w:rFonts w:hint="default" w:ascii="Symbol" w:hAnsi="Symbol"/>
+        <w:rFonts w:ascii="Symbol" w:hAnsi="Symbol" w:hint="default"/>
       </w:rPr>
     </w:lvl>
     <w:lvl w:ilvl="1" w:tplc="04090003" w:tentative="1">
@@ -20133,7 +20137,7 @@
         <w:ind w:left="2149" w:hanging="360"/>
       </w:pPr>
       <w:rPr>
-        <w:rFonts w:hint="default" w:ascii="Courier New" w:hAnsi="Courier New" w:cs="Courier New"/>
+        <w:rFonts w:ascii="Courier New" w:hAnsi="Courier New" w:cs="Courier New" w:hint="default"/>
       </w:rPr>
     </w:lvl>
     <w:lvl w:ilvl="2" w:tplc="04090005" w:tentative="1">
@@ -20145,7 +20149,7 @@
         <w:ind w:left="2869" w:hanging="360"/>
       </w:pPr>
       <w:rPr>
-        <w:rFonts w:hint="default" w:ascii="Wingdings" w:hAnsi="Wingdings"/>
+        <w:rFonts w:ascii="Wingdings" w:hAnsi="Wingdings" w:hint="default"/>
       </w:rPr>
     </w:lvl>
     <w:lvl w:ilvl="3" w:tplc="04090001" w:tentative="1">
@@ -20157,7 +20161,7 @@
         <w:ind w:left="3589" w:hanging="360"/>
       </w:pPr>
       <w:rPr>
-        <w:rFonts w:hint="default" w:ascii="Symbol" w:hAnsi="Symbol"/>
+        <w:rFonts w:ascii="Symbol" w:hAnsi="Symbol" w:hint="default"/>
       </w:rPr>
     </w:lvl>
     <w:lvl w:ilvl="4" w:tplc="04090003" w:tentative="1">
@@ -20169,7 +20173,7 @@
         <w:ind w:left="4309" w:hanging="360"/>
       </w:pPr>
       <w:rPr>
-        <w:rFonts w:hint="default" w:ascii="Courier New" w:hAnsi="Courier New" w:cs="Courier New"/>
+        <w:rFonts w:ascii="Courier New" w:hAnsi="Courier New" w:cs="Courier New" w:hint="default"/>
       </w:rPr>
     </w:lvl>
     <w:lvl w:ilvl="5" w:tplc="04090005" w:tentative="1">
@@ -20181,7 +20185,7 @@
         <w:ind w:left="5029" w:hanging="360"/>
       </w:pPr>
       <w:rPr>
-        <w:rFonts w:hint="default" w:ascii="Wingdings" w:hAnsi="Wingdings"/>
+        <w:rFonts w:ascii="Wingdings" w:hAnsi="Wingdings" w:hint="default"/>
       </w:rPr>
     </w:lvl>
     <w:lvl w:ilvl="6" w:tplc="04090001" w:tentative="1">
@@ -20193,7 +20197,7 @@
         <w:ind w:left="5749" w:hanging="360"/>
       </w:pPr>
       <w:rPr>
-        <w:rFonts w:hint="default" w:ascii="Symbol" w:hAnsi="Symbol"/>
+        <w:rFonts w:ascii="Symbol" w:hAnsi="Symbol" w:hint="default"/>
       </w:rPr>
     </w:lvl>
     <w:lvl w:ilvl="7" w:tplc="04090003" w:tentative="1">
@@ -20205,7 +20209,7 @@
         <w:ind w:left="6469" w:hanging="360"/>
       </w:pPr>
       <w:rPr>
-        <w:rFonts w:hint="default" w:ascii="Courier New" w:hAnsi="Courier New" w:cs="Courier New"/>
+        <w:rFonts w:ascii="Courier New" w:hAnsi="Courier New" w:cs="Courier New" w:hint="default"/>
       </w:rPr>
     </w:lvl>
     <w:lvl w:ilvl="8" w:tplc="04090005" w:tentative="1">
@@ -20217,7 +20221,7 @@
         <w:ind w:left="7189" w:hanging="360"/>
       </w:pPr>
       <w:rPr>
-        <w:rFonts w:hint="default" w:ascii="Wingdings" w:hAnsi="Wingdings"/>
+        <w:rFonts w:ascii="Wingdings" w:hAnsi="Wingdings" w:hint="default"/>
       </w:rPr>
     </w:lvl>
   </w:abstractNum>
@@ -20234,7 +20238,7 @@
         <w:ind w:left="1429" w:hanging="360"/>
       </w:pPr>
       <w:rPr>
-        <w:rFonts w:hint="default" w:ascii="Symbol" w:hAnsi="Symbol"/>
+        <w:rFonts w:ascii="Symbol" w:hAnsi="Symbol" w:hint="default"/>
       </w:rPr>
     </w:lvl>
     <w:lvl w:ilvl="1" w:tplc="04090003" w:tentative="1">
@@ -20246,7 +20250,7 @@
         <w:ind w:left="2149" w:hanging="360"/>
       </w:pPr>
       <w:rPr>
-        <w:rFonts w:hint="default" w:ascii="Courier New" w:hAnsi="Courier New" w:cs="Courier New"/>
+        <w:rFonts w:ascii="Courier New" w:hAnsi="Courier New" w:cs="Courier New" w:hint="default"/>
       </w:rPr>
     </w:lvl>
     <w:lvl w:ilvl="2" w:tplc="04090005" w:tentative="1">
@@ -20258,7 +20262,7 @@
         <w:ind w:left="2869" w:hanging="360"/>
       </w:pPr>
       <w:rPr>
-        <w:rFonts w:hint="default" w:ascii="Wingdings" w:hAnsi="Wingdings"/>
+        <w:rFonts w:ascii="Wingdings" w:hAnsi="Wingdings" w:hint="default"/>
       </w:rPr>
     </w:lvl>
     <w:lvl w:ilvl="3" w:tplc="04090001" w:tentative="1">
@@ -20270,7 +20274,7 @@
         <w:ind w:left="3589" w:hanging="360"/>
       </w:pPr>
       <w:rPr>
-        <w:rFonts w:hint="default" w:ascii="Symbol" w:hAnsi="Symbol"/>
+        <w:rFonts w:ascii="Symbol" w:hAnsi="Symbol" w:hint="default"/>
       </w:rPr>
     </w:lvl>
     <w:lvl w:ilvl="4" w:tplc="04090003" w:tentative="1">
@@ -20282,7 +20286,7 @@
         <w:ind w:left="4309" w:hanging="360"/>
       </w:pPr>
       <w:rPr>
-        <w:rFonts w:hint="default" w:ascii="Courier New" w:hAnsi="Courier New" w:cs="Courier New"/>
+        <w:rFonts w:ascii="Courier New" w:hAnsi="Courier New" w:cs="Courier New" w:hint="default"/>
       </w:rPr>
     </w:lvl>
     <w:lvl w:ilvl="5" w:tplc="04090005" w:tentative="1">
@@ -20294,7 +20298,7 @@
         <w:ind w:left="5029" w:hanging="360"/>
       </w:pPr>
       <w:rPr>
-        <w:rFonts w:hint="default" w:ascii="Wingdings" w:hAnsi="Wingdings"/>
+        <w:rFonts w:ascii="Wingdings" w:hAnsi="Wingdings" w:hint="default"/>
       </w:rPr>
     </w:lvl>
     <w:lvl w:ilvl="6" w:tplc="04090001" w:tentative="1">
@@ -20306,7 +20310,7 @@
         <w:ind w:left="5749" w:hanging="360"/>
       </w:pPr>
       <w:rPr>
-        <w:rFonts w:hint="default" w:ascii="Symbol" w:hAnsi="Symbol"/>
+        <w:rFonts w:ascii="Symbol" w:hAnsi="Symbol" w:hint="default"/>
       </w:rPr>
     </w:lvl>
     <w:lvl w:ilvl="7" w:tplc="04090003" w:tentative="1">
@@ -20318,7 +20322,7 @@
         <w:ind w:left="6469" w:hanging="360"/>
       </w:pPr>
       <w:rPr>
-        <w:rFonts w:hint="default" w:ascii="Courier New" w:hAnsi="Courier New" w:cs="Courier New"/>
+        <w:rFonts w:ascii="Courier New" w:hAnsi="Courier New" w:cs="Courier New" w:hint="default"/>
       </w:rPr>
     </w:lvl>
     <w:lvl w:ilvl="8" w:tplc="04090005" w:tentative="1">
@@ -20330,7 +20334,7 @@
         <w:ind w:left="7189" w:hanging="360"/>
       </w:pPr>
       <w:rPr>
-        <w:rFonts w:hint="default" w:ascii="Wingdings" w:hAnsi="Wingdings"/>
+        <w:rFonts w:ascii="Wingdings" w:hAnsi="Wingdings" w:hint="default"/>
       </w:rPr>
     </w:lvl>
   </w:abstractNum>
@@ -20347,7 +20351,7 @@
         <w:ind w:left="1429" w:hanging="360"/>
       </w:pPr>
       <w:rPr>
-        <w:rFonts w:hint="default" w:ascii="Symbol" w:hAnsi="Symbol"/>
+        <w:rFonts w:ascii="Symbol" w:hAnsi="Symbol" w:hint="default"/>
       </w:rPr>
     </w:lvl>
     <w:lvl w:ilvl="1" w:tplc="04090003" w:tentative="1">
@@ -20359,7 +20363,7 @@
         <w:ind w:left="2149" w:hanging="360"/>
       </w:pPr>
       <w:rPr>
-        <w:rFonts w:hint="default" w:ascii="Courier New" w:hAnsi="Courier New" w:cs="Courier New"/>
+        <w:rFonts w:ascii="Courier New" w:hAnsi="Courier New" w:cs="Courier New" w:hint="default"/>
       </w:rPr>
     </w:lvl>
     <w:lvl w:ilvl="2" w:tplc="04090005" w:tentative="1">
@@ -20371,7 +20375,7 @@
         <w:ind w:left="2869" w:hanging="360"/>
       </w:pPr>
       <w:rPr>
-        <w:rFonts w:hint="default" w:ascii="Wingdings" w:hAnsi="Wingdings"/>
+        <w:rFonts w:ascii="Wingdings" w:hAnsi="Wingdings" w:hint="default"/>
       </w:rPr>
     </w:lvl>
     <w:lvl w:ilvl="3" w:tplc="04090001" w:tentative="1">
@@ -20383,7 +20387,7 @@
         <w:ind w:left="3589" w:hanging="360"/>
       </w:pPr>
       <w:rPr>
-        <w:rFonts w:hint="default" w:ascii="Symbol" w:hAnsi="Symbol"/>
+        <w:rFonts w:ascii="Symbol" w:hAnsi="Symbol" w:hint="default"/>
       </w:rPr>
     </w:lvl>
     <w:lvl w:ilvl="4" w:tplc="04090003" w:tentative="1">
@@ -20395,7 +20399,7 @@
         <w:ind w:left="4309" w:hanging="360"/>
       </w:pPr>
       <w:rPr>
-        <w:rFonts w:hint="default" w:ascii="Courier New" w:hAnsi="Courier New" w:cs="Courier New"/>
+        <w:rFonts w:ascii="Courier New" w:hAnsi="Courier New" w:cs="Courier New" w:hint="default"/>
       </w:rPr>
     </w:lvl>
     <w:lvl w:ilvl="5" w:tplc="04090005" w:tentative="1">
@@ -20407,7 +20411,7 @@
         <w:ind w:left="5029" w:hanging="360"/>
       </w:pPr>
       <w:rPr>
-        <w:rFonts w:hint="default" w:ascii="Wingdings" w:hAnsi="Wingdings"/>
+        <w:rFonts w:ascii="Wingdings" w:hAnsi="Wingdings" w:hint="default"/>
       </w:rPr>
     </w:lvl>
     <w:lvl w:ilvl="6" w:tplc="04090001" w:tentative="1">
@@ -20419,7 +20423,7 @@
         <w:ind w:left="5749" w:hanging="360"/>
       </w:pPr>
       <w:rPr>
-        <w:rFonts w:hint="default" w:ascii="Symbol" w:hAnsi="Symbol"/>
+        <w:rFonts w:ascii="Symbol" w:hAnsi="Symbol" w:hint="default"/>
       </w:rPr>
     </w:lvl>
     <w:lvl w:ilvl="7" w:tplc="04090003" w:tentative="1">
@@ -20431,7 +20435,7 @@
         <w:ind w:left="6469" w:hanging="360"/>
       </w:pPr>
       <w:rPr>
-        <w:rFonts w:hint="default" w:ascii="Courier New" w:hAnsi="Courier New" w:cs="Courier New"/>
+        <w:rFonts w:ascii="Courier New" w:hAnsi="Courier New" w:cs="Courier New" w:hint="default"/>
       </w:rPr>
     </w:lvl>
     <w:lvl w:ilvl="8" w:tplc="04090005" w:tentative="1">
@@ -20443,7 +20447,7 @@
         <w:ind w:left="7189" w:hanging="360"/>
       </w:pPr>
       <w:rPr>
-        <w:rFonts w:hint="default" w:ascii="Wingdings" w:hAnsi="Wingdings"/>
+        <w:rFonts w:ascii="Wingdings" w:hAnsi="Wingdings" w:hint="default"/>
       </w:rPr>
     </w:lvl>
   </w:abstractNum>
@@ -20460,7 +20464,7 @@
         <w:ind w:left="1429" w:hanging="360"/>
       </w:pPr>
       <w:rPr>
-        <w:rFonts w:hint="default" w:ascii="Symbol" w:hAnsi="Symbol"/>
+        <w:rFonts w:ascii="Symbol" w:hAnsi="Symbol" w:hint="default"/>
       </w:rPr>
     </w:lvl>
     <w:lvl w:ilvl="1" w:tplc="04090003" w:tentative="1">
@@ -20472,7 +20476,7 @@
         <w:ind w:left="2149" w:hanging="360"/>
       </w:pPr>
       <w:rPr>
-        <w:rFonts w:hint="default" w:ascii="Courier New" w:hAnsi="Courier New" w:cs="Courier New"/>
+        <w:rFonts w:ascii="Courier New" w:hAnsi="Courier New" w:cs="Courier New" w:hint="default"/>
       </w:rPr>
     </w:lvl>
     <w:lvl w:ilvl="2" w:tplc="04090005" w:tentative="1">
@@ -20484,7 +20488,7 @@
         <w:ind w:left="2869" w:hanging="360"/>
       </w:pPr>
       <w:rPr>
-        <w:rFonts w:hint="default" w:ascii="Wingdings" w:hAnsi="Wingdings"/>
+        <w:rFonts w:ascii="Wingdings" w:hAnsi="Wingdings" w:hint="default"/>
       </w:rPr>
     </w:lvl>
     <w:lvl w:ilvl="3" w:tplc="04090001" w:tentative="1">
@@ -20496,7 +20500,7 @@
         <w:ind w:left="3589" w:hanging="360"/>
       </w:pPr>
       <w:rPr>
-        <w:rFonts w:hint="default" w:ascii="Symbol" w:hAnsi="Symbol"/>
+        <w:rFonts w:ascii="Symbol" w:hAnsi="Symbol" w:hint="default"/>
       </w:rPr>
     </w:lvl>
     <w:lvl w:ilvl="4" w:tplc="04090003" w:tentative="1">
@@ -20508,7 +20512,7 @@
         <w:ind w:left="4309" w:hanging="360"/>
       </w:pPr>
       <w:rPr>
-        <w:rFonts w:hint="default" w:ascii="Courier New" w:hAnsi="Courier New" w:cs="Courier New"/>
+        <w:rFonts w:ascii="Courier New" w:hAnsi="Courier New" w:cs="Courier New" w:hint="default"/>
       </w:rPr>
     </w:lvl>
     <w:lvl w:ilvl="5" w:tplc="04090005" w:tentative="1">
@@ -20520,7 +20524,7 @@
         <w:ind w:left="5029" w:hanging="360"/>
       </w:pPr>
       <w:rPr>
-        <w:rFonts w:hint="default" w:ascii="Wingdings" w:hAnsi="Wingdings"/>
+        <w:rFonts w:ascii="Wingdings" w:hAnsi="Wingdings" w:hint="default"/>
       </w:rPr>
     </w:lvl>
     <w:lvl w:ilvl="6" w:tplc="04090001" w:tentative="1">
@@ -20532,7 +20536,7 @@
         <w:ind w:left="5749" w:hanging="360"/>
       </w:pPr>
       <w:rPr>
-        <w:rFonts w:hint="default" w:ascii="Symbol" w:hAnsi="Symbol"/>
+        <w:rFonts w:ascii="Symbol" w:hAnsi="Symbol" w:hint="default"/>
       </w:rPr>
     </w:lvl>
     <w:lvl w:ilvl="7" w:tplc="04090003" w:tentative="1">
@@ -20544,7 +20548,7 @@
         <w:ind w:left="6469" w:hanging="360"/>
       </w:pPr>
       <w:rPr>
-        <w:rFonts w:hint="default" w:ascii="Courier New" w:hAnsi="Courier New" w:cs="Courier New"/>
+        <w:rFonts w:ascii="Courier New" w:hAnsi="Courier New" w:cs="Courier New" w:hint="default"/>
       </w:rPr>
     </w:lvl>
     <w:lvl w:ilvl="8" w:tplc="04090005" w:tentative="1">
@@ -20556,7 +20560,7 @@
         <w:ind w:left="7189" w:hanging="360"/>
       </w:pPr>
       <w:rPr>
-        <w:rFonts w:hint="default" w:ascii="Wingdings" w:hAnsi="Wingdings"/>
+        <w:rFonts w:ascii="Wingdings" w:hAnsi="Wingdings" w:hint="default"/>
       </w:rPr>
     </w:lvl>
   </w:abstractNum>
@@ -20573,7 +20577,7 @@
         <w:ind w:left="720" w:hanging="360"/>
       </w:pPr>
       <w:rPr>
-        <w:rFonts w:hint="default" w:ascii="Symbol" w:hAnsi="Symbol"/>
+        <w:rFonts w:ascii="Symbol" w:hAnsi="Symbol" w:hint="default"/>
       </w:rPr>
     </w:lvl>
     <w:lvl w:ilvl="1" w:tplc="04090003" w:tentative="1">
@@ -20585,7 +20589,7 @@
         <w:ind w:left="1440" w:hanging="360"/>
       </w:pPr>
       <w:rPr>
-        <w:rFonts w:hint="default" w:ascii="Courier New" w:hAnsi="Courier New" w:cs="Courier New"/>
+        <w:rFonts w:ascii="Courier New" w:hAnsi="Courier New" w:cs="Courier New" w:hint="default"/>
       </w:rPr>
     </w:lvl>
     <w:lvl w:ilvl="2" w:tplc="04090005" w:tentative="1">
@@ -20597,7 +20601,7 @@
         <w:ind w:left="2160" w:hanging="360"/>
       </w:pPr>
       <w:rPr>
-        <w:rFonts w:hint="default" w:ascii="Wingdings" w:hAnsi="Wingdings"/>
+        <w:rFonts w:ascii="Wingdings" w:hAnsi="Wingdings" w:hint="default"/>
       </w:rPr>
     </w:lvl>
     <w:lvl w:ilvl="3" w:tplc="04090001" w:tentative="1">
@@ -20609,7 +20613,7 @@
         <w:ind w:left="2880" w:hanging="360"/>
       </w:pPr>
       <w:rPr>
-        <w:rFonts w:hint="default" w:ascii="Symbol" w:hAnsi="Symbol"/>
+        <w:rFonts w:ascii="Symbol" w:hAnsi="Symbol" w:hint="default"/>
       </w:rPr>
     </w:lvl>
     <w:lvl w:ilvl="4" w:tplc="04090003" w:tentative="1">
@@ -20621,7 +20625,7 @@
         <w:ind w:left="3600" w:hanging="360"/>
       </w:pPr>
       <w:rPr>
-        <w:rFonts w:hint="default" w:ascii="Courier New" w:hAnsi="Courier New" w:cs="Courier New"/>
+        <w:rFonts w:ascii="Courier New" w:hAnsi="Courier New" w:cs="Courier New" w:hint="default"/>
       </w:rPr>
     </w:lvl>
     <w:lvl w:ilvl="5" w:tplc="04090005" w:tentative="1">
@@ -20633,7 +20637,7 @@
         <w:ind w:left="4320" w:hanging="360"/>
       </w:pPr>
       <w:rPr>
-        <w:rFonts w:hint="default" w:ascii="Wingdings" w:hAnsi="Wingdings"/>
+        <w:rFonts w:ascii="Wingdings" w:hAnsi="Wingdings" w:hint="default"/>
       </w:rPr>
     </w:lvl>
     <w:lvl w:ilvl="6" w:tplc="04090001" w:tentative="1">
@@ -20645,7 +20649,7 @@
         <w:ind w:left="5040" w:hanging="360"/>
       </w:pPr>
       <w:rPr>
-        <w:rFonts w:hint="default" w:ascii="Symbol" w:hAnsi="Symbol"/>
+        <w:rFonts w:ascii="Symbol" w:hAnsi="Symbol" w:hint="default"/>
       </w:rPr>
     </w:lvl>
     <w:lvl w:ilvl="7" w:tplc="04090003" w:tentative="1">
@@ -20657,7 +20661,7 @@
         <w:ind w:left="5760" w:hanging="360"/>
       </w:pPr>
       <w:rPr>
-        <w:rFonts w:hint="default" w:ascii="Courier New" w:hAnsi="Courier New" w:cs="Courier New"/>
+        <w:rFonts w:ascii="Courier New" w:hAnsi="Courier New" w:cs="Courier New" w:hint="default"/>
       </w:rPr>
     </w:lvl>
     <w:lvl w:ilvl="8" w:tplc="04090005" w:tentative="1">
@@ -20669,7 +20673,7 @@
         <w:ind w:left="6480" w:hanging="360"/>
       </w:pPr>
       <w:rPr>
-        <w:rFonts w:hint="default" w:ascii="Wingdings" w:hAnsi="Wingdings"/>
+        <w:rFonts w:ascii="Wingdings" w:hAnsi="Wingdings" w:hint="default"/>
       </w:rPr>
     </w:lvl>
   </w:abstractNum>
@@ -20686,7 +20690,7 @@
         <w:ind w:left="1429" w:hanging="360"/>
       </w:pPr>
       <w:rPr>
-        <w:rFonts w:hint="default" w:ascii="Symbol" w:hAnsi="Symbol"/>
+        <w:rFonts w:ascii="Symbol" w:hAnsi="Symbol" w:hint="default"/>
       </w:rPr>
     </w:lvl>
     <w:lvl w:ilvl="1" w:tplc="04090003" w:tentative="1">
@@ -20698,7 +20702,7 @@
         <w:ind w:left="2149" w:hanging="360"/>
       </w:pPr>
       <w:rPr>
-        <w:rFonts w:hint="default" w:ascii="Courier New" w:hAnsi="Courier New" w:cs="Courier New"/>
+        <w:rFonts w:ascii="Courier New" w:hAnsi="Courier New" w:cs="Courier New" w:hint="default"/>
       </w:rPr>
     </w:lvl>
     <w:lvl w:ilvl="2" w:tplc="04090005" w:tentative="1">
@@ -20710,7 +20714,7 @@
         <w:ind w:left="2869" w:hanging="360"/>
       </w:pPr>
       <w:rPr>
-        <w:rFonts w:hint="default" w:ascii="Wingdings" w:hAnsi="Wingdings"/>
+        <w:rFonts w:ascii="Wingdings" w:hAnsi="Wingdings" w:hint="default"/>
       </w:rPr>
     </w:lvl>
     <w:lvl w:ilvl="3" w:tplc="04090001" w:tentative="1">
@@ -20722,7 +20726,7 @@
         <w:ind w:left="3589" w:hanging="360"/>
       </w:pPr>
       <w:rPr>
-        <w:rFonts w:hint="default" w:ascii="Symbol" w:hAnsi="Symbol"/>
+        <w:rFonts w:ascii="Symbol" w:hAnsi="Symbol" w:hint="default"/>
       </w:rPr>
     </w:lvl>
     <w:lvl w:ilvl="4" w:tplc="04090003" w:tentative="1">
@@ -20734,7 +20738,7 @@
         <w:ind w:left="4309" w:hanging="360"/>
       </w:pPr>
       <w:rPr>
-        <w:rFonts w:hint="default" w:ascii="Courier New" w:hAnsi="Courier New" w:cs="Courier New"/>
+        <w:rFonts w:ascii="Courier New" w:hAnsi="Courier New" w:cs="Courier New" w:hint="default"/>
       </w:rPr>
     </w:lvl>
     <w:lvl w:ilvl="5" w:tplc="04090005" w:tentative="1">
@@ -20746,7 +20750,7 @@
         <w:ind w:left="5029" w:hanging="360"/>
       </w:pPr>
       <w:rPr>
-        <w:rFonts w:hint="default" w:ascii="Wingdings" w:hAnsi="Wingdings"/>
+        <w:rFonts w:ascii="Wingdings" w:hAnsi="Wingdings" w:hint="default"/>
       </w:rPr>
     </w:lvl>
     <w:lvl w:ilvl="6" w:tplc="04090001" w:tentative="1">
@@ -20758,7 +20762,7 @@
         <w:ind w:left="5749" w:hanging="360"/>
       </w:pPr>
       <w:rPr>
-        <w:rFonts w:hint="default" w:ascii="Symbol" w:hAnsi="Symbol"/>
+        <w:rFonts w:ascii="Symbol" w:hAnsi="Symbol" w:hint="default"/>
       </w:rPr>
     </w:lvl>
     <w:lvl w:ilvl="7" w:tplc="04090003" w:tentative="1">
@@ -20770,7 +20774,7 @@
         <w:ind w:left="6469" w:hanging="360"/>
       </w:pPr>
       <w:rPr>
-        <w:rFonts w:hint="default" w:ascii="Courier New" w:hAnsi="Courier New" w:cs="Courier New"/>
+        <w:rFonts w:ascii="Courier New" w:hAnsi="Courier New" w:cs="Courier New" w:hint="default"/>
       </w:rPr>
     </w:lvl>
     <w:lvl w:ilvl="8" w:tplc="04090005" w:tentative="1">
@@ -20782,7 +20786,7 @@
         <w:ind w:left="7189" w:hanging="360"/>
       </w:pPr>
       <w:rPr>
-        <w:rFonts w:hint="default" w:ascii="Wingdings" w:hAnsi="Wingdings"/>
+        <w:rFonts w:ascii="Wingdings" w:hAnsi="Wingdings" w:hint="default"/>
       </w:rPr>
     </w:lvl>
   </w:abstractNum>
@@ -20799,7 +20803,7 @@
         <w:ind w:left="1429" w:hanging="360"/>
       </w:pPr>
       <w:rPr>
-        <w:rFonts w:hint="default" w:ascii="Symbol" w:hAnsi="Symbol"/>
+        <w:rFonts w:ascii="Symbol" w:hAnsi="Symbol" w:hint="default"/>
       </w:rPr>
     </w:lvl>
     <w:lvl w:ilvl="1" w:tplc="04090003" w:tentative="1">
@@ -20811,7 +20815,7 @@
         <w:ind w:left="2149" w:hanging="360"/>
       </w:pPr>
       <w:rPr>
-        <w:rFonts w:hint="default" w:ascii="Courier New" w:hAnsi="Courier New" w:cs="Courier New"/>
+        <w:rFonts w:ascii="Courier New" w:hAnsi="Courier New" w:cs="Courier New" w:hint="default"/>
       </w:rPr>
     </w:lvl>
     <w:lvl w:ilvl="2" w:tplc="04090005" w:tentative="1">
@@ -20823,7 +20827,7 @@
         <w:ind w:left="2869" w:hanging="360"/>
       </w:pPr>
       <w:rPr>
-        <w:rFonts w:hint="default" w:ascii="Wingdings" w:hAnsi="Wingdings"/>
+        <w:rFonts w:ascii="Wingdings" w:hAnsi="Wingdings" w:hint="default"/>
       </w:rPr>
     </w:lvl>
     <w:lvl w:ilvl="3" w:tplc="04090001" w:tentative="1">
@@ -20835,7 +20839,7 @@
         <w:ind w:left="3589" w:hanging="360"/>
       </w:pPr>
       <w:rPr>
-        <w:rFonts w:hint="default" w:ascii="Symbol" w:hAnsi="Symbol"/>
+        <w:rFonts w:ascii="Symbol" w:hAnsi="Symbol" w:hint="default"/>
       </w:rPr>
     </w:lvl>
     <w:lvl w:ilvl="4" w:tplc="04090003" w:tentative="1">
@@ -20847,7 +20851,7 @@
         <w:ind w:left="4309" w:hanging="360"/>
       </w:pPr>
       <w:rPr>
-        <w:rFonts w:hint="default" w:ascii="Courier New" w:hAnsi="Courier New" w:cs="Courier New"/>
+        <w:rFonts w:ascii="Courier New" w:hAnsi="Courier New" w:cs="Courier New" w:hint="default"/>
       </w:rPr>
     </w:lvl>
     <w:lvl w:ilvl="5" w:tplc="04090005" w:tentative="1">
@@ -20859,7 +20863,7 @@
         <w:ind w:left="5029" w:hanging="360"/>
       </w:pPr>
       <w:rPr>
-        <w:rFonts w:hint="default" w:ascii="Wingdings" w:hAnsi="Wingdings"/>
+        <w:rFonts w:ascii="Wingdings" w:hAnsi="Wingdings" w:hint="default"/>
       </w:rPr>
     </w:lvl>
     <w:lvl w:ilvl="6" w:tplc="04090001" w:tentative="1">
@@ -20871,7 +20875,7 @@
         <w:ind w:left="5749" w:hanging="360"/>
       </w:pPr>
       <w:rPr>
-        <w:rFonts w:hint="default" w:ascii="Symbol" w:hAnsi="Symbol"/>
+        <w:rFonts w:ascii="Symbol" w:hAnsi="Symbol" w:hint="default"/>
       </w:rPr>
     </w:lvl>
     <w:lvl w:ilvl="7" w:tplc="04090003" w:tentative="1">
@@ -20883,7 +20887,7 @@
         <w:ind w:left="6469" w:hanging="360"/>
       </w:pPr>
       <w:rPr>
-        <w:rFonts w:hint="default" w:ascii="Courier New" w:hAnsi="Courier New" w:cs="Courier New"/>
+        <w:rFonts w:ascii="Courier New" w:hAnsi="Courier New" w:cs="Courier New" w:hint="default"/>
       </w:rPr>
     </w:lvl>
     <w:lvl w:ilvl="8" w:tplc="04090005" w:tentative="1">
@@ -20895,7 +20899,7 @@
         <w:ind w:left="7189" w:hanging="360"/>
       </w:pPr>
       <w:rPr>
-        <w:rFonts w:hint="default" w:ascii="Wingdings" w:hAnsi="Wingdings"/>
+        <w:rFonts w:ascii="Wingdings" w:hAnsi="Wingdings" w:hint="default"/>
       </w:rPr>
     </w:lvl>
   </w:abstractNum>
@@ -20912,7 +20916,7 @@
         <w:ind w:left="720" w:hanging="360"/>
       </w:pPr>
       <w:rPr>
-        <w:rFonts w:hint="default" w:ascii="Symbol" w:hAnsi="Symbol"/>
+        <w:rFonts w:ascii="Symbol" w:hAnsi="Symbol" w:hint="default"/>
       </w:rPr>
     </w:lvl>
     <w:lvl w:ilvl="1" w:tplc="04090003" w:tentative="1">
@@ -20924,7 +20928,7 @@
         <w:ind w:left="1440" w:hanging="360"/>
       </w:pPr>
       <w:rPr>
-        <w:rFonts w:hint="default" w:ascii="Courier New" w:hAnsi="Courier New" w:cs="Courier New"/>
+        <w:rFonts w:ascii="Courier New" w:hAnsi="Courier New" w:cs="Courier New" w:hint="default"/>
       </w:rPr>
     </w:lvl>
     <w:lvl w:ilvl="2" w:tplc="04090005" w:tentative="1">
@@ -20936,7 +20940,7 @@
         <w:ind w:left="2160" w:hanging="360"/>
       </w:pPr>
       <w:rPr>
-        <w:rFonts w:hint="default" w:ascii="Wingdings" w:hAnsi="Wingdings"/>
+        <w:rFonts w:ascii="Wingdings" w:hAnsi="Wingdings" w:hint="default"/>
       </w:rPr>
     </w:lvl>
     <w:lvl w:ilvl="3" w:tplc="04090001" w:tentative="1">
@@ -20948,7 +20952,7 @@
         <w:ind w:left="2880" w:hanging="360"/>
       </w:pPr>
       <w:rPr>
-        <w:rFonts w:hint="default" w:ascii="Symbol" w:hAnsi="Symbol"/>
+        <w:rFonts w:ascii="Symbol" w:hAnsi="Symbol" w:hint="default"/>
       </w:rPr>
     </w:lvl>
     <w:lvl w:ilvl="4" w:tplc="04090003" w:tentative="1">
@@ -20960,7 +20964,7 @@
         <w:ind w:left="3600" w:hanging="360"/>
       </w:pPr>
       <w:rPr>
-        <w:rFonts w:hint="default" w:ascii="Courier New" w:hAnsi="Courier New" w:cs="Courier New"/>
+        <w:rFonts w:ascii="Courier New" w:hAnsi="Courier New" w:cs="Courier New" w:hint="default"/>
       </w:rPr>
     </w:lvl>
     <w:lvl w:ilvl="5" w:tplc="04090005" w:tentative="1">
@@ -20972,7 +20976,7 @@
         <w:ind w:left="4320" w:hanging="360"/>
       </w:pPr>
       <w:rPr>
-        <w:rFonts w:hint="default" w:ascii="Wingdings" w:hAnsi="Wingdings"/>
+        <w:rFonts w:ascii="Wingdings" w:hAnsi="Wingdings" w:hint="default"/>
       </w:rPr>
     </w:lvl>
     <w:lvl w:ilvl="6" w:tplc="04090001" w:tentative="1">
@@ -20984,7 +20988,7 @@
         <w:ind w:left="5040" w:hanging="360"/>
       </w:pPr>
       <w:rPr>
-        <w:rFonts w:hint="default" w:ascii="Symbol" w:hAnsi="Symbol"/>
+        <w:rFonts w:ascii="Symbol" w:hAnsi="Symbol" w:hint="default"/>
       </w:rPr>
     </w:lvl>
     <w:lvl w:ilvl="7" w:tplc="04090003" w:tentative="1">
@@ -20996,7 +21000,7 @@
         <w:ind w:left="5760" w:hanging="360"/>
       </w:pPr>
       <w:rPr>
-        <w:rFonts w:hint="default" w:ascii="Courier New" w:hAnsi="Courier New" w:cs="Courier New"/>
+        <w:rFonts w:ascii="Courier New" w:hAnsi="Courier New" w:cs="Courier New" w:hint="default"/>
       </w:rPr>
     </w:lvl>
     <w:lvl w:ilvl="8" w:tplc="04090005" w:tentative="1">
@@ -21008,7 +21012,7 @@
         <w:ind w:left="6480" w:hanging="360"/>
       </w:pPr>
       <w:rPr>
-        <w:rFonts w:hint="default" w:ascii="Wingdings" w:hAnsi="Wingdings"/>
+        <w:rFonts w:ascii="Wingdings" w:hAnsi="Wingdings" w:hint="default"/>
       </w:rPr>
     </w:lvl>
   </w:abstractNum>
@@ -21025,7 +21029,7 @@
         <w:ind w:left="1429" w:hanging="360"/>
       </w:pPr>
       <w:rPr>
-        <w:rFonts w:hint="default" w:ascii="Symbol" w:hAnsi="Symbol"/>
+        <w:rFonts w:ascii="Symbol" w:hAnsi="Symbol" w:hint="default"/>
       </w:rPr>
     </w:lvl>
     <w:lvl w:ilvl="1" w:tplc="04090003" w:tentative="1">
@@ -21037,7 +21041,7 @@
         <w:ind w:left="2149" w:hanging="360"/>
       </w:pPr>
       <w:rPr>
-        <w:rFonts w:hint="default" w:ascii="Courier New" w:hAnsi="Courier New" w:cs="Courier New"/>
+        <w:rFonts w:ascii="Courier New" w:hAnsi="Courier New" w:cs="Courier New" w:hint="default"/>
       </w:rPr>
     </w:lvl>
     <w:lvl w:ilvl="2" w:tplc="04090005" w:tentative="1">
@@ -21049,7 +21053,7 @@
         <w:ind w:left="2869" w:hanging="360"/>
       </w:pPr>
       <w:rPr>
-        <w:rFonts w:hint="default" w:ascii="Wingdings" w:hAnsi="Wingdings"/>
+        <w:rFonts w:ascii="Wingdings" w:hAnsi="Wingdings" w:hint="default"/>
       </w:rPr>
     </w:lvl>
     <w:lvl w:ilvl="3" w:tplc="04090001" w:tentative="1">
@@ -21061,7 +21065,7 @@
         <w:ind w:left="3589" w:hanging="360"/>
       </w:pPr>
       <w:rPr>
-        <w:rFonts w:hint="default" w:ascii="Symbol" w:hAnsi="Symbol"/>
+        <w:rFonts w:ascii="Symbol" w:hAnsi="Symbol" w:hint="default"/>
       </w:rPr>
     </w:lvl>
     <w:lvl w:ilvl="4" w:tplc="04090003" w:tentative="1">
@@ -21073,7 +21077,7 @@
         <w:ind w:left="4309" w:hanging="360"/>
       </w:pPr>
       <w:rPr>
-        <w:rFonts w:hint="default" w:ascii="Courier New" w:hAnsi="Courier New" w:cs="Courier New"/>
+        <w:rFonts w:ascii="Courier New" w:hAnsi="Courier New" w:cs="Courier New" w:hint="default"/>
       </w:rPr>
     </w:lvl>
     <w:lvl w:ilvl="5" w:tplc="04090005" w:tentative="1">
@@ -21085,7 +21089,7 @@
         <w:ind w:left="5029" w:hanging="360"/>
       </w:pPr>
       <w:rPr>
-        <w:rFonts w:hint="default" w:ascii="Wingdings" w:hAnsi="Wingdings"/>
+        <w:rFonts w:ascii="Wingdings" w:hAnsi="Wingdings" w:hint="default"/>
       </w:rPr>
     </w:lvl>
     <w:lvl w:ilvl="6" w:tplc="04090001" w:tentative="1">
@@ -21097,7 +21101,7 @@
         <w:ind w:left="5749" w:hanging="360"/>
       </w:pPr>
       <w:rPr>
-        <w:rFonts w:hint="default" w:ascii="Symbol" w:hAnsi="Symbol"/>
+        <w:rFonts w:ascii="Symbol" w:hAnsi="Symbol" w:hint="default"/>
       </w:rPr>
     </w:lvl>
     <w:lvl w:ilvl="7" w:tplc="04090003" w:tentative="1">
@@ -21109,7 +21113,7 @@
         <w:ind w:left="6469" w:hanging="360"/>
       </w:pPr>
       <w:rPr>
-        <w:rFonts w:hint="default" w:ascii="Courier New" w:hAnsi="Courier New" w:cs="Courier New"/>
+        <w:rFonts w:ascii="Courier New" w:hAnsi="Courier New" w:cs="Courier New" w:hint="default"/>
       </w:rPr>
     </w:lvl>
     <w:lvl w:ilvl="8" w:tplc="04090005" w:tentative="1">
@@ -21121,7 +21125,7 @@
         <w:ind w:left="7189" w:hanging="360"/>
       </w:pPr>
       <w:rPr>
-        <w:rFonts w:hint="default" w:ascii="Wingdings" w:hAnsi="Wingdings"/>
+        <w:rFonts w:ascii="Wingdings" w:hAnsi="Wingdings" w:hint="default"/>
       </w:rPr>
     </w:lvl>
   </w:abstractNum>
@@ -21138,7 +21142,7 @@
         <w:ind w:left="720" w:hanging="360"/>
       </w:pPr>
       <w:rPr>
-        <w:rFonts w:hint="default" w:ascii="Symbol" w:hAnsi="Symbol"/>
+        <w:rFonts w:ascii="Symbol" w:hAnsi="Symbol" w:hint="default"/>
       </w:rPr>
     </w:lvl>
     <w:lvl w:ilvl="1" w:tplc="04090003" w:tentative="1">
@@ -21150,7 +21154,7 @@
         <w:ind w:left="1440" w:hanging="360"/>
       </w:pPr>
       <w:rPr>
-        <w:rFonts w:hint="default" w:ascii="Courier New" w:hAnsi="Courier New" w:cs="Courier New"/>
+        <w:rFonts w:ascii="Courier New" w:hAnsi="Courier New" w:cs="Courier New" w:hint="default"/>
       </w:rPr>
     </w:lvl>
     <w:lvl w:ilvl="2" w:tplc="04090005" w:tentative="1">
@@ -21162,7 +21166,7 @@
         <w:ind w:left="2160" w:hanging="360"/>
       </w:pPr>
       <w:rPr>
-        <w:rFonts w:hint="default" w:ascii="Wingdings" w:hAnsi="Wingdings"/>
+        <w:rFonts w:ascii="Wingdings" w:hAnsi="Wingdings" w:hint="default"/>
       </w:rPr>
     </w:lvl>
     <w:lvl w:ilvl="3" w:tplc="04090001" w:tentative="1">
@@ -21174,7 +21178,7 @@
         <w:ind w:left="2880" w:hanging="360"/>
       </w:pPr>
       <w:rPr>
-        <w:rFonts w:hint="default" w:ascii="Symbol" w:hAnsi="Symbol"/>
+        <w:rFonts w:ascii="Symbol" w:hAnsi="Symbol" w:hint="default"/>
       </w:rPr>
     </w:lvl>
     <w:lvl w:ilvl="4" w:tplc="04090003" w:tentative="1">
@@ -21186,7 +21190,7 @@
         <w:ind w:left="3600" w:hanging="360"/>
       </w:pPr>
       <w:rPr>
-        <w:rFonts w:hint="default" w:ascii="Courier New" w:hAnsi="Courier New" w:cs="Courier New"/>
+        <w:rFonts w:ascii="Courier New" w:hAnsi="Courier New" w:cs="Courier New" w:hint="default"/>
       </w:rPr>
     </w:lvl>
     <w:lvl w:ilvl="5" w:tplc="04090005" w:tentative="1">
@@ -21198,7 +21202,7 @@
         <w:ind w:left="4320" w:hanging="360"/>
       </w:pPr>
       <w:rPr>
-        <w:rFonts w:hint="default" w:ascii="Wingdings" w:hAnsi="Wingdings"/>
+        <w:rFonts w:ascii="Wingdings" w:hAnsi="Wingdings" w:hint="default"/>
       </w:rPr>
     </w:lvl>
     <w:lvl w:ilvl="6" w:tplc="04090001" w:tentative="1">
@@ -21210,7 +21214,7 @@
         <w:ind w:left="5040" w:hanging="360"/>
       </w:pPr>
       <w:rPr>
-        <w:rFonts w:hint="default" w:ascii="Symbol" w:hAnsi="Symbol"/>
+        <w:rFonts w:ascii="Symbol" w:hAnsi="Symbol" w:hint="default"/>
       </w:rPr>
     </w:lvl>
     <w:lvl w:ilvl="7" w:tplc="04090003" w:tentative="1">
@@ -21222,7 +21226,7 @@
         <w:ind w:left="5760" w:hanging="360"/>
       </w:pPr>
       <w:rPr>
-        <w:rFonts w:hint="default" w:ascii="Courier New" w:hAnsi="Courier New" w:cs="Courier New"/>
+        <w:rFonts w:ascii="Courier New" w:hAnsi="Courier New" w:cs="Courier New" w:hint="default"/>
       </w:rPr>
     </w:lvl>
     <w:lvl w:ilvl="8" w:tplc="04090005" w:tentative="1">
@@ -21234,7 +21238,7 @@
         <w:ind w:left="6480" w:hanging="360"/>
       </w:pPr>
       <w:rPr>
-        <w:rFonts w:hint="default" w:ascii="Wingdings" w:hAnsi="Wingdings"/>
+        <w:rFonts w:ascii="Wingdings" w:hAnsi="Wingdings" w:hint="default"/>
       </w:rPr>
     </w:lvl>
   </w:abstractNum>
@@ -21251,7 +21255,7 @@
         <w:ind w:left="1429" w:hanging="360"/>
       </w:pPr>
       <w:rPr>
-        <w:rFonts w:hint="default" w:ascii="Symbol" w:hAnsi="Symbol"/>
+        <w:rFonts w:ascii="Symbol" w:hAnsi="Symbol" w:hint="default"/>
       </w:rPr>
     </w:lvl>
     <w:lvl w:ilvl="1" w:tplc="04090003" w:tentative="1">
@@ -21263,7 +21267,7 @@
         <w:ind w:left="2149" w:hanging="360"/>
       </w:pPr>
       <w:rPr>
-        <w:rFonts w:hint="default" w:ascii="Courier New" w:hAnsi="Courier New" w:cs="Courier New"/>
+        <w:rFonts w:ascii="Courier New" w:hAnsi="Courier New" w:cs="Courier New" w:hint="default"/>
       </w:rPr>
     </w:lvl>
     <w:lvl w:ilvl="2" w:tplc="04090005" w:tentative="1">
@@ -21275,7 +21279,7 @@
         <w:ind w:left="2869" w:hanging="360"/>
       </w:pPr>
       <w:rPr>
-        <w:rFonts w:hint="default" w:ascii="Wingdings" w:hAnsi="Wingdings"/>
+        <w:rFonts w:ascii="Wingdings" w:hAnsi="Wingdings" w:hint="default"/>
       </w:rPr>
     </w:lvl>
     <w:lvl w:ilvl="3" w:tplc="04090001" w:tentative="1">
@@ -21287,7 +21291,7 @@
         <w:ind w:left="3589" w:hanging="360"/>
       </w:pPr>
       <w:rPr>
-        <w:rFonts w:hint="default" w:ascii="Symbol" w:hAnsi="Symbol"/>
+        <w:rFonts w:ascii="Symbol" w:hAnsi="Symbol" w:hint="default"/>
       </w:rPr>
     </w:lvl>
     <w:lvl w:ilvl="4" w:tplc="04090003" w:tentative="1">
@@ -21299,7 +21303,7 @@
         <w:ind w:left="4309" w:hanging="360"/>
       </w:pPr>
       <w:rPr>
-        <w:rFonts w:hint="default" w:ascii="Courier New" w:hAnsi="Courier New" w:cs="Courier New"/>
+        <w:rFonts w:ascii="Courier New" w:hAnsi="Courier New" w:cs="Courier New" w:hint="default"/>
       </w:rPr>
     </w:lvl>
     <w:lvl w:ilvl="5" w:tplc="04090005" w:tentative="1">
@@ -21311,7 +21315,7 @@
         <w:ind w:left="5029" w:hanging="360"/>
       </w:pPr>
       <w:rPr>
-        <w:rFonts w:hint="default" w:ascii="Wingdings" w:hAnsi="Wingdings"/>
+        <w:rFonts w:ascii="Wingdings" w:hAnsi="Wingdings" w:hint="default"/>
       </w:rPr>
     </w:lvl>
     <w:lvl w:ilvl="6" w:tplc="04090001" w:tentative="1">
@@ -21323,7 +21327,7 @@
         <w:ind w:left="5749" w:hanging="360"/>
       </w:pPr>
       <w:rPr>
-        <w:rFonts w:hint="default" w:ascii="Symbol" w:hAnsi="Symbol"/>
+        <w:rFonts w:ascii="Symbol" w:hAnsi="Symbol" w:hint="default"/>
       </w:rPr>
     </w:lvl>
     <w:lvl w:ilvl="7" w:tplc="04090003" w:tentative="1">
@@ -21335,7 +21339,7 @@
         <w:ind w:left="6469" w:hanging="360"/>
       </w:pPr>
       <w:rPr>
-        <w:rFonts w:hint="default" w:ascii="Courier New" w:hAnsi="Courier New" w:cs="Courier New"/>
+        <w:rFonts w:ascii="Courier New" w:hAnsi="Courier New" w:cs="Courier New" w:hint="default"/>
       </w:rPr>
     </w:lvl>
     <w:lvl w:ilvl="8" w:tplc="04090005" w:tentative="1">
@@ -21347,7 +21351,7 @@
         <w:ind w:left="7189" w:hanging="360"/>
       </w:pPr>
       <w:rPr>
-        <w:rFonts w:hint="default" w:ascii="Wingdings" w:hAnsi="Wingdings"/>
+        <w:rFonts w:ascii="Wingdings" w:hAnsi="Wingdings" w:hint="default"/>
       </w:rPr>
     </w:lvl>
   </w:abstractNum>
@@ -21455,7 +21459,7 @@
         <w:ind w:left="1429" w:hanging="360"/>
       </w:pPr>
       <w:rPr>
-        <w:rFonts w:hint="default" w:ascii="Symbol" w:hAnsi="Symbol"/>
+        <w:rFonts w:ascii="Symbol" w:hAnsi="Symbol" w:hint="default"/>
       </w:rPr>
     </w:lvl>
     <w:lvl w:ilvl="1" w:tplc="04090003" w:tentative="1">
@@ -21467,7 +21471,7 @@
         <w:ind w:left="2149" w:hanging="360"/>
       </w:pPr>
       <w:rPr>
-        <w:rFonts w:hint="default" w:ascii="Courier New" w:hAnsi="Courier New" w:cs="Courier New"/>
+        <w:rFonts w:ascii="Courier New" w:hAnsi="Courier New" w:cs="Courier New" w:hint="default"/>
       </w:rPr>
     </w:lvl>
     <w:lvl w:ilvl="2" w:tplc="04090005" w:tentative="1">
@@ -21479,7 +21483,7 @@
         <w:ind w:left="2869" w:hanging="360"/>
       </w:pPr>
       <w:rPr>
-        <w:rFonts w:hint="default" w:ascii="Wingdings" w:hAnsi="Wingdings"/>
+        <w:rFonts w:ascii="Wingdings" w:hAnsi="Wingdings" w:hint="default"/>
       </w:rPr>
     </w:lvl>
     <w:lvl w:ilvl="3" w:tplc="04090001" w:tentative="1">
@@ -21491,7 +21495,7 @@
         <w:ind w:left="3589" w:hanging="360"/>
       </w:pPr>
       <w:rPr>
-        <w:rFonts w:hint="default" w:ascii="Symbol" w:hAnsi="Symbol"/>
+        <w:rFonts w:ascii="Symbol" w:hAnsi="Symbol" w:hint="default"/>
       </w:rPr>
     </w:lvl>
     <w:lvl w:ilvl="4" w:tplc="04090003" w:tentative="1">
@@ -21503,7 +21507,7 @@
         <w:ind w:left="4309" w:hanging="360"/>
       </w:pPr>
       <w:rPr>
-        <w:rFonts w:hint="default" w:ascii="Courier New" w:hAnsi="Courier New" w:cs="Courier New"/>
+        <w:rFonts w:ascii="Courier New" w:hAnsi="Courier New" w:cs="Courier New" w:hint="default"/>
       </w:rPr>
     </w:lvl>
     <w:lvl w:ilvl="5" w:tplc="04090005" w:tentative="1">
@@ -21515,7 +21519,7 @@
         <w:ind w:left="5029" w:hanging="360"/>
       </w:pPr>
       <w:rPr>
-        <w:rFonts w:hint="default" w:ascii="Wingdings" w:hAnsi="Wingdings"/>
+        <w:rFonts w:ascii="Wingdings" w:hAnsi="Wingdings" w:hint="default"/>
       </w:rPr>
     </w:lvl>
     <w:lvl w:ilvl="6" w:tplc="04090001" w:tentative="1">
@@ -21527,7 +21531,7 @@
         <w:ind w:left="5749" w:hanging="360"/>
       </w:pPr>
       <w:rPr>
-        <w:rFonts w:hint="default" w:ascii="Symbol" w:hAnsi="Symbol"/>
+        <w:rFonts w:ascii="Symbol" w:hAnsi="Symbol" w:hint="default"/>
       </w:rPr>
     </w:lvl>
     <w:lvl w:ilvl="7" w:tplc="04090003" w:tentative="1">
@@ -21539,7 +21543,7 @@
         <w:ind w:left="6469" w:hanging="360"/>
       </w:pPr>
       <w:rPr>
-        <w:rFonts w:hint="default" w:ascii="Courier New" w:hAnsi="Courier New" w:cs="Courier New"/>
+        <w:rFonts w:ascii="Courier New" w:hAnsi="Courier New" w:cs="Courier New" w:hint="default"/>
       </w:rPr>
     </w:lvl>
     <w:lvl w:ilvl="8" w:tplc="04090005" w:tentative="1">
@@ -21551,7 +21555,7 @@
         <w:ind w:left="7189" w:hanging="360"/>
       </w:pPr>
       <w:rPr>
-        <w:rFonts w:hint="default" w:ascii="Wingdings" w:hAnsi="Wingdings"/>
+        <w:rFonts w:ascii="Wingdings" w:hAnsi="Wingdings" w:hint="default"/>
       </w:rPr>
     </w:lvl>
   </w:abstractNum>
@@ -21568,7 +21572,7 @@
         <w:ind w:left="1429" w:hanging="360"/>
       </w:pPr>
       <w:rPr>
-        <w:rFonts w:hint="default" w:ascii="Symbol" w:hAnsi="Symbol"/>
+        <w:rFonts w:ascii="Symbol" w:hAnsi="Symbol" w:hint="default"/>
       </w:rPr>
     </w:lvl>
     <w:lvl w:ilvl="1" w:tplc="04090003" w:tentative="1">
@@ -21580,7 +21584,7 @@
         <w:ind w:left="2149" w:hanging="360"/>
       </w:pPr>
       <w:rPr>
-        <w:rFonts w:hint="default" w:ascii="Courier New" w:hAnsi="Courier New" w:cs="Courier New"/>
+        <w:rFonts w:ascii="Courier New" w:hAnsi="Courier New" w:cs="Courier New" w:hint="default"/>
       </w:rPr>
     </w:lvl>
     <w:lvl w:ilvl="2" w:tplc="04090005" w:tentative="1">
@@ -21592,7 +21596,7 @@
         <w:ind w:left="2869" w:hanging="360"/>
       </w:pPr>
       <w:rPr>
-        <w:rFonts w:hint="default" w:ascii="Wingdings" w:hAnsi="Wingdings"/>
+        <w:rFonts w:ascii="Wingdings" w:hAnsi="Wingdings" w:hint="default"/>
       </w:rPr>
     </w:lvl>
     <w:lvl w:ilvl="3" w:tplc="04090001" w:tentative="1">
@@ -21604,7 +21608,7 @@
         <w:ind w:left="3589" w:hanging="360"/>
       </w:pPr>
       <w:rPr>
-        <w:rFonts w:hint="default" w:ascii="Symbol" w:hAnsi="Symbol"/>
+        <w:rFonts w:ascii="Symbol" w:hAnsi="Symbol" w:hint="default"/>
       </w:rPr>
     </w:lvl>
     <w:lvl w:ilvl="4" w:tplc="04090003" w:tentative="1">
@@ -21616,7 +21620,7 @@
         <w:ind w:left="4309" w:hanging="360"/>
       </w:pPr>
       <w:rPr>
-        <w:rFonts w:hint="default" w:ascii="Courier New" w:hAnsi="Courier New" w:cs="Courier New"/>
+        <w:rFonts w:ascii="Courier New" w:hAnsi="Courier New" w:cs="Courier New" w:hint="default"/>
       </w:rPr>
     </w:lvl>
     <w:lvl w:ilvl="5" w:tplc="04090005" w:tentative="1">
@@ -21628,7 +21632,7 @@
         <w:ind w:left="5029" w:hanging="360"/>
       </w:pPr>
       <w:rPr>
-        <w:rFonts w:hint="default" w:ascii="Wingdings" w:hAnsi="Wingdings"/>
+        <w:rFonts w:ascii="Wingdings" w:hAnsi="Wingdings" w:hint="default"/>
       </w:rPr>
     </w:lvl>
     <w:lvl w:ilvl="6" w:tplc="04090001" w:tentative="1">
@@ -21640,7 +21644,7 @@
         <w:ind w:left="5749" w:hanging="360"/>
       </w:pPr>
       <w:rPr>
-        <w:rFonts w:hint="default" w:ascii="Symbol" w:hAnsi="Symbol"/>
+        <w:rFonts w:ascii="Symbol" w:hAnsi="Symbol" w:hint="default"/>
       </w:rPr>
     </w:lvl>
     <w:lvl w:ilvl="7" w:tplc="04090003" w:tentative="1">
@@ -21652,7 +21656,7 @@
         <w:ind w:left="6469" w:hanging="360"/>
       </w:pPr>
       <w:rPr>
-        <w:rFonts w:hint="default" w:ascii="Courier New" w:hAnsi="Courier New" w:cs="Courier New"/>
+        <w:rFonts w:ascii="Courier New" w:hAnsi="Courier New" w:cs="Courier New" w:hint="default"/>
       </w:rPr>
     </w:lvl>
     <w:lvl w:ilvl="8" w:tplc="04090005" w:tentative="1">
@@ -21664,7 +21668,7 @@
         <w:ind w:left="7189" w:hanging="360"/>
       </w:pPr>
       <w:rPr>
-        <w:rFonts w:hint="default" w:ascii="Wingdings" w:hAnsi="Wingdings"/>
+        <w:rFonts w:ascii="Wingdings" w:hAnsi="Wingdings" w:hint="default"/>
       </w:rPr>
     </w:lvl>
   </w:abstractNum>
@@ -21681,7 +21685,7 @@
         <w:ind w:left="1429" w:hanging="360"/>
       </w:pPr>
       <w:rPr>
-        <w:rFonts w:hint="default" w:ascii="Symbol" w:hAnsi="Symbol"/>
+        <w:rFonts w:ascii="Symbol" w:hAnsi="Symbol" w:hint="default"/>
       </w:rPr>
     </w:lvl>
     <w:lvl w:ilvl="1" w:tplc="04090003" w:tentative="1">
@@ -21693,7 +21697,7 @@
         <w:ind w:left="2149" w:hanging="360"/>
       </w:pPr>
       <w:rPr>
-        <w:rFonts w:hint="default" w:ascii="Courier New" w:hAnsi="Courier New" w:cs="Courier New"/>
+        <w:rFonts w:ascii="Courier New" w:hAnsi="Courier New" w:cs="Courier New" w:hint="default"/>
       </w:rPr>
     </w:lvl>
     <w:lvl w:ilvl="2" w:tplc="04090005" w:tentative="1">
@@ -21705,7 +21709,7 @@
         <w:ind w:left="2869" w:hanging="360"/>
       </w:pPr>
       <w:rPr>
-        <w:rFonts w:hint="default" w:ascii="Wingdings" w:hAnsi="Wingdings"/>
+        <w:rFonts w:ascii="Wingdings" w:hAnsi="Wingdings" w:hint="default"/>
       </w:rPr>
     </w:lvl>
     <w:lvl w:ilvl="3" w:tplc="04090001" w:tentative="1">
@@ -21717,7 +21721,7 @@
         <w:ind w:left="3589" w:hanging="360"/>
       </w:pPr>
       <w:rPr>
-        <w:rFonts w:hint="default" w:ascii="Symbol" w:hAnsi="Symbol"/>
+        <w:rFonts w:ascii="Symbol" w:hAnsi="Symbol" w:hint="default"/>
       </w:rPr>
     </w:lvl>
     <w:lvl w:ilvl="4" w:tplc="04090003" w:tentative="1">
@@ -21729,7 +21733,7 @@
         <w:ind w:left="4309" w:hanging="360"/>
       </w:pPr>
       <w:rPr>
-        <w:rFonts w:hint="default" w:ascii="Courier New" w:hAnsi="Courier New" w:cs="Courier New"/>
+        <w:rFonts w:ascii="Courier New" w:hAnsi="Courier New" w:cs="Courier New" w:hint="default"/>
       </w:rPr>
     </w:lvl>
     <w:lvl w:ilvl="5" w:tplc="04090005" w:tentative="1">
@@ -21741,7 +21745,7 @@
         <w:ind w:left="5029" w:hanging="360"/>
       </w:pPr>
       <w:rPr>
-        <w:rFonts w:hint="default" w:ascii="Wingdings" w:hAnsi="Wingdings"/>
+        <w:rFonts w:ascii="Wingdings" w:hAnsi="Wingdings" w:hint="default"/>
       </w:rPr>
     </w:lvl>
     <w:lvl w:ilvl="6" w:tplc="04090001" w:tentative="1">
@@ -21753,7 +21757,7 @@
         <w:ind w:left="5749" w:hanging="360"/>
       </w:pPr>
       <w:rPr>
-        <w:rFonts w:hint="default" w:ascii="Symbol" w:hAnsi="Symbol"/>
+        <w:rFonts w:ascii="Symbol" w:hAnsi="Symbol" w:hint="default"/>
       </w:rPr>
     </w:lvl>
     <w:lvl w:ilvl="7" w:tplc="04090003" w:tentative="1">
@@ -21765,7 +21769,7 @@
         <w:ind w:left="6469" w:hanging="360"/>
       </w:pPr>
       <w:rPr>
-        <w:rFonts w:hint="default" w:ascii="Courier New" w:hAnsi="Courier New" w:cs="Courier New"/>
+        <w:rFonts w:ascii="Courier New" w:hAnsi="Courier New" w:cs="Courier New" w:hint="default"/>
       </w:rPr>
     </w:lvl>
     <w:lvl w:ilvl="8" w:tplc="04090005" w:tentative="1">
@@ -21777,7 +21781,7 @@
         <w:ind w:left="7189" w:hanging="360"/>
       </w:pPr>
       <w:rPr>
-        <w:rFonts w:hint="default" w:ascii="Wingdings" w:hAnsi="Wingdings"/>
+        <w:rFonts w:ascii="Wingdings" w:hAnsi="Wingdings" w:hint="default"/>
       </w:rPr>
     </w:lvl>
   </w:abstractNum>
@@ -21794,7 +21798,7 @@
         <w:ind w:left="1429" w:hanging="360"/>
       </w:pPr>
       <w:rPr>
-        <w:rFonts w:hint="default" w:ascii="Symbol" w:hAnsi="Symbol"/>
+        <w:rFonts w:ascii="Symbol" w:hAnsi="Symbol" w:hint="default"/>
       </w:rPr>
     </w:lvl>
     <w:lvl w:ilvl="1" w:tplc="04090003" w:tentative="1">
@@ -21806,7 +21810,7 @@
         <w:ind w:left="2149" w:hanging="360"/>
       </w:pPr>
       <w:rPr>
-        <w:rFonts w:hint="default" w:ascii="Courier New" w:hAnsi="Courier New" w:cs="Courier New"/>
+        <w:rFonts w:ascii="Courier New" w:hAnsi="Courier New" w:cs="Courier New" w:hint="default"/>
       </w:rPr>
     </w:lvl>
     <w:lvl w:ilvl="2" w:tplc="04090005" w:tentative="1">
@@ -21818,7 +21822,7 @@
         <w:ind w:left="2869" w:hanging="360"/>
       </w:pPr>
       <w:rPr>
-        <w:rFonts w:hint="default" w:ascii="Wingdings" w:hAnsi="Wingdings"/>
+        <w:rFonts w:ascii="Wingdings" w:hAnsi="Wingdings" w:hint="default"/>
       </w:rPr>
     </w:lvl>
     <w:lvl w:ilvl="3" w:tplc="04090001" w:tentative="1">
@@ -21830,7 +21834,7 @@
         <w:ind w:left="3589" w:hanging="360"/>
       </w:pPr>
       <w:rPr>
-        <w:rFonts w:hint="default" w:ascii="Symbol" w:hAnsi="Symbol"/>
+        <w:rFonts w:ascii="Symbol" w:hAnsi="Symbol" w:hint="default"/>
       </w:rPr>
     </w:lvl>
     <w:lvl w:ilvl="4" w:tplc="04090003" w:tentative="1">
@@ -21842,7 +21846,7 @@
         <w:ind w:left="4309" w:hanging="360"/>
       </w:pPr>
       <w:rPr>
-        <w:rFonts w:hint="default" w:ascii="Courier New" w:hAnsi="Courier New" w:cs="Courier New"/>
+        <w:rFonts w:ascii="Courier New" w:hAnsi="Courier New" w:cs="Courier New" w:hint="default"/>
       </w:rPr>
     </w:lvl>
     <w:lvl w:ilvl="5" w:tplc="04090005" w:tentative="1">
@@ -21854,7 +21858,7 @@
         <w:ind w:left="5029" w:hanging="360"/>
       </w:pPr>
       <w:rPr>
-        <w:rFonts w:hint="default" w:ascii="Wingdings" w:hAnsi="Wingdings"/>
+        <w:rFonts w:ascii="Wingdings" w:hAnsi="Wingdings" w:hint="default"/>
       </w:rPr>
     </w:lvl>
     <w:lvl w:ilvl="6" w:tplc="04090001" w:tentative="1">
@@ -21866,7 +21870,7 @@
         <w:ind w:left="5749" w:hanging="360"/>
       </w:pPr>
       <w:rPr>
-        <w:rFonts w:hint="default" w:ascii="Symbol" w:hAnsi="Symbol"/>
+        <w:rFonts w:ascii="Symbol" w:hAnsi="Symbol" w:hint="default"/>
       </w:rPr>
     </w:lvl>
     <w:lvl w:ilvl="7" w:tplc="04090003" w:tentative="1">
@@ -21878,7 +21882,7 @@
         <w:ind w:left="6469" w:hanging="360"/>
       </w:pPr>
       <w:rPr>
-        <w:rFonts w:hint="default" w:ascii="Courier New" w:hAnsi="Courier New" w:cs="Courier New"/>
+        <w:rFonts w:ascii="Courier New" w:hAnsi="Courier New" w:cs="Courier New" w:hint="default"/>
       </w:rPr>
     </w:lvl>
     <w:lvl w:ilvl="8" w:tplc="04090005" w:tentative="1">
@@ -21890,7 +21894,7 @@
         <w:ind w:left="7189" w:hanging="360"/>
       </w:pPr>
       <w:rPr>
-        <w:rFonts w:hint="default" w:ascii="Wingdings" w:hAnsi="Wingdings"/>
+        <w:rFonts w:ascii="Wingdings" w:hAnsi="Wingdings" w:hint="default"/>
       </w:rPr>
     </w:lvl>
   </w:abstractNum>
@@ -21907,7 +21911,7 @@
         <w:ind w:left="1429" w:hanging="360"/>
       </w:pPr>
       <w:rPr>
-        <w:rFonts w:hint="default" w:ascii="Symbol" w:hAnsi="Symbol"/>
+        <w:rFonts w:ascii="Symbol" w:hAnsi="Symbol" w:hint="default"/>
       </w:rPr>
     </w:lvl>
     <w:lvl w:ilvl="1" w:tplc="04090003" w:tentative="1">
@@ -21919,7 +21923,7 @@
         <w:ind w:left="2149" w:hanging="360"/>
       </w:pPr>
       <w:rPr>
-        <w:rFonts w:hint="default" w:ascii="Courier New" w:hAnsi="Courier New" w:cs="Courier New"/>
+        <w:rFonts w:ascii="Courier New" w:hAnsi="Courier New" w:cs="Courier New" w:hint="default"/>
       </w:rPr>
     </w:lvl>
     <w:lvl w:ilvl="2" w:tplc="04090005" w:tentative="1">
@@ -21931,7 +21935,7 @@
         <w:ind w:left="2869" w:hanging="360"/>
       </w:pPr>
       <w:rPr>
-        <w:rFonts w:hint="default" w:ascii="Wingdings" w:hAnsi="Wingdings"/>
+        <w:rFonts w:ascii="Wingdings" w:hAnsi="Wingdings" w:hint="default"/>
       </w:rPr>
     </w:lvl>
     <w:lvl w:ilvl="3" w:tplc="04090001" w:tentative="1">
@@ -21943,7 +21947,7 @@
         <w:ind w:left="3589" w:hanging="360"/>
       </w:pPr>
       <w:rPr>
-        <w:rFonts w:hint="default" w:ascii="Symbol" w:hAnsi="Symbol"/>
+        <w:rFonts w:ascii="Symbol" w:hAnsi="Symbol" w:hint="default"/>
       </w:rPr>
     </w:lvl>
     <w:lvl w:ilvl="4" w:tplc="04090003" w:tentative="1">
@@ -21955,7 +21959,7 @@
         <w:ind w:left="4309" w:hanging="360"/>
       </w:pPr>
       <w:rPr>
-        <w:rFonts w:hint="default" w:ascii="Courier New" w:hAnsi="Courier New" w:cs="Courier New"/>
+        <w:rFonts w:ascii="Courier New" w:hAnsi="Courier New" w:cs="Courier New" w:hint="default"/>
       </w:rPr>
     </w:lvl>
     <w:lvl w:ilvl="5" w:tplc="04090005" w:tentative="1">
@@ -21967,7 +21971,7 @@
         <w:ind w:left="5029" w:hanging="360"/>
       </w:pPr>
       <w:rPr>
-        <w:rFonts w:hint="default" w:ascii="Wingdings" w:hAnsi="Wingdings"/>
+        <w:rFonts w:ascii="Wingdings" w:hAnsi="Wingdings" w:hint="default"/>
       </w:rPr>
     </w:lvl>
     <w:lvl w:ilvl="6" w:tplc="04090001" w:tentative="1">
@@ -21979,7 +21983,7 @@
         <w:ind w:left="5749" w:hanging="360"/>
       </w:pPr>
       <w:rPr>
-        <w:rFonts w:hint="default" w:ascii="Symbol" w:hAnsi="Symbol"/>
+        <w:rFonts w:ascii="Symbol" w:hAnsi="Symbol" w:hint="default"/>
       </w:rPr>
     </w:lvl>
     <w:lvl w:ilvl="7" w:tplc="04090003" w:tentative="1">
@@ -21991,7 +21995,7 @@
         <w:ind w:left="6469" w:hanging="360"/>
       </w:pPr>
       <w:rPr>
-        <w:rFonts w:hint="default" w:ascii="Courier New" w:hAnsi="Courier New" w:cs="Courier New"/>
+        <w:rFonts w:ascii="Courier New" w:hAnsi="Courier New" w:cs="Courier New" w:hint="default"/>
       </w:rPr>
     </w:lvl>
     <w:lvl w:ilvl="8" w:tplc="04090005" w:tentative="1">
@@ -22003,7 +22007,7 @@
         <w:ind w:left="7189" w:hanging="360"/>
       </w:pPr>
       <w:rPr>
-        <w:rFonts w:hint="default" w:ascii="Wingdings" w:hAnsi="Wingdings"/>
+        <w:rFonts w:ascii="Wingdings" w:hAnsi="Wingdings" w:hint="default"/>
       </w:rPr>
     </w:lvl>
   </w:abstractNum>
@@ -22020,7 +22024,7 @@
         <w:ind w:left="1429" w:hanging="360"/>
       </w:pPr>
       <w:rPr>
-        <w:rFonts w:hint="default" w:ascii="Symbol" w:hAnsi="Symbol"/>
+        <w:rFonts w:ascii="Symbol" w:hAnsi="Symbol" w:hint="default"/>
       </w:rPr>
     </w:lvl>
     <w:lvl w:ilvl="1" w:tplc="04090003" w:tentative="1">
@@ -22032,7 +22036,7 @@
         <w:ind w:left="2149" w:hanging="360"/>
       </w:pPr>
       <w:rPr>
-        <w:rFonts w:hint="default" w:ascii="Courier New" w:hAnsi="Courier New" w:cs="Courier New"/>
+        <w:rFonts w:ascii="Courier New" w:hAnsi="Courier New" w:cs="Courier New" w:hint="default"/>
       </w:rPr>
     </w:lvl>
     <w:lvl w:ilvl="2" w:tplc="04090005" w:tentative="1">
@@ -22044,7 +22048,7 @@
         <w:ind w:left="2869" w:hanging="360"/>
       </w:pPr>
       <w:rPr>
-        <w:rFonts w:hint="default" w:ascii="Wingdings" w:hAnsi="Wingdings"/>
+        <w:rFonts w:ascii="Wingdings" w:hAnsi="Wingdings" w:hint="default"/>
       </w:rPr>
     </w:lvl>
     <w:lvl w:ilvl="3" w:tplc="04090001" w:tentative="1">
@@ -22056,7 +22060,7 @@
         <w:ind w:left="3589" w:hanging="360"/>
       </w:pPr>
       <w:rPr>
-        <w:rFonts w:hint="default" w:ascii="Symbol" w:hAnsi="Symbol"/>
+        <w:rFonts w:ascii="Symbol" w:hAnsi="Symbol" w:hint="default"/>
       </w:rPr>
     </w:lvl>
     <w:lvl w:ilvl="4" w:tplc="04090003" w:tentative="1">
@@ -22068,7 +22072,7 @@
         <w:ind w:left="4309" w:hanging="360"/>
       </w:pPr>
       <w:rPr>
-        <w:rFonts w:hint="default" w:ascii="Courier New" w:hAnsi="Courier New" w:cs="Courier New"/>
+        <w:rFonts w:ascii="Courier New" w:hAnsi="Courier New" w:cs="Courier New" w:hint="default"/>
       </w:rPr>
     </w:lvl>
     <w:lvl w:ilvl="5" w:tplc="04090005" w:tentative="1">
@@ -22080,7 +22084,7 @@
         <w:ind w:left="5029" w:hanging="360"/>
       </w:pPr>
       <w:rPr>
-        <w:rFonts w:hint="default" w:ascii="Wingdings" w:hAnsi="Wingdings"/>
+        <w:rFonts w:ascii="Wingdings" w:hAnsi="Wingdings" w:hint="default"/>
       </w:rPr>
     </w:lvl>
     <w:lvl w:ilvl="6" w:tplc="04090001" w:tentative="1">
@@ -22092,7 +22096,7 @@
         <w:ind w:left="5749" w:hanging="360"/>
       </w:pPr>
       <w:rPr>
-        <w:rFonts w:hint="default" w:ascii="Symbol" w:hAnsi="Symbol"/>
+        <w:rFonts w:ascii="Symbol" w:hAnsi="Symbol" w:hint="default"/>
       </w:rPr>
     </w:lvl>
     <w:lvl w:ilvl="7" w:tplc="04090003" w:tentative="1">
@@ -22104,7 +22108,7 @@
         <w:ind w:left="6469" w:hanging="360"/>
       </w:pPr>
       <w:rPr>
-        <w:rFonts w:hint="default" w:ascii="Courier New" w:hAnsi="Courier New" w:cs="Courier New"/>
+        <w:rFonts w:ascii="Courier New" w:hAnsi="Courier New" w:cs="Courier New" w:hint="default"/>
       </w:rPr>
     </w:lvl>
     <w:lvl w:ilvl="8" w:tplc="04090005" w:tentative="1">
@@ -22116,7 +22120,7 @@
         <w:ind w:left="7189" w:hanging="360"/>
       </w:pPr>
       <w:rPr>
-        <w:rFonts w:hint="default" w:ascii="Wingdings" w:hAnsi="Wingdings"/>
+        <w:rFonts w:ascii="Wingdings" w:hAnsi="Wingdings" w:hint="default"/>
       </w:rPr>
     </w:lvl>
   </w:abstractNum>
@@ -22133,7 +22137,7 @@
         <w:ind w:left="1429" w:hanging="360"/>
       </w:pPr>
       <w:rPr>
-        <w:rFonts w:hint="default" w:ascii="Symbol" w:hAnsi="Symbol"/>
+        <w:rFonts w:ascii="Symbol" w:hAnsi="Symbol" w:hint="default"/>
       </w:rPr>
     </w:lvl>
     <w:lvl w:ilvl="1" w:tplc="04090003" w:tentative="1">
@@ -22145,7 +22149,7 @@
         <w:ind w:left="2149" w:hanging="360"/>
       </w:pPr>
       <w:rPr>
-        <w:rFonts w:hint="default" w:ascii="Courier New" w:hAnsi="Courier New" w:cs="Courier New"/>
+        <w:rFonts w:ascii="Courier New" w:hAnsi="Courier New" w:cs="Courier New" w:hint="default"/>
       </w:rPr>
     </w:lvl>
     <w:lvl w:ilvl="2" w:tplc="04090005" w:tentative="1">
@@ -22157,7 +22161,7 @@
         <w:ind w:left="2869" w:hanging="360"/>
       </w:pPr>
       <w:rPr>
-        <w:rFonts w:hint="default" w:ascii="Wingdings" w:hAnsi="Wingdings"/>
+        <w:rFonts w:ascii="Wingdings" w:hAnsi="Wingdings" w:hint="default"/>
       </w:rPr>
     </w:lvl>
     <w:lvl w:ilvl="3" w:tplc="04090001" w:tentative="1">
@@ -22169,7 +22173,7 @@
         <w:ind w:left="3589" w:hanging="360"/>
       </w:pPr>
       <w:rPr>
-        <w:rFonts w:hint="default" w:ascii="Symbol" w:hAnsi="Symbol"/>
+        <w:rFonts w:ascii="Symbol" w:hAnsi="Symbol" w:hint="default"/>
       </w:rPr>
     </w:lvl>
     <w:lvl w:ilvl="4" w:tplc="04090003" w:tentative="1">
@@ -22181,7 +22185,7 @@
         <w:ind w:left="4309" w:hanging="360"/>
       </w:pPr>
       <w:rPr>
-        <w:rFonts w:hint="default" w:ascii="Courier New" w:hAnsi="Courier New" w:cs="Courier New"/>
+        <w:rFonts w:ascii="Courier New" w:hAnsi="Courier New" w:cs="Courier New" w:hint="default"/>
       </w:rPr>
     </w:lvl>
     <w:lvl w:ilvl="5" w:tplc="04090005" w:tentative="1">
@@ -22193,7 +22197,7 @@
         <w:ind w:left="5029" w:hanging="360"/>
       </w:pPr>
       <w:rPr>
-        <w:rFonts w:hint="default" w:ascii="Wingdings" w:hAnsi="Wingdings"/>
+        <w:rFonts w:ascii="Wingdings" w:hAnsi="Wingdings" w:hint="default"/>
       </w:rPr>
     </w:lvl>
     <w:lvl w:ilvl="6" w:tplc="04090001" w:tentative="1">
@@ -22205,7 +22209,7 @@
         <w:ind w:left="5749" w:hanging="360"/>
       </w:pPr>
       <w:rPr>
-        <w:rFonts w:hint="default" w:ascii="Symbol" w:hAnsi="Symbol"/>
+        <w:rFonts w:ascii="Symbol" w:hAnsi="Symbol" w:hint="default"/>
       </w:rPr>
     </w:lvl>
     <w:lvl w:ilvl="7" w:tplc="04090003" w:tentative="1">
@@ -22217,7 +22221,7 @@
         <w:ind w:left="6469" w:hanging="360"/>
       </w:pPr>
       <w:rPr>
-        <w:rFonts w:hint="default" w:ascii="Courier New" w:hAnsi="Courier New" w:cs="Courier New"/>
+        <w:rFonts w:ascii="Courier New" w:hAnsi="Courier New" w:cs="Courier New" w:hint="default"/>
       </w:rPr>
     </w:lvl>
     <w:lvl w:ilvl="8" w:tplc="04090005" w:tentative="1">
@@ -22229,7 +22233,7 @@
         <w:ind w:left="7189" w:hanging="360"/>
       </w:pPr>
       <w:rPr>
-        <w:rFonts w:hint="default" w:ascii="Wingdings" w:hAnsi="Wingdings"/>
+        <w:rFonts w:ascii="Wingdings" w:hAnsi="Wingdings" w:hint="default"/>
       </w:rPr>
     </w:lvl>
   </w:abstractNum>
@@ -22246,7 +22250,7 @@
         <w:ind w:left="1429" w:hanging="360"/>
       </w:pPr>
       <w:rPr>
-        <w:rFonts w:hint="default" w:ascii="Symbol" w:hAnsi="Symbol"/>
+        <w:rFonts w:ascii="Symbol" w:hAnsi="Symbol" w:hint="default"/>
       </w:rPr>
     </w:lvl>
     <w:lvl w:ilvl="1" w:tplc="04090003" w:tentative="1">
@@ -22258,7 +22262,7 @@
         <w:ind w:left="2149" w:hanging="360"/>
       </w:pPr>
       <w:rPr>
-        <w:rFonts w:hint="default" w:ascii="Courier New" w:hAnsi="Courier New" w:cs="Courier New"/>
+        <w:rFonts w:ascii="Courier New" w:hAnsi="Courier New" w:cs="Courier New" w:hint="default"/>
       </w:rPr>
     </w:lvl>
     <w:lvl w:ilvl="2" w:tplc="04090005" w:tentative="1">
@@ -22270,7 +22274,7 @@
         <w:ind w:left="2869" w:hanging="360"/>
       </w:pPr>
       <w:rPr>
-        <w:rFonts w:hint="default" w:ascii="Wingdings" w:hAnsi="Wingdings"/>
+        <w:rFonts w:ascii="Wingdings" w:hAnsi="Wingdings" w:hint="default"/>
       </w:rPr>
     </w:lvl>
     <w:lvl w:ilvl="3" w:tplc="04090001" w:tentative="1">
@@ -22282,7 +22286,7 @@
         <w:ind w:left="3589" w:hanging="360"/>
       </w:pPr>
       <w:rPr>
-        <w:rFonts w:hint="default" w:ascii="Symbol" w:hAnsi="Symbol"/>
+        <w:rFonts w:ascii="Symbol" w:hAnsi="Symbol" w:hint="default"/>
       </w:rPr>
     </w:lvl>
     <w:lvl w:ilvl="4" w:tplc="04090003" w:tentative="1">
@@ -22294,7 +22298,7 @@
         <w:ind w:left="4309" w:hanging="360"/>
       </w:pPr>
       <w:rPr>
-        <w:rFonts w:hint="default" w:ascii="Courier New" w:hAnsi="Courier New" w:cs="Courier New"/>
+        <w:rFonts w:ascii="Courier New" w:hAnsi="Courier New" w:cs="Courier New" w:hint="default"/>
       </w:rPr>
     </w:lvl>
     <w:lvl w:ilvl="5" w:tplc="04090005" w:tentative="1">
@@ -22306,7 +22310,7 @@
         <w:ind w:left="5029" w:hanging="360"/>
       </w:pPr>
       <w:rPr>
-        <w:rFonts w:hint="default" w:ascii="Wingdings" w:hAnsi="Wingdings"/>
+        <w:rFonts w:ascii="Wingdings" w:hAnsi="Wingdings" w:hint="default"/>
       </w:rPr>
     </w:lvl>
     <w:lvl w:ilvl="6" w:tplc="04090001" w:tentative="1">
@@ -22318,7 +22322,7 @@
         <w:ind w:left="5749" w:hanging="360"/>
       </w:pPr>
       <w:rPr>
-        <w:rFonts w:hint="default" w:ascii="Symbol" w:hAnsi="Symbol"/>
+        <w:rFonts w:ascii="Symbol" w:hAnsi="Symbol" w:hint="default"/>
       </w:rPr>
     </w:lvl>
     <w:lvl w:ilvl="7" w:tplc="04090003" w:tentative="1">
@@ -22330,7 +22334,7 @@
         <w:ind w:left="6469" w:hanging="360"/>
       </w:pPr>
       <w:rPr>
-        <w:rFonts w:hint="default" w:ascii="Courier New" w:hAnsi="Courier New" w:cs="Courier New"/>
+        <w:rFonts w:ascii="Courier New" w:hAnsi="Courier New" w:cs="Courier New" w:hint="default"/>
       </w:rPr>
     </w:lvl>
     <w:lvl w:ilvl="8" w:tplc="04090005" w:tentative="1">
@@ -22342,7 +22346,7 @@
         <w:ind w:left="7189" w:hanging="360"/>
       </w:pPr>
       <w:rPr>
-        <w:rFonts w:hint="default" w:ascii="Wingdings" w:hAnsi="Wingdings"/>
+        <w:rFonts w:ascii="Wingdings" w:hAnsi="Wingdings" w:hint="default"/>
       </w:rPr>
     </w:lvl>
   </w:abstractNum>
@@ -22359,7 +22363,7 @@
         <w:ind w:left="1429" w:hanging="360"/>
       </w:pPr>
       <w:rPr>
-        <w:rFonts w:hint="default" w:ascii="Symbol" w:hAnsi="Symbol"/>
+        <w:rFonts w:ascii="Symbol" w:hAnsi="Symbol" w:hint="default"/>
       </w:rPr>
     </w:lvl>
     <w:lvl w:ilvl="1" w:tplc="04090003" w:tentative="1">
@@ -22371,7 +22375,7 @@
         <w:ind w:left="2149" w:hanging="360"/>
       </w:pPr>
       <w:rPr>
-        <w:rFonts w:hint="default" w:ascii="Courier New" w:hAnsi="Courier New" w:cs="Courier New"/>
+        <w:rFonts w:ascii="Courier New" w:hAnsi="Courier New" w:cs="Courier New" w:hint="default"/>
       </w:rPr>
     </w:lvl>
     <w:lvl w:ilvl="2" w:tplc="04090005" w:tentative="1">
@@ -22383,7 +22387,7 @@
         <w:ind w:left="2869" w:hanging="360"/>
       </w:pPr>
       <w:rPr>
-        <w:rFonts w:hint="default" w:ascii="Wingdings" w:hAnsi="Wingdings"/>
+        <w:rFonts w:ascii="Wingdings" w:hAnsi="Wingdings" w:hint="default"/>
       </w:rPr>
     </w:lvl>
     <w:lvl w:ilvl="3" w:tplc="04090001" w:tentative="1">
@@ -22395,7 +22399,7 @@
         <w:ind w:left="3589" w:hanging="360"/>
       </w:pPr>
       <w:rPr>
-        <w:rFonts w:hint="default" w:ascii="Symbol" w:hAnsi="Symbol"/>
+        <w:rFonts w:ascii="Symbol" w:hAnsi="Symbol" w:hint="default"/>
       </w:rPr>
     </w:lvl>
     <w:lvl w:ilvl="4" w:tplc="04090003" w:tentative="1">
@@ -22407,7 +22411,7 @@
         <w:ind w:left="4309" w:hanging="360"/>
       </w:pPr>
       <w:rPr>
-        <w:rFonts w:hint="default" w:ascii="Courier New" w:hAnsi="Courier New" w:cs="Courier New"/>
+        <w:rFonts w:ascii="Courier New" w:hAnsi="Courier New" w:cs="Courier New" w:hint="default"/>
       </w:rPr>
     </w:lvl>
     <w:lvl w:ilvl="5" w:tplc="04090005" w:tentative="1">
@@ -22419,7 +22423,7 @@
         <w:ind w:left="5029" w:hanging="360"/>
       </w:pPr>
       <w:rPr>
-        <w:rFonts w:hint="default" w:ascii="Wingdings" w:hAnsi="Wingdings"/>
+        <w:rFonts w:ascii="Wingdings" w:hAnsi="Wingdings" w:hint="default"/>
       </w:rPr>
     </w:lvl>
     <w:lvl w:ilvl="6" w:tplc="04090001" w:tentative="1">
@@ -22431,7 +22435,7 @@
         <w:ind w:left="5749" w:hanging="360"/>
       </w:pPr>
       <w:rPr>
-        <w:rFonts w:hint="default" w:ascii="Symbol" w:hAnsi="Symbol"/>
+        <w:rFonts w:ascii="Symbol" w:hAnsi="Symbol" w:hint="default"/>
       </w:rPr>
     </w:lvl>
     <w:lvl w:ilvl="7" w:tplc="04090003" w:tentative="1">
@@ -22443,7 +22447,7 @@
         <w:ind w:left="6469" w:hanging="360"/>
       </w:pPr>
       <w:rPr>
-        <w:rFonts w:hint="default" w:ascii="Courier New" w:hAnsi="Courier New" w:cs="Courier New"/>
+        <w:rFonts w:ascii="Courier New" w:hAnsi="Courier New" w:cs="Courier New" w:hint="default"/>
       </w:rPr>
     </w:lvl>
     <w:lvl w:ilvl="8" w:tplc="04090005" w:tentative="1">
@@ -22455,7 +22459,7 @@
         <w:ind w:left="7189" w:hanging="360"/>
       </w:pPr>
       <w:rPr>
-        <w:rFonts w:hint="default" w:ascii="Wingdings" w:hAnsi="Wingdings"/>
+        <w:rFonts w:ascii="Wingdings" w:hAnsi="Wingdings" w:hint="default"/>
       </w:rPr>
     </w:lvl>
   </w:abstractNum>
@@ -22473,7 +22477,7 @@
         <w:ind w:left="1211" w:hanging="360"/>
       </w:pPr>
       <w:rPr>
-        <w:rFonts w:hint="default" w:ascii="Arial" w:hAnsi="Arial"/>
+        <w:rFonts w:ascii="Arial" w:hAnsi="Arial" w:hint="default"/>
         <w:b/>
         <w:i w:val="0"/>
         <w:caps w:val="0"/>
@@ -22566,7 +22570,7 @@
         <w:ind w:left="720" w:hanging="360"/>
       </w:pPr>
       <w:rPr>
-        <w:rFonts w:hint="default" w:ascii="Symbol" w:hAnsi="Symbol"/>
+        <w:rFonts w:ascii="Symbol" w:hAnsi="Symbol" w:hint="default"/>
       </w:rPr>
     </w:lvl>
     <w:lvl w:ilvl="1" w:tplc="04090003" w:tentative="1">
@@ -22578,7 +22582,7 @@
         <w:ind w:left="1440" w:hanging="360"/>
       </w:pPr>
       <w:rPr>
-        <w:rFonts w:hint="default" w:ascii="Courier New" w:hAnsi="Courier New" w:cs="Courier New"/>
+        <w:rFonts w:ascii="Courier New" w:hAnsi="Courier New" w:cs="Courier New" w:hint="default"/>
       </w:rPr>
     </w:lvl>
     <w:lvl w:ilvl="2" w:tplc="04090005" w:tentative="1">
@@ -22590,7 +22594,7 @@
         <w:ind w:left="2160" w:hanging="360"/>
       </w:pPr>
       <w:rPr>
-        <w:rFonts w:hint="default" w:ascii="Wingdings" w:hAnsi="Wingdings"/>
+        <w:rFonts w:ascii="Wingdings" w:hAnsi="Wingdings" w:hint="default"/>
       </w:rPr>
     </w:lvl>
     <w:lvl w:ilvl="3" w:tplc="04090001" w:tentative="1">
@@ -22602,7 +22606,7 @@
         <w:ind w:left="2880" w:hanging="360"/>
       </w:pPr>
       <w:rPr>
-        <w:rFonts w:hint="default" w:ascii="Symbol" w:hAnsi="Symbol"/>
+        <w:rFonts w:ascii="Symbol" w:hAnsi="Symbol" w:hint="default"/>
       </w:rPr>
     </w:lvl>
     <w:lvl w:ilvl="4" w:tplc="04090003" w:tentative="1">
@@ -22614,7 +22618,7 @@
         <w:ind w:left="3600" w:hanging="360"/>
       </w:pPr>
       <w:rPr>
-        <w:rFonts w:hint="default" w:ascii="Courier New" w:hAnsi="Courier New" w:cs="Courier New"/>
+        <w:rFonts w:ascii="Courier New" w:hAnsi="Courier New" w:cs="Courier New" w:hint="default"/>
       </w:rPr>
     </w:lvl>
     <w:lvl w:ilvl="5" w:tplc="04090005" w:tentative="1">
@@ -22626,7 +22630,7 @@
         <w:ind w:left="4320" w:hanging="360"/>
       </w:pPr>
       <w:rPr>
-        <w:rFonts w:hint="default" w:ascii="Wingdings" w:hAnsi="Wingdings"/>
+        <w:rFonts w:ascii="Wingdings" w:hAnsi="Wingdings" w:hint="default"/>
       </w:rPr>
     </w:lvl>
     <w:lvl w:ilvl="6" w:tplc="04090001" w:tentative="1">
@@ -22638,7 +22642,7 @@
         <w:ind w:left="5040" w:hanging="360"/>
       </w:pPr>
       <w:rPr>
-        <w:rFonts w:hint="default" w:ascii="Symbol" w:hAnsi="Symbol"/>
+        <w:rFonts w:ascii="Symbol" w:hAnsi="Symbol" w:hint="default"/>
       </w:rPr>
     </w:lvl>
     <w:lvl w:ilvl="7" w:tplc="04090003" w:tentative="1">
@@ -22650,7 +22654,7 @@
         <w:ind w:left="5760" w:hanging="360"/>
       </w:pPr>
       <w:rPr>
-        <w:rFonts w:hint="default" w:ascii="Courier New" w:hAnsi="Courier New" w:cs="Courier New"/>
+        <w:rFonts w:ascii="Courier New" w:hAnsi="Courier New" w:cs="Courier New" w:hint="default"/>
       </w:rPr>
     </w:lvl>
     <w:lvl w:ilvl="8" w:tplc="04090005" w:tentative="1">
@@ -22662,7 +22666,7 @@
         <w:ind w:left="6480" w:hanging="360"/>
       </w:pPr>
       <w:rPr>
-        <w:rFonts w:hint="default" w:ascii="Wingdings" w:hAnsi="Wingdings"/>
+        <w:rFonts w:ascii="Wingdings" w:hAnsi="Wingdings" w:hint="default"/>
       </w:rPr>
     </w:lvl>
   </w:abstractNum>
@@ -22679,7 +22683,7 @@
         <w:ind w:left="1429" w:hanging="360"/>
       </w:pPr>
       <w:rPr>
-        <w:rFonts w:hint="default" w:ascii="Symbol" w:hAnsi="Symbol"/>
+        <w:rFonts w:ascii="Symbol" w:hAnsi="Symbol" w:hint="default"/>
       </w:rPr>
     </w:lvl>
     <w:lvl w:ilvl="1" w:tplc="04090003" w:tentative="1">
@@ -22691,7 +22695,7 @@
         <w:ind w:left="2149" w:hanging="360"/>
       </w:pPr>
       <w:rPr>
-        <w:rFonts w:hint="default" w:ascii="Courier New" w:hAnsi="Courier New" w:cs="Courier New"/>
+        <w:rFonts w:ascii="Courier New" w:hAnsi="Courier New" w:cs="Courier New" w:hint="default"/>
       </w:rPr>
     </w:lvl>
     <w:lvl w:ilvl="2" w:tplc="04090005" w:tentative="1">
@@ -22703,7 +22707,7 @@
         <w:ind w:left="2869" w:hanging="360"/>
       </w:pPr>
       <w:rPr>
-        <w:rFonts w:hint="default" w:ascii="Wingdings" w:hAnsi="Wingdings"/>
+        <w:rFonts w:ascii="Wingdings" w:hAnsi="Wingdings" w:hint="default"/>
       </w:rPr>
     </w:lvl>
     <w:lvl w:ilvl="3" w:tplc="04090001" w:tentative="1">
@@ -22715,7 +22719,7 @@
         <w:ind w:left="3589" w:hanging="360"/>
       </w:pPr>
       <w:rPr>
-        <w:rFonts w:hint="default" w:ascii="Symbol" w:hAnsi="Symbol"/>
+        <w:rFonts w:ascii="Symbol" w:hAnsi="Symbol" w:hint="default"/>
       </w:rPr>
     </w:lvl>
     <w:lvl w:ilvl="4" w:tplc="04090003" w:tentative="1">
@@ -22727,7 +22731,7 @@
         <w:ind w:left="4309" w:hanging="360"/>
       </w:pPr>
       <w:rPr>
-        <w:rFonts w:hint="default" w:ascii="Courier New" w:hAnsi="Courier New" w:cs="Courier New"/>
+        <w:rFonts w:ascii="Courier New" w:hAnsi="Courier New" w:cs="Courier New" w:hint="default"/>
       </w:rPr>
     </w:lvl>
     <w:lvl w:ilvl="5" w:tplc="04090005" w:tentative="1">
@@ -22739,7 +22743,7 @@
         <w:ind w:left="5029" w:hanging="360"/>
       </w:pPr>
       <w:rPr>
-        <w:rFonts w:hint="default" w:ascii="Wingdings" w:hAnsi="Wingdings"/>
+        <w:rFonts w:ascii="Wingdings" w:hAnsi="Wingdings" w:hint="default"/>
       </w:rPr>
     </w:lvl>
     <w:lvl w:ilvl="6" w:tplc="04090001" w:tentative="1">
@@ -22751,7 +22755,7 @@
         <w:ind w:left="5749" w:hanging="360"/>
       </w:pPr>
       <w:rPr>
-        <w:rFonts w:hint="default" w:ascii="Symbol" w:hAnsi="Symbol"/>
+        <w:rFonts w:ascii="Symbol" w:hAnsi="Symbol" w:hint="default"/>
       </w:rPr>
     </w:lvl>
     <w:lvl w:ilvl="7" w:tplc="04090003" w:tentative="1">
@@ -22763,7 +22767,7 @@
         <w:ind w:left="6469" w:hanging="360"/>
       </w:pPr>
       <w:rPr>
-        <w:rFonts w:hint="default" w:ascii="Courier New" w:hAnsi="Courier New" w:cs="Courier New"/>
+        <w:rFonts w:ascii="Courier New" w:hAnsi="Courier New" w:cs="Courier New" w:hint="default"/>
       </w:rPr>
     </w:lvl>
     <w:lvl w:ilvl="8" w:tplc="04090005" w:tentative="1">
@@ -22775,7 +22779,7 @@
         <w:ind w:left="7189" w:hanging="360"/>
       </w:pPr>
       <w:rPr>
-        <w:rFonts w:hint="default" w:ascii="Wingdings" w:hAnsi="Wingdings"/>
+        <w:rFonts w:ascii="Wingdings" w:hAnsi="Wingdings" w:hint="default"/>
       </w:rPr>
     </w:lvl>
   </w:abstractNum>
@@ -22913,7 +22917,7 @@
         <w:ind w:left="1429" w:hanging="360"/>
       </w:pPr>
       <w:rPr>
-        <w:rFonts w:hint="default" w:ascii="Symbol" w:hAnsi="Symbol"/>
+        <w:rFonts w:ascii="Symbol" w:hAnsi="Symbol" w:hint="default"/>
       </w:rPr>
     </w:lvl>
     <w:lvl w:ilvl="1" w:tplc="04090003" w:tentative="1">
@@ -22925,7 +22929,7 @@
         <w:ind w:left="2149" w:hanging="360"/>
       </w:pPr>
       <w:rPr>
-        <w:rFonts w:hint="default" w:ascii="Courier New" w:hAnsi="Courier New" w:cs="Courier New"/>
+        <w:rFonts w:ascii="Courier New" w:hAnsi="Courier New" w:cs="Courier New" w:hint="default"/>
       </w:rPr>
     </w:lvl>
     <w:lvl w:ilvl="2" w:tplc="04090005" w:tentative="1">
@@ -22937,7 +22941,7 @@
         <w:ind w:left="2869" w:hanging="360"/>
       </w:pPr>
       <w:rPr>
-        <w:rFonts w:hint="default" w:ascii="Wingdings" w:hAnsi="Wingdings"/>
+        <w:rFonts w:ascii="Wingdings" w:hAnsi="Wingdings" w:hint="default"/>
       </w:rPr>
     </w:lvl>
     <w:lvl w:ilvl="3" w:tplc="04090001" w:tentative="1">
@@ -22949,7 +22953,7 @@
         <w:ind w:left="3589" w:hanging="360"/>
       </w:pPr>
       <w:rPr>
-        <w:rFonts w:hint="default" w:ascii="Symbol" w:hAnsi="Symbol"/>
+        <w:rFonts w:ascii="Symbol" w:hAnsi="Symbol" w:hint="default"/>
       </w:rPr>
     </w:lvl>
     <w:lvl w:ilvl="4" w:tplc="04090003" w:tentative="1">
@@ -22961,7 +22965,7 @@
         <w:ind w:left="4309" w:hanging="360"/>
       </w:pPr>
       <w:rPr>
-        <w:rFonts w:hint="default" w:ascii="Courier New" w:hAnsi="Courier New" w:cs="Courier New"/>
+        <w:rFonts w:ascii="Courier New" w:hAnsi="Courier New" w:cs="Courier New" w:hint="default"/>
       </w:rPr>
     </w:lvl>
     <w:lvl w:ilvl="5" w:tplc="04090005" w:tentative="1">
@@ -22973,7 +22977,7 @@
         <w:ind w:left="5029" w:hanging="360"/>
       </w:pPr>
       <w:rPr>
-        <w:rFonts w:hint="default" w:ascii="Wingdings" w:hAnsi="Wingdings"/>
+        <w:rFonts w:ascii="Wingdings" w:hAnsi="Wingdings" w:hint="default"/>
       </w:rPr>
     </w:lvl>
     <w:lvl w:ilvl="6" w:tplc="04090001" w:tentative="1">
@@ -22985,7 +22989,7 @@
         <w:ind w:left="5749" w:hanging="360"/>
       </w:pPr>
       <w:rPr>
-        <w:rFonts w:hint="default" w:ascii="Symbol" w:hAnsi="Symbol"/>
+        <w:rFonts w:ascii="Symbol" w:hAnsi="Symbol" w:hint="default"/>
       </w:rPr>
     </w:lvl>
     <w:lvl w:ilvl="7" w:tplc="04090003" w:tentative="1">
@@ -22997,7 +23001,7 @@
         <w:ind w:left="6469" w:hanging="360"/>
       </w:pPr>
       <w:rPr>
-        <w:rFonts w:hint="default" w:ascii="Courier New" w:hAnsi="Courier New" w:cs="Courier New"/>
+        <w:rFonts w:ascii="Courier New" w:hAnsi="Courier New" w:cs="Courier New" w:hint="default"/>
       </w:rPr>
     </w:lvl>
     <w:lvl w:ilvl="8" w:tplc="04090005" w:tentative="1">
@@ -23009,7 +23013,7 @@
         <w:ind w:left="7189" w:hanging="360"/>
       </w:pPr>
       <w:rPr>
-        <w:rFonts w:hint="default" w:ascii="Wingdings" w:hAnsi="Wingdings"/>
+        <w:rFonts w:ascii="Wingdings" w:hAnsi="Wingdings" w:hint="default"/>
       </w:rPr>
     </w:lvl>
   </w:abstractNum>
@@ -23026,7 +23030,7 @@
         <w:ind w:left="1429" w:hanging="360"/>
       </w:pPr>
       <w:rPr>
-        <w:rFonts w:hint="default" w:ascii="Symbol" w:hAnsi="Symbol"/>
+        <w:rFonts w:ascii="Symbol" w:hAnsi="Symbol" w:hint="default"/>
       </w:rPr>
     </w:lvl>
     <w:lvl w:ilvl="1" w:tplc="04090003" w:tentative="1">
@@ -23038,7 +23042,7 @@
         <w:ind w:left="2149" w:hanging="360"/>
       </w:pPr>
       <w:rPr>
-        <w:rFonts w:hint="default" w:ascii="Courier New" w:hAnsi="Courier New" w:cs="Courier New"/>
+        <w:rFonts w:ascii="Courier New" w:hAnsi="Courier New" w:cs="Courier New" w:hint="default"/>
       </w:rPr>
     </w:lvl>
     <w:lvl w:ilvl="2" w:tplc="04090005" w:tentative="1">
@@ -23050,7 +23054,7 @@
         <w:ind w:left="2869" w:hanging="360"/>
       </w:pPr>
       <w:rPr>
-        <w:rFonts w:hint="default" w:ascii="Wingdings" w:hAnsi="Wingdings"/>
+        <w:rFonts w:ascii="Wingdings" w:hAnsi="Wingdings" w:hint="default"/>
       </w:rPr>
     </w:lvl>
     <w:lvl w:ilvl="3" w:tplc="04090001" w:tentative="1">
@@ -23062,7 +23066,7 @@
         <w:ind w:left="3589" w:hanging="360"/>
       </w:pPr>
       <w:rPr>
-        <w:rFonts w:hint="default" w:ascii="Symbol" w:hAnsi="Symbol"/>
+        <w:rFonts w:ascii="Symbol" w:hAnsi="Symbol" w:hint="default"/>
       </w:rPr>
     </w:lvl>
     <w:lvl w:ilvl="4" w:tplc="04090003" w:tentative="1">
@@ -23074,7 +23078,7 @@
         <w:ind w:left="4309" w:hanging="360"/>
       </w:pPr>
       <w:rPr>
-        <w:rFonts w:hint="default" w:ascii="Courier New" w:hAnsi="Courier New" w:cs="Courier New"/>
+        <w:rFonts w:ascii="Courier New" w:hAnsi="Courier New" w:cs="Courier New" w:hint="default"/>
       </w:rPr>
     </w:lvl>
     <w:lvl w:ilvl="5" w:tplc="04090005" w:tentative="1">
@@ -23086,7 +23090,7 @@
         <w:ind w:left="5029" w:hanging="360"/>
       </w:pPr>
       <w:rPr>
-        <w:rFonts w:hint="default" w:ascii="Wingdings" w:hAnsi="Wingdings"/>
+        <w:rFonts w:ascii="Wingdings" w:hAnsi="Wingdings" w:hint="default"/>
       </w:rPr>
     </w:lvl>
     <w:lvl w:ilvl="6" w:tplc="04090001" w:tentative="1">
@@ -23098,7 +23102,7 @@
         <w:ind w:left="5749" w:hanging="360"/>
       </w:pPr>
       <w:rPr>
-        <w:rFonts w:hint="default" w:ascii="Symbol" w:hAnsi="Symbol"/>
+        <w:rFonts w:ascii="Symbol" w:hAnsi="Symbol" w:hint="default"/>
       </w:rPr>
     </w:lvl>
     <w:lvl w:ilvl="7" w:tplc="04090003" w:tentative="1">
@@ -23110,7 +23114,7 @@
         <w:ind w:left="6469" w:hanging="360"/>
       </w:pPr>
       <w:rPr>
-        <w:rFonts w:hint="default" w:ascii="Courier New" w:hAnsi="Courier New" w:cs="Courier New"/>
+        <w:rFonts w:ascii="Courier New" w:hAnsi="Courier New" w:cs="Courier New" w:hint="default"/>
       </w:rPr>
     </w:lvl>
     <w:lvl w:ilvl="8" w:tplc="04090005" w:tentative="1">
@@ -23122,7 +23126,7 @@
         <w:ind w:left="7189" w:hanging="360"/>
       </w:pPr>
       <w:rPr>
-        <w:rFonts w:hint="default" w:ascii="Wingdings" w:hAnsi="Wingdings"/>
+        <w:rFonts w:ascii="Wingdings" w:hAnsi="Wingdings" w:hint="default"/>
       </w:rPr>
     </w:lvl>
   </w:abstractNum>
@@ -23139,7 +23143,7 @@
         <w:ind w:left="1429" w:hanging="360"/>
       </w:pPr>
       <w:rPr>
-        <w:rFonts w:hint="default" w:ascii="Symbol" w:hAnsi="Symbol"/>
+        <w:rFonts w:ascii="Symbol" w:hAnsi="Symbol" w:hint="default"/>
       </w:rPr>
     </w:lvl>
     <w:lvl w:ilvl="1" w:tplc="04090003" w:tentative="1">
@@ -23151,7 +23155,7 @@
         <w:ind w:left="2149" w:hanging="360"/>
       </w:pPr>
       <w:rPr>
-        <w:rFonts w:hint="default" w:ascii="Courier New" w:hAnsi="Courier New" w:cs="Courier New"/>
+        <w:rFonts w:ascii="Courier New" w:hAnsi="Courier New" w:cs="Courier New" w:hint="default"/>
       </w:rPr>
     </w:lvl>
     <w:lvl w:ilvl="2" w:tplc="04090005" w:tentative="1">
@@ -23163,7 +23167,7 @@
         <w:ind w:left="2869" w:hanging="360"/>
       </w:pPr>
       <w:rPr>
-        <w:rFonts w:hint="default" w:ascii="Wingdings" w:hAnsi="Wingdings"/>
+        <w:rFonts w:ascii="Wingdings" w:hAnsi="Wingdings" w:hint="default"/>
       </w:rPr>
     </w:lvl>
     <w:lvl w:ilvl="3" w:tplc="04090001" w:tentative="1">
@@ -23175,7 +23179,7 @@
         <w:ind w:left="3589" w:hanging="360"/>
       </w:pPr>
       <w:rPr>
-        <w:rFonts w:hint="default" w:ascii="Symbol" w:hAnsi="Symbol"/>
+        <w:rFonts w:ascii="Symbol" w:hAnsi="Symbol" w:hint="default"/>
       </w:rPr>
     </w:lvl>
     <w:lvl w:ilvl="4" w:tplc="04090003" w:tentative="1">
@@ -23187,7 +23191,7 @@
         <w:ind w:left="4309" w:hanging="360"/>
       </w:pPr>
       <w:rPr>
-        <w:rFonts w:hint="default" w:ascii="Courier New" w:hAnsi="Courier New" w:cs="Courier New"/>
+        <w:rFonts w:ascii="Courier New" w:hAnsi="Courier New" w:cs="Courier New" w:hint="default"/>
       </w:rPr>
     </w:lvl>
     <w:lvl w:ilvl="5" w:tplc="04090005" w:tentative="1">
@@ -23199,7 +23203,7 @@
         <w:ind w:left="5029" w:hanging="360"/>
       </w:pPr>
       <w:rPr>
-        <w:rFonts w:hint="default" w:ascii="Wingdings" w:hAnsi="Wingdings"/>
+        <w:rFonts w:ascii="Wingdings" w:hAnsi="Wingdings" w:hint="default"/>
       </w:rPr>
     </w:lvl>
     <w:lvl w:ilvl="6" w:tplc="04090001" w:tentative="1">
@@ -23211,7 +23215,7 @@
         <w:ind w:left="5749" w:hanging="360"/>
       </w:pPr>
       <w:rPr>
-        <w:rFonts w:hint="default" w:ascii="Symbol" w:hAnsi="Symbol"/>
+        <w:rFonts w:ascii="Symbol" w:hAnsi="Symbol" w:hint="default"/>
       </w:rPr>
     </w:lvl>
     <w:lvl w:ilvl="7" w:tplc="04090003" w:tentative="1">
@@ -23223,7 +23227,7 @@
         <w:ind w:left="6469" w:hanging="360"/>
       </w:pPr>
       <w:rPr>
-        <w:rFonts w:hint="default" w:ascii="Courier New" w:hAnsi="Courier New" w:cs="Courier New"/>
+        <w:rFonts w:ascii="Courier New" w:hAnsi="Courier New" w:cs="Courier New" w:hint="default"/>
       </w:rPr>
     </w:lvl>
     <w:lvl w:ilvl="8" w:tplc="04090005" w:tentative="1">
@@ -23235,7 +23239,7 @@
         <w:ind w:left="7189" w:hanging="360"/>
       </w:pPr>
       <w:rPr>
-        <w:rFonts w:hint="default" w:ascii="Wingdings" w:hAnsi="Wingdings"/>
+        <w:rFonts w:ascii="Wingdings" w:hAnsi="Wingdings" w:hint="default"/>
       </w:rPr>
     </w:lvl>
   </w:abstractNum>
@@ -23252,7 +23256,7 @@
         <w:ind w:left="1429" w:hanging="360"/>
       </w:pPr>
       <w:rPr>
-        <w:rFonts w:hint="default" w:ascii="Symbol" w:hAnsi="Symbol"/>
+        <w:rFonts w:ascii="Symbol" w:hAnsi="Symbol" w:hint="default"/>
       </w:rPr>
     </w:lvl>
     <w:lvl w:ilvl="1" w:tplc="04090003" w:tentative="1">
@@ -23264,7 +23268,7 @@
         <w:ind w:left="2149" w:hanging="360"/>
       </w:pPr>
       <w:rPr>
-        <w:rFonts w:hint="default" w:ascii="Courier New" w:hAnsi="Courier New" w:cs="Courier New"/>
+        <w:rFonts w:ascii="Courier New" w:hAnsi="Courier New" w:cs="Courier New" w:hint="default"/>
       </w:rPr>
     </w:lvl>
     <w:lvl w:ilvl="2" w:tplc="04090005" w:tentative="1">
@@ -23276,7 +23280,7 @@
         <w:ind w:left="2869" w:hanging="360"/>
       </w:pPr>
       <w:rPr>
-        <w:rFonts w:hint="default" w:ascii="Wingdings" w:hAnsi="Wingdings"/>
+        <w:rFonts w:ascii="Wingdings" w:hAnsi="Wingdings" w:hint="default"/>
       </w:rPr>
     </w:lvl>
     <w:lvl w:ilvl="3" w:tplc="04090001" w:tentative="1">
@@ -23288,7 +23292,7 @@
         <w:ind w:left="3589" w:hanging="360"/>
       </w:pPr>
       <w:rPr>
-        <w:rFonts w:hint="default" w:ascii="Symbol" w:hAnsi="Symbol"/>
+        <w:rFonts w:ascii="Symbol" w:hAnsi="Symbol" w:hint="default"/>
       </w:rPr>
     </w:lvl>
     <w:lvl w:ilvl="4" w:tplc="04090003" w:tentative="1">
@@ -23300,7 +23304,7 @@
         <w:ind w:left="4309" w:hanging="360"/>
       </w:pPr>
       <w:rPr>
-        <w:rFonts w:hint="default" w:ascii="Courier New" w:hAnsi="Courier New" w:cs="Courier New"/>
+        <w:rFonts w:ascii="Courier New" w:hAnsi="Courier New" w:cs="Courier New" w:hint="default"/>
       </w:rPr>
     </w:lvl>
     <w:lvl w:ilvl="5" w:tplc="04090005" w:tentative="1">
@@ -23312,7 +23316,7 @@
         <w:ind w:left="5029" w:hanging="360"/>
       </w:pPr>
       <w:rPr>
-        <w:rFonts w:hint="default" w:ascii="Wingdings" w:hAnsi="Wingdings"/>
+        <w:rFonts w:ascii="Wingdings" w:hAnsi="Wingdings" w:hint="default"/>
       </w:rPr>
     </w:lvl>
     <w:lvl w:ilvl="6" w:tplc="04090001" w:tentative="1">
@@ -23324,7 +23328,7 @@
         <w:ind w:left="5749" w:hanging="360"/>
       </w:pPr>
       <w:rPr>
-        <w:rFonts w:hint="default" w:ascii="Symbol" w:hAnsi="Symbol"/>
+        <w:rFonts w:ascii="Symbol" w:hAnsi="Symbol" w:hint="default"/>
       </w:rPr>
     </w:lvl>
     <w:lvl w:ilvl="7" w:tplc="04090003" w:tentative="1">
@@ -23336,7 +23340,7 @@
         <w:ind w:left="6469" w:hanging="360"/>
       </w:pPr>
       <w:rPr>
-        <w:rFonts w:hint="default" w:ascii="Courier New" w:hAnsi="Courier New" w:cs="Courier New"/>
+        <w:rFonts w:ascii="Courier New" w:hAnsi="Courier New" w:cs="Courier New" w:hint="default"/>
       </w:rPr>
     </w:lvl>
     <w:lvl w:ilvl="8" w:tplc="04090005" w:tentative="1">
@@ -23348,7 +23352,7 @@
         <w:ind w:left="7189" w:hanging="360"/>
       </w:pPr>
       <w:rPr>
-        <w:rFonts w:hint="default" w:ascii="Wingdings" w:hAnsi="Wingdings"/>
+        <w:rFonts w:ascii="Wingdings" w:hAnsi="Wingdings" w:hint="default"/>
       </w:rPr>
     </w:lvl>
   </w:abstractNum>
@@ -23365,7 +23369,7 @@
         <w:ind w:left="1429" w:hanging="360"/>
       </w:pPr>
       <w:rPr>
-        <w:rFonts w:hint="default" w:ascii="Symbol" w:hAnsi="Symbol"/>
+        <w:rFonts w:ascii="Symbol" w:hAnsi="Symbol" w:hint="default"/>
       </w:rPr>
     </w:lvl>
     <w:lvl w:ilvl="1" w:tplc="04090003" w:tentative="1">
@@ -23377,7 +23381,7 @@
         <w:ind w:left="2149" w:hanging="360"/>
       </w:pPr>
       <w:rPr>
-        <w:rFonts w:hint="default" w:ascii="Courier New" w:hAnsi="Courier New" w:cs="Courier New"/>
+        <w:rFonts w:ascii="Courier New" w:hAnsi="Courier New" w:cs="Courier New" w:hint="default"/>
       </w:rPr>
     </w:lvl>
     <w:lvl w:ilvl="2" w:tplc="04090005" w:tentative="1">
@@ -23389,7 +23393,7 @@
         <w:ind w:left="2869" w:hanging="360"/>
       </w:pPr>
       <w:rPr>
-        <w:rFonts w:hint="default" w:ascii="Wingdings" w:hAnsi="Wingdings"/>
+        <w:rFonts w:ascii="Wingdings" w:hAnsi="Wingdings" w:hint="default"/>
       </w:rPr>
     </w:lvl>
     <w:lvl w:ilvl="3" w:tplc="04090001" w:tentative="1">
@@ -23401,7 +23405,7 @@
         <w:ind w:left="3589" w:hanging="360"/>
       </w:pPr>
       <w:rPr>
-        <w:rFonts w:hint="default" w:ascii="Symbol" w:hAnsi="Symbol"/>
+        <w:rFonts w:ascii="Symbol" w:hAnsi="Symbol" w:hint="default"/>
       </w:rPr>
     </w:lvl>
     <w:lvl w:ilvl="4" w:tplc="04090003" w:tentative="1">
@@ -23413,7 +23417,7 @@
         <w:ind w:left="4309" w:hanging="360"/>
       </w:pPr>
       <w:rPr>
-        <w:rFonts w:hint="default" w:ascii="Courier New" w:hAnsi="Courier New" w:cs="Courier New"/>
+        <w:rFonts w:ascii="Courier New" w:hAnsi="Courier New" w:cs="Courier New" w:hint="default"/>
       </w:rPr>
     </w:lvl>
     <w:lvl w:ilvl="5" w:tplc="04090005" w:tentative="1">
@@ -23425,7 +23429,7 @@
         <w:ind w:left="5029" w:hanging="360"/>
       </w:pPr>
       <w:rPr>
-        <w:rFonts w:hint="default" w:ascii="Wingdings" w:hAnsi="Wingdings"/>
+        <w:rFonts w:ascii="Wingdings" w:hAnsi="Wingdings" w:hint="default"/>
       </w:rPr>
     </w:lvl>
     <w:lvl w:ilvl="6" w:tplc="04090001" w:tentative="1">
@@ -23437,7 +23441,7 @@
         <w:ind w:left="5749" w:hanging="360"/>
       </w:pPr>
       <w:rPr>
-        <w:rFonts w:hint="default" w:ascii="Symbol" w:hAnsi="Symbol"/>
+        <w:rFonts w:ascii="Symbol" w:hAnsi="Symbol" w:hint="default"/>
       </w:rPr>
     </w:lvl>
     <w:lvl w:ilvl="7" w:tplc="04090003" w:tentative="1">
@@ -23449,7 +23453,7 @@
         <w:ind w:left="6469" w:hanging="360"/>
       </w:pPr>
       <w:rPr>
-        <w:rFonts w:hint="default" w:ascii="Courier New" w:hAnsi="Courier New" w:cs="Courier New"/>
+        <w:rFonts w:ascii="Courier New" w:hAnsi="Courier New" w:cs="Courier New" w:hint="default"/>
       </w:rPr>
     </w:lvl>
     <w:lvl w:ilvl="8" w:tplc="04090005" w:tentative="1">
@@ -23461,7 +23465,7 @@
         <w:ind w:left="7189" w:hanging="360"/>
       </w:pPr>
       <w:rPr>
-        <w:rFonts w:hint="default" w:ascii="Wingdings" w:hAnsi="Wingdings"/>
+        <w:rFonts w:ascii="Wingdings" w:hAnsi="Wingdings" w:hint="default"/>
       </w:rPr>
     </w:lvl>
   </w:abstractNum>
@@ -23569,7 +23573,7 @@
         <w:ind w:left="1429" w:hanging="360"/>
       </w:pPr>
       <w:rPr>
-        <w:rFonts w:hint="default" w:ascii="Symbol" w:hAnsi="Symbol"/>
+        <w:rFonts w:ascii="Symbol" w:hAnsi="Symbol" w:hint="default"/>
       </w:rPr>
     </w:lvl>
     <w:lvl w:ilvl="1" w:tplc="04090003" w:tentative="1">
@@ -23581,7 +23585,7 @@
         <w:ind w:left="2149" w:hanging="360"/>
       </w:pPr>
       <w:rPr>
-        <w:rFonts w:hint="default" w:ascii="Courier New" w:hAnsi="Courier New" w:cs="Courier New"/>
+        <w:rFonts w:ascii="Courier New" w:hAnsi="Courier New" w:cs="Courier New" w:hint="default"/>
       </w:rPr>
     </w:lvl>
     <w:lvl w:ilvl="2" w:tplc="04090005" w:tentative="1">
@@ -23593,7 +23597,7 @@
         <w:ind w:left="2869" w:hanging="360"/>
       </w:pPr>
       <w:rPr>
-        <w:rFonts w:hint="default" w:ascii="Wingdings" w:hAnsi="Wingdings"/>
+        <w:rFonts w:ascii="Wingdings" w:hAnsi="Wingdings" w:hint="default"/>
       </w:rPr>
     </w:lvl>
     <w:lvl w:ilvl="3" w:tplc="04090001" w:tentative="1">
@@ -23605,7 +23609,7 @@
         <w:ind w:left="3589" w:hanging="360"/>
       </w:pPr>
       <w:rPr>
-        <w:rFonts w:hint="default" w:ascii="Symbol" w:hAnsi="Symbol"/>
+        <w:rFonts w:ascii="Symbol" w:hAnsi="Symbol" w:hint="default"/>
       </w:rPr>
     </w:lvl>
     <w:lvl w:ilvl="4" w:tplc="04090003" w:tentative="1">
@@ -23617,7 +23621,7 @@
         <w:ind w:left="4309" w:hanging="360"/>
       </w:pPr>
       <w:rPr>
-        <w:rFonts w:hint="default" w:ascii="Courier New" w:hAnsi="Courier New" w:cs="Courier New"/>
+        <w:rFonts w:ascii="Courier New" w:hAnsi="Courier New" w:cs="Courier New" w:hint="default"/>
       </w:rPr>
     </w:lvl>
     <w:lvl w:ilvl="5" w:tplc="04090005" w:tentative="1">
@@ -23629,7 +23633,7 @@
         <w:ind w:left="5029" w:hanging="360"/>
       </w:pPr>
       <w:rPr>
-        <w:rFonts w:hint="default" w:ascii="Wingdings" w:hAnsi="Wingdings"/>
+        <w:rFonts w:ascii="Wingdings" w:hAnsi="Wingdings" w:hint="default"/>
       </w:rPr>
     </w:lvl>
     <w:lvl w:ilvl="6" w:tplc="04090001" w:tentative="1">
@@ -23641,7 +23645,7 @@
         <w:ind w:left="5749" w:hanging="360"/>
       </w:pPr>
       <w:rPr>
-        <w:rFonts w:hint="default" w:ascii="Symbol" w:hAnsi="Symbol"/>
+        <w:rFonts w:ascii="Symbol" w:hAnsi="Symbol" w:hint="default"/>
       </w:rPr>
     </w:lvl>
     <w:lvl w:ilvl="7" w:tplc="04090003" w:tentative="1">
@@ -23653,7 +23657,7 @@
         <w:ind w:left="6469" w:hanging="360"/>
       </w:pPr>
       <w:rPr>
-        <w:rFonts w:hint="default" w:ascii="Courier New" w:hAnsi="Courier New" w:cs="Courier New"/>
+        <w:rFonts w:ascii="Courier New" w:hAnsi="Courier New" w:cs="Courier New" w:hint="default"/>
       </w:rPr>
     </w:lvl>
     <w:lvl w:ilvl="8" w:tplc="04090005" w:tentative="1">
@@ -23665,7 +23669,7 @@
         <w:ind w:left="7189" w:hanging="360"/>
       </w:pPr>
       <w:rPr>
-        <w:rFonts w:hint="default" w:ascii="Wingdings" w:hAnsi="Wingdings"/>
+        <w:rFonts w:ascii="Wingdings" w:hAnsi="Wingdings" w:hint="default"/>
       </w:rPr>
     </w:lvl>
   </w:abstractNum>
@@ -23682,7 +23686,7 @@
         <w:ind w:left="1429" w:hanging="360"/>
       </w:pPr>
       <w:rPr>
-        <w:rFonts w:hint="default" w:ascii="Symbol" w:hAnsi="Symbol"/>
+        <w:rFonts w:ascii="Symbol" w:hAnsi="Symbol" w:hint="default"/>
       </w:rPr>
     </w:lvl>
     <w:lvl w:ilvl="1" w:tplc="04090003" w:tentative="1">
@@ -23694,7 +23698,7 @@
         <w:ind w:left="2149" w:hanging="360"/>
       </w:pPr>
       <w:rPr>
-        <w:rFonts w:hint="default" w:ascii="Courier New" w:hAnsi="Courier New" w:cs="Courier New"/>
+        <w:rFonts w:ascii="Courier New" w:hAnsi="Courier New" w:cs="Courier New" w:hint="default"/>
       </w:rPr>
     </w:lvl>
     <w:lvl w:ilvl="2" w:tplc="04090005" w:tentative="1">
@@ -23706,7 +23710,7 @@
         <w:ind w:left="2869" w:hanging="360"/>
       </w:pPr>
       <w:rPr>
-        <w:rFonts w:hint="default" w:ascii="Wingdings" w:hAnsi="Wingdings"/>
+        <w:rFonts w:ascii="Wingdings" w:hAnsi="Wingdings" w:hint="default"/>
       </w:rPr>
     </w:lvl>
     <w:lvl w:ilvl="3" w:tplc="04090001" w:tentative="1">
@@ -23718,7 +23722,7 @@
         <w:ind w:left="3589" w:hanging="360"/>
       </w:pPr>
       <w:rPr>
-        <w:rFonts w:hint="default" w:ascii="Symbol" w:hAnsi="Symbol"/>
+        <w:rFonts w:ascii="Symbol" w:hAnsi="Symbol" w:hint="default"/>
       </w:rPr>
     </w:lvl>
     <w:lvl w:ilvl="4" w:tplc="04090003" w:tentative="1">
@@ -23730,7 +23734,7 @@
         <w:ind w:left="4309" w:hanging="360"/>
       </w:pPr>
       <w:rPr>
-        <w:rFonts w:hint="default" w:ascii="Courier New" w:hAnsi="Courier New" w:cs="Courier New"/>
+        <w:rFonts w:ascii="Courier New" w:hAnsi="Courier New" w:cs="Courier New" w:hint="default"/>
       </w:rPr>
     </w:lvl>
     <w:lvl w:ilvl="5" w:tplc="04090005" w:tentative="1">
@@ -23742,7 +23746,7 @@
         <w:ind w:left="5029" w:hanging="360"/>
       </w:pPr>
       <w:rPr>
-        <w:rFonts w:hint="default" w:ascii="Wingdings" w:hAnsi="Wingdings"/>
+        <w:rFonts w:ascii="Wingdings" w:hAnsi="Wingdings" w:hint="default"/>
       </w:rPr>
     </w:lvl>
     <w:lvl w:ilvl="6" w:tplc="04090001" w:tentative="1">
@@ -23754,7 +23758,7 @@
         <w:ind w:left="5749" w:hanging="360"/>
       </w:pPr>
       <w:rPr>
-        <w:rFonts w:hint="default" w:ascii="Symbol" w:hAnsi="Symbol"/>
+        <w:rFonts w:ascii="Symbol" w:hAnsi="Symbol" w:hint="default"/>
       </w:rPr>
     </w:lvl>
     <w:lvl w:ilvl="7" w:tplc="04090003" w:tentative="1">
@@ -23766,7 +23770,7 @@
         <w:ind w:left="6469" w:hanging="360"/>
       </w:pPr>
       <w:rPr>
-        <w:rFonts w:hint="default" w:ascii="Courier New" w:hAnsi="Courier New" w:cs="Courier New"/>
+        <w:rFonts w:ascii="Courier New" w:hAnsi="Courier New" w:cs="Courier New" w:hint="default"/>
       </w:rPr>
     </w:lvl>
     <w:lvl w:ilvl="8" w:tplc="04090005" w:tentative="1">
@@ -23778,7 +23782,7 @@
         <w:ind w:left="7189" w:hanging="360"/>
       </w:pPr>
       <w:rPr>
-        <w:rFonts w:hint="default" w:ascii="Wingdings" w:hAnsi="Wingdings"/>
+        <w:rFonts w:ascii="Wingdings" w:hAnsi="Wingdings" w:hint="default"/>
       </w:rPr>
     </w:lvl>
   </w:abstractNum>
@@ -23795,7 +23799,7 @@
         <w:ind w:left="720" w:hanging="360"/>
       </w:pPr>
       <w:rPr>
-        <w:rFonts w:hint="default" w:ascii="Symbol" w:hAnsi="Symbol"/>
+        <w:rFonts w:ascii="Symbol" w:hAnsi="Symbol" w:hint="default"/>
       </w:rPr>
     </w:lvl>
     <w:lvl w:ilvl="1" w:tplc="04090003" w:tentative="1">
@@ -23807,7 +23811,7 @@
         <w:ind w:left="1440" w:hanging="360"/>
       </w:pPr>
       <w:rPr>
-        <w:rFonts w:hint="default" w:ascii="Courier New" w:hAnsi="Courier New" w:cs="Courier New"/>
+        <w:rFonts w:ascii="Courier New" w:hAnsi="Courier New" w:cs="Courier New" w:hint="default"/>
       </w:rPr>
     </w:lvl>
     <w:lvl w:ilvl="2" w:tplc="04090005" w:tentative="1">
@@ -23819,7 +23823,7 @@
         <w:ind w:left="2160" w:hanging="360"/>
       </w:pPr>
       <w:rPr>
-        <w:rFonts w:hint="default" w:ascii="Wingdings" w:hAnsi="Wingdings"/>
+        <w:rFonts w:ascii="Wingdings" w:hAnsi="Wingdings" w:hint="default"/>
       </w:rPr>
     </w:lvl>
     <w:lvl w:ilvl="3" w:tplc="04090001" w:tentative="1">
@@ -23831,7 +23835,7 @@
         <w:ind w:left="2880" w:hanging="360"/>
       </w:pPr>
       <w:rPr>
-        <w:rFonts w:hint="default" w:ascii="Symbol" w:hAnsi="Symbol"/>
+        <w:rFonts w:ascii="Symbol" w:hAnsi="Symbol" w:hint="default"/>
       </w:rPr>
     </w:lvl>
     <w:lvl w:ilvl="4" w:tplc="04090003" w:tentative="1">
@@ -23843,7 +23847,7 @@
         <w:ind w:left="3600" w:hanging="360"/>
       </w:pPr>
       <w:rPr>
-        <w:rFonts w:hint="default" w:ascii="Courier New" w:hAnsi="Courier New" w:cs="Courier New"/>
+        <w:rFonts w:ascii="Courier New" w:hAnsi="Courier New" w:cs="Courier New" w:hint="default"/>
       </w:rPr>
     </w:lvl>
     <w:lvl w:ilvl="5" w:tplc="04090005" w:tentative="1">
@@ -23855,7 +23859,7 @@
         <w:ind w:left="4320" w:hanging="360"/>
       </w:pPr>
       <w:rPr>
-        <w:rFonts w:hint="default" w:ascii="Wingdings" w:hAnsi="Wingdings"/>
+        <w:rFonts w:ascii="Wingdings" w:hAnsi="Wingdings" w:hint="default"/>
       </w:rPr>
     </w:lvl>
     <w:lvl w:ilvl="6" w:tplc="04090001" w:tentative="1">
@@ -23867,7 +23871,7 @@
         <w:ind w:left="5040" w:hanging="360"/>
       </w:pPr>
       <w:rPr>
-        <w:rFonts w:hint="default" w:ascii="Symbol" w:hAnsi="Symbol"/>
+        <w:rFonts w:ascii="Symbol" w:hAnsi="Symbol" w:hint="default"/>
       </w:rPr>
     </w:lvl>
     <w:lvl w:ilvl="7" w:tplc="04090003" w:tentative="1">
@@ -23879,7 +23883,7 @@
         <w:ind w:left="5760" w:hanging="360"/>
       </w:pPr>
       <w:rPr>
-        <w:rFonts w:hint="default" w:ascii="Courier New" w:hAnsi="Courier New" w:cs="Courier New"/>
+        <w:rFonts w:ascii="Courier New" w:hAnsi="Courier New" w:cs="Courier New" w:hint="default"/>
       </w:rPr>
     </w:lvl>
     <w:lvl w:ilvl="8" w:tplc="04090005" w:tentative="1">
@@ -23891,7 +23895,7 @@
         <w:ind w:left="6480" w:hanging="360"/>
       </w:pPr>
       <w:rPr>
-        <w:rFonts w:hint="default" w:ascii="Wingdings" w:hAnsi="Wingdings"/>
+        <w:rFonts w:ascii="Wingdings" w:hAnsi="Wingdings" w:hint="default"/>
       </w:rPr>
     </w:lvl>
   </w:abstractNum>
@@ -23908,7 +23912,7 @@
         <w:ind w:left="720" w:hanging="360"/>
       </w:pPr>
       <w:rPr>
-        <w:rFonts w:hint="default" w:ascii="Symbol" w:hAnsi="Symbol"/>
+        <w:rFonts w:ascii="Symbol" w:hAnsi="Symbol" w:hint="default"/>
       </w:rPr>
     </w:lvl>
     <w:lvl w:ilvl="1" w:tplc="04090003" w:tentative="1">
@@ -23920,7 +23924,7 @@
         <w:ind w:left="1440" w:hanging="360"/>
       </w:pPr>
       <w:rPr>
-        <w:rFonts w:hint="default" w:ascii="Courier New" w:hAnsi="Courier New" w:cs="Courier New"/>
+        <w:rFonts w:ascii="Courier New" w:hAnsi="Courier New" w:cs="Courier New" w:hint="default"/>
       </w:rPr>
     </w:lvl>
     <w:lvl w:ilvl="2" w:tplc="04090005" w:tentative="1">
@@ -23932,7 +23936,7 @@
         <w:ind w:left="2160" w:hanging="360"/>
       </w:pPr>
       <w:rPr>
-        <w:rFonts w:hint="default" w:ascii="Wingdings" w:hAnsi="Wingdings"/>
+        <w:rFonts w:ascii="Wingdings" w:hAnsi="Wingdings" w:hint="default"/>
       </w:rPr>
     </w:lvl>
     <w:lvl w:ilvl="3" w:tplc="04090001" w:tentative="1">
@@ -23944,7 +23948,7 @@
         <w:ind w:left="2880" w:hanging="360"/>
       </w:pPr>
       <w:rPr>
-        <w:rFonts w:hint="default" w:ascii="Symbol" w:hAnsi="Symbol"/>
+        <w:rFonts w:ascii="Symbol" w:hAnsi="Symbol" w:hint="default"/>
       </w:rPr>
     </w:lvl>
     <w:lvl w:ilvl="4" w:tplc="04090003" w:tentative="1">
@@ -23956,7 +23960,7 @@
         <w:ind w:left="3600" w:hanging="360"/>
       </w:pPr>
       <w:rPr>
-        <w:rFonts w:hint="default" w:ascii="Courier New" w:hAnsi="Courier New" w:cs="Courier New"/>
+        <w:rFonts w:ascii="Courier New" w:hAnsi="Courier New" w:cs="Courier New" w:hint="default"/>
       </w:rPr>
     </w:lvl>
     <w:lvl w:ilvl="5" w:tplc="04090005" w:tentative="1">
@@ -23968,7 +23972,7 @@
         <w:ind w:left="4320" w:hanging="360"/>
       </w:pPr>
       <w:rPr>
-        <w:rFonts w:hint="default" w:ascii="Wingdings" w:hAnsi="Wingdings"/>
+        <w:rFonts w:ascii="Wingdings" w:hAnsi="Wingdings" w:hint="default"/>
       </w:rPr>
     </w:lvl>
     <w:lvl w:ilvl="6" w:tplc="04090001" w:tentative="1">
@@ -23980,7 +23984,7 @@
         <w:ind w:left="5040" w:hanging="360"/>
       </w:pPr>
       <w:rPr>
-        <w:rFonts w:hint="default" w:ascii="Symbol" w:hAnsi="Symbol"/>
+        <w:rFonts w:ascii="Symbol" w:hAnsi="Symbol" w:hint="default"/>
       </w:rPr>
     </w:lvl>
     <w:lvl w:ilvl="7" w:tplc="04090003" w:tentative="1">
@@ -23992,7 +23996,7 @@
         <w:ind w:left="5760" w:hanging="360"/>
       </w:pPr>
       <w:rPr>
-        <w:rFonts w:hint="default" w:ascii="Courier New" w:hAnsi="Courier New" w:cs="Courier New"/>
+        <w:rFonts w:ascii="Courier New" w:hAnsi="Courier New" w:cs="Courier New" w:hint="default"/>
       </w:rPr>
     </w:lvl>
     <w:lvl w:ilvl="8" w:tplc="04090005" w:tentative="1">
@@ -24004,7 +24008,7 @@
         <w:ind w:left="6480" w:hanging="360"/>
       </w:pPr>
       <w:rPr>
-        <w:rFonts w:hint="default" w:ascii="Wingdings" w:hAnsi="Wingdings"/>
+        <w:rFonts w:ascii="Wingdings" w:hAnsi="Wingdings" w:hint="default"/>
       </w:rPr>
     </w:lvl>
   </w:abstractNum>
@@ -24021,7 +24025,7 @@
         <w:ind w:left="720" w:hanging="360"/>
       </w:pPr>
       <w:rPr>
-        <w:rFonts w:hint="default" w:ascii="Symbol" w:hAnsi="Symbol"/>
+        <w:rFonts w:ascii="Symbol" w:hAnsi="Symbol" w:hint="default"/>
       </w:rPr>
     </w:lvl>
     <w:lvl w:ilvl="1" w:tplc="04090003" w:tentative="1">
@@ -24033,7 +24037,7 @@
         <w:ind w:left="1440" w:hanging="360"/>
       </w:pPr>
       <w:rPr>
-        <w:rFonts w:hint="default" w:ascii="Courier New" w:hAnsi="Courier New" w:cs="Courier New"/>
+        <w:rFonts w:ascii="Courier New" w:hAnsi="Courier New" w:cs="Courier New" w:hint="default"/>
       </w:rPr>
     </w:lvl>
     <w:lvl w:ilvl="2" w:tplc="04090005" w:tentative="1">
@@ -24045,7 +24049,7 @@
         <w:ind w:left="2160" w:hanging="360"/>
       </w:pPr>
       <w:rPr>
-        <w:rFonts w:hint="default" w:ascii="Wingdings" w:hAnsi="Wingdings"/>
+        <w:rFonts w:ascii="Wingdings" w:hAnsi="Wingdings" w:hint="default"/>
       </w:rPr>
     </w:lvl>
     <w:lvl w:ilvl="3" w:tplc="04090001" w:tentative="1">
@@ -24057,7 +24061,7 @@
         <w:ind w:left="2880" w:hanging="360"/>
       </w:pPr>
       <w:rPr>
-        <w:rFonts w:hint="default" w:ascii="Symbol" w:hAnsi="Symbol"/>
+        <w:rFonts w:ascii="Symbol" w:hAnsi="Symbol" w:hint="default"/>
       </w:rPr>
     </w:lvl>
     <w:lvl w:ilvl="4" w:tplc="04090003" w:tentative="1">
@@ -24069,7 +24073,7 @@
         <w:ind w:left="3600" w:hanging="360"/>
       </w:pPr>
       <w:rPr>
-        <w:rFonts w:hint="default" w:ascii="Courier New" w:hAnsi="Courier New" w:cs="Courier New"/>
+        <w:rFonts w:ascii="Courier New" w:hAnsi="Courier New" w:cs="Courier New" w:hint="default"/>
       </w:rPr>
     </w:lvl>
     <w:lvl w:ilvl="5" w:tplc="04090005" w:tentative="1">
@@ -24081,7 +24085,7 @@
         <w:ind w:left="4320" w:hanging="360"/>
       </w:pPr>
       <w:rPr>
-        <w:rFonts w:hint="default" w:ascii="Wingdings" w:hAnsi="Wingdings"/>
+        <w:rFonts w:ascii="Wingdings" w:hAnsi="Wingdings" w:hint="default"/>
       </w:rPr>
     </w:lvl>
     <w:lvl w:ilvl="6" w:tplc="04090001" w:tentative="1">
@@ -24093,7 +24097,7 @@
         <w:ind w:left="5040" w:hanging="360"/>
       </w:pPr>
       <w:rPr>
-        <w:rFonts w:hint="default" w:ascii="Symbol" w:hAnsi="Symbol"/>
+        <w:rFonts w:ascii="Symbol" w:hAnsi="Symbol" w:hint="default"/>
       </w:rPr>
     </w:lvl>
     <w:lvl w:ilvl="7" w:tplc="04090003" w:tentative="1">
@@ -24105,7 +24109,7 @@
         <w:ind w:left="5760" w:hanging="360"/>
       </w:pPr>
       <w:rPr>
-        <w:rFonts w:hint="default" w:ascii="Courier New" w:hAnsi="Courier New" w:cs="Courier New"/>
+        <w:rFonts w:ascii="Courier New" w:hAnsi="Courier New" w:cs="Courier New" w:hint="default"/>
       </w:rPr>
     </w:lvl>
     <w:lvl w:ilvl="8" w:tplc="04090005" w:tentative="1">
@@ -24117,7 +24121,7 @@
         <w:ind w:left="6480" w:hanging="360"/>
       </w:pPr>
       <w:rPr>
-        <w:rFonts w:hint="default" w:ascii="Wingdings" w:hAnsi="Wingdings"/>
+        <w:rFonts w:ascii="Wingdings" w:hAnsi="Wingdings" w:hint="default"/>
       </w:rPr>
     </w:lvl>
   </w:abstractNum>
@@ -24134,7 +24138,7 @@
         <w:ind w:left="1429" w:hanging="360"/>
       </w:pPr>
       <w:rPr>
-        <w:rFonts w:hint="default" w:ascii="Symbol" w:hAnsi="Symbol"/>
+        <w:rFonts w:ascii="Symbol" w:hAnsi="Symbol" w:hint="default"/>
       </w:rPr>
     </w:lvl>
     <w:lvl w:ilvl="1" w:tplc="04090003" w:tentative="1">
@@ -24146,7 +24150,7 @@
         <w:ind w:left="2149" w:hanging="360"/>
       </w:pPr>
       <w:rPr>
-        <w:rFonts w:hint="default" w:ascii="Courier New" w:hAnsi="Courier New" w:cs="Courier New"/>
+        <w:rFonts w:ascii="Courier New" w:hAnsi="Courier New" w:cs="Courier New" w:hint="default"/>
       </w:rPr>
     </w:lvl>
     <w:lvl w:ilvl="2" w:tplc="04090005" w:tentative="1">
@@ -24158,7 +24162,7 @@
         <w:ind w:left="2869" w:hanging="360"/>
       </w:pPr>
       <w:rPr>
-        <w:rFonts w:hint="default" w:ascii="Wingdings" w:hAnsi="Wingdings"/>
+        <w:rFonts w:ascii="Wingdings" w:hAnsi="Wingdings" w:hint="default"/>
       </w:rPr>
     </w:lvl>
     <w:lvl w:ilvl="3" w:tplc="04090001" w:tentative="1">
@@ -24170,7 +24174,7 @@
         <w:ind w:left="3589" w:hanging="360"/>
       </w:pPr>
       <w:rPr>
-        <w:rFonts w:hint="default" w:ascii="Symbol" w:hAnsi="Symbol"/>
+        <w:rFonts w:ascii="Symbol" w:hAnsi="Symbol" w:hint="default"/>
       </w:rPr>
     </w:lvl>
     <w:lvl w:ilvl="4" w:tplc="04090003" w:tentative="1">
@@ -24182,7 +24186,7 @@
         <w:ind w:left="4309" w:hanging="360"/>
       </w:pPr>
       <w:rPr>
-        <w:rFonts w:hint="default" w:ascii="Courier New" w:hAnsi="Courier New" w:cs="Courier New"/>
+        <w:rFonts w:ascii="Courier New" w:hAnsi="Courier New" w:cs="Courier New" w:hint="default"/>
       </w:rPr>
     </w:lvl>
     <w:lvl w:ilvl="5" w:tplc="04090005" w:tentative="1">
@@ -24194,7 +24198,7 @@
         <w:ind w:left="5029" w:hanging="360"/>
       </w:pPr>
       <w:rPr>
-        <w:rFonts w:hint="default" w:ascii="Wingdings" w:hAnsi="Wingdings"/>
+        <w:rFonts w:ascii="Wingdings" w:hAnsi="Wingdings" w:hint="default"/>
       </w:rPr>
     </w:lvl>
     <w:lvl w:ilvl="6" w:tplc="04090001" w:tentative="1">
@@ -24206,7 +24210,7 @@
         <w:ind w:left="5749" w:hanging="360"/>
       </w:pPr>
       <w:rPr>
-        <w:rFonts w:hint="default" w:ascii="Symbol" w:hAnsi="Symbol"/>
+        <w:rFonts w:ascii="Symbol" w:hAnsi="Symbol" w:hint="default"/>
       </w:rPr>
     </w:lvl>
     <w:lvl w:ilvl="7" w:tplc="04090003" w:tentative="1">
@@ -24218,7 +24222,7 @@
         <w:ind w:left="6469" w:hanging="360"/>
       </w:pPr>
       <w:rPr>
-        <w:rFonts w:hint="default" w:ascii="Courier New" w:hAnsi="Courier New" w:cs="Courier New"/>
+        <w:rFonts w:ascii="Courier New" w:hAnsi="Courier New" w:cs="Courier New" w:hint="default"/>
       </w:rPr>
     </w:lvl>
     <w:lvl w:ilvl="8" w:tplc="04090005" w:tentative="1">
@@ -24230,7 +24234,7 @@
         <w:ind w:left="7189" w:hanging="360"/>
       </w:pPr>
       <w:rPr>
-        <w:rFonts w:hint="default" w:ascii="Wingdings" w:hAnsi="Wingdings"/>
+        <w:rFonts w:ascii="Wingdings" w:hAnsi="Wingdings" w:hint="default"/>
       </w:rPr>
     </w:lvl>
   </w:abstractNum>
@@ -24247,7 +24251,7 @@
         <w:ind w:left="1429" w:hanging="360"/>
       </w:pPr>
       <w:rPr>
-        <w:rFonts w:hint="default" w:ascii="Symbol" w:hAnsi="Symbol"/>
+        <w:rFonts w:ascii="Symbol" w:hAnsi="Symbol" w:hint="default"/>
       </w:rPr>
     </w:lvl>
     <w:lvl w:ilvl="1" w:tplc="04090003" w:tentative="1">
@@ -24259,7 +24263,7 @@
         <w:ind w:left="2149" w:hanging="360"/>
       </w:pPr>
       <w:rPr>
-        <w:rFonts w:hint="default" w:ascii="Courier New" w:hAnsi="Courier New" w:cs="Courier New"/>
+        <w:rFonts w:ascii="Courier New" w:hAnsi="Courier New" w:cs="Courier New" w:hint="default"/>
       </w:rPr>
     </w:lvl>
     <w:lvl w:ilvl="2" w:tplc="04090005" w:tentative="1">
@@ -24271,7 +24275,7 @@
         <w:ind w:left="2869" w:hanging="360"/>
       </w:pPr>
       <w:rPr>
-        <w:rFonts w:hint="default" w:ascii="Wingdings" w:hAnsi="Wingdings"/>
+        <w:rFonts w:ascii="Wingdings" w:hAnsi="Wingdings" w:hint="default"/>
       </w:rPr>
     </w:lvl>
     <w:lvl w:ilvl="3" w:tplc="04090001" w:tentative="1">
@@ -24283,7 +24287,7 @@
         <w:ind w:left="3589" w:hanging="360"/>
       </w:pPr>
       <w:rPr>
-        <w:rFonts w:hint="default" w:ascii="Symbol" w:hAnsi="Symbol"/>
+        <w:rFonts w:ascii="Symbol" w:hAnsi="Symbol" w:hint="default"/>
       </w:rPr>
     </w:lvl>
     <w:lvl w:ilvl="4" w:tplc="04090003" w:tentative="1">
@@ -24295,7 +24299,7 @@
         <w:ind w:left="4309" w:hanging="360"/>
       </w:pPr>
       <w:rPr>
-        <w:rFonts w:hint="default" w:ascii="Courier New" w:hAnsi="Courier New" w:cs="Courier New"/>
+        <w:rFonts w:ascii="Courier New" w:hAnsi="Courier New" w:cs="Courier New" w:hint="default"/>
       </w:rPr>
     </w:lvl>
     <w:lvl w:ilvl="5" w:tplc="04090005" w:tentative="1">
@@ -24307,7 +24311,7 @@
         <w:ind w:left="5029" w:hanging="360"/>
       </w:pPr>
       <w:rPr>
-        <w:rFonts w:hint="default" w:ascii="Wingdings" w:hAnsi="Wingdings"/>
+        <w:rFonts w:ascii="Wingdings" w:hAnsi="Wingdings" w:hint="default"/>
       </w:rPr>
     </w:lvl>
     <w:lvl w:ilvl="6" w:tplc="04090001" w:tentative="1">
@@ -24319,7 +24323,7 @@
         <w:ind w:left="5749" w:hanging="360"/>
       </w:pPr>
       <w:rPr>
-        <w:rFonts w:hint="default" w:ascii="Symbol" w:hAnsi="Symbol"/>
+        <w:rFonts w:ascii="Symbol" w:hAnsi="Symbol" w:hint="default"/>
       </w:rPr>
     </w:lvl>
     <w:lvl w:ilvl="7" w:tplc="04090003" w:tentative="1">
@@ -24331,7 +24335,7 @@
         <w:ind w:left="6469" w:hanging="360"/>
       </w:pPr>
       <w:rPr>
-        <w:rFonts w:hint="default" w:ascii="Courier New" w:hAnsi="Courier New" w:cs="Courier New"/>
+        <w:rFonts w:ascii="Courier New" w:hAnsi="Courier New" w:cs="Courier New" w:hint="default"/>
       </w:rPr>
     </w:lvl>
     <w:lvl w:ilvl="8" w:tplc="04090005" w:tentative="1">
@@ -24343,7 +24347,7 @@
         <w:ind w:left="7189" w:hanging="360"/>
       </w:pPr>
       <w:rPr>
-        <w:rFonts w:hint="default" w:ascii="Wingdings" w:hAnsi="Wingdings"/>
+        <w:rFonts w:ascii="Wingdings" w:hAnsi="Wingdings" w:hint="default"/>
       </w:rPr>
     </w:lvl>
   </w:abstractNum>
@@ -24360,7 +24364,7 @@
         <w:ind w:left="1429" w:hanging="360"/>
       </w:pPr>
       <w:rPr>
-        <w:rFonts w:hint="default" w:ascii="Symbol" w:hAnsi="Symbol"/>
+        <w:rFonts w:ascii="Symbol" w:hAnsi="Symbol" w:hint="default"/>
       </w:rPr>
     </w:lvl>
     <w:lvl w:ilvl="1" w:tplc="04090003" w:tentative="1">
@@ -24372,7 +24376,7 @@
         <w:ind w:left="2149" w:hanging="360"/>
       </w:pPr>
       <w:rPr>
-        <w:rFonts w:hint="default" w:ascii="Courier New" w:hAnsi="Courier New" w:cs="Courier New"/>
+        <w:rFonts w:ascii="Courier New" w:hAnsi="Courier New" w:cs="Courier New" w:hint="default"/>
       </w:rPr>
     </w:lvl>
     <w:lvl w:ilvl="2" w:tplc="04090005" w:tentative="1">
@@ -24384,7 +24388,7 @@
         <w:ind w:left="2869" w:hanging="360"/>
       </w:pPr>
       <w:rPr>
-        <w:rFonts w:hint="default" w:ascii="Wingdings" w:hAnsi="Wingdings"/>
+        <w:rFonts w:ascii="Wingdings" w:hAnsi="Wingdings" w:hint="default"/>
       </w:rPr>
     </w:lvl>
     <w:lvl w:ilvl="3" w:tplc="04090001" w:tentative="1">
@@ -24396,7 +24400,7 @@
         <w:ind w:left="3589" w:hanging="360"/>
       </w:pPr>
       <w:rPr>
-        <w:rFonts w:hint="default" w:ascii="Symbol" w:hAnsi="Symbol"/>
+        <w:rFonts w:ascii="Symbol" w:hAnsi="Symbol" w:hint="default"/>
       </w:rPr>
     </w:lvl>
     <w:lvl w:ilvl="4" w:tplc="04090003" w:tentative="1">
@@ -24408,7 +24412,7 @@
         <w:ind w:left="4309" w:hanging="360"/>
       </w:pPr>
       <w:rPr>
-        <w:rFonts w:hint="default" w:ascii="Courier New" w:hAnsi="Courier New" w:cs="Courier New"/>
+        <w:rFonts w:ascii="Courier New" w:hAnsi="Courier New" w:cs="Courier New" w:hint="default"/>
       </w:rPr>
     </w:lvl>
     <w:lvl w:ilvl="5" w:tplc="04090005" w:tentative="1">
@@ -24420,7 +24424,7 @@
         <w:ind w:left="5029" w:hanging="360"/>
       </w:pPr>
       <w:rPr>
-        <w:rFonts w:hint="default" w:ascii="Wingdings" w:hAnsi="Wingdings"/>
+        <w:rFonts w:ascii="Wingdings" w:hAnsi="Wingdings" w:hint="default"/>
       </w:rPr>
     </w:lvl>
     <w:lvl w:ilvl="6" w:tplc="04090001" w:tentative="1">
@@ -24432,7 +24436,7 @@
         <w:ind w:left="5749" w:hanging="360"/>
       </w:pPr>
       <w:rPr>
-        <w:rFonts w:hint="default" w:ascii="Symbol" w:hAnsi="Symbol"/>
+        <w:rFonts w:ascii="Symbol" w:hAnsi="Symbol" w:hint="default"/>
       </w:rPr>
     </w:lvl>
     <w:lvl w:ilvl="7" w:tplc="04090003" w:tentative="1">
@@ -24444,7 +24448,7 @@
         <w:ind w:left="6469" w:hanging="360"/>
       </w:pPr>
       <w:rPr>
-        <w:rFonts w:hint="default" w:ascii="Courier New" w:hAnsi="Courier New" w:cs="Courier New"/>
+        <w:rFonts w:ascii="Courier New" w:hAnsi="Courier New" w:cs="Courier New" w:hint="default"/>
       </w:rPr>
     </w:lvl>
     <w:lvl w:ilvl="8" w:tplc="04090005" w:tentative="1">
@@ -24456,7 +24460,7 @@
         <w:ind w:left="7189" w:hanging="360"/>
       </w:pPr>
       <w:rPr>
-        <w:rFonts w:hint="default" w:ascii="Wingdings" w:hAnsi="Wingdings"/>
+        <w:rFonts w:ascii="Wingdings" w:hAnsi="Wingdings" w:hint="default"/>
       </w:rPr>
     </w:lvl>
   </w:abstractNum>
@@ -24473,7 +24477,7 @@
         <w:ind w:left="1429" w:hanging="360"/>
       </w:pPr>
       <w:rPr>
-        <w:rFonts w:hint="default" w:ascii="Symbol" w:hAnsi="Symbol"/>
+        <w:rFonts w:ascii="Symbol" w:hAnsi="Symbol" w:hint="default"/>
       </w:rPr>
     </w:lvl>
     <w:lvl w:ilvl="1" w:tplc="04090003" w:tentative="1">
@@ -24485,7 +24489,7 @@
         <w:ind w:left="2149" w:hanging="360"/>
       </w:pPr>
       <w:rPr>
-        <w:rFonts w:hint="default" w:ascii="Courier New" w:hAnsi="Courier New" w:cs="Courier New"/>
+        <w:rFonts w:ascii="Courier New" w:hAnsi="Courier New" w:cs="Courier New" w:hint="default"/>
       </w:rPr>
     </w:lvl>
     <w:lvl w:ilvl="2" w:tplc="04090005" w:tentative="1">
@@ -24497,7 +24501,7 @@
         <w:ind w:left="2869" w:hanging="360"/>
       </w:pPr>
       <w:rPr>
-        <w:rFonts w:hint="default" w:ascii="Wingdings" w:hAnsi="Wingdings"/>
+        <w:rFonts w:ascii="Wingdings" w:hAnsi="Wingdings" w:hint="default"/>
       </w:rPr>
     </w:lvl>
     <w:lvl w:ilvl="3" w:tplc="04090001" w:tentative="1">
@@ -24509,7 +24513,7 @@
         <w:ind w:left="3589" w:hanging="360"/>
       </w:pPr>
       <w:rPr>
-        <w:rFonts w:hint="default" w:ascii="Symbol" w:hAnsi="Symbol"/>
+        <w:rFonts w:ascii="Symbol" w:hAnsi="Symbol" w:hint="default"/>
       </w:rPr>
     </w:lvl>
     <w:lvl w:ilvl="4" w:tplc="04090003" w:tentative="1">
@@ -24521,7 +24525,7 @@
         <w:ind w:left="4309" w:hanging="360"/>
       </w:pPr>
       <w:rPr>
-        <w:rFonts w:hint="default" w:ascii="Courier New" w:hAnsi="Courier New" w:cs="Courier New"/>
+        <w:rFonts w:ascii="Courier New" w:hAnsi="Courier New" w:cs="Courier New" w:hint="default"/>
       </w:rPr>
     </w:lvl>
     <w:lvl w:ilvl="5" w:tplc="04090005" w:tentative="1">
@@ -24533,7 +24537,7 @@
         <w:ind w:left="5029" w:hanging="360"/>
       </w:pPr>
       <w:rPr>
-        <w:rFonts w:hint="default" w:ascii="Wingdings" w:hAnsi="Wingdings"/>
+        <w:rFonts w:ascii="Wingdings" w:hAnsi="Wingdings" w:hint="default"/>
       </w:rPr>
     </w:lvl>
     <w:lvl w:ilvl="6" w:tplc="04090001" w:tentative="1">
@@ -24545,7 +24549,7 @@
         <w:ind w:left="5749" w:hanging="360"/>
       </w:pPr>
       <w:rPr>
-        <w:rFonts w:hint="default" w:ascii="Symbol" w:hAnsi="Symbol"/>
+        <w:rFonts w:ascii="Symbol" w:hAnsi="Symbol" w:hint="default"/>
       </w:rPr>
     </w:lvl>
     <w:lvl w:ilvl="7" w:tplc="04090003" w:tentative="1">
@@ -24557,7 +24561,7 @@
         <w:ind w:left="6469" w:hanging="360"/>
       </w:pPr>
       <w:rPr>
-        <w:rFonts w:hint="default" w:ascii="Courier New" w:hAnsi="Courier New" w:cs="Courier New"/>
+        <w:rFonts w:ascii="Courier New" w:hAnsi="Courier New" w:cs="Courier New" w:hint="default"/>
       </w:rPr>
     </w:lvl>
     <w:lvl w:ilvl="8" w:tplc="04090005" w:tentative="1">
@@ -24569,7 +24573,7 @@
         <w:ind w:left="7189" w:hanging="360"/>
       </w:pPr>
       <w:rPr>
-        <w:rFonts w:hint="default" w:ascii="Wingdings" w:hAnsi="Wingdings"/>
+        <w:rFonts w:ascii="Wingdings" w:hAnsi="Wingdings" w:hint="default"/>
       </w:rPr>
     </w:lvl>
   </w:abstractNum>
@@ -24586,7 +24590,7 @@
         <w:ind w:left="1429" w:hanging="360"/>
       </w:pPr>
       <w:rPr>
-        <w:rFonts w:hint="default" w:ascii="Symbol" w:hAnsi="Symbol"/>
+        <w:rFonts w:ascii="Symbol" w:hAnsi="Symbol" w:hint="default"/>
       </w:rPr>
     </w:lvl>
     <w:lvl w:ilvl="1" w:tplc="04090003" w:tentative="1">
@@ -24598,7 +24602,7 @@
         <w:ind w:left="2149" w:hanging="360"/>
       </w:pPr>
       <w:rPr>
-        <w:rFonts w:hint="default" w:ascii="Courier New" w:hAnsi="Courier New" w:cs="Courier New"/>
+        <w:rFonts w:ascii="Courier New" w:hAnsi="Courier New" w:cs="Courier New" w:hint="default"/>
       </w:rPr>
     </w:lvl>
     <w:lvl w:ilvl="2" w:tplc="04090005" w:tentative="1">
@@ -24610,7 +24614,7 @@
         <w:ind w:left="2869" w:hanging="360"/>
       </w:pPr>
       <w:rPr>
-        <w:rFonts w:hint="default" w:ascii="Wingdings" w:hAnsi="Wingdings"/>
+        <w:rFonts w:ascii="Wingdings" w:hAnsi="Wingdings" w:hint="default"/>
       </w:rPr>
     </w:lvl>
     <w:lvl w:ilvl="3" w:tplc="04090001" w:tentative="1">
@@ -24622,7 +24626,7 @@
         <w:ind w:left="3589" w:hanging="360"/>
       </w:pPr>
       <w:rPr>
-        <w:rFonts w:hint="default" w:ascii="Symbol" w:hAnsi="Symbol"/>
+        <w:rFonts w:ascii="Symbol" w:hAnsi="Symbol" w:hint="default"/>
       </w:rPr>
     </w:lvl>
     <w:lvl w:ilvl="4" w:tplc="04090003" w:tentative="1">
@@ -24634,7 +24638,7 @@
         <w:ind w:left="4309" w:hanging="360"/>
       </w:pPr>
       <w:rPr>
-        <w:rFonts w:hint="default" w:ascii="Courier New" w:hAnsi="Courier New" w:cs="Courier New"/>
+        <w:rFonts w:ascii="Courier New" w:hAnsi="Courier New" w:cs="Courier New" w:hint="default"/>
       </w:rPr>
     </w:lvl>
     <w:lvl w:ilvl="5" w:tplc="04090005" w:tentative="1">
@@ -24646,7 +24650,7 @@
         <w:ind w:left="5029" w:hanging="360"/>
       </w:pPr>
       <w:rPr>
-        <w:rFonts w:hint="default" w:ascii="Wingdings" w:hAnsi="Wingdings"/>
+        <w:rFonts w:ascii="Wingdings" w:hAnsi="Wingdings" w:hint="default"/>
       </w:rPr>
     </w:lvl>
     <w:lvl w:ilvl="6" w:tplc="04090001" w:tentative="1">
@@ -24658,7 +24662,7 @@
         <w:ind w:left="5749" w:hanging="360"/>
       </w:pPr>
       <w:rPr>
-        <w:rFonts w:hint="default" w:ascii="Symbol" w:hAnsi="Symbol"/>
+        <w:rFonts w:ascii="Symbol" w:hAnsi="Symbol" w:hint="default"/>
       </w:rPr>
     </w:lvl>
     <w:lvl w:ilvl="7" w:tplc="04090003" w:tentative="1">
@@ -24670,7 +24674,7 @@
         <w:ind w:left="6469" w:hanging="360"/>
       </w:pPr>
       <w:rPr>
-        <w:rFonts w:hint="default" w:ascii="Courier New" w:hAnsi="Courier New" w:cs="Courier New"/>
+        <w:rFonts w:ascii="Courier New" w:hAnsi="Courier New" w:cs="Courier New" w:hint="default"/>
       </w:rPr>
     </w:lvl>
     <w:lvl w:ilvl="8" w:tplc="04090005" w:tentative="1">
@@ -24682,7 +24686,7 @@
         <w:ind w:left="7189" w:hanging="360"/>
       </w:pPr>
       <w:rPr>
-        <w:rFonts w:hint="default" w:ascii="Wingdings" w:hAnsi="Wingdings"/>
+        <w:rFonts w:ascii="Wingdings" w:hAnsi="Wingdings" w:hint="default"/>
       </w:rPr>
     </w:lvl>
   </w:abstractNum>
@@ -24699,7 +24703,7 @@
         <w:ind w:left="1429" w:hanging="360"/>
       </w:pPr>
       <w:rPr>
-        <w:rFonts w:hint="default" w:ascii="Symbol" w:hAnsi="Symbol"/>
+        <w:rFonts w:ascii="Symbol" w:hAnsi="Symbol" w:hint="default"/>
       </w:rPr>
     </w:lvl>
     <w:lvl w:ilvl="1" w:tplc="04090003" w:tentative="1">
@@ -24711,7 +24715,7 @@
         <w:ind w:left="2149" w:hanging="360"/>
       </w:pPr>
       <w:rPr>
-        <w:rFonts w:hint="default" w:ascii="Courier New" w:hAnsi="Courier New" w:cs="Courier New"/>
+        <w:rFonts w:ascii="Courier New" w:hAnsi="Courier New" w:cs="Courier New" w:hint="default"/>
       </w:rPr>
     </w:lvl>
     <w:lvl w:ilvl="2" w:tplc="04090005" w:tentative="1">
@@ -24723,7 +24727,7 @@
         <w:ind w:left="2869" w:hanging="360"/>
       </w:pPr>
       <w:rPr>
-        <w:rFonts w:hint="default" w:ascii="Wingdings" w:hAnsi="Wingdings"/>
+        <w:rFonts w:ascii="Wingdings" w:hAnsi="Wingdings" w:hint="default"/>
       </w:rPr>
     </w:lvl>
     <w:lvl w:ilvl="3" w:tplc="04090001" w:tentative="1">
@@ -24735,7 +24739,7 @@
         <w:ind w:left="3589" w:hanging="360"/>
       </w:pPr>
       <w:rPr>
-        <w:rFonts w:hint="default" w:ascii="Symbol" w:hAnsi="Symbol"/>
+        <w:rFonts w:ascii="Symbol" w:hAnsi="Symbol" w:hint="default"/>
       </w:rPr>
     </w:lvl>
     <w:lvl w:ilvl="4" w:tplc="04090003" w:tentative="1">
@@ -24747,7 +24751,7 @@
         <w:ind w:left="4309" w:hanging="360"/>
       </w:pPr>
       <w:rPr>
-        <w:rFonts w:hint="default" w:ascii="Courier New" w:hAnsi="Courier New" w:cs="Courier New"/>
+        <w:rFonts w:ascii="Courier New" w:hAnsi="Courier New" w:cs="Courier New" w:hint="default"/>
       </w:rPr>
     </w:lvl>
     <w:lvl w:ilvl="5" w:tplc="04090005" w:tentative="1">
@@ -24759,7 +24763,7 @@
         <w:ind w:left="5029" w:hanging="360"/>
       </w:pPr>
       <w:rPr>
-        <w:rFonts w:hint="default" w:ascii="Wingdings" w:hAnsi="Wingdings"/>
+        <w:rFonts w:ascii="Wingdings" w:hAnsi="Wingdings" w:hint="default"/>
       </w:rPr>
     </w:lvl>
     <w:lvl w:ilvl="6" w:tplc="04090001" w:tentative="1">
@@ -24771,7 +24775,7 @@
         <w:ind w:left="5749" w:hanging="360"/>
       </w:pPr>
       <w:rPr>
-        <w:rFonts w:hint="default" w:ascii="Symbol" w:hAnsi="Symbol"/>
+        <w:rFonts w:ascii="Symbol" w:hAnsi="Symbol" w:hint="default"/>
       </w:rPr>
     </w:lvl>
     <w:lvl w:ilvl="7" w:tplc="04090003" w:tentative="1">
@@ -24783,7 +24787,7 @@
         <w:ind w:left="6469" w:hanging="360"/>
       </w:pPr>
       <w:rPr>
-        <w:rFonts w:hint="default" w:ascii="Courier New" w:hAnsi="Courier New" w:cs="Courier New"/>
+        <w:rFonts w:ascii="Courier New" w:hAnsi="Courier New" w:cs="Courier New" w:hint="default"/>
       </w:rPr>
     </w:lvl>
     <w:lvl w:ilvl="8" w:tplc="04090005" w:tentative="1">
@@ -24795,7 +24799,7 @@
         <w:ind w:left="7189" w:hanging="360"/>
       </w:pPr>
       <w:rPr>
-        <w:rFonts w:hint="default" w:ascii="Wingdings" w:hAnsi="Wingdings"/>
+        <w:rFonts w:ascii="Wingdings" w:hAnsi="Wingdings" w:hint="default"/>
       </w:rPr>
     </w:lvl>
   </w:abstractNum>
@@ -24812,7 +24816,7 @@
         <w:ind w:left="1429" w:hanging="360"/>
       </w:pPr>
       <w:rPr>
-        <w:rFonts w:hint="default" w:ascii="Symbol" w:hAnsi="Symbol"/>
+        <w:rFonts w:ascii="Symbol" w:hAnsi="Symbol" w:hint="default"/>
       </w:rPr>
     </w:lvl>
     <w:lvl w:ilvl="1" w:tplc="04090003" w:tentative="1">
@@ -24824,7 +24828,7 @@
         <w:ind w:left="2149" w:hanging="360"/>
       </w:pPr>
       <w:rPr>
-        <w:rFonts w:hint="default" w:ascii="Courier New" w:hAnsi="Courier New" w:cs="Courier New"/>
+        <w:rFonts w:ascii="Courier New" w:hAnsi="Courier New" w:cs="Courier New" w:hint="default"/>
       </w:rPr>
     </w:lvl>
     <w:lvl w:ilvl="2" w:tplc="04090005" w:tentative="1">
@@ -24836,7 +24840,7 @@
         <w:ind w:left="2869" w:hanging="360"/>
       </w:pPr>
       <w:rPr>
-        <w:rFonts w:hint="default" w:ascii="Wingdings" w:hAnsi="Wingdings"/>
+        <w:rFonts w:ascii="Wingdings" w:hAnsi="Wingdings" w:hint="default"/>
       </w:rPr>
     </w:lvl>
     <w:lvl w:ilvl="3" w:tplc="04090001" w:tentative="1">
@@ -24848,7 +24852,7 @@
         <w:ind w:left="3589" w:hanging="360"/>
       </w:pPr>
       <w:rPr>
-        <w:rFonts w:hint="default" w:ascii="Symbol" w:hAnsi="Symbol"/>
+        <w:rFonts w:ascii="Symbol" w:hAnsi="Symbol" w:hint="default"/>
       </w:rPr>
     </w:lvl>
     <w:lvl w:ilvl="4" w:tplc="04090003" w:tentative="1">
@@ -24860,7 +24864,7 @@
         <w:ind w:left="4309" w:hanging="360"/>
       </w:pPr>
       <w:rPr>
-        <w:rFonts w:hint="default" w:ascii="Courier New" w:hAnsi="Courier New" w:cs="Courier New"/>
+        <w:rFonts w:ascii="Courier New" w:hAnsi="Courier New" w:cs="Courier New" w:hint="default"/>
       </w:rPr>
     </w:lvl>
     <w:lvl w:ilvl="5" w:tplc="04090005" w:tentative="1">
@@ -24872,7 +24876,7 @@
         <w:ind w:left="5029" w:hanging="360"/>
       </w:pPr>
       <w:rPr>
-        <w:rFonts w:hint="default" w:ascii="Wingdings" w:hAnsi="Wingdings"/>
+        <w:rFonts w:ascii="Wingdings" w:hAnsi="Wingdings" w:hint="default"/>
       </w:rPr>
     </w:lvl>
     <w:lvl w:ilvl="6" w:tplc="04090001" w:tentative="1">
@@ -24884,7 +24888,7 @@
         <w:ind w:left="5749" w:hanging="360"/>
       </w:pPr>
       <w:rPr>
-        <w:rFonts w:hint="default" w:ascii="Symbol" w:hAnsi="Symbol"/>
+        <w:rFonts w:ascii="Symbol" w:hAnsi="Symbol" w:hint="default"/>
       </w:rPr>
     </w:lvl>
     <w:lvl w:ilvl="7" w:tplc="04090003" w:tentative="1">
@@ -24896,7 +24900,7 @@
         <w:ind w:left="6469" w:hanging="360"/>
       </w:pPr>
       <w:rPr>
-        <w:rFonts w:hint="default" w:ascii="Courier New" w:hAnsi="Courier New" w:cs="Courier New"/>
+        <w:rFonts w:ascii="Courier New" w:hAnsi="Courier New" w:cs="Courier New" w:hint="default"/>
       </w:rPr>
     </w:lvl>
     <w:lvl w:ilvl="8" w:tplc="04090005" w:tentative="1">
@@ -24908,7 +24912,7 @@
         <w:ind w:left="7189" w:hanging="360"/>
       </w:pPr>
       <w:rPr>
-        <w:rFonts w:hint="default" w:ascii="Wingdings" w:hAnsi="Wingdings"/>
+        <w:rFonts w:ascii="Wingdings" w:hAnsi="Wingdings" w:hint="default"/>
       </w:rPr>
     </w:lvl>
   </w:abstractNum>
@@ -24925,7 +24929,7 @@
         <w:ind w:left="1429" w:hanging="360"/>
       </w:pPr>
       <w:rPr>
-        <w:rFonts w:hint="default" w:ascii="Symbol" w:hAnsi="Symbol"/>
+        <w:rFonts w:ascii="Symbol" w:hAnsi="Symbol" w:hint="default"/>
       </w:rPr>
     </w:lvl>
     <w:lvl w:ilvl="1" w:tplc="04090003" w:tentative="1">
@@ -24937,7 +24941,7 @@
         <w:ind w:left="2149" w:hanging="360"/>
       </w:pPr>
       <w:rPr>
-        <w:rFonts w:hint="default" w:ascii="Courier New" w:hAnsi="Courier New" w:cs="Courier New"/>
+        <w:rFonts w:ascii="Courier New" w:hAnsi="Courier New" w:cs="Courier New" w:hint="default"/>
       </w:rPr>
     </w:lvl>
     <w:lvl w:ilvl="2" w:tplc="04090005" w:tentative="1">
@@ -24949,7 +24953,7 @@
         <w:ind w:left="2869" w:hanging="360"/>
       </w:pPr>
       <w:rPr>
-        <w:rFonts w:hint="default" w:ascii="Wingdings" w:hAnsi="Wingdings"/>
+        <w:rFonts w:ascii="Wingdings" w:hAnsi="Wingdings" w:hint="default"/>
       </w:rPr>
     </w:lvl>
     <w:lvl w:ilvl="3" w:tplc="04090001" w:tentative="1">
@@ -24961,7 +24965,7 @@
         <w:ind w:left="3589" w:hanging="360"/>
       </w:pPr>
       <w:rPr>
-        <w:rFonts w:hint="default" w:ascii="Symbol" w:hAnsi="Symbol"/>
+        <w:rFonts w:ascii="Symbol" w:hAnsi="Symbol" w:hint="default"/>
       </w:rPr>
     </w:lvl>
     <w:lvl w:ilvl="4" w:tplc="04090003" w:tentative="1">
@@ -24973,7 +24977,7 @@
         <w:ind w:left="4309" w:hanging="360"/>
       </w:pPr>
       <w:rPr>
-        <w:rFonts w:hint="default" w:ascii="Courier New" w:hAnsi="Courier New" w:cs="Courier New"/>
+        <w:rFonts w:ascii="Courier New" w:hAnsi="Courier New" w:cs="Courier New" w:hint="default"/>
       </w:rPr>
     </w:lvl>
     <w:lvl w:ilvl="5" w:tplc="04090005" w:tentative="1">
@@ -24985,7 +24989,7 @@
         <w:ind w:left="5029" w:hanging="360"/>
       </w:pPr>
       <w:rPr>
-        <w:rFonts w:hint="default" w:ascii="Wingdings" w:hAnsi="Wingdings"/>
+        <w:rFonts w:ascii="Wingdings" w:hAnsi="Wingdings" w:hint="default"/>
       </w:rPr>
     </w:lvl>
     <w:lvl w:ilvl="6" w:tplc="04090001" w:tentative="1">
@@ -24997,7 +25001,7 @@
         <w:ind w:left="5749" w:hanging="360"/>
       </w:pPr>
       <w:rPr>
-        <w:rFonts w:hint="default" w:ascii="Symbol" w:hAnsi="Symbol"/>
+        <w:rFonts w:ascii="Symbol" w:hAnsi="Symbol" w:hint="default"/>
       </w:rPr>
     </w:lvl>
     <w:lvl w:ilvl="7" w:tplc="04090003" w:tentative="1">
@@ -25009,7 +25013,7 @@
         <w:ind w:left="6469" w:hanging="360"/>
       </w:pPr>
       <w:rPr>
-        <w:rFonts w:hint="default" w:ascii="Courier New" w:hAnsi="Courier New" w:cs="Courier New"/>
+        <w:rFonts w:ascii="Courier New" w:hAnsi="Courier New" w:cs="Courier New" w:hint="default"/>
       </w:rPr>
     </w:lvl>
     <w:lvl w:ilvl="8" w:tplc="04090005" w:tentative="1">
@@ -25021,7 +25025,7 @@
         <w:ind w:left="7189" w:hanging="360"/>
       </w:pPr>
       <w:rPr>
-        <w:rFonts w:hint="default" w:ascii="Wingdings" w:hAnsi="Wingdings"/>
+        <w:rFonts w:ascii="Wingdings" w:hAnsi="Wingdings" w:hint="default"/>
       </w:rPr>
     </w:lvl>
   </w:abstractNum>
@@ -25038,7 +25042,7 @@
         <w:ind w:left="1429" w:hanging="360"/>
       </w:pPr>
       <w:rPr>
-        <w:rFonts w:hint="default" w:ascii="Symbol" w:hAnsi="Symbol"/>
+        <w:rFonts w:ascii="Symbol" w:hAnsi="Symbol" w:hint="default"/>
       </w:rPr>
     </w:lvl>
     <w:lvl w:ilvl="1" w:tplc="04090003" w:tentative="1">
@@ -25050,7 +25054,7 @@
         <w:ind w:left="2149" w:hanging="360"/>
       </w:pPr>
       <w:rPr>
-        <w:rFonts w:hint="default" w:ascii="Courier New" w:hAnsi="Courier New" w:cs="Courier New"/>
+        <w:rFonts w:ascii="Courier New" w:hAnsi="Courier New" w:cs="Courier New" w:hint="default"/>
       </w:rPr>
     </w:lvl>
     <w:lvl w:ilvl="2" w:tplc="04090005" w:tentative="1">
@@ -25062,7 +25066,7 @@
         <w:ind w:left="2869" w:hanging="360"/>
       </w:pPr>
       <w:rPr>
-        <w:rFonts w:hint="default" w:ascii="Wingdings" w:hAnsi="Wingdings"/>
+        <w:rFonts w:ascii="Wingdings" w:hAnsi="Wingdings" w:hint="default"/>
       </w:rPr>
     </w:lvl>
     <w:lvl w:ilvl="3" w:tplc="04090001" w:tentative="1">
@@ -25074,7 +25078,7 @@
         <w:ind w:left="3589" w:hanging="360"/>
       </w:pPr>
       <w:rPr>
-        <w:rFonts w:hint="default" w:ascii="Symbol" w:hAnsi="Symbol"/>
+        <w:rFonts w:ascii="Symbol" w:hAnsi="Symbol" w:hint="default"/>
       </w:rPr>
     </w:lvl>
     <w:lvl w:ilvl="4" w:tplc="04090003" w:tentative="1">
@@ -25086,7 +25090,7 @@
         <w:ind w:left="4309" w:hanging="360"/>
       </w:pPr>
       <w:rPr>
-        <w:rFonts w:hint="default" w:ascii="Courier New" w:hAnsi="Courier New" w:cs="Courier New"/>
+        <w:rFonts w:ascii="Courier New" w:hAnsi="Courier New" w:cs="Courier New" w:hint="default"/>
       </w:rPr>
     </w:lvl>
     <w:lvl w:ilvl="5" w:tplc="04090005" w:tentative="1">
@@ -25098,7 +25102,7 @@
         <w:ind w:left="5029" w:hanging="360"/>
       </w:pPr>
       <w:rPr>
-        <w:rFonts w:hint="default" w:ascii="Wingdings" w:hAnsi="Wingdings"/>
+        <w:rFonts w:ascii="Wingdings" w:hAnsi="Wingdings" w:hint="default"/>
       </w:rPr>
     </w:lvl>
     <w:lvl w:ilvl="6" w:tplc="04090001" w:tentative="1">
@@ -25110,7 +25114,7 @@
         <w:ind w:left="5749" w:hanging="360"/>
       </w:pPr>
       <w:rPr>
-        <w:rFonts w:hint="default" w:ascii="Symbol" w:hAnsi="Symbol"/>
+        <w:rFonts w:ascii="Symbol" w:hAnsi="Symbol" w:hint="default"/>
       </w:rPr>
     </w:lvl>
     <w:lvl w:ilvl="7" w:tplc="04090003" w:tentative="1">
@@ -25122,7 +25126,7 @@
         <w:ind w:left="6469" w:hanging="360"/>
       </w:pPr>
       <w:rPr>
-        <w:rFonts w:hint="default" w:ascii="Courier New" w:hAnsi="Courier New" w:cs="Courier New"/>
+        <w:rFonts w:ascii="Courier New" w:hAnsi="Courier New" w:cs="Courier New" w:hint="default"/>
       </w:rPr>
     </w:lvl>
     <w:lvl w:ilvl="8" w:tplc="04090005" w:tentative="1">
@@ -25134,7 +25138,7 @@
         <w:ind w:left="7189" w:hanging="360"/>
       </w:pPr>
       <w:rPr>
-        <w:rFonts w:hint="default" w:ascii="Wingdings" w:hAnsi="Wingdings"/>
+        <w:rFonts w:ascii="Wingdings" w:hAnsi="Wingdings" w:hint="default"/>
       </w:rPr>
     </w:lvl>
   </w:abstractNum>
@@ -25151,7 +25155,7 @@
         <w:ind w:left="720" w:hanging="360"/>
       </w:pPr>
       <w:rPr>
-        <w:rFonts w:hint="default" w:ascii="Symbol" w:hAnsi="Symbol"/>
+        <w:rFonts w:ascii="Symbol" w:hAnsi="Symbol" w:hint="default"/>
       </w:rPr>
     </w:lvl>
     <w:lvl w:ilvl="1" w:tplc="04090003" w:tentative="1">
@@ -25163,7 +25167,7 @@
         <w:ind w:left="1440" w:hanging="360"/>
       </w:pPr>
       <w:rPr>
-        <w:rFonts w:hint="default" w:ascii="Courier New" w:hAnsi="Courier New" w:cs="Courier New"/>
+        <w:rFonts w:ascii="Courier New" w:hAnsi="Courier New" w:cs="Courier New" w:hint="default"/>
       </w:rPr>
     </w:lvl>
     <w:lvl w:ilvl="2" w:tplc="04090005" w:tentative="1">
@@ -25175,7 +25179,7 @@
         <w:ind w:left="2160" w:hanging="360"/>
       </w:pPr>
       <w:rPr>
-        <w:rFonts w:hint="default" w:ascii="Wingdings" w:hAnsi="Wingdings"/>
+        <w:rFonts w:ascii="Wingdings" w:hAnsi="Wingdings" w:hint="default"/>
       </w:rPr>
     </w:lvl>
     <w:lvl w:ilvl="3" w:tplc="04090001" w:tentative="1">
@@ -25187,7 +25191,7 @@
         <w:ind w:left="2880" w:hanging="360"/>
       </w:pPr>
       <w:rPr>
-        <w:rFonts w:hint="default" w:ascii="Symbol" w:hAnsi="Symbol"/>
+        <w:rFonts w:ascii="Symbol" w:hAnsi="Symbol" w:hint="default"/>
       </w:rPr>
     </w:lvl>
     <w:lvl w:ilvl="4" w:tplc="04090003" w:tentative="1">
@@ -25199,7 +25203,7 @@
         <w:ind w:left="3600" w:hanging="360"/>
       </w:pPr>
       <w:rPr>
-        <w:rFonts w:hint="default" w:ascii="Courier New" w:hAnsi="Courier New" w:cs="Courier New"/>
+        <w:rFonts w:ascii="Courier New" w:hAnsi="Courier New" w:cs="Courier New" w:hint="default"/>
       </w:rPr>
     </w:lvl>
     <w:lvl w:ilvl="5" w:tplc="04090005" w:tentative="1">
@@ -25211,7 +25215,7 @@
         <w:ind w:left="4320" w:hanging="360"/>
       </w:pPr>
       <w:rPr>
-        <w:rFonts w:hint="default" w:ascii="Wingdings" w:hAnsi="Wingdings"/>
+        <w:rFonts w:ascii="Wingdings" w:hAnsi="Wingdings" w:hint="default"/>
       </w:rPr>
     </w:lvl>
     <w:lvl w:ilvl="6" w:tplc="04090001" w:tentative="1">
@@ -25223,7 +25227,7 @@
         <w:ind w:left="5040" w:hanging="360"/>
       </w:pPr>
       <w:rPr>
-        <w:rFonts w:hint="default" w:ascii="Symbol" w:hAnsi="Symbol"/>
+        <w:rFonts w:ascii="Symbol" w:hAnsi="Symbol" w:hint="default"/>
       </w:rPr>
     </w:lvl>
     <w:lvl w:ilvl="7" w:tplc="04090003" w:tentative="1">
@@ -25235,7 +25239,7 @@
         <w:ind w:left="5760" w:hanging="360"/>
       </w:pPr>
       <w:rPr>
-        <w:rFonts w:hint="default" w:ascii="Courier New" w:hAnsi="Courier New" w:cs="Courier New"/>
+        <w:rFonts w:ascii="Courier New" w:hAnsi="Courier New" w:cs="Courier New" w:hint="default"/>
       </w:rPr>
     </w:lvl>
     <w:lvl w:ilvl="8" w:tplc="04090005" w:tentative="1">
@@ -25247,7 +25251,7 @@
         <w:ind w:left="6480" w:hanging="360"/>
       </w:pPr>
       <w:rPr>
-        <w:rFonts w:hint="default" w:ascii="Wingdings" w:hAnsi="Wingdings"/>
+        <w:rFonts w:ascii="Wingdings" w:hAnsi="Wingdings" w:hint="default"/>
       </w:rPr>
     </w:lvl>
   </w:abstractNum>
@@ -25264,7 +25268,7 @@
         <w:ind w:left="1429" w:hanging="360"/>
       </w:pPr>
       <w:rPr>
-        <w:rFonts w:hint="default" w:ascii="Symbol" w:hAnsi="Symbol"/>
+        <w:rFonts w:ascii="Symbol" w:hAnsi="Symbol" w:hint="default"/>
       </w:rPr>
     </w:lvl>
     <w:lvl w:ilvl="1" w:tplc="04090003" w:tentative="1">
@@ -25276,7 +25280,7 @@
         <w:ind w:left="2149" w:hanging="360"/>
       </w:pPr>
       <w:rPr>
-        <w:rFonts w:hint="default" w:ascii="Courier New" w:hAnsi="Courier New" w:cs="Courier New"/>
+        <w:rFonts w:ascii="Courier New" w:hAnsi="Courier New" w:cs="Courier New" w:hint="default"/>
       </w:rPr>
     </w:lvl>
     <w:lvl w:ilvl="2" w:tplc="04090005" w:tentative="1">
@@ -25288,7 +25292,7 @@
         <w:ind w:left="2869" w:hanging="360"/>
       </w:pPr>
       <w:rPr>
-        <w:rFonts w:hint="default" w:ascii="Wingdings" w:hAnsi="Wingdings"/>
+        <w:rFonts w:ascii="Wingdings" w:hAnsi="Wingdings" w:hint="default"/>
       </w:rPr>
     </w:lvl>
     <w:lvl w:ilvl="3" w:tplc="04090001" w:tentative="1">
@@ -25300,7 +25304,7 @@
         <w:ind w:left="3589" w:hanging="360"/>
       </w:pPr>
       <w:rPr>
-        <w:rFonts w:hint="default" w:ascii="Symbol" w:hAnsi="Symbol"/>
+        <w:rFonts w:ascii="Symbol" w:hAnsi="Symbol" w:hint="default"/>
       </w:rPr>
     </w:lvl>
     <w:lvl w:ilvl="4" w:tplc="04090003" w:tentative="1">
@@ -25312,7 +25316,7 @@
         <w:ind w:left="4309" w:hanging="360"/>
       </w:pPr>
       <w:rPr>
-        <w:rFonts w:hint="default" w:ascii="Courier New" w:hAnsi="Courier New" w:cs="Courier New"/>
+        <w:rFonts w:ascii="Courier New" w:hAnsi="Courier New" w:cs="Courier New" w:hint="default"/>
       </w:rPr>
     </w:lvl>
     <w:lvl w:ilvl="5" w:tplc="04090005" w:tentative="1">
@@ -25324,7 +25328,7 @@
         <w:ind w:left="5029" w:hanging="360"/>
       </w:pPr>
       <w:rPr>
-        <w:rFonts w:hint="default" w:ascii="Wingdings" w:hAnsi="Wingdings"/>
+        <w:rFonts w:ascii="Wingdings" w:hAnsi="Wingdings" w:hint="default"/>
       </w:rPr>
     </w:lvl>
     <w:lvl w:ilvl="6" w:tplc="04090001" w:tentative="1">
@@ -25336,7 +25340,7 @@
         <w:ind w:left="5749" w:hanging="360"/>
       </w:pPr>
       <w:rPr>
-        <w:rFonts w:hint="default" w:ascii="Symbol" w:hAnsi="Symbol"/>
+        <w:rFonts w:ascii="Symbol" w:hAnsi="Symbol" w:hint="default"/>
       </w:rPr>
     </w:lvl>
     <w:lvl w:ilvl="7" w:tplc="04090003" w:tentative="1">
@@ -25348,7 +25352,7 @@
         <w:ind w:left="6469" w:hanging="360"/>
       </w:pPr>
       <w:rPr>
-        <w:rFonts w:hint="default" w:ascii="Courier New" w:hAnsi="Courier New" w:cs="Courier New"/>
+        <w:rFonts w:ascii="Courier New" w:hAnsi="Courier New" w:cs="Courier New" w:hint="default"/>
       </w:rPr>
     </w:lvl>
     <w:lvl w:ilvl="8" w:tplc="04090005" w:tentative="1">
@@ -25360,7 +25364,7 @@
         <w:ind w:left="7189" w:hanging="360"/>
       </w:pPr>
       <w:rPr>
-        <w:rFonts w:hint="default" w:ascii="Wingdings" w:hAnsi="Wingdings"/>
+        <w:rFonts w:ascii="Wingdings" w:hAnsi="Wingdings" w:hint="default"/>
       </w:rPr>
     </w:lvl>
   </w:abstractNum>
@@ -25377,7 +25381,7 @@
         <w:ind w:left="1429" w:hanging="360"/>
       </w:pPr>
       <w:rPr>
-        <w:rFonts w:hint="default" w:ascii="Symbol" w:hAnsi="Symbol"/>
+        <w:rFonts w:ascii="Symbol" w:hAnsi="Symbol" w:hint="default"/>
       </w:rPr>
     </w:lvl>
     <w:lvl w:ilvl="1" w:tplc="04090003" w:tentative="1">
@@ -25389,7 +25393,7 @@
         <w:ind w:left="2149" w:hanging="360"/>
       </w:pPr>
       <w:rPr>
-        <w:rFonts w:hint="default" w:ascii="Courier New" w:hAnsi="Courier New" w:cs="Courier New"/>
+        <w:rFonts w:ascii="Courier New" w:hAnsi="Courier New" w:cs="Courier New" w:hint="default"/>
       </w:rPr>
     </w:lvl>
     <w:lvl w:ilvl="2" w:tplc="04090005" w:tentative="1">
@@ -25401,7 +25405,7 @@
         <w:ind w:left="2869" w:hanging="360"/>
       </w:pPr>
       <w:rPr>
-        <w:rFonts w:hint="default" w:ascii="Wingdings" w:hAnsi="Wingdings"/>
+        <w:rFonts w:ascii="Wingdings" w:hAnsi="Wingdings" w:hint="default"/>
       </w:rPr>
     </w:lvl>
     <w:lvl w:ilvl="3" w:tplc="04090001" w:tentative="1">
@@ -25413,7 +25417,7 @@
         <w:ind w:left="3589" w:hanging="360"/>
       </w:pPr>
       <w:rPr>
-        <w:rFonts w:hint="default" w:ascii="Symbol" w:hAnsi="Symbol"/>
+        <w:rFonts w:ascii="Symbol" w:hAnsi="Symbol" w:hint="default"/>
       </w:rPr>
     </w:lvl>
     <w:lvl w:ilvl="4" w:tplc="04090003" w:tentative="1">
@@ -25425,7 +25429,7 @@
         <w:ind w:left="4309" w:hanging="360"/>
       </w:pPr>
       <w:rPr>
-        <w:rFonts w:hint="default" w:ascii="Courier New" w:hAnsi="Courier New" w:cs="Courier New"/>
+        <w:rFonts w:ascii="Courier New" w:hAnsi="Courier New" w:cs="Courier New" w:hint="default"/>
       </w:rPr>
     </w:lvl>
     <w:lvl w:ilvl="5" w:tplc="04090005" w:tentative="1">
@@ -25437,7 +25441,7 @@
         <w:ind w:left="5029" w:hanging="360"/>
       </w:pPr>
       <w:rPr>
-        <w:rFonts w:hint="default" w:ascii="Wingdings" w:hAnsi="Wingdings"/>
+        <w:rFonts w:ascii="Wingdings" w:hAnsi="Wingdings" w:hint="default"/>
       </w:rPr>
     </w:lvl>
     <w:lvl w:ilvl="6" w:tplc="04090001" w:tentative="1">
@@ -25449,7 +25453,7 @@
         <w:ind w:left="5749" w:hanging="360"/>
       </w:pPr>
       <w:rPr>
-        <w:rFonts w:hint="default" w:ascii="Symbol" w:hAnsi="Symbol"/>
+        <w:rFonts w:ascii="Symbol" w:hAnsi="Symbol" w:hint="default"/>
       </w:rPr>
     </w:lvl>
     <w:lvl w:ilvl="7" w:tplc="04090003" w:tentative="1">
@@ -25461,7 +25465,7 @@
         <w:ind w:left="6469" w:hanging="360"/>
       </w:pPr>
       <w:rPr>
-        <w:rFonts w:hint="default" w:ascii="Courier New" w:hAnsi="Courier New" w:cs="Courier New"/>
+        <w:rFonts w:ascii="Courier New" w:hAnsi="Courier New" w:cs="Courier New" w:hint="default"/>
       </w:rPr>
     </w:lvl>
     <w:lvl w:ilvl="8" w:tplc="04090005" w:tentative="1">
@@ -25473,7 +25477,7 @@
         <w:ind w:left="7189" w:hanging="360"/>
       </w:pPr>
       <w:rPr>
-        <w:rFonts w:hint="default" w:ascii="Wingdings" w:hAnsi="Wingdings"/>
+        <w:rFonts w:ascii="Wingdings" w:hAnsi="Wingdings" w:hint="default"/>
       </w:rPr>
     </w:lvl>
   </w:abstractNum>
@@ -25490,7 +25494,7 @@
         <w:ind w:left="1429" w:hanging="360"/>
       </w:pPr>
       <w:rPr>
-        <w:rFonts w:hint="default" w:ascii="Symbol" w:hAnsi="Symbol"/>
+        <w:rFonts w:ascii="Symbol" w:hAnsi="Symbol" w:hint="default"/>
       </w:rPr>
     </w:lvl>
     <w:lvl w:ilvl="1" w:tplc="04090003" w:tentative="1">
@@ -25502,7 +25506,7 @@
         <w:ind w:left="2149" w:hanging="360"/>
       </w:pPr>
       <w:rPr>
-        <w:rFonts w:hint="default" w:ascii="Courier New" w:hAnsi="Courier New" w:cs="Courier New"/>
+        <w:rFonts w:ascii="Courier New" w:hAnsi="Courier New" w:cs="Courier New" w:hint="default"/>
       </w:rPr>
     </w:lvl>
     <w:lvl w:ilvl="2" w:tplc="04090005" w:tentative="1">
@@ -25514,7 +25518,7 @@
         <w:ind w:left="2869" w:hanging="360"/>
       </w:pPr>
       <w:rPr>
-        <w:rFonts w:hint="default" w:ascii="Wingdings" w:hAnsi="Wingdings"/>
+        <w:rFonts w:ascii="Wingdings" w:hAnsi="Wingdings" w:hint="default"/>
       </w:rPr>
     </w:lvl>
     <w:lvl w:ilvl="3" w:tplc="04090001" w:tentative="1">
@@ -25526,7 +25530,7 @@
         <w:ind w:left="3589" w:hanging="360"/>
       </w:pPr>
       <w:rPr>
-        <w:rFonts w:hint="default" w:ascii="Symbol" w:hAnsi="Symbol"/>
+        <w:rFonts w:ascii="Symbol" w:hAnsi="Symbol" w:hint="default"/>
       </w:rPr>
     </w:lvl>
     <w:lvl w:ilvl="4" w:tplc="04090003" w:tentative="1">
@@ -25538,7 +25542,7 @@
         <w:ind w:left="4309" w:hanging="360"/>
       </w:pPr>
       <w:rPr>
-        <w:rFonts w:hint="default" w:ascii="Courier New" w:hAnsi="Courier New" w:cs="Courier New"/>
+        <w:rFonts w:ascii="Courier New" w:hAnsi="Courier New" w:cs="Courier New" w:hint="default"/>
       </w:rPr>
     </w:lvl>
     <w:lvl w:ilvl="5" w:tplc="04090005" w:tentative="1">
@@ -25550,7 +25554,7 @@
         <w:ind w:left="5029" w:hanging="360"/>
       </w:pPr>
       <w:rPr>
-        <w:rFonts w:hint="default" w:ascii="Wingdings" w:hAnsi="Wingdings"/>
+        <w:rFonts w:ascii="Wingdings" w:hAnsi="Wingdings" w:hint="default"/>
       </w:rPr>
     </w:lvl>
     <w:lvl w:ilvl="6" w:tplc="04090001" w:tentative="1">
@@ -25562,7 +25566,7 @@
         <w:ind w:left="5749" w:hanging="360"/>
       </w:pPr>
       <w:rPr>
-        <w:rFonts w:hint="default" w:ascii="Symbol" w:hAnsi="Symbol"/>
+        <w:rFonts w:ascii="Symbol" w:hAnsi="Symbol" w:hint="default"/>
       </w:rPr>
     </w:lvl>
     <w:lvl w:ilvl="7" w:tplc="04090003" w:tentative="1">
@@ -25574,7 +25578,7 @@
         <w:ind w:left="6469" w:hanging="360"/>
       </w:pPr>
       <w:rPr>
-        <w:rFonts w:hint="default" w:ascii="Courier New" w:hAnsi="Courier New" w:cs="Courier New"/>
+        <w:rFonts w:ascii="Courier New" w:hAnsi="Courier New" w:cs="Courier New" w:hint="default"/>
       </w:rPr>
     </w:lvl>
     <w:lvl w:ilvl="8" w:tplc="04090005" w:tentative="1">
@@ -25586,7 +25590,7 @@
         <w:ind w:left="7189" w:hanging="360"/>
       </w:pPr>
       <w:rPr>
-        <w:rFonts w:hint="default" w:ascii="Wingdings" w:hAnsi="Wingdings"/>
+        <w:rFonts w:ascii="Wingdings" w:hAnsi="Wingdings" w:hint="default"/>
       </w:rPr>
     </w:lvl>
   </w:abstractNum>
@@ -25603,7 +25607,7 @@
         <w:ind w:left="1429" w:hanging="360"/>
       </w:pPr>
       <w:rPr>
-        <w:rFonts w:hint="default" w:ascii="Symbol" w:hAnsi="Symbol"/>
+        <w:rFonts w:ascii="Symbol" w:hAnsi="Symbol" w:hint="default"/>
       </w:rPr>
     </w:lvl>
     <w:lvl w:ilvl="1" w:tplc="04090003" w:tentative="1">
@@ -25615,7 +25619,7 @@
         <w:ind w:left="2149" w:hanging="360"/>
       </w:pPr>
       <w:rPr>
-        <w:rFonts w:hint="default" w:ascii="Courier New" w:hAnsi="Courier New" w:cs="Courier New"/>
+        <w:rFonts w:ascii="Courier New" w:hAnsi="Courier New" w:cs="Courier New" w:hint="default"/>
       </w:rPr>
     </w:lvl>
     <w:lvl w:ilvl="2" w:tplc="04090005" w:tentative="1">
@@ -25627,7 +25631,7 @@
         <w:ind w:left="2869" w:hanging="360"/>
       </w:pPr>
       <w:rPr>
-        <w:rFonts w:hint="default" w:ascii="Wingdings" w:hAnsi="Wingdings"/>
+        <w:rFonts w:ascii="Wingdings" w:hAnsi="Wingdings" w:hint="default"/>
       </w:rPr>
     </w:lvl>
     <w:lvl w:ilvl="3" w:tplc="04090001" w:tentative="1">
@@ -25639,7 +25643,7 @@
         <w:ind w:left="3589" w:hanging="360"/>
       </w:pPr>
       <w:rPr>
-        <w:rFonts w:hint="default" w:ascii="Symbol" w:hAnsi="Symbol"/>
+        <w:rFonts w:ascii="Symbol" w:hAnsi="Symbol" w:hint="default"/>
       </w:rPr>
     </w:lvl>
     <w:lvl w:ilvl="4" w:tplc="04090003" w:tentative="1">
@@ -25651,7 +25655,7 @@
         <w:ind w:left="4309" w:hanging="360"/>
       </w:pPr>
       <w:rPr>
-        <w:rFonts w:hint="default" w:ascii="Courier New" w:hAnsi="Courier New" w:cs="Courier New"/>
+        <w:rFonts w:ascii="Courier New" w:hAnsi="Courier New" w:cs="Courier New" w:hint="default"/>
       </w:rPr>
     </w:lvl>
     <w:lvl w:ilvl="5" w:tplc="04090005" w:tentative="1">
@@ -25663,7 +25667,7 @@
         <w:ind w:left="5029" w:hanging="360"/>
       </w:pPr>
       <w:rPr>
-        <w:rFonts w:hint="default" w:ascii="Wingdings" w:hAnsi="Wingdings"/>
+        <w:rFonts w:ascii="Wingdings" w:hAnsi="Wingdings" w:hint="default"/>
       </w:rPr>
     </w:lvl>
     <w:lvl w:ilvl="6" w:tplc="04090001" w:tentative="1">
@@ -25675,7 +25679,7 @@
         <w:ind w:left="5749" w:hanging="360"/>
       </w:pPr>
       <w:rPr>
-        <w:rFonts w:hint="default" w:ascii="Symbol" w:hAnsi="Symbol"/>
+        <w:rFonts w:ascii="Symbol" w:hAnsi="Symbol" w:hint="default"/>
       </w:rPr>
     </w:lvl>
     <w:lvl w:ilvl="7" w:tplc="04090003" w:tentative="1">
@@ -25687,7 +25691,7 @@
         <w:ind w:left="6469" w:hanging="360"/>
       </w:pPr>
       <w:rPr>
-        <w:rFonts w:hint="default" w:ascii="Courier New" w:hAnsi="Courier New" w:cs="Courier New"/>
+        <w:rFonts w:ascii="Courier New" w:hAnsi="Courier New" w:cs="Courier New" w:hint="default"/>
       </w:rPr>
     </w:lvl>
     <w:lvl w:ilvl="8" w:tplc="04090005" w:tentative="1">
@@ -25699,7 +25703,7 @@
         <w:ind w:left="7189" w:hanging="360"/>
       </w:pPr>
       <w:rPr>
-        <w:rFonts w:hint="default" w:ascii="Wingdings" w:hAnsi="Wingdings"/>
+        <w:rFonts w:ascii="Wingdings" w:hAnsi="Wingdings" w:hint="default"/>
       </w:rPr>
     </w:lvl>
   </w:abstractNum>
@@ -25716,7 +25720,7 @@
         <w:ind w:left="1429" w:hanging="360"/>
       </w:pPr>
       <w:rPr>
-        <w:rFonts w:hint="default" w:ascii="Symbol" w:hAnsi="Symbol"/>
+        <w:rFonts w:ascii="Symbol" w:hAnsi="Symbol" w:hint="default"/>
       </w:rPr>
     </w:lvl>
     <w:lvl w:ilvl="1" w:tplc="04090003" w:tentative="1">
@@ -25728,7 +25732,7 @@
         <w:ind w:left="2149" w:hanging="360"/>
       </w:pPr>
       <w:rPr>
-        <w:rFonts w:hint="default" w:ascii="Courier New" w:hAnsi="Courier New" w:cs="Courier New"/>
+        <w:rFonts w:ascii="Courier New" w:hAnsi="Courier New" w:cs="Courier New" w:hint="default"/>
       </w:rPr>
     </w:lvl>
     <w:lvl w:ilvl="2" w:tplc="04090005" w:tentative="1">
@@ -25740,7 +25744,7 @@
         <w:ind w:left="2869" w:hanging="360"/>
       </w:pPr>
       <w:rPr>
-        <w:rFonts w:hint="default" w:ascii="Wingdings" w:hAnsi="Wingdings"/>
+        <w:rFonts w:ascii="Wingdings" w:hAnsi="Wingdings" w:hint="default"/>
       </w:rPr>
     </w:lvl>
     <w:lvl w:ilvl="3" w:tplc="04090001" w:tentative="1">
@@ -25752,7 +25756,7 @@
         <w:ind w:left="3589" w:hanging="360"/>
       </w:pPr>
       <w:rPr>
-        <w:rFonts w:hint="default" w:ascii="Symbol" w:hAnsi="Symbol"/>
+        <w:rFonts w:ascii="Symbol" w:hAnsi="Symbol" w:hint="default"/>
       </w:rPr>
     </w:lvl>
     <w:lvl w:ilvl="4" w:tplc="04090003" w:tentative="1">
@@ -25764,7 +25768,7 @@
         <w:ind w:left="4309" w:hanging="360"/>
       </w:pPr>
       <w:rPr>
-        <w:rFonts w:hint="default" w:ascii="Courier New" w:hAnsi="Courier New" w:cs="Courier New"/>
+        <w:rFonts w:ascii="Courier New" w:hAnsi="Courier New" w:cs="Courier New" w:hint="default"/>
       </w:rPr>
     </w:lvl>
     <w:lvl w:ilvl="5" w:tplc="04090005" w:tentative="1">
@@ -25776,7 +25780,7 @@
         <w:ind w:left="5029" w:hanging="360"/>
       </w:pPr>
       <w:rPr>
-        <w:rFonts w:hint="default" w:ascii="Wingdings" w:hAnsi="Wingdings"/>
+        <w:rFonts w:ascii="Wingdings" w:hAnsi="Wingdings" w:hint="default"/>
       </w:rPr>
     </w:lvl>
     <w:lvl w:ilvl="6" w:tplc="04090001" w:tentative="1">
@@ -25788,7 +25792,7 @@
         <w:ind w:left="5749" w:hanging="360"/>
       </w:pPr>
       <w:rPr>
-        <w:rFonts w:hint="default" w:ascii="Symbol" w:hAnsi="Symbol"/>
+        <w:rFonts w:ascii="Symbol" w:hAnsi="Symbol" w:hint="default"/>
       </w:rPr>
     </w:lvl>
     <w:lvl w:ilvl="7" w:tplc="04090003" w:tentative="1">
@@ -25800,7 +25804,7 @@
         <w:ind w:left="6469" w:hanging="360"/>
       </w:pPr>
       <w:rPr>
-        <w:rFonts w:hint="default" w:ascii="Courier New" w:hAnsi="Courier New" w:cs="Courier New"/>
+        <w:rFonts w:ascii="Courier New" w:hAnsi="Courier New" w:cs="Courier New" w:hint="default"/>
       </w:rPr>
     </w:lvl>
     <w:lvl w:ilvl="8" w:tplc="04090005" w:tentative="1">
@@ -25812,194 +25816,194 @@
         <w:ind w:left="7189" w:hanging="360"/>
       </w:pPr>
       <w:rPr>
-        <w:rFonts w:hint="default" w:ascii="Wingdings" w:hAnsi="Wingdings"/>
+        <w:rFonts w:ascii="Wingdings" w:hAnsi="Wingdings" w:hint="default"/>
       </w:rPr>
     </w:lvl>
   </w:abstractNum>
-  <w:num w:numId="1" w16cid:durableId="2020353829">
+  <w:num w:numId="1">
     <w:abstractNumId w:val="0"/>
   </w:num>
-  <w:num w:numId="2" w16cid:durableId="1539858621">
+  <w:num w:numId="2">
     <w:abstractNumId w:val="22"/>
   </w:num>
-  <w:num w:numId="3" w16cid:durableId="1505322053">
+  <w:num w:numId="3">
     <w:abstractNumId w:val="41"/>
   </w:num>
-  <w:num w:numId="4" w16cid:durableId="1168011682">
+  <w:num w:numId="4">
     <w:abstractNumId w:val="32"/>
   </w:num>
-  <w:num w:numId="5" w16cid:durableId="1784224407">
+  <w:num w:numId="5">
     <w:abstractNumId w:val="35"/>
   </w:num>
-  <w:num w:numId="6" w16cid:durableId="1042024769">
+  <w:num w:numId="6">
     <w:abstractNumId w:val="55"/>
   </w:num>
-  <w:num w:numId="7" w16cid:durableId="1500657711">
+  <w:num w:numId="7">
     <w:abstractNumId w:val="46"/>
   </w:num>
-  <w:num w:numId="8" w16cid:durableId="140464979">
+  <w:num w:numId="8">
     <w:abstractNumId w:val="26"/>
   </w:num>
-  <w:num w:numId="9" w16cid:durableId="1571116514">
+  <w:num w:numId="9">
     <w:abstractNumId w:val="59"/>
   </w:num>
-  <w:num w:numId="10" w16cid:durableId="2101489942">
+  <w:num w:numId="10">
     <w:abstractNumId w:val="45"/>
   </w:num>
-  <w:num w:numId="11" w16cid:durableId="1059281438">
+  <w:num w:numId="11">
     <w:abstractNumId w:val="58"/>
   </w:num>
-  <w:num w:numId="12" w16cid:durableId="1926301811">
+  <w:num w:numId="12">
     <w:abstractNumId w:val="13"/>
   </w:num>
-  <w:num w:numId="13" w16cid:durableId="1592467506">
+  <w:num w:numId="13">
     <w:abstractNumId w:val="20"/>
   </w:num>
-  <w:num w:numId="14" w16cid:durableId="409238206">
+  <w:num w:numId="14">
     <w:abstractNumId w:val="11"/>
   </w:num>
-  <w:num w:numId="15" w16cid:durableId="1270549803">
+  <w:num w:numId="15">
     <w:abstractNumId w:val="56"/>
   </w:num>
-  <w:num w:numId="16" w16cid:durableId="185413818">
+  <w:num w:numId="16">
     <w:abstractNumId w:val="18"/>
   </w:num>
-  <w:num w:numId="17" w16cid:durableId="1771926046">
+  <w:num w:numId="17">
     <w:abstractNumId w:val="52"/>
   </w:num>
-  <w:num w:numId="18" w16cid:durableId="1919973167">
+  <w:num w:numId="18">
     <w:abstractNumId w:val="27"/>
   </w:num>
-  <w:num w:numId="19" w16cid:durableId="1102803192">
+  <w:num w:numId="19">
     <w:abstractNumId w:val="21"/>
   </w:num>
-  <w:num w:numId="20" w16cid:durableId="1808432455">
+  <w:num w:numId="20">
     <w:abstractNumId w:val="57"/>
   </w:num>
-  <w:num w:numId="21" w16cid:durableId="109515374">
+  <w:num w:numId="21">
     <w:abstractNumId w:val="29"/>
   </w:num>
-  <w:num w:numId="22" w16cid:durableId="2055689607">
+  <w:num w:numId="22">
     <w:abstractNumId w:val="61"/>
   </w:num>
-  <w:num w:numId="23" w16cid:durableId="1705015345">
+  <w:num w:numId="23">
     <w:abstractNumId w:val="39"/>
   </w:num>
-  <w:num w:numId="24" w16cid:durableId="2014843774">
+  <w:num w:numId="24">
     <w:abstractNumId w:val="38"/>
   </w:num>
-  <w:num w:numId="25" w16cid:durableId="980502895">
+  <w:num w:numId="25">
     <w:abstractNumId w:val="17"/>
   </w:num>
-  <w:num w:numId="26" w16cid:durableId="742096150">
+  <w:num w:numId="26">
     <w:abstractNumId w:val="28"/>
   </w:num>
-  <w:num w:numId="27" w16cid:durableId="1923756756">
+  <w:num w:numId="27">
     <w:abstractNumId w:val="5"/>
   </w:num>
-  <w:num w:numId="28" w16cid:durableId="1458838877">
+  <w:num w:numId="28">
     <w:abstractNumId w:val="24"/>
   </w:num>
-  <w:num w:numId="29" w16cid:durableId="2105371606">
+  <w:num w:numId="29">
     <w:abstractNumId w:val="12"/>
   </w:num>
-  <w:num w:numId="30" w16cid:durableId="858616550">
+  <w:num w:numId="30">
     <w:abstractNumId w:val="47"/>
   </w:num>
-  <w:num w:numId="31" w16cid:durableId="1928803117">
+  <w:num w:numId="31">
     <w:abstractNumId w:val="51"/>
   </w:num>
-  <w:num w:numId="32" w16cid:durableId="2000696846">
+  <w:num w:numId="32">
     <w:abstractNumId w:val="19"/>
   </w:num>
-  <w:num w:numId="33" w16cid:durableId="759719343">
+  <w:num w:numId="33">
     <w:abstractNumId w:val="1"/>
   </w:num>
-  <w:num w:numId="34" w16cid:durableId="412044103">
+  <w:num w:numId="34">
     <w:abstractNumId w:val="9"/>
   </w:num>
-  <w:num w:numId="35" w16cid:durableId="1470630852">
+  <w:num w:numId="35">
     <w:abstractNumId w:val="23"/>
   </w:num>
-  <w:num w:numId="36" w16cid:durableId="1995719226">
+  <w:num w:numId="36">
     <w:abstractNumId w:val="31"/>
   </w:num>
-  <w:num w:numId="37" w16cid:durableId="1455754868">
+  <w:num w:numId="37">
     <w:abstractNumId w:val="7"/>
   </w:num>
-  <w:num w:numId="38" w16cid:durableId="1891530346">
+  <w:num w:numId="38">
     <w:abstractNumId w:val="53"/>
   </w:num>
-  <w:num w:numId="39" w16cid:durableId="1079789791">
+  <w:num w:numId="39">
     <w:abstractNumId w:val="36"/>
   </w:num>
-  <w:num w:numId="40" w16cid:durableId="2142723017">
+  <w:num w:numId="40">
     <w:abstractNumId w:val="48"/>
   </w:num>
-  <w:num w:numId="41" w16cid:durableId="1437680020">
+  <w:num w:numId="41">
     <w:abstractNumId w:val="2"/>
   </w:num>
-  <w:num w:numId="42" w16cid:durableId="496112065">
+  <w:num w:numId="42">
     <w:abstractNumId w:val="37"/>
   </w:num>
-  <w:num w:numId="43" w16cid:durableId="1893418073">
+  <w:num w:numId="43">
     <w:abstractNumId w:val="15"/>
   </w:num>
-  <w:num w:numId="44" w16cid:durableId="1600989614">
+  <w:num w:numId="44">
     <w:abstractNumId w:val="60"/>
   </w:num>
-  <w:num w:numId="45" w16cid:durableId="1664698652">
+  <w:num w:numId="45">
     <w:abstractNumId w:val="34"/>
   </w:num>
-  <w:num w:numId="46" w16cid:durableId="351273209">
+  <w:num w:numId="46">
     <w:abstractNumId w:val="8"/>
   </w:num>
-  <w:num w:numId="47" w16cid:durableId="788936868">
+  <w:num w:numId="47">
     <w:abstractNumId w:val="50"/>
   </w:num>
-  <w:num w:numId="48" w16cid:durableId="1777863876">
+  <w:num w:numId="48">
     <w:abstractNumId w:val="33"/>
   </w:num>
-  <w:num w:numId="49" w16cid:durableId="524052202">
+  <w:num w:numId="49">
     <w:abstractNumId w:val="6"/>
   </w:num>
-  <w:num w:numId="50" w16cid:durableId="1206718102">
+  <w:num w:numId="50">
     <w:abstractNumId w:val="4"/>
   </w:num>
-  <w:num w:numId="51" w16cid:durableId="1463307447">
+  <w:num w:numId="51">
     <w:abstractNumId w:val="44"/>
   </w:num>
-  <w:num w:numId="52" w16cid:durableId="1126697070">
+  <w:num w:numId="52">
     <w:abstractNumId w:val="49"/>
   </w:num>
-  <w:num w:numId="53" w16cid:durableId="1040205608">
+  <w:num w:numId="53">
     <w:abstractNumId w:val="25"/>
   </w:num>
-  <w:num w:numId="54" w16cid:durableId="1644039846">
+  <w:num w:numId="54">
     <w:abstractNumId w:val="10"/>
   </w:num>
-  <w:num w:numId="55" w16cid:durableId="929196129">
+  <w:num w:numId="55">
     <w:abstractNumId w:val="3"/>
   </w:num>
-  <w:num w:numId="56" w16cid:durableId="368142328">
+  <w:num w:numId="56">
     <w:abstractNumId w:val="16"/>
   </w:num>
-  <w:num w:numId="57" w16cid:durableId="185757148">
+  <w:num w:numId="57">
     <w:abstractNumId w:val="54"/>
   </w:num>
-  <w:num w:numId="58" w16cid:durableId="683441345">
+  <w:num w:numId="58">
     <w:abstractNumId w:val="30"/>
   </w:num>
-  <w:num w:numId="59" w16cid:durableId="674845890">
+  <w:num w:numId="59">
     <w:abstractNumId w:val="42"/>
   </w:num>
-  <w:num w:numId="60" w16cid:durableId="1054739255">
+  <w:num w:numId="60">
     <w:abstractNumId w:val="14"/>
   </w:num>
-  <w:num w:numId="61" w16cid:durableId="396368499">
+  <w:num w:numId="61">
     <w:abstractNumId w:val="43"/>
   </w:num>
-  <w:num w:numId="62" w16cid:durableId="183711736">
+  <w:num w:numId="62">
     <w:abstractNumId w:val="40"/>
   </w:num>
   <w:numIdMacAtCleanup w:val="62"/>
@@ -26007,11 +26011,11 @@
 </file>
 
 <file path=word/styles.xml><?xml version="1.0" encoding="utf-8"?>
-<w:styles xmlns:mc="http://schemas.openxmlformats.org/markup-compatibility/2006" xmlns:r="http://schemas.openxmlformats.org/officeDocument/2006/relationships" xmlns:w="http://schemas.openxmlformats.org/wordprocessingml/2006/main" xmlns:w14="http://schemas.microsoft.com/office/word/2010/wordml" xmlns:w15="http://schemas.microsoft.com/office/word/2012/wordml" xmlns:w16cex="http://schemas.microsoft.com/office/word/2018/wordml/cex" xmlns:w16cid="http://schemas.microsoft.com/office/word/2016/wordml/cid" xmlns:w16="http://schemas.microsoft.com/office/word/2018/wordml" xmlns:w16du="http://schemas.microsoft.com/office/word/2023/wordml/word16du" xmlns:w16sdtdh="http://schemas.microsoft.com/office/word/2020/wordml/sdtdatahash" xmlns:w16sdtfl="http://schemas.microsoft.com/office/word/2024/wordml/sdtformatlock" xmlns:w16se="http://schemas.microsoft.com/office/word/2015/wordml/symex" mc:Ignorable="w14 w15 w16se w16cid w16 w16cex w16sdtdh w16sdtfl w16du">
+<w:styles xmlns:mc="http://schemas.openxmlformats.org/markup-compatibility/2006" xmlns:r="http://schemas.openxmlformats.org/officeDocument/2006/relationships" xmlns:w="http://schemas.openxmlformats.org/wordprocessingml/2006/main" xmlns:w14="http://schemas.microsoft.com/office/word/2010/wordml" xmlns:w15="http://schemas.microsoft.com/office/word/2012/wordml" xmlns:w16cex="http://schemas.microsoft.com/office/word/2018/wordml/cex" xmlns:w16cid="http://schemas.microsoft.com/office/word/2016/wordml/cid" xmlns:w16="http://schemas.microsoft.com/office/word/2018/wordml" xmlns:w16sdtdh="http://schemas.microsoft.com/office/word/2020/wordml/sdtdatahash" xmlns:w16se="http://schemas.microsoft.com/office/word/2015/wordml/symex" mc:Ignorable="w14 w15 w16se w16cid w16 w16cex w16sdtdh">
   <w:docDefaults>
     <w:rPrDefault>
       <w:rPr>
-        <w:rFonts w:asciiTheme="minorHAnsi" w:hAnsiTheme="minorHAnsi" w:eastAsiaTheme="minorHAnsi" w:cstheme="minorBidi"/>
+        <w:rFonts w:asciiTheme="minorHAnsi" w:eastAsiaTheme="minorHAnsi" w:hAnsiTheme="minorHAnsi" w:cstheme="minorBidi"/>
         <w:kern w:val="2"/>
         <w:sz w:val="22"/>
         <w:szCs w:val="22"/>
@@ -26028,14 +26032,14 @@
   <w:latentStyles w:defLockedState="0" w:defUIPriority="99" w:defSemiHidden="0" w:defUnhideWhenUsed="0" w:defQFormat="0" w:count="376">
     <w:lsdException w:name="Normal" w:uiPriority="0" w:qFormat="1"/>
     <w:lsdException w:name="heading 1" w:uiPriority="9" w:qFormat="1"/>
-    <w:lsdException w:name="heading 2" w:uiPriority="9" w:semiHidden="1" w:unhideWhenUsed="1" w:qFormat="1"/>
-    <w:lsdException w:name="heading 3" w:uiPriority="9" w:semiHidden="1" w:unhideWhenUsed="1" w:qFormat="1"/>
-    <w:lsdException w:name="heading 4" w:uiPriority="9" w:semiHidden="1" w:unhideWhenUsed="1" w:qFormat="1"/>
-    <w:lsdException w:name="heading 5" w:uiPriority="9" w:semiHidden="1" w:unhideWhenUsed="1" w:qFormat="1"/>
-    <w:lsdException w:name="heading 6" w:uiPriority="9" w:semiHidden="1" w:unhideWhenUsed="1"/>
-    <w:lsdException w:name="heading 7" w:uiPriority="9" w:semiHidden="1" w:unhideWhenUsed="1" w:qFormat="1"/>
-    <w:lsdException w:name="heading 8" w:uiPriority="9" w:semiHidden="1" w:unhideWhenUsed="1" w:qFormat="1"/>
-    <w:lsdException w:name="heading 9" w:uiPriority="9" w:semiHidden="1" w:unhideWhenUsed="1" w:qFormat="1"/>
+    <w:lsdException w:name="heading 2" w:semiHidden="1" w:uiPriority="9" w:unhideWhenUsed="1" w:qFormat="1"/>
+    <w:lsdException w:name="heading 3" w:semiHidden="1" w:uiPriority="9" w:unhideWhenUsed="1" w:qFormat="1"/>
+    <w:lsdException w:name="heading 4" w:semiHidden="1" w:uiPriority="9" w:unhideWhenUsed="1" w:qFormat="1"/>
+    <w:lsdException w:name="heading 5" w:semiHidden="1" w:uiPriority="9" w:unhideWhenUsed="1" w:qFormat="1"/>
+    <w:lsdException w:name="heading 6" w:semiHidden="1" w:uiPriority="9" w:unhideWhenUsed="1"/>
+    <w:lsdException w:name="heading 7" w:semiHidden="1" w:uiPriority="9" w:unhideWhenUsed="1" w:qFormat="1"/>
+    <w:lsdException w:name="heading 8" w:semiHidden="1" w:uiPriority="9" w:unhideWhenUsed="1" w:qFormat="1"/>
+    <w:lsdException w:name="heading 9" w:semiHidden="1" w:uiPriority="9" w:unhideWhenUsed="1" w:qFormat="1"/>
     <w:lsdException w:name="index 1" w:semiHidden="1" w:unhideWhenUsed="1"/>
     <w:lsdException w:name="index 2" w:semiHidden="1" w:unhideWhenUsed="1"/>
     <w:lsdException w:name="index 3" w:semiHidden="1" w:unhideWhenUsed="1"/>
@@ -26045,22 +26049,22 @@
     <w:lsdException w:name="index 7" w:semiHidden="1" w:unhideWhenUsed="1"/>
     <w:lsdException w:name="index 8" w:semiHidden="1" w:unhideWhenUsed="1"/>
     <w:lsdException w:name="index 9" w:semiHidden="1" w:unhideWhenUsed="1"/>
-    <w:lsdException w:name="toc 1" w:uiPriority="39" w:semiHidden="1" w:unhideWhenUsed="1"/>
-    <w:lsdException w:name="toc 2" w:uiPriority="39" w:semiHidden="1" w:unhideWhenUsed="1"/>
-    <w:lsdException w:name="toc 3" w:uiPriority="39" w:semiHidden="1" w:unhideWhenUsed="1"/>
-    <w:lsdException w:name="toc 4" w:uiPriority="39" w:semiHidden="1" w:unhideWhenUsed="1"/>
-    <w:lsdException w:name="toc 5" w:uiPriority="39" w:semiHidden="1" w:unhideWhenUsed="1"/>
-    <w:lsdException w:name="toc 6" w:uiPriority="39" w:semiHidden="1" w:unhideWhenUsed="1"/>
-    <w:lsdException w:name="toc 7" w:uiPriority="39" w:semiHidden="1" w:unhideWhenUsed="1"/>
-    <w:lsdException w:name="toc 8" w:uiPriority="39" w:semiHidden="1" w:unhideWhenUsed="1"/>
-    <w:lsdException w:name="toc 9" w:uiPriority="39" w:semiHidden="1" w:unhideWhenUsed="1"/>
+    <w:lsdException w:name="toc 1" w:semiHidden="1" w:uiPriority="39" w:unhideWhenUsed="1"/>
+    <w:lsdException w:name="toc 2" w:semiHidden="1" w:uiPriority="39" w:unhideWhenUsed="1"/>
+    <w:lsdException w:name="toc 3" w:semiHidden="1" w:uiPriority="39" w:unhideWhenUsed="1"/>
+    <w:lsdException w:name="toc 4" w:semiHidden="1" w:uiPriority="39" w:unhideWhenUsed="1"/>
+    <w:lsdException w:name="toc 5" w:semiHidden="1" w:uiPriority="39" w:unhideWhenUsed="1"/>
+    <w:lsdException w:name="toc 6" w:semiHidden="1" w:uiPriority="39" w:unhideWhenUsed="1"/>
+    <w:lsdException w:name="toc 7" w:semiHidden="1" w:uiPriority="39" w:unhideWhenUsed="1"/>
+    <w:lsdException w:name="toc 8" w:semiHidden="1" w:uiPriority="39" w:unhideWhenUsed="1"/>
+    <w:lsdException w:name="toc 9" w:semiHidden="1" w:uiPriority="39" w:unhideWhenUsed="1"/>
     <w:lsdException w:name="Normal Indent" w:semiHidden="1" w:unhideWhenUsed="1"/>
     <w:lsdException w:name="footnote text" w:semiHidden="1" w:unhideWhenUsed="1"/>
     <w:lsdException w:name="annotation text" w:semiHidden="1" w:unhideWhenUsed="1"/>
     <w:lsdException w:name="header" w:semiHidden="1" w:unhideWhenUsed="1"/>
     <w:lsdException w:name="footer" w:semiHidden="1" w:unhideWhenUsed="1"/>
     <w:lsdException w:name="index heading" w:semiHidden="1" w:unhideWhenUsed="1"/>
-    <w:lsdException w:name="caption" w:uiPriority="35" w:semiHidden="1" w:unhideWhenUsed="1" w:qFormat="1"/>
+    <w:lsdException w:name="caption" w:semiHidden="1" w:uiPriority="35" w:unhideWhenUsed="1" w:qFormat="1"/>
     <w:lsdException w:name="table of figures" w:semiHidden="1" w:unhideWhenUsed="1"/>
     <w:lsdException w:name="envelope address" w:semiHidden="1" w:unhideWhenUsed="1"/>
     <w:lsdException w:name="envelope return" w:semiHidden="1" w:unhideWhenUsed="1"/>
@@ -26091,7 +26095,7 @@
     <w:lsdException w:name="Title" w:uiPriority="10" w:qFormat="1"/>
     <w:lsdException w:name="Closing" w:semiHidden="1" w:unhideWhenUsed="1"/>
     <w:lsdException w:name="Signature" w:semiHidden="1" w:unhideWhenUsed="1"/>
-    <w:lsdException w:name="Default Paragraph Font" w:uiPriority="1" w:semiHidden="1" w:unhideWhenUsed="1"/>
+    <w:lsdException w:name="Default Paragraph Font" w:semiHidden="1" w:uiPriority="1" w:unhideWhenUsed="1"/>
     <w:lsdException w:name="Body Text" w:semiHidden="1" w:unhideWhenUsed="1"/>
     <w:lsdException w:name="Body Text Indent" w:semiHidden="1" w:unhideWhenUsed="1"/>
     <w:lsdException w:name="List Continue" w:semiHidden="1" w:unhideWhenUsed="1"/>
@@ -26291,8 +26295,8 @@
     <w:lsdException w:name="Subtle Reference" w:uiPriority="31" w:qFormat="1"/>
     <w:lsdException w:name="Intense Reference" w:uiPriority="32" w:qFormat="1"/>
     <w:lsdException w:name="Book Title" w:uiPriority="33" w:qFormat="1"/>
-    <w:lsdException w:name="Bibliography" w:uiPriority="37" w:semiHidden="1" w:unhideWhenUsed="1"/>
-    <w:lsdException w:name="TOC Heading" w:uiPriority="39" w:semiHidden="1" w:unhideWhenUsed="1" w:qFormat="1"/>
+    <w:lsdException w:name="Bibliography" w:semiHidden="1" w:uiPriority="37" w:unhideWhenUsed="1"/>
+    <w:lsdException w:name="TOC Heading" w:semiHidden="1" w:uiPriority="39" w:unhideWhenUsed="1" w:qFormat="1"/>
     <w:lsdException w:name="Plain Table 1" w:uiPriority="41"/>
     <w:lsdException w:name="Plain Table 2" w:uiPriority="42"/>
     <w:lsdException w:name="Plain Table 3" w:uiPriority="43"/>
@@ -26403,7 +26407,7 @@
     <w:lsdException w:name="Unresolved Mention" w:semiHidden="1" w:unhideWhenUsed="1"/>
     <w:lsdException w:name="Smart Link" w:semiHidden="1" w:unhideWhenUsed="1"/>
   </w:latentStyles>
-  <w:style w:type="paragraph" w:styleId="Normal" w:default="1">
+  <w:style w:type="paragraph" w:default="1" w:styleId="Normal">
     <w:name w:val="Normal"/>
     <w:qFormat/>
     <w:rsid w:val="001B0577"/>
@@ -26433,7 +26437,7 @@
       <w:outlineLvl w:val="0"/>
     </w:pPr>
     <w:rPr>
-      <w:rFonts w:ascii="Calibri" w:hAnsi="Calibri" w:eastAsia="Times New Roman" w:cs="Times New Roman (Títulos en alf"/>
+      <w:rFonts w:ascii="Calibri" w:eastAsia="Times New Roman" w:hAnsi="Calibri" w:cs="Times New Roman (Títulos en alf"/>
       <w:b/>
       <w:color w:val="000000" w:themeColor="text1"/>
       <w:kern w:val="0"/>
@@ -26464,7 +26468,7 @@
       <w:outlineLvl w:val="1"/>
     </w:pPr>
     <w:rPr>
-      <w:rFonts w:ascii="Calibri" w:hAnsi="Calibri" w:eastAsiaTheme="majorEastAsia" w:cstheme="majorBidi"/>
+      <w:rFonts w:ascii="Calibri" w:eastAsiaTheme="majorEastAsia" w:hAnsi="Calibri" w:cstheme="majorBidi"/>
       <w:b/>
       <w:color w:val="000000" w:themeColor="text1"/>
       <w:kern w:val="0"/>
@@ -26563,19 +26567,19 @@
       <w:outlineLvl w:val="6"/>
     </w:pPr>
     <w:rPr>
-      <w:rFonts w:asciiTheme="majorHAnsi" w:hAnsiTheme="majorHAnsi" w:eastAsiaTheme="majorEastAsia" w:cstheme="majorBidi"/>
+      <w:rFonts w:asciiTheme="majorHAnsi" w:eastAsiaTheme="majorEastAsia" w:hAnsiTheme="majorHAnsi" w:cstheme="majorBidi"/>
       <w:i/>
       <w:iCs/>
       <w:color w:val="1F3763" w:themeColor="accent1" w:themeShade="7F"/>
     </w:rPr>
   </w:style>
-  <w:style w:type="character" w:styleId="Fuentedeprrafopredeter" w:default="1">
+  <w:style w:type="character" w:default="1" w:styleId="Fuentedeprrafopredeter">
     <w:name w:val="Default Paragraph Font"/>
     <w:uiPriority w:val="1"/>
     <w:semiHidden/>
     <w:unhideWhenUsed/>
   </w:style>
-  <w:style w:type="table" w:styleId="Tablanormal" w:default="1">
+  <w:style w:type="table" w:default="1" w:styleId="Tablanormal">
     <w:name w:val="Normal Table"/>
     <w:uiPriority w:val="99"/>
     <w:semiHidden/>
@@ -26590,7 +26594,7 @@
       </w:tblCellMar>
     </w:tblPr>
   </w:style>
-  <w:style w:type="numbering" w:styleId="Sinlista" w:default="1">
+  <w:style w:type="numbering" w:default="1" w:styleId="Sinlista">
     <w:name w:val="No List"/>
     <w:uiPriority w:val="99"/>
     <w:semiHidden/>
@@ -26607,7 +26611,7 @@
       <w:contextualSpacing/>
     </w:pPr>
   </w:style>
-  <w:style w:type="paragraph" w:styleId="TituloPortada" w:customStyle="1">
+  <w:style w:type="paragraph" w:customStyle="1" w:styleId="TituloPortada">
     <w:name w:val="Titulo Portada"/>
     <w:basedOn w:val="Normal"/>
     <w:rsid w:val="00C407C1"/>
@@ -26621,14 +26625,14 @@
       <w:lang w:val="es-419"/>
     </w:rPr>
   </w:style>
-  <w:style w:type="character" w:styleId="Ttulo1Car" w:customStyle="1">
+  <w:style w:type="character" w:customStyle="1" w:styleId="Ttulo1Car">
     <w:name w:val="Título 1 Car"/>
     <w:basedOn w:val="Fuentedeprrafopredeter"/>
     <w:link w:val="Ttulo1"/>
     <w:uiPriority w:val="9"/>
     <w:rsid w:val="003574CB"/>
     <w:rPr>
-      <w:rFonts w:ascii="Calibri" w:hAnsi="Calibri" w:eastAsia="Times New Roman" w:cs="Times New Roman (Títulos en alf"/>
+      <w:rFonts w:ascii="Calibri" w:eastAsia="Times New Roman" w:hAnsi="Calibri" w:cs="Times New Roman (Títulos en alf"/>
       <w:b/>
       <w:color w:val="000000" w:themeColor="text1"/>
       <w:spacing w:val="-10"/>
@@ -26640,14 +26644,14 @@
       <w14:ligatures w14:val="none"/>
     </w:rPr>
   </w:style>
-  <w:style w:type="character" w:styleId="Ttulo2Car" w:customStyle="1">
+  <w:style w:type="character" w:customStyle="1" w:styleId="Ttulo2Car">
     <w:name w:val="Título 2 Car"/>
     <w:basedOn w:val="Fuentedeprrafopredeter"/>
     <w:link w:val="Ttulo2"/>
     <w:uiPriority w:val="9"/>
     <w:rsid w:val="0064331C"/>
     <w:rPr>
-      <w:rFonts w:ascii="Calibri" w:hAnsi="Calibri" w:eastAsiaTheme="majorEastAsia" w:cstheme="majorBidi"/>
+      <w:rFonts w:ascii="Calibri" w:eastAsiaTheme="majorEastAsia" w:hAnsi="Calibri" w:cstheme="majorBidi"/>
       <w:b/>
       <w:color w:val="000000" w:themeColor="text1"/>
       <w:kern w:val="0"/>
@@ -26657,14 +26661,14 @@
       <w14:ligatures w14:val="none"/>
     </w:rPr>
   </w:style>
-  <w:style w:type="character" w:styleId="Ttulo3Car" w:customStyle="1">
+  <w:style w:type="character" w:customStyle="1" w:styleId="Ttulo3Car">
     <w:name w:val="Título 3 Car"/>
     <w:basedOn w:val="Fuentedeprrafopredeter"/>
     <w:link w:val="Ttulo3"/>
     <w:uiPriority w:val="9"/>
     <w:rsid w:val="00F014CE"/>
     <w:rPr>
-      <w:rFonts w:ascii="Calibri" w:hAnsi="Calibri" w:eastAsiaTheme="majorEastAsia" w:cstheme="majorBidi"/>
+      <w:rFonts w:ascii="Calibri" w:eastAsiaTheme="majorEastAsia" w:hAnsi="Calibri" w:cstheme="majorBidi"/>
       <w:b/>
       <w:iCs/>
       <w:color w:val="000000" w:themeColor="text1"/>
@@ -26694,7 +26698,7 @@
       <w14:ligatures w14:val="none"/>
     </w:rPr>
   </w:style>
-  <w:style w:type="character" w:styleId="Extranjerismo" w:customStyle="1">
+  <w:style w:type="character" w:customStyle="1" w:styleId="Extranjerismo">
     <w:name w:val="Extranjerismo"/>
     <w:basedOn w:val="Fuentedeprrafopredeter"/>
     <w:uiPriority w:val="1"/>
@@ -26705,7 +26709,7 @@
       <w:lang w:val="en-US"/>
     </w:rPr>
   </w:style>
-  <w:style w:type="paragraph" w:styleId="Figura" w:customStyle="1">
+  <w:style w:type="paragraph" w:customStyle="1" w:styleId="Figura">
     <w:name w:val="Figura"/>
     <w:basedOn w:val="Normal"/>
     <w:next w:val="Normal"/>
@@ -26731,7 +26735,7 @@
       <w14:ligatures w14:val="none"/>
     </w:rPr>
   </w:style>
-  <w:style w:type="character" w:styleId="FiguraCar" w:customStyle="1">
+  <w:style w:type="character" w:customStyle="1" w:styleId="FiguraCar">
     <w:name w:val="Figura Car"/>
     <w:basedOn w:val="Fuentedeprrafopredeter"/>
     <w:link w:val="Figura"/>
@@ -26746,14 +26750,14 @@
       <w14:ligatures w14:val="none"/>
     </w:rPr>
   </w:style>
-  <w:style w:type="character" w:styleId="Ttulo4Car" w:customStyle="1">
+  <w:style w:type="character" w:customStyle="1" w:styleId="Ttulo4Car">
     <w:name w:val="Título 4 Car"/>
     <w:basedOn w:val="Fuentedeprrafopredeter"/>
     <w:link w:val="Ttulo4"/>
     <w:uiPriority w:val="9"/>
     <w:rsid w:val="001B57A6"/>
     <w:rPr>
-      <w:rFonts w:ascii="Calibri" w:hAnsi="Calibri" w:eastAsiaTheme="majorEastAsia" w:cstheme="majorBidi"/>
+      <w:rFonts w:ascii="Calibri" w:eastAsiaTheme="majorEastAsia" w:hAnsi="Calibri" w:cstheme="majorBidi"/>
       <w:b/>
       <w:color w:val="000000" w:themeColor="text1"/>
       <w:kern w:val="0"/>
@@ -26763,14 +26767,14 @@
       <w14:ligatures w14:val="none"/>
     </w:rPr>
   </w:style>
-  <w:style w:type="character" w:styleId="Ttulo5Car" w:customStyle="1">
+  <w:style w:type="character" w:customStyle="1" w:styleId="Ttulo5Car">
     <w:name w:val="Título 5 Car"/>
     <w:basedOn w:val="Fuentedeprrafopredeter"/>
     <w:link w:val="Ttulo5"/>
     <w:uiPriority w:val="9"/>
     <w:rsid w:val="00746AD1"/>
     <w:rPr>
-      <w:rFonts w:ascii="Calibri" w:hAnsi="Calibri" w:eastAsiaTheme="majorEastAsia" w:cstheme="majorBidi"/>
+      <w:rFonts w:ascii="Calibri" w:eastAsiaTheme="majorEastAsia" w:hAnsi="Calibri" w:cstheme="majorBidi"/>
       <w:b/>
       <w:color w:val="000000" w:themeColor="text1"/>
       <w:kern w:val="0"/>
@@ -26780,7 +26784,7 @@
       <w14:ligatures w14:val="none"/>
     </w:rPr>
   </w:style>
-  <w:style w:type="paragraph" w:styleId="Tabla" w:customStyle="1">
+  <w:style w:type="paragraph" w:customStyle="1" w:styleId="Tabla">
     <w:name w:val="Tabla"/>
     <w:basedOn w:val="Normal"/>
     <w:next w:val="Normal"/>
@@ -26816,28 +26820,28 @@
       <w:contextualSpacing/>
     </w:pPr>
     <w:rPr>
-      <w:rFonts w:asciiTheme="majorHAnsi" w:hAnsiTheme="majorHAnsi" w:eastAsiaTheme="majorEastAsia" w:cstheme="majorBidi"/>
+      <w:rFonts w:asciiTheme="majorHAnsi" w:eastAsiaTheme="majorEastAsia" w:hAnsiTheme="majorHAnsi" w:cstheme="majorBidi"/>
       <w:spacing w:val="-10"/>
       <w:kern w:val="28"/>
       <w:sz w:val="56"/>
       <w:szCs w:val="56"/>
     </w:rPr>
   </w:style>
-  <w:style w:type="character" w:styleId="TtuloCar" w:customStyle="1">
+  <w:style w:type="character" w:customStyle="1" w:styleId="TtuloCar">
     <w:name w:val="Título Car"/>
     <w:basedOn w:val="Fuentedeprrafopredeter"/>
     <w:link w:val="Ttulo"/>
     <w:uiPriority w:val="10"/>
     <w:rsid w:val="00590D20"/>
     <w:rPr>
-      <w:rFonts w:asciiTheme="majorHAnsi" w:hAnsiTheme="majorHAnsi" w:eastAsiaTheme="majorEastAsia" w:cstheme="majorBidi"/>
+      <w:rFonts w:asciiTheme="majorHAnsi" w:eastAsiaTheme="majorEastAsia" w:hAnsiTheme="majorHAnsi" w:cstheme="majorBidi"/>
       <w:spacing w:val="-10"/>
       <w:kern w:val="28"/>
       <w:sz w:val="56"/>
       <w:szCs w:val="56"/>
     </w:rPr>
   </w:style>
-  <w:style w:type="character" w:styleId="TablaCar" w:customStyle="1">
+  <w:style w:type="character" w:customStyle="1" w:styleId="TablaCar">
     <w:name w:val="Tabla Car"/>
     <w:basedOn w:val="Fuentedeprrafopredeter"/>
     <w:link w:val="Tabla"/>
@@ -26852,7 +26856,7 @@
       <w14:ligatures w14:val="none"/>
     </w:rPr>
   </w:style>
-  <w:style w:type="table" w:styleId="SENA" w:customStyle="1">
+  <w:style w:type="table" w:customStyle="1" w:styleId="SENA">
     <w:name w:val="SENA"/>
     <w:basedOn w:val="Tablanormal"/>
     <w:uiPriority w:val="99"/>
@@ -26869,18 +26873,18 @@
     <w:tblPr>
       <w:tblStyleRowBandSize w:val="1"/>
       <w:tblBorders>
-        <w:top w:val="single" w:color="D9D9D9" w:themeColor="background1" w:themeShade="D9" w:sz="4" w:space="0"/>
-        <w:left w:val="single" w:color="D9D9D9" w:themeColor="background1" w:themeShade="D9" w:sz="4" w:space="0"/>
-        <w:bottom w:val="single" w:color="D9D9D9" w:themeColor="background1" w:themeShade="D9" w:sz="4" w:space="0"/>
-        <w:right w:val="single" w:color="D9D9D9" w:themeColor="background1" w:themeShade="D9" w:sz="4" w:space="0"/>
-        <w:insideH w:val="single" w:color="D9D9D9" w:themeColor="background1" w:themeShade="D9" w:sz="4" w:space="0"/>
-        <w:insideV w:val="single" w:color="D9D9D9" w:themeColor="background1" w:themeShade="D9" w:sz="4" w:space="0"/>
+        <w:top w:val="single" w:sz="4" w:space="0" w:color="D9D9D9" w:themeColor="background1" w:themeShade="D9"/>
+        <w:left w:val="single" w:sz="4" w:space="0" w:color="D9D9D9" w:themeColor="background1" w:themeShade="D9"/>
+        <w:bottom w:val="single" w:sz="4" w:space="0" w:color="D9D9D9" w:themeColor="background1" w:themeShade="D9"/>
+        <w:right w:val="single" w:sz="4" w:space="0" w:color="D9D9D9" w:themeColor="background1" w:themeShade="D9"/>
+        <w:insideH w:val="single" w:sz="4" w:space="0" w:color="D9D9D9" w:themeColor="background1" w:themeShade="D9"/>
+        <w:insideV w:val="single" w:sz="4" w:space="0" w:color="D9D9D9" w:themeColor="background1" w:themeShade="D9"/>
       </w:tblBorders>
     </w:tblPr>
     <w:tblStylePr w:type="firstRow">
       <w:pPr>
         <w:wordWrap/>
-        <w:spacing w:before="120" w:beforeLines="0" w:beforeAutospacing="0" w:after="120" w:afterLines="0" w:afterAutospacing="0"/>
+        <w:spacing w:beforeLines="0" w:before="120" w:beforeAutospacing="0" w:afterLines="0" w:after="120" w:afterAutospacing="0"/>
       </w:pPr>
       <w:rPr>
         <w:b/>
@@ -26907,12 +26911,12 @@
     </w:pPr>
     <w:tblPr>
       <w:tblBorders>
-        <w:top w:val="single" w:color="auto" w:sz="4" w:space="0"/>
-        <w:left w:val="single" w:color="auto" w:sz="4" w:space="0"/>
-        <w:bottom w:val="single" w:color="auto" w:sz="4" w:space="0"/>
-        <w:right w:val="single" w:color="auto" w:sz="4" w:space="0"/>
-        <w:insideH w:val="single" w:color="auto" w:sz="4" w:space="0"/>
-        <w:insideV w:val="single" w:color="auto" w:sz="4" w:space="0"/>
+        <w:top w:val="single" w:sz="4" w:space="0" w:color="auto"/>
+        <w:left w:val="single" w:sz="4" w:space="0" w:color="auto"/>
+        <w:bottom w:val="single" w:sz="4" w:space="0" w:color="auto"/>
+        <w:right w:val="single" w:sz="4" w:space="0" w:color="auto"/>
+        <w:insideH w:val="single" w:sz="4" w:space="0" w:color="auto"/>
+        <w:insideV w:val="single" w:sz="4" w:space="0" w:color="auto"/>
       </w:tblBorders>
     </w:tblPr>
   </w:style>
@@ -26927,7 +26931,7 @@
       <w:u w:val="single"/>
     </w:rPr>
   </w:style>
-  <w:style w:type="paragraph" w:styleId="Video" w:customStyle="1">
+  <w:style w:type="paragraph" w:customStyle="1" w:styleId="Video">
     <w:name w:val="Video"/>
     <w:basedOn w:val="Normal"/>
     <w:next w:val="Normal"/>
@@ -26948,7 +26952,7 @@
       <w14:ligatures w14:val="none"/>
     </w:rPr>
   </w:style>
-  <w:style w:type="character" w:styleId="VideoCar" w:customStyle="1">
+  <w:style w:type="character" w:customStyle="1" w:styleId="VideoCar">
     <w:name w:val="Video Car"/>
     <w:basedOn w:val="Fuentedeprrafopredeter"/>
     <w:link w:val="Video"/>
@@ -26961,7 +26965,7 @@
       <w14:ligatures w14:val="none"/>
     </w:rPr>
   </w:style>
-  <w:style w:type="character" w:styleId="Mencinsinresolver1" w:customStyle="1">
+  <w:style w:type="character" w:customStyle="1" w:styleId="Mencinsinresolver1">
     <w:name w:val="Mención sin resolver1"/>
     <w:basedOn w:val="Fuentedeprrafopredeter"/>
     <w:uiPriority w:val="99"/>
@@ -26989,12 +26993,12 @@
       <w:tblStyleRowBandSize w:val="1"/>
       <w:tblStyleColBandSize w:val="1"/>
       <w:tblBorders>
-        <w:top w:val="single" w:color="C9C9C9" w:themeColor="accent3" w:themeTint="99" w:sz="4" w:space="0"/>
-        <w:left w:val="single" w:color="C9C9C9" w:themeColor="accent3" w:themeTint="99" w:sz="4" w:space="0"/>
-        <w:bottom w:val="single" w:color="C9C9C9" w:themeColor="accent3" w:themeTint="99" w:sz="4" w:space="0"/>
-        <w:right w:val="single" w:color="C9C9C9" w:themeColor="accent3" w:themeTint="99" w:sz="4" w:space="0"/>
-        <w:insideH w:val="single" w:color="C9C9C9" w:themeColor="accent3" w:themeTint="99" w:sz="4" w:space="0"/>
-        <w:insideV w:val="single" w:color="C9C9C9" w:themeColor="accent3" w:themeTint="99" w:sz="4" w:space="0"/>
+        <w:top w:val="single" w:sz="4" w:space="0" w:color="C9C9C9" w:themeColor="accent3" w:themeTint="99"/>
+        <w:left w:val="single" w:sz="4" w:space="0" w:color="C9C9C9" w:themeColor="accent3" w:themeTint="99"/>
+        <w:bottom w:val="single" w:sz="4" w:space="0" w:color="C9C9C9" w:themeColor="accent3" w:themeTint="99"/>
+        <w:right w:val="single" w:sz="4" w:space="0" w:color="C9C9C9" w:themeColor="accent3" w:themeTint="99"/>
+        <w:insideH w:val="single" w:sz="4" w:space="0" w:color="C9C9C9" w:themeColor="accent3" w:themeTint="99"/>
+        <w:insideV w:val="single" w:sz="4" w:space="0" w:color="C9C9C9" w:themeColor="accent3" w:themeTint="99"/>
       </w:tblBorders>
     </w:tblPr>
     <w:tblStylePr w:type="firstRow">
@@ -27006,10 +27010,10 @@
       <w:tblPr/>
       <w:tcPr>
         <w:tcBorders>
-          <w:top w:val="single" w:color="A5A5A5" w:themeColor="accent3" w:sz="4" w:space="0"/>
-          <w:left w:val="single" w:color="A5A5A5" w:themeColor="accent3" w:sz="4" w:space="0"/>
-          <w:bottom w:val="single" w:color="A5A5A5" w:themeColor="accent3" w:sz="4" w:space="0"/>
-          <w:right w:val="single" w:color="A5A5A5" w:themeColor="accent3" w:sz="4" w:space="0"/>
+          <w:top w:val="single" w:sz="4" w:space="0" w:color="A5A5A5" w:themeColor="accent3"/>
+          <w:left w:val="single" w:sz="4" w:space="0" w:color="A5A5A5" w:themeColor="accent3"/>
+          <w:bottom w:val="single" w:sz="4" w:space="0" w:color="A5A5A5" w:themeColor="accent3"/>
+          <w:right w:val="single" w:sz="4" w:space="0" w:color="A5A5A5" w:themeColor="accent3"/>
           <w:insideH w:val="nil"/>
           <w:insideV w:val="nil"/>
         </w:tcBorders>
@@ -27024,7 +27028,7 @@
       <w:tblPr/>
       <w:tcPr>
         <w:tcBorders>
-          <w:top w:val="double" w:color="A5A5A5" w:themeColor="accent3" w:sz="4" w:space="0"/>
+          <w:top w:val="double" w:sz="4" w:space="0" w:color="A5A5A5" w:themeColor="accent3"/>
         </w:tcBorders>
       </w:tcPr>
     </w:tblStylePr>
@@ -27053,7 +27057,7 @@
       </w:tcPr>
     </w:tblStylePr>
   </w:style>
-  <w:style w:type="paragraph" w:styleId="Tablas" w:customStyle="1">
+  <w:style w:type="paragraph" w:customStyle="1" w:styleId="Tablas">
     <w:name w:val="Tablas"/>
     <w:qFormat/>
     <w:rsid w:val="00CE2C4A"/>
@@ -27070,7 +27074,7 @@
       <w14:ligatures w14:val="none"/>
     </w:rPr>
   </w:style>
-  <w:style w:type="paragraph" w:styleId="TextoTablas" w:customStyle="1">
+  <w:style w:type="paragraph" w:customStyle="1" w:styleId="TextoTablas">
     <w:name w:val="Texto_Tablas"/>
     <w:basedOn w:val="Normal"/>
     <w:qFormat/>
@@ -27166,7 +27170,7 @@
       <w:spacing w:before="0" w:after="0" w:line="240" w:lineRule="auto"/>
     </w:pPr>
   </w:style>
-  <w:style w:type="character" w:styleId="EncabezadoCar" w:customStyle="1">
+  <w:style w:type="character" w:customStyle="1" w:styleId="EncabezadoCar">
     <w:name w:val="Encabezado Car"/>
     <w:basedOn w:val="Fuentedeprrafopredeter"/>
     <w:link w:val="Encabezado"/>
@@ -27191,7 +27195,7 @@
       <w:spacing w:before="0" w:after="0" w:line="240" w:lineRule="auto"/>
     </w:pPr>
   </w:style>
-  <w:style w:type="character" w:styleId="PiedepginaCar" w:customStyle="1">
+  <w:style w:type="character" w:customStyle="1" w:styleId="PiedepginaCar">
     <w:name w:val="Pie de página Car"/>
     <w:basedOn w:val="Fuentedeprrafopredeter"/>
     <w:link w:val="Piedepgina"/>
@@ -27201,14 +27205,14 @@
       <w:sz w:val="28"/>
     </w:rPr>
   </w:style>
-  <w:style w:type="character" w:styleId="Ttulo6Car" w:customStyle="1">
+  <w:style w:type="character" w:customStyle="1" w:styleId="Ttulo6Car">
     <w:name w:val="Título 6 Car"/>
     <w:basedOn w:val="Fuentedeprrafopredeter"/>
     <w:link w:val="Ttulo6"/>
     <w:uiPriority w:val="9"/>
     <w:rsid w:val="00C7377B"/>
     <w:rPr>
-      <w:rFonts w:ascii="Calibri" w:hAnsi="Calibri" w:eastAsiaTheme="majorEastAsia" w:cstheme="majorBidi"/>
+      <w:rFonts w:ascii="Calibri" w:eastAsiaTheme="majorEastAsia" w:hAnsi="Calibri" w:cstheme="majorBidi"/>
       <w:b/>
       <w:color w:val="000000" w:themeColor="text1"/>
       <w:kern w:val="0"/>
@@ -27218,7 +27222,7 @@
       <w14:ligatures w14:val="none"/>
     </w:rPr>
   </w:style>
-  <w:style w:type="paragraph" w:styleId="Titulosgenerales" w:customStyle="1">
+  <w:style w:type="paragraph" w:customStyle="1" w:styleId="Titulosgenerales">
     <w:name w:val="Titulos generales"/>
     <w:basedOn w:val="Ttulo1"/>
     <w:qFormat/>
@@ -27265,7 +27269,7 @@
       <w:color w:val="404040" w:themeColor="text1" w:themeTint="BF"/>
     </w:rPr>
   </w:style>
-  <w:style w:type="character" w:styleId="CitaCar" w:customStyle="1">
+  <w:style w:type="character" w:customStyle="1" w:styleId="CitaCar">
     <w:name w:val="Cita Car"/>
     <w:basedOn w:val="Fuentedeprrafopredeter"/>
     <w:link w:val="Cita"/>
@@ -27290,7 +27294,7 @@
       <w:ind w:firstLine="0"/>
     </w:pPr>
     <w:rPr>
-      <w:rFonts w:ascii="Times New Roman" w:hAnsi="Times New Roman" w:eastAsia="Times New Roman" w:cs="Times New Roman"/>
+      <w:rFonts w:ascii="Times New Roman" w:eastAsia="Times New Roman" w:hAnsi="Times New Roman" w:cs="Times New Roman"/>
       <w:kern w:val="0"/>
       <w:sz w:val="24"/>
       <w:szCs w:val="24"/>
@@ -27310,12 +27314,12 @@
       <w:tblStyleRowBandSize w:val="1"/>
       <w:tblStyleColBandSize w:val="1"/>
       <w:tblBorders>
-        <w:top w:val="single" w:color="999999" w:themeColor="text1" w:themeTint="66" w:sz="4" w:space="0"/>
-        <w:left w:val="single" w:color="999999" w:themeColor="text1" w:themeTint="66" w:sz="4" w:space="0"/>
-        <w:bottom w:val="single" w:color="999999" w:themeColor="text1" w:themeTint="66" w:sz="4" w:space="0"/>
-        <w:right w:val="single" w:color="999999" w:themeColor="text1" w:themeTint="66" w:sz="4" w:space="0"/>
-        <w:insideH w:val="single" w:color="999999" w:themeColor="text1" w:themeTint="66" w:sz="4" w:space="0"/>
-        <w:insideV w:val="single" w:color="999999" w:themeColor="text1" w:themeTint="66" w:sz="4" w:space="0"/>
+        <w:top w:val="single" w:sz="4" w:space="0" w:color="999999" w:themeColor="text1" w:themeTint="66"/>
+        <w:left w:val="single" w:sz="4" w:space="0" w:color="999999" w:themeColor="text1" w:themeTint="66"/>
+        <w:bottom w:val="single" w:sz="4" w:space="0" w:color="999999" w:themeColor="text1" w:themeTint="66"/>
+        <w:right w:val="single" w:sz="4" w:space="0" w:color="999999" w:themeColor="text1" w:themeTint="66"/>
+        <w:insideH w:val="single" w:sz="4" w:space="0" w:color="999999" w:themeColor="text1" w:themeTint="66"/>
+        <w:insideV w:val="single" w:sz="4" w:space="0" w:color="999999" w:themeColor="text1" w:themeTint="66"/>
       </w:tblBorders>
     </w:tblPr>
     <w:tblStylePr w:type="firstRow">
@@ -27326,7 +27330,7 @@
       <w:tblPr/>
       <w:tcPr>
         <w:tcBorders>
-          <w:bottom w:val="single" w:color="666666" w:themeColor="text1" w:themeTint="99" w:sz="12" w:space="0"/>
+          <w:bottom w:val="single" w:sz="12" w:space="0" w:color="666666" w:themeColor="text1" w:themeTint="99"/>
         </w:tcBorders>
       </w:tcPr>
     </w:tblStylePr>
@@ -27338,7 +27342,7 @@
       <w:tblPr/>
       <w:tcPr>
         <w:tcBorders>
-          <w:top w:val="double" w:color="666666" w:themeColor="text1" w:themeTint="99" w:sz="2" w:space="0"/>
+          <w:top w:val="double" w:sz="2" w:space="0" w:color="666666" w:themeColor="text1" w:themeTint="99"/>
         </w:tcBorders>
       </w:tcPr>
     </w:tblStylePr>
@@ -27355,7 +27359,7 @@
       </w:rPr>
     </w:tblStylePr>
   </w:style>
-  <w:style w:type="character" w:styleId="Fuerte">
+  <w:style w:type="character" w:styleId="Textoennegrita">
     <w:name w:val="Strong"/>
     <w:basedOn w:val="Fuentedeprrafopredeter"/>
     <w:uiPriority w:val="22"/>
@@ -27400,7 +27404,7 @@
       <w:sz w:val="22"/>
     </w:rPr>
   </w:style>
-  <w:style w:type="character" w:styleId="SubttuloCar" w:customStyle="1">
+  <w:style w:type="character" w:customStyle="1" w:styleId="SubttuloCar">
     <w:name w:val="Subtítulo Car"/>
     <w:basedOn w:val="Fuentedeprrafopredeter"/>
     <w:link w:val="Subttulo"/>
@@ -27412,14 +27416,14 @@
       <w:spacing w:val="15"/>
     </w:rPr>
   </w:style>
-  <w:style w:type="character" w:styleId="Ttulo7Car" w:customStyle="1">
+  <w:style w:type="character" w:customStyle="1" w:styleId="Ttulo7Car">
     <w:name w:val="Título 7 Car"/>
     <w:basedOn w:val="Fuentedeprrafopredeter"/>
     <w:link w:val="Ttulo7"/>
     <w:uiPriority w:val="9"/>
     <w:rsid w:val="001D4F8D"/>
     <w:rPr>
-      <w:rFonts w:asciiTheme="majorHAnsi" w:hAnsiTheme="majorHAnsi" w:eastAsiaTheme="majorEastAsia" w:cstheme="majorBidi"/>
+      <w:rFonts w:asciiTheme="majorHAnsi" w:eastAsiaTheme="majorEastAsia" w:hAnsiTheme="majorHAnsi" w:cstheme="majorBidi"/>
       <w:i/>
       <w:iCs/>
       <w:color w:val="1F3763" w:themeColor="accent1" w:themeShade="7F"/>
@@ -27439,7 +27443,7 @@
       <w:sz w:val="28"/>
     </w:rPr>
   </w:style>
-  <w:style w:type="numbering" w:styleId="SENALista" w:customStyle="1">
+  <w:style w:type="numbering" w:customStyle="1" w:styleId="SENALista">
     <w:name w:val="SENA_Lista"/>
     <w:uiPriority w:val="99"/>
     <w:rsid w:val="003574CB"/>
@@ -27449,7 +27453,7 @@
       </w:numPr>
     </w:pPr>
   </w:style>
-  <w:style w:type="table" w:styleId="SENA1" w:customStyle="1">
+  <w:style w:type="table" w:customStyle="1" w:styleId="SENA1">
     <w:name w:val="SENA1"/>
     <w:basedOn w:val="Tablanormal"/>
     <w:uiPriority w:val="99"/>
@@ -27466,18 +27470,18 @@
     <w:tblPr>
       <w:tblStyleRowBandSize w:val="1"/>
       <w:tblBorders>
-        <w:top w:val="single" w:color="D9D9D9" w:themeColor="background1" w:themeShade="D9" w:sz="4" w:space="0"/>
-        <w:left w:val="single" w:color="D9D9D9" w:themeColor="background1" w:themeShade="D9" w:sz="4" w:space="0"/>
-        <w:bottom w:val="single" w:color="D9D9D9" w:themeColor="background1" w:themeShade="D9" w:sz="4" w:space="0"/>
-        <w:right w:val="single" w:color="D9D9D9" w:themeColor="background1" w:themeShade="D9" w:sz="4" w:space="0"/>
-        <w:insideH w:val="single" w:color="D9D9D9" w:themeColor="background1" w:themeShade="D9" w:sz="4" w:space="0"/>
-        <w:insideV w:val="single" w:color="D9D9D9" w:themeColor="background1" w:themeShade="D9" w:sz="4" w:space="0"/>
+        <w:top w:val="single" w:sz="4" w:space="0" w:color="D9D9D9" w:themeColor="background1" w:themeShade="D9"/>
+        <w:left w:val="single" w:sz="4" w:space="0" w:color="D9D9D9" w:themeColor="background1" w:themeShade="D9"/>
+        <w:bottom w:val="single" w:sz="4" w:space="0" w:color="D9D9D9" w:themeColor="background1" w:themeShade="D9"/>
+        <w:right w:val="single" w:sz="4" w:space="0" w:color="D9D9D9" w:themeColor="background1" w:themeShade="D9"/>
+        <w:insideH w:val="single" w:sz="4" w:space="0" w:color="D9D9D9" w:themeColor="background1" w:themeShade="D9"/>
+        <w:insideV w:val="single" w:sz="4" w:space="0" w:color="D9D9D9" w:themeColor="background1" w:themeShade="D9"/>
       </w:tblBorders>
     </w:tblPr>
     <w:tblStylePr w:type="firstRow">
       <w:pPr>
         <w:wordWrap/>
-        <w:spacing w:before="120" w:beforeLines="0" w:beforeAutospacing="0" w:after="120" w:afterLines="0" w:afterAutospacing="0"/>
+        <w:spacing w:beforeLines="0" w:before="120" w:beforeAutospacing="0" w:afterLines="0" w:after="120" w:afterAutospacing="0"/>
       </w:pPr>
       <w:rPr>
         <w:b/>
@@ -27498,7 +27502,7 @@
 </file>
 
 <file path=word/theme/theme1.xml><?xml version="1.0" encoding="utf-8"?>
-<a:theme xmlns:a="http://schemas.openxmlformats.org/drawingml/2006/main" xmlns:thm15="http://schemas.microsoft.com/office/thememl/2012/main" name="Tema de Office">
+<a:theme xmlns:a="http://schemas.openxmlformats.org/drawingml/2006/main" name="Tema de Office">
   <a:themeElements>
     <a:clrScheme name="Office">
       <a:dk1>
@@ -27793,10 +27797,6 @@
 </file>
 
 <file path=customXml/item1.xml><?xml version="1.0" encoding="utf-8"?>
-<b:Sources xmlns:b="http://schemas.openxmlformats.org/officeDocument/2006/bibliography" xmlns="http://schemas.openxmlformats.org/officeDocument/2006/bibliography" SelectedStyle="\APASixthEditionOfficeOnline.xsl" StyleName="APA" Version="6"/>
-</file>
-
-<file path=customXml/item2.xml><?xml version="1.0" encoding="utf-8"?>
 <?mso-contentType ?>
 <FormTemplates xmlns="http://schemas.microsoft.com/sharepoint/v3/contenttype/forms">
   <Display>DocumentLibraryForm</Display>
@@ -27805,18 +27805,11 @@
 </FormTemplates>
 </file>
 
-<file path=customXml/item3.xml><?xml version="1.0" encoding="utf-8"?>
-<p:properties xmlns:p="http://schemas.microsoft.com/office/2006/metadata/properties" xmlns:xsi="http://www.w3.org/2001/XMLSchema-instance" xmlns:pc="http://schemas.microsoft.com/office/infopath/2007/PartnerControls">
-  <documentManagement>
-    <TaxCatchAll xmlns="13c90a0b-73bc-4dc0-be5f-28d77b615beb" xsi:nil="true"/>
-    <lcf76f155ced4ddcb4097134ff3c332f xmlns="13c93bba-48ce-428c-bfe5-88b42c19b028">
-      <Terms xmlns="http://schemas.microsoft.com/office/infopath/2007/PartnerControls"/>
-    </lcf76f155ced4ddcb4097134ff3c332f>
-  </documentManagement>
-</p:properties>
+<file path=customXml/item2.xml><?xml version="1.0" encoding="utf-8"?>
+<b:Sources xmlns:b="http://schemas.openxmlformats.org/officeDocument/2006/bibliography" xmlns="http://schemas.openxmlformats.org/officeDocument/2006/bibliography" SelectedStyle="\APASixthEditionOfficeOnline.xsl" StyleName="APA" Version="6"/>
 </file>
 
-<file path=customXml/item4.xml><?xml version="1.0" encoding="utf-8"?>
+<file path=customXml/item3.xml><?xml version="1.0" encoding="utf-8"?>
 <ct:contentTypeSchema xmlns:ct="http://schemas.microsoft.com/office/2006/metadata/contentType" xmlns:ma="http://schemas.microsoft.com/office/2006/metadata/properties/metaAttributes" ct:_="" ma:_="" ma:contentTypeName="Documento" ma:contentTypeID="0x0101006A81D6BD42E8DF4C91013959704817E1" ma:contentTypeVersion="15" ma:contentTypeDescription="Crear nuevo documento." ma:contentTypeScope="" ma:versionID="bf4f72ffd194f0963ff564daca6869f7">
   <xsd:schema xmlns:xsd="http://www.w3.org/2001/XMLSchema" xmlns:xs="http://www.w3.org/2001/XMLSchema" xmlns:p="http://schemas.microsoft.com/office/2006/metadata/properties" xmlns:ns2="13c90a0b-73bc-4dc0-be5f-28d77b615beb" xmlns:ns3="13c93bba-48ce-428c-bfe5-88b42c19b028" targetNamespace="http://schemas.microsoft.com/office/2006/metadata/properties" ma:root="true" ma:fieldsID="8718d6f4873a5b1392a45044efa78385" ns2:_="" ns3:_="">
     <xsd:import namespace="13c90a0b-73bc-4dc0-be5f-28d77b615beb"/>
@@ -28051,7 +28044,26 @@
 </ct:contentTypeSchema>
 </file>
 
+<file path=customXml/item4.xml><?xml version="1.0" encoding="utf-8"?>
+<p:properties xmlns:p="http://schemas.microsoft.com/office/2006/metadata/properties" xmlns:xsi="http://www.w3.org/2001/XMLSchema-instance" xmlns:pc="http://schemas.microsoft.com/office/infopath/2007/PartnerControls">
+  <documentManagement>
+    <TaxCatchAll xmlns="13c90a0b-73bc-4dc0-be5f-28d77b615beb" xsi:nil="true"/>
+    <lcf76f155ced4ddcb4097134ff3c332f xmlns="13c93bba-48ce-428c-bfe5-88b42c19b028">
+      <Terms xmlns="http://schemas.microsoft.com/office/infopath/2007/PartnerControls"/>
+    </lcf76f155ced4ddcb4097134ff3c332f>
+  </documentManagement>
+</p:properties>
+</file>
+
 <file path=customXml/itemProps1.xml><?xml version="1.0" encoding="utf-8"?>
+<ds:datastoreItem xmlns:ds="http://schemas.openxmlformats.org/officeDocument/2006/customXml" ds:itemID="{10663269-2064-4804-8290-36D4A57F5557}">
+  <ds:schemaRefs>
+    <ds:schemaRef ds:uri="http://schemas.microsoft.com/sharepoint/v3/contenttype/forms"/>
+  </ds:schemaRefs>
+</ds:datastoreItem>
+</file>
+
+<file path=customXml/itemProps2.xml><?xml version="1.0" encoding="utf-8"?>
 <ds:datastoreItem xmlns:ds="http://schemas.openxmlformats.org/officeDocument/2006/customXml" ds:itemID="{EAE431FD-7059-4C09-804B-C9D69EB7B213}">
   <ds:schemaRefs>
     <ds:schemaRef ds:uri="http://schemas.openxmlformats.org/officeDocument/2006/bibliography"/>
@@ -28059,26 +28071,7 @@
 </ds:datastoreItem>
 </file>
 
-<file path=customXml/itemProps2.xml><?xml version="1.0" encoding="utf-8"?>
-<ds:datastoreItem xmlns:ds="http://schemas.openxmlformats.org/officeDocument/2006/customXml" ds:itemID="{10663269-2064-4804-8290-36D4A57F5557}">
-  <ds:schemaRefs>
-    <ds:schemaRef ds:uri="http://schemas.microsoft.com/sharepoint/v3/contenttype/forms"/>
-  </ds:schemaRefs>
-</ds:datastoreItem>
-</file>
-
 <file path=customXml/itemProps3.xml><?xml version="1.0" encoding="utf-8"?>
-<ds:datastoreItem xmlns:ds="http://schemas.openxmlformats.org/officeDocument/2006/customXml" ds:itemID="{1279454D-02BE-4A9C-A117-DCD1573E2608}">
-  <ds:schemaRefs>
-    <ds:schemaRef ds:uri="http://schemas.microsoft.com/office/2006/metadata/properties"/>
-    <ds:schemaRef ds:uri="http://schemas.microsoft.com/office/infopath/2007/PartnerControls"/>
-    <ds:schemaRef ds:uri="13c90a0b-73bc-4dc0-be5f-28d77b615beb"/>
-    <ds:schemaRef ds:uri="13c93bba-48ce-428c-bfe5-88b42c19b028"/>
-  </ds:schemaRefs>
-</ds:datastoreItem>
-</file>
-
-<file path=customXml/itemProps4.xml><?xml version="1.0" encoding="utf-8"?>
 <ds:datastoreItem xmlns:ds="http://schemas.openxmlformats.org/officeDocument/2006/customXml" ds:itemID="{05DA2001-5BC2-4198-92EF-06CAC2A6CF62}">
   <ds:schemaRefs>
     <ds:schemaRef ds:uri="http://schemas.microsoft.com/office/2006/metadata/contentType"/>
@@ -28095,4 +28088,15 @@
     <ds:schemaRef ds:uri="http://schemas.microsoft.com/internal/obd"/>
   </ds:schemaRefs>
 </ds:datastoreItem>
+</file>
+
+<file path=customXml/itemProps4.xml><?xml version="1.0" encoding="utf-8"?>
+<ds:datastoreItem xmlns:ds="http://schemas.openxmlformats.org/officeDocument/2006/customXml" ds:itemID="{1279454D-02BE-4A9C-A117-DCD1573E2608}">
+  <ds:schemaRefs>
+    <ds:schemaRef ds:uri="http://schemas.microsoft.com/office/2006/metadata/properties"/>
+    <ds:schemaRef ds:uri="http://schemas.microsoft.com/office/infopath/2007/PartnerControls"/>
+    <ds:schemaRef ds:uri="13c90a0b-73bc-4dc0-be5f-28d77b615beb"/>
+    <ds:schemaRef ds:uri="13c93bba-48ce-428c-bfe5-88b42c19b028"/>
+  </ds:schemaRefs>
+</ds:datastoreItem>
 </file>